--- a/wi/running_tests.docx
+++ b/wi/running_tests.docx
@@ -1310,7 +1310,7 @@
         <w:rPr>
           <w:rStyle w:val="VerbatimChar"/>
         </w:rPr>
-        <w:t xml:space="preserve">2026-02-20 </w:t>
+        <w:t xml:space="preserve">2026-02-23 </w:t>
       </w:r>
       <w:r>
         <w:br/>

--- a/wi/running_tests.docx
+++ b/wi/running_tests.docx
@@ -1105,6 +1105,18 @@
         </w:rPr>
         <w:t xml:space="preserve">[ FAIL 0 | WARN 0 | SKIP 0 | PASS 18 ]</w:t>
       </w:r>
+      <w:r>
+        <w:br/>
+      </w:r>
+      <w:r>
+        <w:br/>
+      </w:r>
+      <w:r>
+        <w:rPr>
+          <w:rStyle w:val="VerbatimChar"/>
+        </w:rPr>
+        <w:t xml:space="preserve">HO-HO - stunning code.</w:t>
+      </w:r>
     </w:p>
     <w:p>
       <w:pPr>
@@ -1310,7 +1322,7 @@
         <w:rPr>
           <w:rStyle w:val="VerbatimChar"/>
         </w:rPr>
-        <w:t xml:space="preserve">2026-02-23 </w:t>
+        <w:t xml:space="preserve">2026-02-24 </w:t>
       </w:r>
       <w:r>
         <w:br/>
@@ -1688,178 +1700,178 @@
         <w:rPr>
           <w:rStyle w:val="VerbatimChar"/>
         </w:rPr>
-        <w:t xml:space="preserve"> [4] stringi_1.8.7         hms_1.1.4             digest_0.6.39        </w:t>
-      </w:r>
-      <w:r>
-        <w:br/>
-      </w:r>
-      <w:r>
-        <w:rPr>
-          <w:rStyle w:val="VerbatimChar"/>
-        </w:rPr>
-        <w:t xml:space="preserve"> [7] magrittr_2.0.4        RColorBrewer_1.1-3    grid_4.5.0           </w:t>
-      </w:r>
-      <w:r>
-        <w:br/>
-      </w:r>
-      <w:r>
-        <w:rPr>
-          <w:rStyle w:val="VerbatimChar"/>
-        </w:rPr>
-        <w:t xml:space="preserve">[10] evaluate_1.0.5        timechange_0.4.0      pkgload_1.5.0        </w:t>
-      </w:r>
-      <w:r>
-        <w:br/>
-      </w:r>
-      <w:r>
-        <w:rPr>
-          <w:rStyle w:val="VerbatimChar"/>
-        </w:rPr>
-        <w:t xml:space="preserve">[13] fastmap_1.2.0         rprojroot_2.1.1       jsonlite_2.0.0       </w:t>
-      </w:r>
-      <w:r>
-        <w:br/>
-      </w:r>
-      <w:r>
-        <w:rPr>
-          <w:rStyle w:val="VerbatimChar"/>
-        </w:rPr>
-        <w:t xml:space="preserve">[16] sessioninfo_1.2.3     cranlogs_2.1.1        brio_1.1.5           </w:t>
-      </w:r>
-      <w:r>
-        <w:br/>
-      </w:r>
-      <w:r>
-        <w:rPr>
-          <w:rStyle w:val="VerbatimChar"/>
-        </w:rPr>
-        <w:t xml:space="preserve">[19] conflicted_1.2.0      SCTORvalidation_0.4.4 httr_1.4.8           </w:t>
-      </w:r>
-      <w:r>
-        <w:br/>
-      </w:r>
-      <w:r>
-        <w:rPr>
-          <w:rStyle w:val="VerbatimChar"/>
-        </w:rPr>
-        <w:t xml:space="preserve">[22] purrr_1.2.1           scales_1.4.0          httr2_1.2.2          </w:t>
-      </w:r>
-      <w:r>
-        <w:br/>
-      </w:r>
-      <w:r>
-        <w:rPr>
-          <w:rStyle w:val="VerbatimChar"/>
-        </w:rPr>
-        <w:t xml:space="preserve">[25] cli_3.6.5             rlang_1.1.7           crayon_1.5.3         </w:t>
-      </w:r>
-      <w:r>
-        <w:br/>
-      </w:r>
-      <w:r>
-        <w:rPr>
-          <w:rStyle w:val="VerbatimChar"/>
-        </w:rPr>
-        <w:t xml:space="preserve">[28] gitcreds_0.1.2        withr_3.0.2           cachem_1.1.0         </w:t>
-      </w:r>
-      <w:r>
-        <w:br/>
-      </w:r>
-      <w:r>
-        <w:rPr>
-          <w:rStyle w:val="VerbatimChar"/>
-        </w:rPr>
-        <w:t xml:space="preserve">[31] yaml_2.3.12           otel_0.2.0            accrualPlot_1.0.7    </w:t>
-      </w:r>
-      <w:r>
-        <w:br/>
-      </w:r>
-      <w:r>
-        <w:rPr>
-          <w:rStyle w:val="VerbatimChar"/>
-        </w:rPr>
-        <w:t xml:space="preserve">[34] tools_4.5.0           tzdb_0.5.0            memoise_2.0.1        </w:t>
-      </w:r>
-      <w:r>
-        <w:br/>
-      </w:r>
-      <w:r>
-        <w:rPr>
-          <w:rStyle w:val="VerbatimChar"/>
-        </w:rPr>
-        <w:t xml:space="preserve">[37] dplyr_1.2.0           ggplot2_4.0.2         curl_7.0.0           </w:t>
-      </w:r>
-      <w:r>
-        <w:br/>
-      </w:r>
-      <w:r>
-        <w:rPr>
-          <w:rStyle w:val="VerbatimChar"/>
-        </w:rPr>
-        <w:t xml:space="preserve">[40] vctrs_0.7.1           R6_2.6.1              lifecycle_1.0.5      </w:t>
-      </w:r>
-      <w:r>
-        <w:br/>
-      </w:r>
-      <w:r>
-        <w:rPr>
-          <w:rStyle w:val="VerbatimChar"/>
-        </w:rPr>
-        <w:t xml:space="preserve">[43] stringr_1.6.0         waldo_0.6.2           pkgconfig_2.0.3      </w:t>
-      </w:r>
-      <w:r>
-        <w:br/>
-      </w:r>
-      <w:r>
-        <w:rPr>
-          <w:rStyle w:val="VerbatimChar"/>
-        </w:rPr>
-        <w:t xml:space="preserve">[46] desc_1.4.3            gtable_0.3.6          pillar_1.11.1        </w:t>
-      </w:r>
-      <w:r>
-        <w:br/>
-      </w:r>
-      <w:r>
-        <w:rPr>
-          <w:rStyle w:val="VerbatimChar"/>
-        </w:rPr>
-        <w:t xml:space="preserve">[49] glue_1.8.0            gh_1.5.0              xfun_0.56            </w:t>
-      </w:r>
-      <w:r>
-        <w:br/>
-      </w:r>
-      <w:r>
-        <w:rPr>
-          <w:rStyle w:val="VerbatimChar"/>
-        </w:rPr>
-        <w:t xml:space="preserve">[52] tibble_3.3.1          tidyselect_1.2.1      knitr_1.51           </w:t>
-      </w:r>
-      <w:r>
-        <w:br/>
-      </w:r>
-      <w:r>
-        <w:rPr>
-          <w:rStyle w:val="VerbatimChar"/>
-        </w:rPr>
-        <w:t xml:space="preserve">[55] farver_2.1.2          htmltools_0.5.9       rmarkdown_2.30       </w:t>
-      </w:r>
-      <w:r>
-        <w:br/>
-      </w:r>
-      <w:r>
-        <w:rPr>
-          <w:rStyle w:val="VerbatimChar"/>
-        </w:rPr>
-        <w:t xml:space="preserve">[58] readr_2.2.0           pkgsearch_3.1.5       compiler_4.5.0       </w:t>
-      </w:r>
-      <w:r>
-        <w:br/>
-      </w:r>
-      <w:r>
-        <w:rPr>
-          <w:rStyle w:val="VerbatimChar"/>
-        </w:rPr>
-        <w:t xml:space="preserve">[61] S7_0.2.1             </w:t>
+        <w:t xml:space="preserve"> [4] praise_1.0.0          stringi_1.8.7         hms_1.1.4            </w:t>
+      </w:r>
+      <w:r>
+        <w:br/>
+      </w:r>
+      <w:r>
+        <w:rPr>
+          <w:rStyle w:val="VerbatimChar"/>
+        </w:rPr>
+        <w:t xml:space="preserve"> [7] digest_0.6.39         magrittr_2.0.4        RColorBrewer_1.1-3   </w:t>
+      </w:r>
+      <w:r>
+        <w:br/>
+      </w:r>
+      <w:r>
+        <w:rPr>
+          <w:rStyle w:val="VerbatimChar"/>
+        </w:rPr>
+        <w:t xml:space="preserve">[10] grid_4.5.0            evaluate_1.0.5        timechange_0.4.0     </w:t>
+      </w:r>
+      <w:r>
+        <w:br/>
+      </w:r>
+      <w:r>
+        <w:rPr>
+          <w:rStyle w:val="VerbatimChar"/>
+        </w:rPr>
+        <w:t xml:space="preserve">[13] pkgload_1.5.0         fastmap_1.2.0         rprojroot_2.1.1      </w:t>
+      </w:r>
+      <w:r>
+        <w:br/>
+      </w:r>
+      <w:r>
+        <w:rPr>
+          <w:rStyle w:val="VerbatimChar"/>
+        </w:rPr>
+        <w:t xml:space="preserve">[16] jsonlite_2.0.0        sessioninfo_1.2.3     cranlogs_2.1.1       </w:t>
+      </w:r>
+      <w:r>
+        <w:br/>
+      </w:r>
+      <w:r>
+        <w:rPr>
+          <w:rStyle w:val="VerbatimChar"/>
+        </w:rPr>
+        <w:t xml:space="preserve">[19] brio_1.1.5            conflicted_1.2.0      SCTORvalidation_0.4.4</w:t>
+      </w:r>
+      <w:r>
+        <w:br/>
+      </w:r>
+      <w:r>
+        <w:rPr>
+          <w:rStyle w:val="VerbatimChar"/>
+        </w:rPr>
+        <w:t xml:space="preserve">[22] httr_1.4.8            purrr_1.2.1           scales_1.4.0         </w:t>
+      </w:r>
+      <w:r>
+        <w:br/>
+      </w:r>
+      <w:r>
+        <w:rPr>
+          <w:rStyle w:val="VerbatimChar"/>
+        </w:rPr>
+        <w:t xml:space="preserve">[25] httr2_1.2.2           cli_3.6.5             rlang_1.1.7          </w:t>
+      </w:r>
+      <w:r>
+        <w:br/>
+      </w:r>
+      <w:r>
+        <w:rPr>
+          <w:rStyle w:val="VerbatimChar"/>
+        </w:rPr>
+        <w:t xml:space="preserve">[28] crayon_1.5.3          gitcreds_0.1.2        withr_3.0.2          </w:t>
+      </w:r>
+      <w:r>
+        <w:br/>
+      </w:r>
+      <w:r>
+        <w:rPr>
+          <w:rStyle w:val="VerbatimChar"/>
+        </w:rPr>
+        <w:t xml:space="preserve">[31] cachem_1.1.0          yaml_2.3.12           otel_0.2.0           </w:t>
+      </w:r>
+      <w:r>
+        <w:br/>
+      </w:r>
+      <w:r>
+        <w:rPr>
+          <w:rStyle w:val="VerbatimChar"/>
+        </w:rPr>
+        <w:t xml:space="preserve">[34] accrualPlot_1.0.7     tools_4.5.0           tzdb_0.5.0           </w:t>
+      </w:r>
+      <w:r>
+        <w:br/>
+      </w:r>
+      <w:r>
+        <w:rPr>
+          <w:rStyle w:val="VerbatimChar"/>
+        </w:rPr>
+        <w:t xml:space="preserve">[37] memoise_2.0.1         dplyr_1.2.0           ggplot2_4.0.2        </w:t>
+      </w:r>
+      <w:r>
+        <w:br/>
+      </w:r>
+      <w:r>
+        <w:rPr>
+          <w:rStyle w:val="VerbatimChar"/>
+        </w:rPr>
+        <w:t xml:space="preserve">[40] curl_7.0.0            vctrs_0.7.1           R6_2.6.1             </w:t>
+      </w:r>
+      <w:r>
+        <w:br/>
+      </w:r>
+      <w:r>
+        <w:rPr>
+          <w:rStyle w:val="VerbatimChar"/>
+        </w:rPr>
+        <w:t xml:space="preserve">[43] lifecycle_1.0.5       stringr_1.6.0         waldo_0.6.2          </w:t>
+      </w:r>
+      <w:r>
+        <w:br/>
+      </w:r>
+      <w:r>
+        <w:rPr>
+          <w:rStyle w:val="VerbatimChar"/>
+        </w:rPr>
+        <w:t xml:space="preserve">[46] pkgconfig_2.0.3       desc_1.4.3            gtable_0.3.6         </w:t>
+      </w:r>
+      <w:r>
+        <w:br/>
+      </w:r>
+      <w:r>
+        <w:rPr>
+          <w:rStyle w:val="VerbatimChar"/>
+        </w:rPr>
+        <w:t xml:space="preserve">[49] pillar_1.11.1         glue_1.8.0            gh_1.5.0             </w:t>
+      </w:r>
+      <w:r>
+        <w:br/>
+      </w:r>
+      <w:r>
+        <w:rPr>
+          <w:rStyle w:val="VerbatimChar"/>
+        </w:rPr>
+        <w:t xml:space="preserve">[52] xfun_0.56             tibble_3.3.1          tidyselect_1.2.1     </w:t>
+      </w:r>
+      <w:r>
+        <w:br/>
+      </w:r>
+      <w:r>
+        <w:rPr>
+          <w:rStyle w:val="VerbatimChar"/>
+        </w:rPr>
+        <w:t xml:space="preserve">[55] knitr_1.51            farver_2.1.2          htmltools_0.5.9      </w:t>
+      </w:r>
+      <w:r>
+        <w:br/>
+      </w:r>
+      <w:r>
+        <w:rPr>
+          <w:rStyle w:val="VerbatimChar"/>
+        </w:rPr>
+        <w:t xml:space="preserve">[58] rmarkdown_2.30        readr_2.2.0           pkgsearch_3.1.5      </w:t>
+      </w:r>
+      <w:r>
+        <w:br/>
+      </w:r>
+      <w:r>
+        <w:rPr>
+          <w:rStyle w:val="VerbatimChar"/>
+        </w:rPr>
+        <w:t xml:space="preserve">[61] compiler_4.5.0        S7_0.2.1             </w:t>
       </w:r>
       <w:r>
         <w:br/>

--- a/wi/running_tests.docx
+++ b/wi/running_tests.docx
@@ -1105,18 +1105,6 @@
         </w:rPr>
         <w:t xml:space="preserve">[ FAIL 0 | WARN 0 | SKIP 0 | PASS 18 ]</w:t>
       </w:r>
-      <w:r>
-        <w:br/>
-      </w:r>
-      <w:r>
-        <w:br/>
-      </w:r>
-      <w:r>
-        <w:rPr>
-          <w:rStyle w:val="VerbatimChar"/>
-        </w:rPr>
-        <w:t xml:space="preserve">HO-HO - stunning code.</w:t>
-      </w:r>
     </w:p>
     <w:p>
       <w:pPr>
@@ -1322,7 +1310,7 @@
         <w:rPr>
           <w:rStyle w:val="VerbatimChar"/>
         </w:rPr>
-        <w:t xml:space="preserve">2026-02-24 </w:t>
+        <w:t xml:space="preserve">2026-02-25 </w:t>
       </w:r>
       <w:r>
         <w:br/>
@@ -1700,178 +1688,178 @@
         <w:rPr>
           <w:rStyle w:val="VerbatimChar"/>
         </w:rPr>
-        <w:t xml:space="preserve"> [4] praise_1.0.0          stringi_1.8.7         hms_1.1.4            </w:t>
-      </w:r>
-      <w:r>
-        <w:br/>
-      </w:r>
-      <w:r>
-        <w:rPr>
-          <w:rStyle w:val="VerbatimChar"/>
-        </w:rPr>
-        <w:t xml:space="preserve"> [7] digest_0.6.39         magrittr_2.0.4        RColorBrewer_1.1-3   </w:t>
-      </w:r>
-      <w:r>
-        <w:br/>
-      </w:r>
-      <w:r>
-        <w:rPr>
-          <w:rStyle w:val="VerbatimChar"/>
-        </w:rPr>
-        <w:t xml:space="preserve">[10] grid_4.5.0            evaluate_1.0.5        timechange_0.4.0     </w:t>
-      </w:r>
-      <w:r>
-        <w:br/>
-      </w:r>
-      <w:r>
-        <w:rPr>
-          <w:rStyle w:val="VerbatimChar"/>
-        </w:rPr>
-        <w:t xml:space="preserve">[13] pkgload_1.5.0         fastmap_1.2.0         rprojroot_2.1.1      </w:t>
-      </w:r>
-      <w:r>
-        <w:br/>
-      </w:r>
-      <w:r>
-        <w:rPr>
-          <w:rStyle w:val="VerbatimChar"/>
-        </w:rPr>
-        <w:t xml:space="preserve">[16] jsonlite_2.0.0        sessioninfo_1.2.3     cranlogs_2.1.1       </w:t>
-      </w:r>
-      <w:r>
-        <w:br/>
-      </w:r>
-      <w:r>
-        <w:rPr>
-          <w:rStyle w:val="VerbatimChar"/>
-        </w:rPr>
-        <w:t xml:space="preserve">[19] brio_1.1.5            conflicted_1.2.0      SCTORvalidation_0.4.4</w:t>
-      </w:r>
-      <w:r>
-        <w:br/>
-      </w:r>
-      <w:r>
-        <w:rPr>
-          <w:rStyle w:val="VerbatimChar"/>
-        </w:rPr>
-        <w:t xml:space="preserve">[22] httr_1.4.8            purrr_1.2.1           scales_1.4.0         </w:t>
-      </w:r>
-      <w:r>
-        <w:br/>
-      </w:r>
-      <w:r>
-        <w:rPr>
-          <w:rStyle w:val="VerbatimChar"/>
-        </w:rPr>
-        <w:t xml:space="preserve">[25] httr2_1.2.2           cli_3.6.5             rlang_1.1.7          </w:t>
-      </w:r>
-      <w:r>
-        <w:br/>
-      </w:r>
-      <w:r>
-        <w:rPr>
-          <w:rStyle w:val="VerbatimChar"/>
-        </w:rPr>
-        <w:t xml:space="preserve">[28] crayon_1.5.3          gitcreds_0.1.2        withr_3.0.2          </w:t>
-      </w:r>
-      <w:r>
-        <w:br/>
-      </w:r>
-      <w:r>
-        <w:rPr>
-          <w:rStyle w:val="VerbatimChar"/>
-        </w:rPr>
-        <w:t xml:space="preserve">[31] cachem_1.1.0          yaml_2.3.12           otel_0.2.0           </w:t>
-      </w:r>
-      <w:r>
-        <w:br/>
-      </w:r>
-      <w:r>
-        <w:rPr>
-          <w:rStyle w:val="VerbatimChar"/>
-        </w:rPr>
-        <w:t xml:space="preserve">[34] accrualPlot_1.0.7     tools_4.5.0           tzdb_0.5.0           </w:t>
-      </w:r>
-      <w:r>
-        <w:br/>
-      </w:r>
-      <w:r>
-        <w:rPr>
-          <w:rStyle w:val="VerbatimChar"/>
-        </w:rPr>
-        <w:t xml:space="preserve">[37] memoise_2.0.1         dplyr_1.2.0           ggplot2_4.0.2        </w:t>
-      </w:r>
-      <w:r>
-        <w:br/>
-      </w:r>
-      <w:r>
-        <w:rPr>
-          <w:rStyle w:val="VerbatimChar"/>
-        </w:rPr>
-        <w:t xml:space="preserve">[40] curl_7.0.0            vctrs_0.7.1           R6_2.6.1             </w:t>
-      </w:r>
-      <w:r>
-        <w:br/>
-      </w:r>
-      <w:r>
-        <w:rPr>
-          <w:rStyle w:val="VerbatimChar"/>
-        </w:rPr>
-        <w:t xml:space="preserve">[43] lifecycle_1.0.5       stringr_1.6.0         waldo_0.6.2          </w:t>
-      </w:r>
-      <w:r>
-        <w:br/>
-      </w:r>
-      <w:r>
-        <w:rPr>
-          <w:rStyle w:val="VerbatimChar"/>
-        </w:rPr>
-        <w:t xml:space="preserve">[46] pkgconfig_2.0.3       desc_1.4.3            gtable_0.3.6         </w:t>
-      </w:r>
-      <w:r>
-        <w:br/>
-      </w:r>
-      <w:r>
-        <w:rPr>
-          <w:rStyle w:val="VerbatimChar"/>
-        </w:rPr>
-        <w:t xml:space="preserve">[49] pillar_1.11.1         glue_1.8.0            gh_1.5.0             </w:t>
-      </w:r>
-      <w:r>
-        <w:br/>
-      </w:r>
-      <w:r>
-        <w:rPr>
-          <w:rStyle w:val="VerbatimChar"/>
-        </w:rPr>
-        <w:t xml:space="preserve">[52] xfun_0.56             tibble_3.3.1          tidyselect_1.2.1     </w:t>
-      </w:r>
-      <w:r>
-        <w:br/>
-      </w:r>
-      <w:r>
-        <w:rPr>
-          <w:rStyle w:val="VerbatimChar"/>
-        </w:rPr>
-        <w:t xml:space="preserve">[55] knitr_1.51            farver_2.1.2          htmltools_0.5.9      </w:t>
-      </w:r>
-      <w:r>
-        <w:br/>
-      </w:r>
-      <w:r>
-        <w:rPr>
-          <w:rStyle w:val="VerbatimChar"/>
-        </w:rPr>
-        <w:t xml:space="preserve">[58] rmarkdown_2.30        readr_2.2.0           pkgsearch_3.1.5      </w:t>
-      </w:r>
-      <w:r>
-        <w:br/>
-      </w:r>
-      <w:r>
-        <w:rPr>
-          <w:rStyle w:val="VerbatimChar"/>
-        </w:rPr>
-        <w:t xml:space="preserve">[61] compiler_4.5.0        S7_0.2.1             </w:t>
+        <w:t xml:space="preserve"> [4] stringi_1.8.7         hms_1.1.4             digest_0.6.39        </w:t>
+      </w:r>
+      <w:r>
+        <w:br/>
+      </w:r>
+      <w:r>
+        <w:rPr>
+          <w:rStyle w:val="VerbatimChar"/>
+        </w:rPr>
+        <w:t xml:space="preserve"> [7] magrittr_2.0.4        RColorBrewer_1.1-3    grid_4.5.0           </w:t>
+      </w:r>
+      <w:r>
+        <w:br/>
+      </w:r>
+      <w:r>
+        <w:rPr>
+          <w:rStyle w:val="VerbatimChar"/>
+        </w:rPr>
+        <w:t xml:space="preserve">[10] evaluate_1.0.5        timechange_0.4.0      pkgload_1.5.0        </w:t>
+      </w:r>
+      <w:r>
+        <w:br/>
+      </w:r>
+      <w:r>
+        <w:rPr>
+          <w:rStyle w:val="VerbatimChar"/>
+        </w:rPr>
+        <w:t xml:space="preserve">[13] fastmap_1.2.0         rprojroot_2.1.1       jsonlite_2.0.0       </w:t>
+      </w:r>
+      <w:r>
+        <w:br/>
+      </w:r>
+      <w:r>
+        <w:rPr>
+          <w:rStyle w:val="VerbatimChar"/>
+        </w:rPr>
+        <w:t xml:space="preserve">[16] sessioninfo_1.2.3     cranlogs_2.1.1        brio_1.1.5           </w:t>
+      </w:r>
+      <w:r>
+        <w:br/>
+      </w:r>
+      <w:r>
+        <w:rPr>
+          <w:rStyle w:val="VerbatimChar"/>
+        </w:rPr>
+        <w:t xml:space="preserve">[19] conflicted_1.2.0      SCTORvalidation_0.4.4 httr_1.4.8           </w:t>
+      </w:r>
+      <w:r>
+        <w:br/>
+      </w:r>
+      <w:r>
+        <w:rPr>
+          <w:rStyle w:val="VerbatimChar"/>
+        </w:rPr>
+        <w:t xml:space="preserve">[22] purrr_1.2.1           scales_1.4.0          httr2_1.2.2          </w:t>
+      </w:r>
+      <w:r>
+        <w:br/>
+      </w:r>
+      <w:r>
+        <w:rPr>
+          <w:rStyle w:val="VerbatimChar"/>
+        </w:rPr>
+        <w:t xml:space="preserve">[25] cli_3.6.5             rlang_1.1.7           crayon_1.5.3         </w:t>
+      </w:r>
+      <w:r>
+        <w:br/>
+      </w:r>
+      <w:r>
+        <w:rPr>
+          <w:rStyle w:val="VerbatimChar"/>
+        </w:rPr>
+        <w:t xml:space="preserve">[28] gitcreds_0.1.2        withr_3.0.2           cachem_1.1.0         </w:t>
+      </w:r>
+      <w:r>
+        <w:br/>
+      </w:r>
+      <w:r>
+        <w:rPr>
+          <w:rStyle w:val="VerbatimChar"/>
+        </w:rPr>
+        <w:t xml:space="preserve">[31] yaml_2.3.12           otel_0.2.0            accrualPlot_1.0.7    </w:t>
+      </w:r>
+      <w:r>
+        <w:br/>
+      </w:r>
+      <w:r>
+        <w:rPr>
+          <w:rStyle w:val="VerbatimChar"/>
+        </w:rPr>
+        <w:t xml:space="preserve">[34] tools_4.5.0           tzdb_0.5.0            memoise_2.0.1        </w:t>
+      </w:r>
+      <w:r>
+        <w:br/>
+      </w:r>
+      <w:r>
+        <w:rPr>
+          <w:rStyle w:val="VerbatimChar"/>
+        </w:rPr>
+        <w:t xml:space="preserve">[37] dplyr_1.2.0           ggplot2_4.0.2         curl_7.0.0           </w:t>
+      </w:r>
+      <w:r>
+        <w:br/>
+      </w:r>
+      <w:r>
+        <w:rPr>
+          <w:rStyle w:val="VerbatimChar"/>
+        </w:rPr>
+        <w:t xml:space="preserve">[40] vctrs_0.7.1           R6_2.6.1              lifecycle_1.0.5      </w:t>
+      </w:r>
+      <w:r>
+        <w:br/>
+      </w:r>
+      <w:r>
+        <w:rPr>
+          <w:rStyle w:val="VerbatimChar"/>
+        </w:rPr>
+        <w:t xml:space="preserve">[43] stringr_1.6.0         waldo_0.6.2           pkgconfig_2.0.3      </w:t>
+      </w:r>
+      <w:r>
+        <w:br/>
+      </w:r>
+      <w:r>
+        <w:rPr>
+          <w:rStyle w:val="VerbatimChar"/>
+        </w:rPr>
+        <w:t xml:space="preserve">[46] desc_1.4.3            gtable_0.3.6          pillar_1.11.1        </w:t>
+      </w:r>
+      <w:r>
+        <w:br/>
+      </w:r>
+      <w:r>
+        <w:rPr>
+          <w:rStyle w:val="VerbatimChar"/>
+        </w:rPr>
+        <w:t xml:space="preserve">[49] glue_1.8.0            gh_1.5.0              xfun_0.56            </w:t>
+      </w:r>
+      <w:r>
+        <w:br/>
+      </w:r>
+      <w:r>
+        <w:rPr>
+          <w:rStyle w:val="VerbatimChar"/>
+        </w:rPr>
+        <w:t xml:space="preserve">[52] tibble_3.3.1          tidyselect_1.2.1      knitr_1.51           </w:t>
+      </w:r>
+      <w:r>
+        <w:br/>
+      </w:r>
+      <w:r>
+        <w:rPr>
+          <w:rStyle w:val="VerbatimChar"/>
+        </w:rPr>
+        <w:t xml:space="preserve">[55] farver_2.1.2          htmltools_0.5.9       rmarkdown_2.30       </w:t>
+      </w:r>
+      <w:r>
+        <w:br/>
+      </w:r>
+      <w:r>
+        <w:rPr>
+          <w:rStyle w:val="VerbatimChar"/>
+        </w:rPr>
+        <w:t xml:space="preserve">[58] readr_2.2.0           pkgsearch_3.1.5       compiler_4.5.0       </w:t>
+      </w:r>
+      <w:r>
+        <w:br/>
+      </w:r>
+      <w:r>
+        <w:rPr>
+          <w:rStyle w:val="VerbatimChar"/>
+        </w:rPr>
+        <w:t xml:space="preserve">[61] S7_0.2.1             </w:t>
       </w:r>
       <w:r>
         <w:br/>

--- a/wi/running_tests.docx
+++ b/wi/running_tests.docx
@@ -1310,7 +1310,7 @@
         <w:rPr>
           <w:rStyle w:val="VerbatimChar"/>
         </w:rPr>
-        <w:t xml:space="preserve">2026-02-25 </w:t>
+        <w:t xml:space="preserve">2026-02-27 </w:t>
       </w:r>
       <w:r>
         <w:br/>

--- a/wi/running_tests.docx
+++ b/wi/running_tests.docx
@@ -1310,7 +1310,7 @@
         <w:rPr>
           <w:rStyle w:val="VerbatimChar"/>
         </w:rPr>
-        <w:t xml:space="preserve">2026-02-27 </w:t>
+        <w:t xml:space="preserve">2026-03-02 </w:t>
       </w:r>
       <w:r>
         <w:br/>

--- a/wi/running_tests.docx
+++ b/wi/running_tests.docx
@@ -1310,7 +1310,7 @@
         <w:rPr>
           <w:rStyle w:val="VerbatimChar"/>
         </w:rPr>
-        <w:t xml:space="preserve">2026-03-02 </w:t>
+        <w:t xml:space="preserve">2026-03-03 </w:t>
       </w:r>
       <w:r>
         <w:br/>

--- a/wi/running_tests.docx
+++ b/wi/running_tests.docx
@@ -1310,7 +1310,7 @@
         <w:rPr>
           <w:rStyle w:val="VerbatimChar"/>
         </w:rPr>
-        <w:t xml:space="preserve">2026-03-03 </w:t>
+        <w:t xml:space="preserve">2026-03-04 </w:t>
       </w:r>
       <w:r>
         <w:br/>

--- a/wi/running_tests.docx
+++ b/wi/running_tests.docx
@@ -1310,7 +1310,7 @@
         <w:rPr>
           <w:rStyle w:val="VerbatimChar"/>
         </w:rPr>
-        <w:t xml:space="preserve">2026-03-04 </w:t>
+        <w:t xml:space="preserve">2026-03-05 </w:t>
       </w:r>
       <w:r>
         <w:br/>

--- a/wi/running_tests.docx
+++ b/wi/running_tests.docx
@@ -1310,7 +1310,7 @@
         <w:rPr>
           <w:rStyle w:val="VerbatimChar"/>
         </w:rPr>
-        <w:t xml:space="preserve">2026-03-05 </w:t>
+        <w:t xml:space="preserve">2026-03-06 </w:t>
       </w:r>
       <w:r>
         <w:br/>

--- a/wi/running_tests.docx
+++ b/wi/running_tests.docx
@@ -1061,6 +1061,15 @@
         <w:rPr>
           <w:rStyle w:val="VerbatimChar"/>
         </w:rPr>
+        <w:t xml:space="preserve">⠦ |          7 | accrual_create_df                                              </w:t>
+      </w:r>
+      <w:r>
+        <w:br/>
+      </w:r>
+      <w:r>
+        <w:rPr>
+          <w:rStyle w:val="VerbatimChar"/>
+        </w:rPr>
         <w:t xml:space="preserve">✔ |          8 | accrual_create_df</w:t>
       </w:r>
       <w:r>
@@ -1310,7 +1319,7 @@
         <w:rPr>
           <w:rStyle w:val="VerbatimChar"/>
         </w:rPr>
-        <w:t xml:space="preserve">2026-03-06 </w:t>
+        <w:t xml:space="preserve">2026-03-09 </w:t>
       </w:r>
       <w:r>
         <w:br/>

--- a/wi/running_tests.docx
+++ b/wi/running_tests.docx
@@ -1061,15 +1061,6 @@
         <w:rPr>
           <w:rStyle w:val="VerbatimChar"/>
         </w:rPr>
-        <w:t xml:space="preserve">⠦ |          7 | accrual_create_df                                              </w:t>
-      </w:r>
-      <w:r>
-        <w:br/>
-      </w:r>
-      <w:r>
-        <w:rPr>
-          <w:rStyle w:val="VerbatimChar"/>
-        </w:rPr>
         <w:t xml:space="preserve">✔ |          8 | accrual_create_df</w:t>
       </w:r>
       <w:r>
@@ -1113,6 +1104,18 @@
           <w:rStyle w:val="VerbatimChar"/>
         </w:rPr>
         <w:t xml:space="preserve">[ FAIL 0 | WARN 0 | SKIP 0 | PASS 18 ]</w:t>
+      </w:r>
+      <w:r>
+        <w:br/>
+      </w:r>
+      <w:r>
+        <w:br/>
+      </w:r>
+      <w:r>
+        <w:rPr>
+          <w:rStyle w:val="VerbatimChar"/>
+        </w:rPr>
+        <w:t xml:space="preserve">Nice code.</w:t>
       </w:r>
     </w:p>
     <w:p>
@@ -1319,7 +1322,7 @@
         <w:rPr>
           <w:rStyle w:val="VerbatimChar"/>
         </w:rPr>
-        <w:t xml:space="preserve">2026-03-09 </w:t>
+        <w:t xml:space="preserve">2026-03-10 </w:t>
       </w:r>
       <w:r>
         <w:br/>
@@ -1697,178 +1700,178 @@
         <w:rPr>
           <w:rStyle w:val="VerbatimChar"/>
         </w:rPr>
-        <w:t xml:space="preserve"> [4] stringi_1.8.7         hms_1.1.4             digest_0.6.39        </w:t>
-      </w:r>
-      <w:r>
-        <w:br/>
-      </w:r>
-      <w:r>
-        <w:rPr>
-          <w:rStyle w:val="VerbatimChar"/>
-        </w:rPr>
-        <w:t xml:space="preserve"> [7] magrittr_2.0.4        RColorBrewer_1.1-3    grid_4.5.0           </w:t>
-      </w:r>
-      <w:r>
-        <w:br/>
-      </w:r>
-      <w:r>
-        <w:rPr>
-          <w:rStyle w:val="VerbatimChar"/>
-        </w:rPr>
-        <w:t xml:space="preserve">[10] evaluate_1.0.5        timechange_0.4.0      pkgload_1.5.0        </w:t>
-      </w:r>
-      <w:r>
-        <w:br/>
-      </w:r>
-      <w:r>
-        <w:rPr>
-          <w:rStyle w:val="VerbatimChar"/>
-        </w:rPr>
-        <w:t xml:space="preserve">[13] fastmap_1.2.0         rprojroot_2.1.1       jsonlite_2.0.0       </w:t>
-      </w:r>
-      <w:r>
-        <w:br/>
-      </w:r>
-      <w:r>
-        <w:rPr>
-          <w:rStyle w:val="VerbatimChar"/>
-        </w:rPr>
-        <w:t xml:space="preserve">[16] sessioninfo_1.2.3     cranlogs_2.1.1        brio_1.1.5           </w:t>
-      </w:r>
-      <w:r>
-        <w:br/>
-      </w:r>
-      <w:r>
-        <w:rPr>
-          <w:rStyle w:val="VerbatimChar"/>
-        </w:rPr>
-        <w:t xml:space="preserve">[19] conflicted_1.2.0      SCTORvalidation_0.4.4 httr_1.4.8           </w:t>
-      </w:r>
-      <w:r>
-        <w:br/>
-      </w:r>
-      <w:r>
-        <w:rPr>
-          <w:rStyle w:val="VerbatimChar"/>
-        </w:rPr>
-        <w:t xml:space="preserve">[22] purrr_1.2.1           scales_1.4.0          httr2_1.2.2          </w:t>
-      </w:r>
-      <w:r>
-        <w:br/>
-      </w:r>
-      <w:r>
-        <w:rPr>
-          <w:rStyle w:val="VerbatimChar"/>
-        </w:rPr>
-        <w:t xml:space="preserve">[25] cli_3.6.5             rlang_1.1.7           crayon_1.5.3         </w:t>
-      </w:r>
-      <w:r>
-        <w:br/>
-      </w:r>
-      <w:r>
-        <w:rPr>
-          <w:rStyle w:val="VerbatimChar"/>
-        </w:rPr>
-        <w:t xml:space="preserve">[28] gitcreds_0.1.2        withr_3.0.2           cachem_1.1.0         </w:t>
-      </w:r>
-      <w:r>
-        <w:br/>
-      </w:r>
-      <w:r>
-        <w:rPr>
-          <w:rStyle w:val="VerbatimChar"/>
-        </w:rPr>
-        <w:t xml:space="preserve">[31] yaml_2.3.12           otel_0.2.0            accrualPlot_1.0.7    </w:t>
-      </w:r>
-      <w:r>
-        <w:br/>
-      </w:r>
-      <w:r>
-        <w:rPr>
-          <w:rStyle w:val="VerbatimChar"/>
-        </w:rPr>
-        <w:t xml:space="preserve">[34] tools_4.5.0           tzdb_0.5.0            memoise_2.0.1        </w:t>
-      </w:r>
-      <w:r>
-        <w:br/>
-      </w:r>
-      <w:r>
-        <w:rPr>
-          <w:rStyle w:val="VerbatimChar"/>
-        </w:rPr>
-        <w:t xml:space="preserve">[37] dplyr_1.2.0           ggplot2_4.0.2         curl_7.0.0           </w:t>
-      </w:r>
-      <w:r>
-        <w:br/>
-      </w:r>
-      <w:r>
-        <w:rPr>
-          <w:rStyle w:val="VerbatimChar"/>
-        </w:rPr>
-        <w:t xml:space="preserve">[40] vctrs_0.7.1           R6_2.6.1              lifecycle_1.0.5      </w:t>
-      </w:r>
-      <w:r>
-        <w:br/>
-      </w:r>
-      <w:r>
-        <w:rPr>
-          <w:rStyle w:val="VerbatimChar"/>
-        </w:rPr>
-        <w:t xml:space="preserve">[43] stringr_1.6.0         waldo_0.6.2           pkgconfig_2.0.3      </w:t>
-      </w:r>
-      <w:r>
-        <w:br/>
-      </w:r>
-      <w:r>
-        <w:rPr>
-          <w:rStyle w:val="VerbatimChar"/>
-        </w:rPr>
-        <w:t xml:space="preserve">[46] desc_1.4.3            gtable_0.3.6          pillar_1.11.1        </w:t>
-      </w:r>
-      <w:r>
-        <w:br/>
-      </w:r>
-      <w:r>
-        <w:rPr>
-          <w:rStyle w:val="VerbatimChar"/>
-        </w:rPr>
-        <w:t xml:space="preserve">[49] glue_1.8.0            gh_1.5.0              xfun_0.56            </w:t>
-      </w:r>
-      <w:r>
-        <w:br/>
-      </w:r>
-      <w:r>
-        <w:rPr>
-          <w:rStyle w:val="VerbatimChar"/>
-        </w:rPr>
-        <w:t xml:space="preserve">[52] tibble_3.3.1          tidyselect_1.2.1      knitr_1.51           </w:t>
-      </w:r>
-      <w:r>
-        <w:br/>
-      </w:r>
-      <w:r>
-        <w:rPr>
-          <w:rStyle w:val="VerbatimChar"/>
-        </w:rPr>
-        <w:t xml:space="preserve">[55] farver_2.1.2          htmltools_0.5.9       rmarkdown_2.30       </w:t>
-      </w:r>
-      <w:r>
-        <w:br/>
-      </w:r>
-      <w:r>
-        <w:rPr>
-          <w:rStyle w:val="VerbatimChar"/>
-        </w:rPr>
-        <w:t xml:space="preserve">[58] readr_2.2.0           pkgsearch_3.1.5       compiler_4.5.0       </w:t>
-      </w:r>
-      <w:r>
-        <w:br/>
-      </w:r>
-      <w:r>
-        <w:rPr>
-          <w:rStyle w:val="VerbatimChar"/>
-        </w:rPr>
-        <w:t xml:space="preserve">[61] S7_0.2.1             </w:t>
+        <w:t xml:space="preserve"> [4] praise_1.0.0          stringi_1.8.7         hms_1.1.4            </w:t>
+      </w:r>
+      <w:r>
+        <w:br/>
+      </w:r>
+      <w:r>
+        <w:rPr>
+          <w:rStyle w:val="VerbatimChar"/>
+        </w:rPr>
+        <w:t xml:space="preserve"> [7] digest_0.6.39         magrittr_2.0.4        RColorBrewer_1.1-3   </w:t>
+      </w:r>
+      <w:r>
+        <w:br/>
+      </w:r>
+      <w:r>
+        <w:rPr>
+          <w:rStyle w:val="VerbatimChar"/>
+        </w:rPr>
+        <w:t xml:space="preserve">[10] grid_4.5.0            evaluate_1.0.5        timechange_0.4.0     </w:t>
+      </w:r>
+      <w:r>
+        <w:br/>
+      </w:r>
+      <w:r>
+        <w:rPr>
+          <w:rStyle w:val="VerbatimChar"/>
+        </w:rPr>
+        <w:t xml:space="preserve">[13] pkgload_1.5.0         fastmap_1.2.0         rprojroot_2.1.1      </w:t>
+      </w:r>
+      <w:r>
+        <w:br/>
+      </w:r>
+      <w:r>
+        <w:rPr>
+          <w:rStyle w:val="VerbatimChar"/>
+        </w:rPr>
+        <w:t xml:space="preserve">[16] jsonlite_2.0.0        sessioninfo_1.2.3     cranlogs_2.1.1       </w:t>
+      </w:r>
+      <w:r>
+        <w:br/>
+      </w:r>
+      <w:r>
+        <w:rPr>
+          <w:rStyle w:val="VerbatimChar"/>
+        </w:rPr>
+        <w:t xml:space="preserve">[19] brio_1.1.5            conflicted_1.2.0      SCTORvalidation_0.4.4</w:t>
+      </w:r>
+      <w:r>
+        <w:br/>
+      </w:r>
+      <w:r>
+        <w:rPr>
+          <w:rStyle w:val="VerbatimChar"/>
+        </w:rPr>
+        <w:t xml:space="preserve">[22] httr_1.4.8            purrr_1.2.1           scales_1.4.0         </w:t>
+      </w:r>
+      <w:r>
+        <w:br/>
+      </w:r>
+      <w:r>
+        <w:rPr>
+          <w:rStyle w:val="VerbatimChar"/>
+        </w:rPr>
+        <w:t xml:space="preserve">[25] httr2_1.2.2           cli_3.6.5             rlang_1.1.7          </w:t>
+      </w:r>
+      <w:r>
+        <w:br/>
+      </w:r>
+      <w:r>
+        <w:rPr>
+          <w:rStyle w:val="VerbatimChar"/>
+        </w:rPr>
+        <w:t xml:space="preserve">[28] crayon_1.5.3          gitcreds_0.1.2        withr_3.0.2          </w:t>
+      </w:r>
+      <w:r>
+        <w:br/>
+      </w:r>
+      <w:r>
+        <w:rPr>
+          <w:rStyle w:val="VerbatimChar"/>
+        </w:rPr>
+        <w:t xml:space="preserve">[31] cachem_1.1.0          yaml_2.3.12           otel_0.2.0           </w:t>
+      </w:r>
+      <w:r>
+        <w:br/>
+      </w:r>
+      <w:r>
+        <w:rPr>
+          <w:rStyle w:val="VerbatimChar"/>
+        </w:rPr>
+        <w:t xml:space="preserve">[34] accrualPlot_1.0.7     tools_4.5.0           tzdb_0.5.0           </w:t>
+      </w:r>
+      <w:r>
+        <w:br/>
+      </w:r>
+      <w:r>
+        <w:rPr>
+          <w:rStyle w:val="VerbatimChar"/>
+        </w:rPr>
+        <w:t xml:space="preserve">[37] memoise_2.0.1         dplyr_1.2.0           ggplot2_4.0.2        </w:t>
+      </w:r>
+      <w:r>
+        <w:br/>
+      </w:r>
+      <w:r>
+        <w:rPr>
+          <w:rStyle w:val="VerbatimChar"/>
+        </w:rPr>
+        <w:t xml:space="preserve">[40] curl_7.0.0            vctrs_0.7.1           R6_2.6.1             </w:t>
+      </w:r>
+      <w:r>
+        <w:br/>
+      </w:r>
+      <w:r>
+        <w:rPr>
+          <w:rStyle w:val="VerbatimChar"/>
+        </w:rPr>
+        <w:t xml:space="preserve">[43] lifecycle_1.0.5       stringr_1.6.0         waldo_0.6.2          </w:t>
+      </w:r>
+      <w:r>
+        <w:br/>
+      </w:r>
+      <w:r>
+        <w:rPr>
+          <w:rStyle w:val="VerbatimChar"/>
+        </w:rPr>
+        <w:t xml:space="preserve">[46] pkgconfig_2.0.3       desc_1.4.3            gtable_0.3.6         </w:t>
+      </w:r>
+      <w:r>
+        <w:br/>
+      </w:r>
+      <w:r>
+        <w:rPr>
+          <w:rStyle w:val="VerbatimChar"/>
+        </w:rPr>
+        <w:t xml:space="preserve">[49] pillar_1.11.1         glue_1.8.0            gh_1.5.0             </w:t>
+      </w:r>
+      <w:r>
+        <w:br/>
+      </w:r>
+      <w:r>
+        <w:rPr>
+          <w:rStyle w:val="VerbatimChar"/>
+        </w:rPr>
+        <w:t xml:space="preserve">[52] xfun_0.56             tibble_3.3.1          tidyselect_1.2.1     </w:t>
+      </w:r>
+      <w:r>
+        <w:br/>
+      </w:r>
+      <w:r>
+        <w:rPr>
+          <w:rStyle w:val="VerbatimChar"/>
+        </w:rPr>
+        <w:t xml:space="preserve">[55] knitr_1.51            farver_2.1.2          htmltools_0.5.9      </w:t>
+      </w:r>
+      <w:r>
+        <w:br/>
+      </w:r>
+      <w:r>
+        <w:rPr>
+          <w:rStyle w:val="VerbatimChar"/>
+        </w:rPr>
+        <w:t xml:space="preserve">[58] rmarkdown_2.30        readr_2.2.0           pkgsearch_3.1.5      </w:t>
+      </w:r>
+      <w:r>
+        <w:br/>
+      </w:r>
+      <w:r>
+        <w:rPr>
+          <w:rStyle w:val="VerbatimChar"/>
+        </w:rPr>
+        <w:t xml:space="preserve">[61] compiler_4.5.0        S7_0.2.1             </w:t>
       </w:r>
       <w:r>
         <w:br/>

--- a/wi/running_tests.docx
+++ b/wi/running_tests.docx
@@ -970,7 +970,7 @@
         <w:rPr>
           <w:rStyle w:val="VerbatimChar"/>
         </w:rPr>
-        <w:t xml:space="preserve">Warning: package 'accrualPlot' was built under R version 4.5.2</w:t>
+        <w:t xml:space="preserve">Loading required package: lubridate</w:t>
       </w:r>
     </w:p>
     <w:p>
@@ -981,7 +981,7 @@
         <w:rPr>
           <w:rStyle w:val="VerbatimChar"/>
         </w:rPr>
-        <w:t xml:space="preserve">Loading required package: lubridate</w:t>
+        <w:t xml:space="preserve">Warning: package 'lubridate' was built under R version 4.5.2</w:t>
       </w:r>
     </w:p>
     <w:p>
@@ -989,10 +989,13 @@
         <w:pStyle w:val="SourceCode"/>
       </w:pPr>
       <w:r>
-        <w:rPr>
-          <w:rStyle w:val="VerbatimChar"/>
-        </w:rPr>
-        <w:t xml:space="preserve">Warning: package 'lubridate' was built under R version 4.5.2</w:t>
+        <w:br/>
+      </w:r>
+      <w:r>
+        <w:rPr>
+          <w:rStyle w:val="VerbatimChar"/>
+        </w:rPr>
+        <w:t xml:space="preserve">Attaching package: 'lubridate'</w:t>
       </w:r>
     </w:p>
     <w:p>
@@ -1000,13 +1003,22 @@
         <w:pStyle w:val="SourceCode"/>
       </w:pPr>
       <w:r>
-        <w:br/>
-      </w:r>
-      <w:r>
-        <w:rPr>
-          <w:rStyle w:val="VerbatimChar"/>
-        </w:rPr>
-        <w:t xml:space="preserve">Attaching package: 'lubridate'</w:t>
+        <w:rPr>
+          <w:rStyle w:val="VerbatimChar"/>
+        </w:rPr>
+        <w:t xml:space="preserve">The following objects are masked from 'package:base':</w:t>
+      </w:r>
+      <w:r>
+        <w:br/>
+      </w:r>
+      <w:r>
+        <w:br/>
+      </w:r>
+      <w:r>
+        <w:rPr>
+          <w:rStyle w:val="VerbatimChar"/>
+        </w:rPr>
+        <w:t xml:space="preserve">    date, intersect, setdiff, union</w:t>
       </w:r>
     </w:p>
     <w:p>
@@ -1017,19 +1029,70 @@
         <w:rPr>
           <w:rStyle w:val="VerbatimChar"/>
         </w:rPr>
-        <w:t xml:space="preserve">The following objects are masked from 'package:base':</w:t>
-      </w:r>
-      <w:r>
-        <w:br/>
-      </w:r>
-      <w:r>
-        <w:br/>
-      </w:r>
-      <w:r>
-        <w:rPr>
-          <w:rStyle w:val="VerbatimChar"/>
-        </w:rPr>
-        <w:t xml:space="preserve">    date, intersect, setdiff, union</w:t>
+        <w:t xml:space="preserve">✔ | F W  S  OK | Context</w:t>
+      </w:r>
+      <w:r>
+        <w:br/>
+      </w:r>
+      <w:r>
+        <w:br/>
+      </w:r>
+      <w:r>
+        <w:rPr>
+          <w:rStyle w:val="VerbatimChar"/>
+        </w:rPr>
+        <w:t xml:space="preserve">⠏ |          0 | accrual_create_df                                              </w:t>
+      </w:r>
+      <w:r>
+        <w:br/>
+      </w:r>
+      <w:r>
+        <w:rPr>
+          <w:rStyle w:val="VerbatimChar"/>
+        </w:rPr>
+        <w:t xml:space="preserve">✔ |          8 | accrual_create_df</w:t>
+      </w:r>
+      <w:r>
+        <w:br/>
+      </w:r>
+      <w:r>
+        <w:br/>
+      </w:r>
+      <w:r>
+        <w:rPr>
+          <w:rStyle w:val="VerbatimChar"/>
+        </w:rPr>
+        <w:t xml:space="preserve">⠏ |          0 | summary                                                        </w:t>
+      </w:r>
+      <w:r>
+        <w:br/>
+      </w:r>
+      <w:r>
+        <w:rPr>
+          <w:rStyle w:val="VerbatimChar"/>
+        </w:rPr>
+        <w:t xml:space="preserve">✔ |         10 | summary</w:t>
+      </w:r>
+      <w:r>
+        <w:br/>
+      </w:r>
+      <w:r>
+        <w:br/>
+      </w:r>
+      <w:r>
+        <w:rPr>
+          <w:rStyle w:val="VerbatimChar"/>
+        </w:rPr>
+        <w:t xml:space="preserve">══ Results ═════════════════════════════════════════════════════════════════════</w:t>
+      </w:r>
+      <w:r>
+        <w:br/>
+      </w:r>
+      <w:r>
+        <w:rPr>
+          <w:rStyle w:val="VerbatimChar"/>
+        </w:rPr>
+        <w:t xml:space="preserve">[ FAIL 0 | WARN 0 | SKIP 0 | PASS 18 ]</w:t>
       </w:r>
     </w:p>
     <w:p>
@@ -1040,82 +1103,7 @@
         <w:rPr>
           <w:rStyle w:val="VerbatimChar"/>
         </w:rPr>
-        <w:t xml:space="preserve">✔ | F W  S  OK | Context</w:t>
-      </w:r>
-      <w:r>
-        <w:br/>
-      </w:r>
-      <w:r>
-        <w:br/>
-      </w:r>
-      <w:r>
-        <w:rPr>
-          <w:rStyle w:val="VerbatimChar"/>
-        </w:rPr>
-        <w:t xml:space="preserve">⠏ |          0 | accrual_create_df                                              </w:t>
-      </w:r>
-      <w:r>
-        <w:br/>
-      </w:r>
-      <w:r>
-        <w:rPr>
-          <w:rStyle w:val="VerbatimChar"/>
-        </w:rPr>
-        <w:t xml:space="preserve">✔ |          8 | accrual_create_df</w:t>
-      </w:r>
-      <w:r>
-        <w:br/>
-      </w:r>
-      <w:r>
-        <w:br/>
-      </w:r>
-      <w:r>
-        <w:rPr>
-          <w:rStyle w:val="VerbatimChar"/>
-        </w:rPr>
-        <w:t xml:space="preserve">⠏ |          0 | summary                                                        </w:t>
-      </w:r>
-      <w:r>
-        <w:br/>
-      </w:r>
-      <w:r>
-        <w:rPr>
-          <w:rStyle w:val="VerbatimChar"/>
-        </w:rPr>
-        <w:t xml:space="preserve">✔ |         10 | summary</w:t>
-      </w:r>
-      <w:r>
-        <w:br/>
-      </w:r>
-      <w:r>
-        <w:br/>
-      </w:r>
-      <w:r>
-        <w:rPr>
-          <w:rStyle w:val="VerbatimChar"/>
-        </w:rPr>
-        <w:t xml:space="preserve">══ Results ═════════════════════════════════════════════════════════════════════</w:t>
-      </w:r>
-      <w:r>
-        <w:br/>
-      </w:r>
-      <w:r>
-        <w:rPr>
-          <w:rStyle w:val="VerbatimChar"/>
-        </w:rPr>
-        <w:t xml:space="preserve">[ FAIL 0 | WARN 0 | SKIP 0 | PASS 18 ]</w:t>
-      </w:r>
-      <w:r>
-        <w:br/>
-      </w:r>
-      <w:r>
-        <w:br/>
-      </w:r>
-      <w:r>
-        <w:rPr>
-          <w:rStyle w:val="VerbatimChar"/>
-        </w:rPr>
-        <w:t xml:space="preserve">Nice code.</w:t>
+        <w:t xml:space="preserve">Warning in rm(accrualdemo): object 'accrualdemo' not found</w:t>
       </w:r>
     </w:p>
     <w:p>
@@ -1126,7 +1114,34 @@
         <w:rPr>
           <w:rStyle w:val="VerbatimChar"/>
         </w:rPr>
-        <w:t xml:space="preserve">Warning in rm(accrualdemo): object 'accrualdemo' not found</w:t>
+        <w:t xml:space="preserve">Error in gh(endpoint = "/user", .token = .token, .api_url = .api_url,  : </w:t>
+      </w:r>
+      <w:r>
+        <w:br/>
+      </w:r>
+      <w:r>
+        <w:rPr>
+          <w:rStyle w:val="VerbatimChar"/>
+        </w:rPr>
+        <w:t xml:space="preserve">  GitHub API error (403): Resource not accessible by integration</w:t>
+      </w:r>
+      <w:r>
+        <w:br/>
+      </w:r>
+      <w:r>
+        <w:rPr>
+          <w:rStyle w:val="VerbatimChar"/>
+        </w:rPr>
+        <w:t xml:space="preserve">ℹ Read more at</w:t>
+      </w:r>
+      <w:r>
+        <w:br/>
+      </w:r>
+      <w:r>
+        <w:rPr>
+          <w:rStyle w:val="VerbatimChar"/>
+        </w:rPr>
+        <w:t xml:space="preserve">  &lt;https://docs.github.com/rest/users/users#get-the-authenticated-user&gt;</w:t>
       </w:r>
     </w:p>
     <w:p>
@@ -1137,44 +1152,6 @@
         <w:rPr>
           <w:rStyle w:val="VerbatimChar"/>
         </w:rPr>
-        <w:t xml:space="preserve">Error in gh(endpoint = "/user", .token = .token, .api_url = .api_url,  : </w:t>
-      </w:r>
-      <w:r>
-        <w:br/>
-      </w:r>
-      <w:r>
-        <w:rPr>
-          <w:rStyle w:val="VerbatimChar"/>
-        </w:rPr>
-        <w:t xml:space="preserve">  GitHub API error (403): Resource not accessible by integration</w:t>
-      </w:r>
-      <w:r>
-        <w:br/>
-      </w:r>
-      <w:r>
-        <w:rPr>
-          <w:rStyle w:val="VerbatimChar"/>
-        </w:rPr>
-        <w:t xml:space="preserve">ℹ Read more at</w:t>
-      </w:r>
-      <w:r>
-        <w:br/>
-      </w:r>
-      <w:r>
-        <w:rPr>
-          <w:rStyle w:val="VerbatimChar"/>
-        </w:rPr>
-        <w:t xml:space="preserve">  &lt;https://docs.github.com/rest/users/users#get-the-authenticated-user&gt;</w:t>
-      </w:r>
-    </w:p>
-    <w:p>
-      <w:pPr>
-        <w:pStyle w:val="SourceCode"/>
-      </w:pPr>
-      <w:r>
-        <w:rPr>
-          <w:rStyle w:val="VerbatimChar"/>
-        </w:rPr>
         <w:t xml:space="preserve">## Copy and paste the following output into the indicated sections of a new issue</w:t>
       </w:r>
       <w:r>
@@ -1196,7 +1173,7 @@
         <w:rPr>
           <w:rStyle w:val="VerbatimChar"/>
         </w:rPr>
-        <w:t xml:space="preserve">[Package test]: accrualPlot version 1.0.7 </w:t>
+        <w:t xml:space="preserve">[Package test]: accrualPlot version 1.0.10 </w:t>
       </w:r>
       <w:r>
         <w:br/>
@@ -1259,7 +1236,7 @@
         <w:rPr>
           <w:rStyle w:val="VerbatimChar"/>
         </w:rPr>
-        <w:t xml:space="preserve">1.0.7 </w:t>
+        <w:t xml:space="preserve">1.0.10 </w:t>
       </w:r>
       <w:r>
         <w:br/>
@@ -1280,7 +1257,7 @@
         <w:rPr>
           <w:rStyle w:val="VerbatimChar"/>
         </w:rPr>
-        <w:t xml:space="preserve">CRAN (R 4.5.2) </w:t>
+        <w:t xml:space="preserve">CRAN (R 4.5.0) </w:t>
       </w:r>
       <w:r>
         <w:br/>
@@ -1322,7 +1299,7 @@
         <w:rPr>
           <w:rStyle w:val="VerbatimChar"/>
         </w:rPr>
-        <w:t xml:space="preserve">2026-03-10 </w:t>
+        <w:t xml:space="preserve">2026-03-11 </w:t>
       </w:r>
       <w:r>
         <w:br/>
@@ -1700,178 +1677,178 @@
         <w:rPr>
           <w:rStyle w:val="VerbatimChar"/>
         </w:rPr>
-        <w:t xml:space="preserve"> [4] praise_1.0.0          stringi_1.8.7         hms_1.1.4            </w:t>
-      </w:r>
-      <w:r>
-        <w:br/>
-      </w:r>
-      <w:r>
-        <w:rPr>
-          <w:rStyle w:val="VerbatimChar"/>
-        </w:rPr>
-        <w:t xml:space="preserve"> [7] digest_0.6.39         magrittr_2.0.4        RColorBrewer_1.1-3   </w:t>
-      </w:r>
-      <w:r>
-        <w:br/>
-      </w:r>
-      <w:r>
-        <w:rPr>
-          <w:rStyle w:val="VerbatimChar"/>
-        </w:rPr>
-        <w:t xml:space="preserve">[10] grid_4.5.0            evaluate_1.0.5        timechange_0.4.0     </w:t>
-      </w:r>
-      <w:r>
-        <w:br/>
-      </w:r>
-      <w:r>
-        <w:rPr>
-          <w:rStyle w:val="VerbatimChar"/>
-        </w:rPr>
-        <w:t xml:space="preserve">[13] pkgload_1.5.0         fastmap_1.2.0         rprojroot_2.1.1      </w:t>
-      </w:r>
-      <w:r>
-        <w:br/>
-      </w:r>
-      <w:r>
-        <w:rPr>
-          <w:rStyle w:val="VerbatimChar"/>
-        </w:rPr>
-        <w:t xml:space="preserve">[16] jsonlite_2.0.0        sessioninfo_1.2.3     cranlogs_2.1.1       </w:t>
-      </w:r>
-      <w:r>
-        <w:br/>
-      </w:r>
-      <w:r>
-        <w:rPr>
-          <w:rStyle w:val="VerbatimChar"/>
-        </w:rPr>
-        <w:t xml:space="preserve">[19] brio_1.1.5            conflicted_1.2.0      SCTORvalidation_0.4.4</w:t>
-      </w:r>
-      <w:r>
-        <w:br/>
-      </w:r>
-      <w:r>
-        <w:rPr>
-          <w:rStyle w:val="VerbatimChar"/>
-        </w:rPr>
-        <w:t xml:space="preserve">[22] httr_1.4.8            purrr_1.2.1           scales_1.4.0         </w:t>
-      </w:r>
-      <w:r>
-        <w:br/>
-      </w:r>
-      <w:r>
-        <w:rPr>
-          <w:rStyle w:val="VerbatimChar"/>
-        </w:rPr>
-        <w:t xml:space="preserve">[25] httr2_1.2.2           cli_3.6.5             rlang_1.1.7          </w:t>
-      </w:r>
-      <w:r>
-        <w:br/>
-      </w:r>
-      <w:r>
-        <w:rPr>
-          <w:rStyle w:val="VerbatimChar"/>
-        </w:rPr>
-        <w:t xml:space="preserve">[28] crayon_1.5.3          gitcreds_0.1.2        withr_3.0.2          </w:t>
-      </w:r>
-      <w:r>
-        <w:br/>
-      </w:r>
-      <w:r>
-        <w:rPr>
-          <w:rStyle w:val="VerbatimChar"/>
-        </w:rPr>
-        <w:t xml:space="preserve">[31] cachem_1.1.0          yaml_2.3.12           otel_0.2.0           </w:t>
-      </w:r>
-      <w:r>
-        <w:br/>
-      </w:r>
-      <w:r>
-        <w:rPr>
-          <w:rStyle w:val="VerbatimChar"/>
-        </w:rPr>
-        <w:t xml:space="preserve">[34] accrualPlot_1.0.7     tools_4.5.0           tzdb_0.5.0           </w:t>
-      </w:r>
-      <w:r>
-        <w:br/>
-      </w:r>
-      <w:r>
-        <w:rPr>
-          <w:rStyle w:val="VerbatimChar"/>
-        </w:rPr>
-        <w:t xml:space="preserve">[37] memoise_2.0.1         dplyr_1.2.0           ggplot2_4.0.2        </w:t>
-      </w:r>
-      <w:r>
-        <w:br/>
-      </w:r>
-      <w:r>
-        <w:rPr>
-          <w:rStyle w:val="VerbatimChar"/>
-        </w:rPr>
-        <w:t xml:space="preserve">[40] curl_7.0.0            vctrs_0.7.1           R6_2.6.1             </w:t>
-      </w:r>
-      <w:r>
-        <w:br/>
-      </w:r>
-      <w:r>
-        <w:rPr>
-          <w:rStyle w:val="VerbatimChar"/>
-        </w:rPr>
-        <w:t xml:space="preserve">[43] lifecycle_1.0.5       stringr_1.6.0         waldo_0.6.2          </w:t>
-      </w:r>
-      <w:r>
-        <w:br/>
-      </w:r>
-      <w:r>
-        <w:rPr>
-          <w:rStyle w:val="VerbatimChar"/>
-        </w:rPr>
-        <w:t xml:space="preserve">[46] pkgconfig_2.0.3       desc_1.4.3            gtable_0.3.6         </w:t>
-      </w:r>
-      <w:r>
-        <w:br/>
-      </w:r>
-      <w:r>
-        <w:rPr>
-          <w:rStyle w:val="VerbatimChar"/>
-        </w:rPr>
-        <w:t xml:space="preserve">[49] pillar_1.11.1         glue_1.8.0            gh_1.5.0             </w:t>
-      </w:r>
-      <w:r>
-        <w:br/>
-      </w:r>
-      <w:r>
-        <w:rPr>
-          <w:rStyle w:val="VerbatimChar"/>
-        </w:rPr>
-        <w:t xml:space="preserve">[52] xfun_0.56             tibble_3.3.1          tidyselect_1.2.1     </w:t>
-      </w:r>
-      <w:r>
-        <w:br/>
-      </w:r>
-      <w:r>
-        <w:rPr>
-          <w:rStyle w:val="VerbatimChar"/>
-        </w:rPr>
-        <w:t xml:space="preserve">[55] knitr_1.51            farver_2.1.2          htmltools_0.5.9      </w:t>
-      </w:r>
-      <w:r>
-        <w:br/>
-      </w:r>
-      <w:r>
-        <w:rPr>
-          <w:rStyle w:val="VerbatimChar"/>
-        </w:rPr>
-        <w:t xml:space="preserve">[58] rmarkdown_2.30        readr_2.2.0           pkgsearch_3.1.5      </w:t>
-      </w:r>
-      <w:r>
-        <w:br/>
-      </w:r>
-      <w:r>
-        <w:rPr>
-          <w:rStyle w:val="VerbatimChar"/>
-        </w:rPr>
-        <w:t xml:space="preserve">[61] compiler_4.5.0        S7_0.2.1             </w:t>
+        <w:t xml:space="preserve"> [4] stringi_1.8.7         hms_1.1.4             digest_0.6.39        </w:t>
+      </w:r>
+      <w:r>
+        <w:br/>
+      </w:r>
+      <w:r>
+        <w:rPr>
+          <w:rStyle w:val="VerbatimChar"/>
+        </w:rPr>
+        <w:t xml:space="preserve"> [7] magrittr_2.0.4        RColorBrewer_1.1-3    grid_4.5.0           </w:t>
+      </w:r>
+      <w:r>
+        <w:br/>
+      </w:r>
+      <w:r>
+        <w:rPr>
+          <w:rStyle w:val="VerbatimChar"/>
+        </w:rPr>
+        <w:t xml:space="preserve">[10] evaluate_1.0.5        timechange_0.4.0      pkgload_1.5.0        </w:t>
+      </w:r>
+      <w:r>
+        <w:br/>
+      </w:r>
+      <w:r>
+        <w:rPr>
+          <w:rStyle w:val="VerbatimChar"/>
+        </w:rPr>
+        <w:t xml:space="preserve">[13] fastmap_1.2.0         rprojroot_2.1.1       jsonlite_2.0.0       </w:t>
+      </w:r>
+      <w:r>
+        <w:br/>
+      </w:r>
+      <w:r>
+        <w:rPr>
+          <w:rStyle w:val="VerbatimChar"/>
+        </w:rPr>
+        <w:t xml:space="preserve">[16] sessioninfo_1.2.3     cranlogs_2.1.1        brio_1.1.5           </w:t>
+      </w:r>
+      <w:r>
+        <w:br/>
+      </w:r>
+      <w:r>
+        <w:rPr>
+          <w:rStyle w:val="VerbatimChar"/>
+        </w:rPr>
+        <w:t xml:space="preserve">[19] conflicted_1.2.0      SCTORvalidation_0.4.4 httr_1.4.8           </w:t>
+      </w:r>
+      <w:r>
+        <w:br/>
+      </w:r>
+      <w:r>
+        <w:rPr>
+          <w:rStyle w:val="VerbatimChar"/>
+        </w:rPr>
+        <w:t xml:space="preserve">[22] purrr_1.2.1           scales_1.4.0          httr2_1.2.2          </w:t>
+      </w:r>
+      <w:r>
+        <w:br/>
+      </w:r>
+      <w:r>
+        <w:rPr>
+          <w:rStyle w:val="VerbatimChar"/>
+        </w:rPr>
+        <w:t xml:space="preserve">[25] cli_3.6.5             rlang_1.1.7           crayon_1.5.3         </w:t>
+      </w:r>
+      <w:r>
+        <w:br/>
+      </w:r>
+      <w:r>
+        <w:rPr>
+          <w:rStyle w:val="VerbatimChar"/>
+        </w:rPr>
+        <w:t xml:space="preserve">[28] gitcreds_0.1.2        withr_3.0.2           cachem_1.1.0         </w:t>
+      </w:r>
+      <w:r>
+        <w:br/>
+      </w:r>
+      <w:r>
+        <w:rPr>
+          <w:rStyle w:val="VerbatimChar"/>
+        </w:rPr>
+        <w:t xml:space="preserve">[31] yaml_2.3.12           otel_0.2.0            accrualPlot_1.0.10   </w:t>
+      </w:r>
+      <w:r>
+        <w:br/>
+      </w:r>
+      <w:r>
+        <w:rPr>
+          <w:rStyle w:val="VerbatimChar"/>
+        </w:rPr>
+        <w:t xml:space="preserve">[34] tools_4.5.0           tzdb_0.5.0            memoise_2.0.1        </w:t>
+      </w:r>
+      <w:r>
+        <w:br/>
+      </w:r>
+      <w:r>
+        <w:rPr>
+          <w:rStyle w:val="VerbatimChar"/>
+        </w:rPr>
+        <w:t xml:space="preserve">[37] dplyr_1.2.0           ggplot2_4.0.2         curl_7.0.0           </w:t>
+      </w:r>
+      <w:r>
+        <w:br/>
+      </w:r>
+      <w:r>
+        <w:rPr>
+          <w:rStyle w:val="VerbatimChar"/>
+        </w:rPr>
+        <w:t xml:space="preserve">[40] vctrs_0.7.1           R6_2.6.1              lifecycle_1.0.5      </w:t>
+      </w:r>
+      <w:r>
+        <w:br/>
+      </w:r>
+      <w:r>
+        <w:rPr>
+          <w:rStyle w:val="VerbatimChar"/>
+        </w:rPr>
+        <w:t xml:space="preserve">[43] stringr_1.6.0         waldo_0.6.2           pkgconfig_2.0.3      </w:t>
+      </w:r>
+      <w:r>
+        <w:br/>
+      </w:r>
+      <w:r>
+        <w:rPr>
+          <w:rStyle w:val="VerbatimChar"/>
+        </w:rPr>
+        <w:t xml:space="preserve">[46] desc_1.4.3            gtable_0.3.6          pillar_1.11.1        </w:t>
+      </w:r>
+      <w:r>
+        <w:br/>
+      </w:r>
+      <w:r>
+        <w:rPr>
+          <w:rStyle w:val="VerbatimChar"/>
+        </w:rPr>
+        <w:t xml:space="preserve">[49] glue_1.8.0            gh_1.5.0              xfun_0.56            </w:t>
+      </w:r>
+      <w:r>
+        <w:br/>
+      </w:r>
+      <w:r>
+        <w:rPr>
+          <w:rStyle w:val="VerbatimChar"/>
+        </w:rPr>
+        <w:t xml:space="preserve">[52] tibble_3.3.1          tidyselect_1.2.1      knitr_1.51           </w:t>
+      </w:r>
+      <w:r>
+        <w:br/>
+      </w:r>
+      <w:r>
+        <w:rPr>
+          <w:rStyle w:val="VerbatimChar"/>
+        </w:rPr>
+        <w:t xml:space="preserve">[55] farver_2.1.2          htmltools_0.5.9       rmarkdown_2.30       </w:t>
+      </w:r>
+      <w:r>
+        <w:br/>
+      </w:r>
+      <w:r>
+        <w:rPr>
+          <w:rStyle w:val="VerbatimChar"/>
+        </w:rPr>
+        <w:t xml:space="preserve">[58] readr_2.2.0           pkgsearch_3.1.5       compiler_4.5.0       </w:t>
+      </w:r>
+      <w:r>
+        <w:br/>
+      </w:r>
+      <w:r>
+        <w:rPr>
+          <w:rStyle w:val="VerbatimChar"/>
+        </w:rPr>
+        <w:t xml:space="preserve">[61] S7_0.2.1             </w:t>
       </w:r>
       <w:r>
         <w:br/>

--- a/wi/running_tests.docx
+++ b/wi/running_tests.docx
@@ -1299,7 +1299,7 @@
         <w:rPr>
           <w:rStyle w:val="VerbatimChar"/>
         </w:rPr>
-        <w:t xml:space="preserve">2026-03-11 </w:t>
+        <w:t xml:space="preserve">2026-03-12 </w:t>
       </w:r>
       <w:r>
         <w:br/>

--- a/wi/running_tests.docx
+++ b/wi/running_tests.docx
@@ -1299,7 +1299,7 @@
         <w:rPr>
           <w:rStyle w:val="VerbatimChar"/>
         </w:rPr>
-        <w:t xml:space="preserve">2026-03-12 </w:t>
+        <w:t xml:space="preserve">2026-03-13 </w:t>
       </w:r>
       <w:r>
         <w:br/>

--- a/wi/running_tests.docx
+++ b/wi/running_tests.docx
@@ -1299,7 +1299,7 @@
         <w:rPr>
           <w:rStyle w:val="VerbatimChar"/>
         </w:rPr>
-        <w:t xml:space="preserve">2026-03-13 </w:t>
+        <w:t xml:space="preserve">2026-03-16 </w:t>
       </w:r>
       <w:r>
         <w:br/>

--- a/wi/running_tests.docx
+++ b/wi/running_tests.docx
@@ -1094,6 +1094,18 @@
         </w:rPr>
         <w:t xml:space="preserve">[ FAIL 0 | WARN 0 | SKIP 0 | PASS 18 ]</w:t>
       </w:r>
+      <w:r>
+        <w:br/>
+      </w:r>
+      <w:r>
+        <w:br/>
+      </w:r>
+      <w:r>
+        <w:rPr>
+          <w:rStyle w:val="VerbatimChar"/>
+        </w:rPr>
+        <w:t xml:space="preserve">Way to go!</w:t>
+      </w:r>
     </w:p>
     <w:p>
       <w:pPr>
@@ -1299,7 +1311,7 @@
         <w:rPr>
           <w:rStyle w:val="VerbatimChar"/>
         </w:rPr>
-        <w:t xml:space="preserve">2026-03-16 </w:t>
+        <w:t xml:space="preserve">2026-03-17 </w:t>
       </w:r>
       <w:r>
         <w:br/>
@@ -1677,178 +1689,178 @@
         <w:rPr>
           <w:rStyle w:val="VerbatimChar"/>
         </w:rPr>
-        <w:t xml:space="preserve"> [4] stringi_1.8.7         hms_1.1.4             digest_0.6.39        </w:t>
-      </w:r>
-      <w:r>
-        <w:br/>
-      </w:r>
-      <w:r>
-        <w:rPr>
-          <w:rStyle w:val="VerbatimChar"/>
-        </w:rPr>
-        <w:t xml:space="preserve"> [7] magrittr_2.0.4        RColorBrewer_1.1-3    grid_4.5.0           </w:t>
-      </w:r>
-      <w:r>
-        <w:br/>
-      </w:r>
-      <w:r>
-        <w:rPr>
-          <w:rStyle w:val="VerbatimChar"/>
-        </w:rPr>
-        <w:t xml:space="preserve">[10] evaluate_1.0.5        timechange_0.4.0      pkgload_1.5.0        </w:t>
-      </w:r>
-      <w:r>
-        <w:br/>
-      </w:r>
-      <w:r>
-        <w:rPr>
-          <w:rStyle w:val="VerbatimChar"/>
-        </w:rPr>
-        <w:t xml:space="preserve">[13] fastmap_1.2.0         rprojroot_2.1.1       jsonlite_2.0.0       </w:t>
-      </w:r>
-      <w:r>
-        <w:br/>
-      </w:r>
-      <w:r>
-        <w:rPr>
-          <w:rStyle w:val="VerbatimChar"/>
-        </w:rPr>
-        <w:t xml:space="preserve">[16] sessioninfo_1.2.3     cranlogs_2.1.1        brio_1.1.5           </w:t>
-      </w:r>
-      <w:r>
-        <w:br/>
-      </w:r>
-      <w:r>
-        <w:rPr>
-          <w:rStyle w:val="VerbatimChar"/>
-        </w:rPr>
-        <w:t xml:space="preserve">[19] conflicted_1.2.0      SCTORvalidation_0.4.4 httr_1.4.8           </w:t>
-      </w:r>
-      <w:r>
-        <w:br/>
-      </w:r>
-      <w:r>
-        <w:rPr>
-          <w:rStyle w:val="VerbatimChar"/>
-        </w:rPr>
-        <w:t xml:space="preserve">[22] purrr_1.2.1           scales_1.4.0          httr2_1.2.2          </w:t>
-      </w:r>
-      <w:r>
-        <w:br/>
-      </w:r>
-      <w:r>
-        <w:rPr>
-          <w:rStyle w:val="VerbatimChar"/>
-        </w:rPr>
-        <w:t xml:space="preserve">[25] cli_3.6.5             rlang_1.1.7           crayon_1.5.3         </w:t>
-      </w:r>
-      <w:r>
-        <w:br/>
-      </w:r>
-      <w:r>
-        <w:rPr>
-          <w:rStyle w:val="VerbatimChar"/>
-        </w:rPr>
-        <w:t xml:space="preserve">[28] gitcreds_0.1.2        withr_3.0.2           cachem_1.1.0         </w:t>
-      </w:r>
-      <w:r>
-        <w:br/>
-      </w:r>
-      <w:r>
-        <w:rPr>
-          <w:rStyle w:val="VerbatimChar"/>
-        </w:rPr>
-        <w:t xml:space="preserve">[31] yaml_2.3.12           otel_0.2.0            accrualPlot_1.0.10   </w:t>
-      </w:r>
-      <w:r>
-        <w:br/>
-      </w:r>
-      <w:r>
-        <w:rPr>
-          <w:rStyle w:val="VerbatimChar"/>
-        </w:rPr>
-        <w:t xml:space="preserve">[34] tools_4.5.0           tzdb_0.5.0            memoise_2.0.1        </w:t>
-      </w:r>
-      <w:r>
-        <w:br/>
-      </w:r>
-      <w:r>
-        <w:rPr>
-          <w:rStyle w:val="VerbatimChar"/>
-        </w:rPr>
-        <w:t xml:space="preserve">[37] dplyr_1.2.0           ggplot2_4.0.2         curl_7.0.0           </w:t>
-      </w:r>
-      <w:r>
-        <w:br/>
-      </w:r>
-      <w:r>
-        <w:rPr>
-          <w:rStyle w:val="VerbatimChar"/>
-        </w:rPr>
-        <w:t xml:space="preserve">[40] vctrs_0.7.1           R6_2.6.1              lifecycle_1.0.5      </w:t>
-      </w:r>
-      <w:r>
-        <w:br/>
-      </w:r>
-      <w:r>
-        <w:rPr>
-          <w:rStyle w:val="VerbatimChar"/>
-        </w:rPr>
-        <w:t xml:space="preserve">[43] stringr_1.6.0         waldo_0.6.2           pkgconfig_2.0.3      </w:t>
-      </w:r>
-      <w:r>
-        <w:br/>
-      </w:r>
-      <w:r>
-        <w:rPr>
-          <w:rStyle w:val="VerbatimChar"/>
-        </w:rPr>
-        <w:t xml:space="preserve">[46] desc_1.4.3            gtable_0.3.6          pillar_1.11.1        </w:t>
-      </w:r>
-      <w:r>
-        <w:br/>
-      </w:r>
-      <w:r>
-        <w:rPr>
-          <w:rStyle w:val="VerbatimChar"/>
-        </w:rPr>
-        <w:t xml:space="preserve">[49] glue_1.8.0            gh_1.5.0              xfun_0.56            </w:t>
-      </w:r>
-      <w:r>
-        <w:br/>
-      </w:r>
-      <w:r>
-        <w:rPr>
-          <w:rStyle w:val="VerbatimChar"/>
-        </w:rPr>
-        <w:t xml:space="preserve">[52] tibble_3.3.1          tidyselect_1.2.1      knitr_1.51           </w:t>
-      </w:r>
-      <w:r>
-        <w:br/>
-      </w:r>
-      <w:r>
-        <w:rPr>
-          <w:rStyle w:val="VerbatimChar"/>
-        </w:rPr>
-        <w:t xml:space="preserve">[55] farver_2.1.2          htmltools_0.5.9       rmarkdown_2.30       </w:t>
-      </w:r>
-      <w:r>
-        <w:br/>
-      </w:r>
-      <w:r>
-        <w:rPr>
-          <w:rStyle w:val="VerbatimChar"/>
-        </w:rPr>
-        <w:t xml:space="preserve">[58] readr_2.2.0           pkgsearch_3.1.5       compiler_4.5.0       </w:t>
-      </w:r>
-      <w:r>
-        <w:br/>
-      </w:r>
-      <w:r>
-        <w:rPr>
-          <w:rStyle w:val="VerbatimChar"/>
-        </w:rPr>
-        <w:t xml:space="preserve">[61] S7_0.2.1             </w:t>
+        <w:t xml:space="preserve"> [4] praise_1.0.0          stringi_1.8.7         hms_1.1.4            </w:t>
+      </w:r>
+      <w:r>
+        <w:br/>
+      </w:r>
+      <w:r>
+        <w:rPr>
+          <w:rStyle w:val="VerbatimChar"/>
+        </w:rPr>
+        <w:t xml:space="preserve"> [7] digest_0.6.39         magrittr_2.0.4        RColorBrewer_1.1-3   </w:t>
+      </w:r>
+      <w:r>
+        <w:br/>
+      </w:r>
+      <w:r>
+        <w:rPr>
+          <w:rStyle w:val="VerbatimChar"/>
+        </w:rPr>
+        <w:t xml:space="preserve">[10] grid_4.5.0            evaluate_1.0.5        timechange_0.4.0     </w:t>
+      </w:r>
+      <w:r>
+        <w:br/>
+      </w:r>
+      <w:r>
+        <w:rPr>
+          <w:rStyle w:val="VerbatimChar"/>
+        </w:rPr>
+        <w:t xml:space="preserve">[13] pkgload_1.5.0         fastmap_1.2.0         rprojroot_2.1.1      </w:t>
+      </w:r>
+      <w:r>
+        <w:br/>
+      </w:r>
+      <w:r>
+        <w:rPr>
+          <w:rStyle w:val="VerbatimChar"/>
+        </w:rPr>
+        <w:t xml:space="preserve">[16] jsonlite_2.0.0        sessioninfo_1.2.3     cranlogs_2.1.1       </w:t>
+      </w:r>
+      <w:r>
+        <w:br/>
+      </w:r>
+      <w:r>
+        <w:rPr>
+          <w:rStyle w:val="VerbatimChar"/>
+        </w:rPr>
+        <w:t xml:space="preserve">[19] brio_1.1.5            conflicted_1.2.0      SCTORvalidation_0.4.4</w:t>
+      </w:r>
+      <w:r>
+        <w:br/>
+      </w:r>
+      <w:r>
+        <w:rPr>
+          <w:rStyle w:val="VerbatimChar"/>
+        </w:rPr>
+        <w:t xml:space="preserve">[22] httr_1.4.8            purrr_1.2.1           scales_1.4.0         </w:t>
+      </w:r>
+      <w:r>
+        <w:br/>
+      </w:r>
+      <w:r>
+        <w:rPr>
+          <w:rStyle w:val="VerbatimChar"/>
+        </w:rPr>
+        <w:t xml:space="preserve">[25] httr2_1.2.2           cli_3.6.5             rlang_1.1.7          </w:t>
+      </w:r>
+      <w:r>
+        <w:br/>
+      </w:r>
+      <w:r>
+        <w:rPr>
+          <w:rStyle w:val="VerbatimChar"/>
+        </w:rPr>
+        <w:t xml:space="preserve">[28] crayon_1.5.3          gitcreds_0.1.2        withr_3.0.2          </w:t>
+      </w:r>
+      <w:r>
+        <w:br/>
+      </w:r>
+      <w:r>
+        <w:rPr>
+          <w:rStyle w:val="VerbatimChar"/>
+        </w:rPr>
+        <w:t xml:space="preserve">[31] cachem_1.1.0          yaml_2.3.12           otel_0.2.0           </w:t>
+      </w:r>
+      <w:r>
+        <w:br/>
+      </w:r>
+      <w:r>
+        <w:rPr>
+          <w:rStyle w:val="VerbatimChar"/>
+        </w:rPr>
+        <w:t xml:space="preserve">[34] accrualPlot_1.0.10    tools_4.5.0           tzdb_0.5.0           </w:t>
+      </w:r>
+      <w:r>
+        <w:br/>
+      </w:r>
+      <w:r>
+        <w:rPr>
+          <w:rStyle w:val="VerbatimChar"/>
+        </w:rPr>
+        <w:t xml:space="preserve">[37] memoise_2.0.1         dplyr_1.2.0           ggplot2_4.0.2        </w:t>
+      </w:r>
+      <w:r>
+        <w:br/>
+      </w:r>
+      <w:r>
+        <w:rPr>
+          <w:rStyle w:val="VerbatimChar"/>
+        </w:rPr>
+        <w:t xml:space="preserve">[40] curl_7.0.0            vctrs_0.7.1           R6_2.6.1             </w:t>
+      </w:r>
+      <w:r>
+        <w:br/>
+      </w:r>
+      <w:r>
+        <w:rPr>
+          <w:rStyle w:val="VerbatimChar"/>
+        </w:rPr>
+        <w:t xml:space="preserve">[43] lifecycle_1.0.5       stringr_1.6.0         waldo_0.6.2          </w:t>
+      </w:r>
+      <w:r>
+        <w:br/>
+      </w:r>
+      <w:r>
+        <w:rPr>
+          <w:rStyle w:val="VerbatimChar"/>
+        </w:rPr>
+        <w:t xml:space="preserve">[46] pkgconfig_2.0.3       desc_1.4.3            gtable_0.3.6         </w:t>
+      </w:r>
+      <w:r>
+        <w:br/>
+      </w:r>
+      <w:r>
+        <w:rPr>
+          <w:rStyle w:val="VerbatimChar"/>
+        </w:rPr>
+        <w:t xml:space="preserve">[49] pillar_1.11.1         glue_1.8.0            gh_1.5.0             </w:t>
+      </w:r>
+      <w:r>
+        <w:br/>
+      </w:r>
+      <w:r>
+        <w:rPr>
+          <w:rStyle w:val="VerbatimChar"/>
+        </w:rPr>
+        <w:t xml:space="preserve">[52] xfun_0.56             tibble_3.3.1          tidyselect_1.2.1     </w:t>
+      </w:r>
+      <w:r>
+        <w:br/>
+      </w:r>
+      <w:r>
+        <w:rPr>
+          <w:rStyle w:val="VerbatimChar"/>
+        </w:rPr>
+        <w:t xml:space="preserve">[55] knitr_1.51            farver_2.1.2          htmltools_0.5.9      </w:t>
+      </w:r>
+      <w:r>
+        <w:br/>
+      </w:r>
+      <w:r>
+        <w:rPr>
+          <w:rStyle w:val="VerbatimChar"/>
+        </w:rPr>
+        <w:t xml:space="preserve">[58] rmarkdown_2.30        readr_2.2.0           pkgsearch_3.1.5      </w:t>
+      </w:r>
+      <w:r>
+        <w:br/>
+      </w:r>
+      <w:r>
+        <w:rPr>
+          <w:rStyle w:val="VerbatimChar"/>
+        </w:rPr>
+        <w:t xml:space="preserve">[61] compiler_4.5.0        S7_0.2.1             </w:t>
       </w:r>
       <w:r>
         <w:br/>

--- a/wi/running_tests.docx
+++ b/wi/running_tests.docx
@@ -970,7 +970,7 @@
         <w:rPr>
           <w:rStyle w:val="VerbatimChar"/>
         </w:rPr>
-        <w:t xml:space="preserve">Loading required package: lubridate</w:t>
+        <w:t xml:space="preserve">Warning: package 'accrualPlot' was built under R version 4.5.3</w:t>
       </w:r>
     </w:p>
     <w:p>
@@ -981,7 +981,7 @@
         <w:rPr>
           <w:rStyle w:val="VerbatimChar"/>
         </w:rPr>
-        <w:t xml:space="preserve">Warning: package 'lubridate' was built under R version 4.5.2</w:t>
+        <w:t xml:space="preserve">Loading required package: lubridate</w:t>
       </w:r>
     </w:p>
     <w:p>
@@ -989,13 +989,10 @@
         <w:pStyle w:val="SourceCode"/>
       </w:pPr>
       <w:r>
-        <w:br/>
-      </w:r>
-      <w:r>
-        <w:rPr>
-          <w:rStyle w:val="VerbatimChar"/>
-        </w:rPr>
-        <w:t xml:space="preserve">Attaching package: 'lubridate'</w:t>
+        <w:rPr>
+          <w:rStyle w:val="VerbatimChar"/>
+        </w:rPr>
+        <w:t xml:space="preserve">Warning: package 'lubridate' was built under R version 4.5.2</w:t>
       </w:r>
     </w:p>
     <w:p>
@@ -1003,22 +1000,13 @@
         <w:pStyle w:val="SourceCode"/>
       </w:pPr>
       <w:r>
-        <w:rPr>
-          <w:rStyle w:val="VerbatimChar"/>
-        </w:rPr>
-        <w:t xml:space="preserve">The following objects are masked from 'package:base':</w:t>
-      </w:r>
-      <w:r>
-        <w:br/>
-      </w:r>
-      <w:r>
-        <w:br/>
-      </w:r>
-      <w:r>
-        <w:rPr>
-          <w:rStyle w:val="VerbatimChar"/>
-        </w:rPr>
-        <w:t xml:space="preserve">    date, intersect, setdiff, union</w:t>
+        <w:br/>
+      </w:r>
+      <w:r>
+        <w:rPr>
+          <w:rStyle w:val="VerbatimChar"/>
+        </w:rPr>
+        <w:t xml:space="preserve">Attaching package: 'lubridate'</w:t>
       </w:r>
     </w:p>
     <w:p>
@@ -1029,82 +1017,19 @@
         <w:rPr>
           <w:rStyle w:val="VerbatimChar"/>
         </w:rPr>
-        <w:t xml:space="preserve">✔ | F W  S  OK | Context</w:t>
-      </w:r>
-      <w:r>
-        <w:br/>
-      </w:r>
-      <w:r>
-        <w:br/>
-      </w:r>
-      <w:r>
-        <w:rPr>
-          <w:rStyle w:val="VerbatimChar"/>
-        </w:rPr>
-        <w:t xml:space="preserve">⠏ |          0 | accrual_create_df                                              </w:t>
-      </w:r>
-      <w:r>
-        <w:br/>
-      </w:r>
-      <w:r>
-        <w:rPr>
-          <w:rStyle w:val="VerbatimChar"/>
-        </w:rPr>
-        <w:t xml:space="preserve">✔ |          8 | accrual_create_df</w:t>
-      </w:r>
-      <w:r>
-        <w:br/>
-      </w:r>
-      <w:r>
-        <w:br/>
-      </w:r>
-      <w:r>
-        <w:rPr>
-          <w:rStyle w:val="VerbatimChar"/>
-        </w:rPr>
-        <w:t xml:space="preserve">⠏ |          0 | summary                                                        </w:t>
-      </w:r>
-      <w:r>
-        <w:br/>
-      </w:r>
-      <w:r>
-        <w:rPr>
-          <w:rStyle w:val="VerbatimChar"/>
-        </w:rPr>
-        <w:t xml:space="preserve">✔ |         10 | summary</w:t>
-      </w:r>
-      <w:r>
-        <w:br/>
-      </w:r>
-      <w:r>
-        <w:br/>
-      </w:r>
-      <w:r>
-        <w:rPr>
-          <w:rStyle w:val="VerbatimChar"/>
-        </w:rPr>
-        <w:t xml:space="preserve">══ Results ═════════════════════════════════════════════════════════════════════</w:t>
-      </w:r>
-      <w:r>
-        <w:br/>
-      </w:r>
-      <w:r>
-        <w:rPr>
-          <w:rStyle w:val="VerbatimChar"/>
-        </w:rPr>
-        <w:t xml:space="preserve">[ FAIL 0 | WARN 0 | SKIP 0 | PASS 18 ]</w:t>
-      </w:r>
-      <w:r>
-        <w:br/>
-      </w:r>
-      <w:r>
-        <w:br/>
-      </w:r>
-      <w:r>
-        <w:rPr>
-          <w:rStyle w:val="VerbatimChar"/>
-        </w:rPr>
-        <w:t xml:space="preserve">Way to go!</w:t>
+        <w:t xml:space="preserve">The following objects are masked from 'package:base':</w:t>
+      </w:r>
+      <w:r>
+        <w:br/>
+      </w:r>
+      <w:r>
+        <w:br/>
+      </w:r>
+      <w:r>
+        <w:rPr>
+          <w:rStyle w:val="VerbatimChar"/>
+        </w:rPr>
+        <w:t xml:space="preserve">    date, intersect, setdiff, union</w:t>
       </w:r>
     </w:p>
     <w:p>
@@ -1115,7 +1040,79 @@
         <w:rPr>
           <w:rStyle w:val="VerbatimChar"/>
         </w:rPr>
-        <w:t xml:space="preserve">Warning in rm(accrualdemo): object 'accrualdemo' not found</w:t>
+        <w:t xml:space="preserve">✔ | F W  S  OK | Context</w:t>
+      </w:r>
+      <w:r>
+        <w:br/>
+      </w:r>
+      <w:r>
+        <w:br/>
+      </w:r>
+      <w:r>
+        <w:rPr>
+          <w:rStyle w:val="VerbatimChar"/>
+        </w:rPr>
+        <w:t xml:space="preserve">⠏ |          0 | accrual_create_df                                              </w:t>
+      </w:r>
+      <w:r>
+        <w:br/>
+      </w:r>
+      <w:r>
+        <w:rPr>
+          <w:rStyle w:val="VerbatimChar"/>
+        </w:rPr>
+        <w:t xml:space="preserve">⠦ |          7 | accrual_create_df                                              </w:t>
+      </w:r>
+      <w:r>
+        <w:br/>
+      </w:r>
+      <w:r>
+        <w:rPr>
+          <w:rStyle w:val="VerbatimChar"/>
+        </w:rPr>
+        <w:t xml:space="preserve">✔ |          8 | accrual_create_df</w:t>
+      </w:r>
+      <w:r>
+        <w:br/>
+      </w:r>
+      <w:r>
+        <w:br/>
+      </w:r>
+      <w:r>
+        <w:rPr>
+          <w:rStyle w:val="VerbatimChar"/>
+        </w:rPr>
+        <w:t xml:space="preserve">⠏ |          0 | summary                                                        </w:t>
+      </w:r>
+      <w:r>
+        <w:br/>
+      </w:r>
+      <w:r>
+        <w:rPr>
+          <w:rStyle w:val="VerbatimChar"/>
+        </w:rPr>
+        <w:t xml:space="preserve">✔ |         10 | summary</w:t>
+      </w:r>
+      <w:r>
+        <w:br/>
+      </w:r>
+      <w:r>
+        <w:br/>
+      </w:r>
+      <w:r>
+        <w:rPr>
+          <w:rStyle w:val="VerbatimChar"/>
+        </w:rPr>
+        <w:t xml:space="preserve">══ Results ═════════════════════════════════════════════════════════════════════</w:t>
+      </w:r>
+      <w:r>
+        <w:br/>
+      </w:r>
+      <w:r>
+        <w:rPr>
+          <w:rStyle w:val="VerbatimChar"/>
+        </w:rPr>
+        <w:t xml:space="preserve">[ FAIL 0 | WARN 0 | SKIP 0 | PASS 18 ]</w:t>
       </w:r>
     </w:p>
     <w:p>
@@ -1126,34 +1123,7 @@
         <w:rPr>
           <w:rStyle w:val="VerbatimChar"/>
         </w:rPr>
-        <w:t xml:space="preserve">Error in gh(endpoint = "/user", .token = .token, .api_url = .api_url,  : </w:t>
-      </w:r>
-      <w:r>
-        <w:br/>
-      </w:r>
-      <w:r>
-        <w:rPr>
-          <w:rStyle w:val="VerbatimChar"/>
-        </w:rPr>
-        <w:t xml:space="preserve">  GitHub API error (403): Resource not accessible by integration</w:t>
-      </w:r>
-      <w:r>
-        <w:br/>
-      </w:r>
-      <w:r>
-        <w:rPr>
-          <w:rStyle w:val="VerbatimChar"/>
-        </w:rPr>
-        <w:t xml:space="preserve">ℹ Read more at</w:t>
-      </w:r>
-      <w:r>
-        <w:br/>
-      </w:r>
-      <w:r>
-        <w:rPr>
-          <w:rStyle w:val="VerbatimChar"/>
-        </w:rPr>
-        <w:t xml:space="preserve">  &lt;https://docs.github.com/rest/users/users#get-the-authenticated-user&gt;</w:t>
+        <w:t xml:space="preserve">Warning in rm(accrualdemo): object 'accrualdemo' not found</w:t>
       </w:r>
     </w:p>
     <w:p>
@@ -1164,6 +1134,44 @@
         <w:rPr>
           <w:rStyle w:val="VerbatimChar"/>
         </w:rPr>
+        <w:t xml:space="preserve">Error in gh(endpoint = "/user", .token = .token, .api_url = .api_url,  : </w:t>
+      </w:r>
+      <w:r>
+        <w:br/>
+      </w:r>
+      <w:r>
+        <w:rPr>
+          <w:rStyle w:val="VerbatimChar"/>
+        </w:rPr>
+        <w:t xml:space="preserve">  GitHub API error (403): Resource not accessible by integration</w:t>
+      </w:r>
+      <w:r>
+        <w:br/>
+      </w:r>
+      <w:r>
+        <w:rPr>
+          <w:rStyle w:val="VerbatimChar"/>
+        </w:rPr>
+        <w:t xml:space="preserve">ℹ Read more at</w:t>
+      </w:r>
+      <w:r>
+        <w:br/>
+      </w:r>
+      <w:r>
+        <w:rPr>
+          <w:rStyle w:val="VerbatimChar"/>
+        </w:rPr>
+        <w:t xml:space="preserve">  &lt;https://docs.github.com/rest/users/users#get-the-authenticated-user&gt;</w:t>
+      </w:r>
+    </w:p>
+    <w:p>
+      <w:pPr>
+        <w:pStyle w:val="SourceCode"/>
+      </w:pPr>
+      <w:r>
+        <w:rPr>
+          <w:rStyle w:val="VerbatimChar"/>
+        </w:rPr>
         <w:t xml:space="preserve">## Copy and paste the following output into the indicated sections of a new issue</w:t>
       </w:r>
       <w:r>
@@ -1269,7 +1277,7 @@
         <w:rPr>
           <w:rStyle w:val="VerbatimChar"/>
         </w:rPr>
-        <w:t xml:space="preserve">CRAN (R 4.5.0) </w:t>
+        <w:t xml:space="preserve">CRAN (R 4.5.3) </w:t>
       </w:r>
       <w:r>
         <w:br/>
@@ -1311,7 +1319,7 @@
         <w:rPr>
           <w:rStyle w:val="VerbatimChar"/>
         </w:rPr>
-        <w:t xml:space="preserve">2026-03-17 </w:t>
+        <w:t xml:space="preserve">2026-03-18 </w:t>
       </w:r>
       <w:r>
         <w:br/>
@@ -1689,178 +1697,178 @@
         <w:rPr>
           <w:rStyle w:val="VerbatimChar"/>
         </w:rPr>
-        <w:t xml:space="preserve"> [4] praise_1.0.0          stringi_1.8.7         hms_1.1.4            </w:t>
-      </w:r>
-      <w:r>
-        <w:br/>
-      </w:r>
-      <w:r>
-        <w:rPr>
-          <w:rStyle w:val="VerbatimChar"/>
-        </w:rPr>
-        <w:t xml:space="preserve"> [7] digest_0.6.39         magrittr_2.0.4        RColorBrewer_1.1-3   </w:t>
-      </w:r>
-      <w:r>
-        <w:br/>
-      </w:r>
-      <w:r>
-        <w:rPr>
-          <w:rStyle w:val="VerbatimChar"/>
-        </w:rPr>
-        <w:t xml:space="preserve">[10] grid_4.5.0            evaluate_1.0.5        timechange_0.4.0     </w:t>
-      </w:r>
-      <w:r>
-        <w:br/>
-      </w:r>
-      <w:r>
-        <w:rPr>
-          <w:rStyle w:val="VerbatimChar"/>
-        </w:rPr>
-        <w:t xml:space="preserve">[13] pkgload_1.5.0         fastmap_1.2.0         rprojroot_2.1.1      </w:t>
-      </w:r>
-      <w:r>
-        <w:br/>
-      </w:r>
-      <w:r>
-        <w:rPr>
-          <w:rStyle w:val="VerbatimChar"/>
-        </w:rPr>
-        <w:t xml:space="preserve">[16] jsonlite_2.0.0        sessioninfo_1.2.3     cranlogs_2.1.1       </w:t>
-      </w:r>
-      <w:r>
-        <w:br/>
-      </w:r>
-      <w:r>
-        <w:rPr>
-          <w:rStyle w:val="VerbatimChar"/>
-        </w:rPr>
-        <w:t xml:space="preserve">[19] brio_1.1.5            conflicted_1.2.0      SCTORvalidation_0.4.4</w:t>
-      </w:r>
-      <w:r>
-        <w:br/>
-      </w:r>
-      <w:r>
-        <w:rPr>
-          <w:rStyle w:val="VerbatimChar"/>
-        </w:rPr>
-        <w:t xml:space="preserve">[22] httr_1.4.8            purrr_1.2.1           scales_1.4.0         </w:t>
-      </w:r>
-      <w:r>
-        <w:br/>
-      </w:r>
-      <w:r>
-        <w:rPr>
-          <w:rStyle w:val="VerbatimChar"/>
-        </w:rPr>
-        <w:t xml:space="preserve">[25] httr2_1.2.2           cli_3.6.5             rlang_1.1.7          </w:t>
-      </w:r>
-      <w:r>
-        <w:br/>
-      </w:r>
-      <w:r>
-        <w:rPr>
-          <w:rStyle w:val="VerbatimChar"/>
-        </w:rPr>
-        <w:t xml:space="preserve">[28] crayon_1.5.3          gitcreds_0.1.2        withr_3.0.2          </w:t>
-      </w:r>
-      <w:r>
-        <w:br/>
-      </w:r>
-      <w:r>
-        <w:rPr>
-          <w:rStyle w:val="VerbatimChar"/>
-        </w:rPr>
-        <w:t xml:space="preserve">[31] cachem_1.1.0          yaml_2.3.12           otel_0.2.0           </w:t>
-      </w:r>
-      <w:r>
-        <w:br/>
-      </w:r>
-      <w:r>
-        <w:rPr>
-          <w:rStyle w:val="VerbatimChar"/>
-        </w:rPr>
-        <w:t xml:space="preserve">[34] accrualPlot_1.0.10    tools_4.5.0           tzdb_0.5.0           </w:t>
-      </w:r>
-      <w:r>
-        <w:br/>
-      </w:r>
-      <w:r>
-        <w:rPr>
-          <w:rStyle w:val="VerbatimChar"/>
-        </w:rPr>
-        <w:t xml:space="preserve">[37] memoise_2.0.1         dplyr_1.2.0           ggplot2_4.0.2        </w:t>
-      </w:r>
-      <w:r>
-        <w:br/>
-      </w:r>
-      <w:r>
-        <w:rPr>
-          <w:rStyle w:val="VerbatimChar"/>
-        </w:rPr>
-        <w:t xml:space="preserve">[40] curl_7.0.0            vctrs_0.7.1           R6_2.6.1             </w:t>
-      </w:r>
-      <w:r>
-        <w:br/>
-      </w:r>
-      <w:r>
-        <w:rPr>
-          <w:rStyle w:val="VerbatimChar"/>
-        </w:rPr>
-        <w:t xml:space="preserve">[43] lifecycle_1.0.5       stringr_1.6.0         waldo_0.6.2          </w:t>
-      </w:r>
-      <w:r>
-        <w:br/>
-      </w:r>
-      <w:r>
-        <w:rPr>
-          <w:rStyle w:val="VerbatimChar"/>
-        </w:rPr>
-        <w:t xml:space="preserve">[46] pkgconfig_2.0.3       desc_1.4.3            gtable_0.3.6         </w:t>
-      </w:r>
-      <w:r>
-        <w:br/>
-      </w:r>
-      <w:r>
-        <w:rPr>
-          <w:rStyle w:val="VerbatimChar"/>
-        </w:rPr>
-        <w:t xml:space="preserve">[49] pillar_1.11.1         glue_1.8.0            gh_1.5.0             </w:t>
-      </w:r>
-      <w:r>
-        <w:br/>
-      </w:r>
-      <w:r>
-        <w:rPr>
-          <w:rStyle w:val="VerbatimChar"/>
-        </w:rPr>
-        <w:t xml:space="preserve">[52] xfun_0.56             tibble_3.3.1          tidyselect_1.2.1     </w:t>
-      </w:r>
-      <w:r>
-        <w:br/>
-      </w:r>
-      <w:r>
-        <w:rPr>
-          <w:rStyle w:val="VerbatimChar"/>
-        </w:rPr>
-        <w:t xml:space="preserve">[55] knitr_1.51            farver_2.1.2          htmltools_0.5.9      </w:t>
-      </w:r>
-      <w:r>
-        <w:br/>
-      </w:r>
-      <w:r>
-        <w:rPr>
-          <w:rStyle w:val="VerbatimChar"/>
-        </w:rPr>
-        <w:t xml:space="preserve">[58] rmarkdown_2.30        readr_2.2.0           pkgsearch_3.1.5      </w:t>
-      </w:r>
-      <w:r>
-        <w:br/>
-      </w:r>
-      <w:r>
-        <w:rPr>
-          <w:rStyle w:val="VerbatimChar"/>
-        </w:rPr>
-        <w:t xml:space="preserve">[61] compiler_4.5.0        S7_0.2.1             </w:t>
+        <w:t xml:space="preserve"> [4] stringi_1.8.7         hms_1.1.4             digest_0.6.39        </w:t>
+      </w:r>
+      <w:r>
+        <w:br/>
+      </w:r>
+      <w:r>
+        <w:rPr>
+          <w:rStyle w:val="VerbatimChar"/>
+        </w:rPr>
+        <w:t xml:space="preserve"> [7] magrittr_2.0.4        RColorBrewer_1.1-3    grid_4.5.0           </w:t>
+      </w:r>
+      <w:r>
+        <w:br/>
+      </w:r>
+      <w:r>
+        <w:rPr>
+          <w:rStyle w:val="VerbatimChar"/>
+        </w:rPr>
+        <w:t xml:space="preserve">[10] evaluate_1.0.5        timechange_0.4.0      pkgload_1.5.0        </w:t>
+      </w:r>
+      <w:r>
+        <w:br/>
+      </w:r>
+      <w:r>
+        <w:rPr>
+          <w:rStyle w:val="VerbatimChar"/>
+        </w:rPr>
+        <w:t xml:space="preserve">[13] fastmap_1.2.0         rprojroot_2.1.1       jsonlite_2.0.0       </w:t>
+      </w:r>
+      <w:r>
+        <w:br/>
+      </w:r>
+      <w:r>
+        <w:rPr>
+          <w:rStyle w:val="VerbatimChar"/>
+        </w:rPr>
+        <w:t xml:space="preserve">[16] sessioninfo_1.2.3     cranlogs_2.1.1        brio_1.1.5           </w:t>
+      </w:r>
+      <w:r>
+        <w:br/>
+      </w:r>
+      <w:r>
+        <w:rPr>
+          <w:rStyle w:val="VerbatimChar"/>
+        </w:rPr>
+        <w:t xml:space="preserve">[19] conflicted_1.2.0      SCTORvalidation_0.4.5 httr_1.4.8           </w:t>
+      </w:r>
+      <w:r>
+        <w:br/>
+      </w:r>
+      <w:r>
+        <w:rPr>
+          <w:rStyle w:val="VerbatimChar"/>
+        </w:rPr>
+        <w:t xml:space="preserve">[22] purrr_1.2.1           scales_1.4.0          httr2_1.2.2          </w:t>
+      </w:r>
+      <w:r>
+        <w:br/>
+      </w:r>
+      <w:r>
+        <w:rPr>
+          <w:rStyle w:val="VerbatimChar"/>
+        </w:rPr>
+        <w:t xml:space="preserve">[25] cli_3.6.5             rlang_1.1.7           crayon_1.5.3         </w:t>
+      </w:r>
+      <w:r>
+        <w:br/>
+      </w:r>
+      <w:r>
+        <w:rPr>
+          <w:rStyle w:val="VerbatimChar"/>
+        </w:rPr>
+        <w:t xml:space="preserve">[28] gitcreds_0.1.2        withr_3.0.2           cachem_1.1.0         </w:t>
+      </w:r>
+      <w:r>
+        <w:br/>
+      </w:r>
+      <w:r>
+        <w:rPr>
+          <w:rStyle w:val="VerbatimChar"/>
+        </w:rPr>
+        <w:t xml:space="preserve">[31] yaml_2.3.12           otel_0.2.0            accrualPlot_1.0.10   </w:t>
+      </w:r>
+      <w:r>
+        <w:br/>
+      </w:r>
+      <w:r>
+        <w:rPr>
+          <w:rStyle w:val="VerbatimChar"/>
+        </w:rPr>
+        <w:t xml:space="preserve">[34] tools_4.5.0           tzdb_0.5.0            memoise_2.0.1        </w:t>
+      </w:r>
+      <w:r>
+        <w:br/>
+      </w:r>
+      <w:r>
+        <w:rPr>
+          <w:rStyle w:val="VerbatimChar"/>
+        </w:rPr>
+        <w:t xml:space="preserve">[37] dplyr_1.2.0           ggplot2_4.0.2         curl_7.0.0           </w:t>
+      </w:r>
+      <w:r>
+        <w:br/>
+      </w:r>
+      <w:r>
+        <w:rPr>
+          <w:rStyle w:val="VerbatimChar"/>
+        </w:rPr>
+        <w:t xml:space="preserve">[40] vctrs_0.7.1           R6_2.6.1              lifecycle_1.0.5      </w:t>
+      </w:r>
+      <w:r>
+        <w:br/>
+      </w:r>
+      <w:r>
+        <w:rPr>
+          <w:rStyle w:val="VerbatimChar"/>
+        </w:rPr>
+        <w:t xml:space="preserve">[43] stringr_1.6.0         waldo_0.6.2           pkgconfig_2.0.3      </w:t>
+      </w:r>
+      <w:r>
+        <w:br/>
+      </w:r>
+      <w:r>
+        <w:rPr>
+          <w:rStyle w:val="VerbatimChar"/>
+        </w:rPr>
+        <w:t xml:space="preserve">[46] desc_1.4.3            gtable_0.3.6          pillar_1.11.1        </w:t>
+      </w:r>
+      <w:r>
+        <w:br/>
+      </w:r>
+      <w:r>
+        <w:rPr>
+          <w:rStyle w:val="VerbatimChar"/>
+        </w:rPr>
+        <w:t xml:space="preserve">[49] glue_1.8.0            gh_1.5.0              xfun_0.56            </w:t>
+      </w:r>
+      <w:r>
+        <w:br/>
+      </w:r>
+      <w:r>
+        <w:rPr>
+          <w:rStyle w:val="VerbatimChar"/>
+        </w:rPr>
+        <w:t xml:space="preserve">[52] tibble_3.3.1          tidyselect_1.2.1      knitr_1.51           </w:t>
+      </w:r>
+      <w:r>
+        <w:br/>
+      </w:r>
+      <w:r>
+        <w:rPr>
+          <w:rStyle w:val="VerbatimChar"/>
+        </w:rPr>
+        <w:t xml:space="preserve">[55] farver_2.1.2          htmltools_0.5.9       rmarkdown_2.30       </w:t>
+      </w:r>
+      <w:r>
+        <w:br/>
+      </w:r>
+      <w:r>
+        <w:rPr>
+          <w:rStyle w:val="VerbatimChar"/>
+        </w:rPr>
+        <w:t xml:space="preserve">[58] readr_2.2.0           pkgsearch_3.1.5       compiler_4.5.0       </w:t>
+      </w:r>
+      <w:r>
+        <w:br/>
+      </w:r>
+      <w:r>
+        <w:rPr>
+          <w:rStyle w:val="VerbatimChar"/>
+        </w:rPr>
+        <w:t xml:space="preserve">[61] S7_0.2.1             </w:t>
       </w:r>
       <w:r>
         <w:br/>

--- a/wi/running_tests.docx
+++ b/wi/running_tests.docx
@@ -1061,15 +1061,6 @@
         <w:rPr>
           <w:rStyle w:val="VerbatimChar"/>
         </w:rPr>
-        <w:t xml:space="preserve">⠦ |          7 | accrual_create_df                                              </w:t>
-      </w:r>
-      <w:r>
-        <w:br/>
-      </w:r>
-      <w:r>
-        <w:rPr>
-          <w:rStyle w:val="VerbatimChar"/>
-        </w:rPr>
         <w:t xml:space="preserve">✔ |          8 | accrual_create_df</w:t>
       </w:r>
       <w:r>
@@ -1319,7 +1310,7 @@
         <w:rPr>
           <w:rStyle w:val="VerbatimChar"/>
         </w:rPr>
-        <w:t xml:space="preserve">2026-03-18 </w:t>
+        <w:t xml:space="preserve">2026-03-19 </w:t>
       </w:r>
       <w:r>
         <w:br/>

--- a/wi/running_tests.docx
+++ b/wi/running_tests.docx
@@ -1310,7 +1310,7 @@
         <w:rPr>
           <w:rStyle w:val="VerbatimChar"/>
         </w:rPr>
-        <w:t xml:space="preserve">2026-03-19 </w:t>
+        <w:t xml:space="preserve">2026-03-20 </w:t>
       </w:r>
       <w:r>
         <w:br/>

--- a/wi/running_tests.docx
+++ b/wi/running_tests.docx
@@ -948,7 +948,7 @@
         <w:rPr>
           <w:rStyle w:val="VerbatimChar"/>
         </w:rPr>
-        <w:t xml:space="preserve">Warning: package 'testthat' was built under R version 4.5.2</w:t>
+        <w:t xml:space="preserve">Warning: package 'testthat' was built under R version 4.5.3</w:t>
       </w:r>
     </w:p>
     <w:p>
@@ -992,7 +992,7 @@
         <w:rPr>
           <w:rStyle w:val="VerbatimChar"/>
         </w:rPr>
-        <w:t xml:space="preserve">Warning: package 'lubridate' was built under R version 4.5.2</w:t>
+        <w:t xml:space="preserve">Warning: package 'lubridate' was built under R version 4.5.3</w:t>
       </w:r>
     </w:p>
     <w:p>
@@ -1310,7 +1310,7 @@
         <w:rPr>
           <w:rStyle w:val="VerbatimChar"/>
         </w:rPr>
-        <w:t xml:space="preserve">2026-03-20 </w:t>
+        <w:t xml:space="preserve">2026-03-23 </w:t>
       </w:r>
       <w:r>
         <w:br/>
@@ -1796,7 +1796,7 @@
         <w:rPr>
           <w:rStyle w:val="VerbatimChar"/>
         </w:rPr>
-        <w:t xml:space="preserve">[40] vctrs_0.7.1           R6_2.6.1              lifecycle_1.0.5      </w:t>
+        <w:t xml:space="preserve">[40] vctrs_0.7.2           R6_2.6.1              lifecycle_1.0.5      </w:t>
       </w:r>
       <w:r>
         <w:br/>
@@ -1823,7 +1823,7 @@
         <w:rPr>
           <w:rStyle w:val="VerbatimChar"/>
         </w:rPr>
-        <w:t xml:space="preserve">[49] glue_1.8.0            gh_1.5.0              xfun_0.56            </w:t>
+        <w:t xml:space="preserve">[49] glue_1.8.0            gh_1.5.0              xfun_0.57            </w:t>
       </w:r>
       <w:r>
         <w:br/>

--- a/wi/running_tests.docx
+++ b/wi/running_tests.docx
@@ -1310,7 +1310,7 @@
         <w:rPr>
           <w:rStyle w:val="VerbatimChar"/>
         </w:rPr>
-        <w:t xml:space="preserve">2026-03-23 </w:t>
+        <w:t xml:space="preserve">2026-03-24 </w:t>
       </w:r>
       <w:r>
         <w:br/>

--- a/wi/running_tests.docx
+++ b/wi/running_tests.docx
@@ -1310,7 +1310,7 @@
         <w:rPr>
           <w:rStyle w:val="VerbatimChar"/>
         </w:rPr>
-        <w:t xml:space="preserve">2026-03-24 </w:t>
+        <w:t xml:space="preserve">2026-03-25 </w:t>
       </w:r>
       <w:r>
         <w:br/>

--- a/wi/running_tests.docx
+++ b/wi/running_tests.docx
@@ -1310,7 +1310,7 @@
         <w:rPr>
           <w:rStyle w:val="VerbatimChar"/>
         </w:rPr>
-        <w:t xml:space="preserve">2026-03-25 </w:t>
+        <w:t xml:space="preserve">2026-03-27 </w:t>
       </w:r>
       <w:r>
         <w:br/>
@@ -1841,7 +1841,7 @@
         <w:rPr>
           <w:rStyle w:val="VerbatimChar"/>
         </w:rPr>
-        <w:t xml:space="preserve">[55] farver_2.1.2          htmltools_0.5.9       rmarkdown_2.30       </w:t>
+        <w:t xml:space="preserve">[55] farver_2.1.2          htmltools_0.5.9       rmarkdown_2.31       </w:t>
       </w:r>
       <w:r>
         <w:br/>

--- a/wi/running_tests.docx
+++ b/wi/running_tests.docx
@@ -1105,6 +1105,18 @@
         </w:rPr>
         <w:t xml:space="preserve">[ FAIL 0 | WARN 0 | SKIP 0 | PASS 18 ]</w:t>
       </w:r>
+      <w:r>
+        <w:br/>
+      </w:r>
+      <w:r>
+        <w:br/>
+      </w:r>
+      <w:r>
+        <w:rPr>
+          <w:rStyle w:val="VerbatimChar"/>
+        </w:rPr>
+        <w:t xml:space="preserve">Woot!</w:t>
+      </w:r>
     </w:p>
     <w:p>
       <w:pPr>
@@ -1310,7 +1322,7 @@
         <w:rPr>
           <w:rStyle w:val="VerbatimChar"/>
         </w:rPr>
-        <w:t xml:space="preserve">2026-03-27 </w:t>
+        <w:t xml:space="preserve">2026-03-30 </w:t>
       </w:r>
       <w:r>
         <w:br/>
@@ -1688,178 +1700,178 @@
         <w:rPr>
           <w:rStyle w:val="VerbatimChar"/>
         </w:rPr>
-        <w:t xml:space="preserve"> [4] stringi_1.8.7         hms_1.1.4             digest_0.6.39        </w:t>
-      </w:r>
-      <w:r>
-        <w:br/>
-      </w:r>
-      <w:r>
-        <w:rPr>
-          <w:rStyle w:val="VerbatimChar"/>
-        </w:rPr>
-        <w:t xml:space="preserve"> [7] magrittr_2.0.4        RColorBrewer_1.1-3    grid_4.5.0           </w:t>
-      </w:r>
-      <w:r>
-        <w:br/>
-      </w:r>
-      <w:r>
-        <w:rPr>
-          <w:rStyle w:val="VerbatimChar"/>
-        </w:rPr>
-        <w:t xml:space="preserve">[10] evaluate_1.0.5        timechange_0.4.0      pkgload_1.5.0        </w:t>
-      </w:r>
-      <w:r>
-        <w:br/>
-      </w:r>
-      <w:r>
-        <w:rPr>
-          <w:rStyle w:val="VerbatimChar"/>
-        </w:rPr>
-        <w:t xml:space="preserve">[13] fastmap_1.2.0         rprojroot_2.1.1       jsonlite_2.0.0       </w:t>
-      </w:r>
-      <w:r>
-        <w:br/>
-      </w:r>
-      <w:r>
-        <w:rPr>
-          <w:rStyle w:val="VerbatimChar"/>
-        </w:rPr>
-        <w:t xml:space="preserve">[16] sessioninfo_1.2.3     cranlogs_2.1.1        brio_1.1.5           </w:t>
-      </w:r>
-      <w:r>
-        <w:br/>
-      </w:r>
-      <w:r>
-        <w:rPr>
-          <w:rStyle w:val="VerbatimChar"/>
-        </w:rPr>
-        <w:t xml:space="preserve">[19] conflicted_1.2.0      SCTORvalidation_0.4.5 httr_1.4.8           </w:t>
-      </w:r>
-      <w:r>
-        <w:br/>
-      </w:r>
-      <w:r>
-        <w:rPr>
-          <w:rStyle w:val="VerbatimChar"/>
-        </w:rPr>
-        <w:t xml:space="preserve">[22] purrr_1.2.1           scales_1.4.0          httr2_1.2.2          </w:t>
-      </w:r>
-      <w:r>
-        <w:br/>
-      </w:r>
-      <w:r>
-        <w:rPr>
-          <w:rStyle w:val="VerbatimChar"/>
-        </w:rPr>
-        <w:t xml:space="preserve">[25] cli_3.6.5             rlang_1.1.7           crayon_1.5.3         </w:t>
-      </w:r>
-      <w:r>
-        <w:br/>
-      </w:r>
-      <w:r>
-        <w:rPr>
-          <w:rStyle w:val="VerbatimChar"/>
-        </w:rPr>
-        <w:t xml:space="preserve">[28] gitcreds_0.1.2        withr_3.0.2           cachem_1.1.0         </w:t>
-      </w:r>
-      <w:r>
-        <w:br/>
-      </w:r>
-      <w:r>
-        <w:rPr>
-          <w:rStyle w:val="VerbatimChar"/>
-        </w:rPr>
-        <w:t xml:space="preserve">[31] yaml_2.3.12           otel_0.2.0            accrualPlot_1.0.10   </w:t>
-      </w:r>
-      <w:r>
-        <w:br/>
-      </w:r>
-      <w:r>
-        <w:rPr>
-          <w:rStyle w:val="VerbatimChar"/>
-        </w:rPr>
-        <w:t xml:space="preserve">[34] tools_4.5.0           tzdb_0.5.0            memoise_2.0.1        </w:t>
-      </w:r>
-      <w:r>
-        <w:br/>
-      </w:r>
-      <w:r>
-        <w:rPr>
-          <w:rStyle w:val="VerbatimChar"/>
-        </w:rPr>
-        <w:t xml:space="preserve">[37] dplyr_1.2.0           ggplot2_4.0.2         curl_7.0.0           </w:t>
-      </w:r>
-      <w:r>
-        <w:br/>
-      </w:r>
-      <w:r>
-        <w:rPr>
-          <w:rStyle w:val="VerbatimChar"/>
-        </w:rPr>
-        <w:t xml:space="preserve">[40] vctrs_0.7.2           R6_2.6.1              lifecycle_1.0.5      </w:t>
-      </w:r>
-      <w:r>
-        <w:br/>
-      </w:r>
-      <w:r>
-        <w:rPr>
-          <w:rStyle w:val="VerbatimChar"/>
-        </w:rPr>
-        <w:t xml:space="preserve">[43] stringr_1.6.0         waldo_0.6.2           pkgconfig_2.0.3      </w:t>
-      </w:r>
-      <w:r>
-        <w:br/>
-      </w:r>
-      <w:r>
-        <w:rPr>
-          <w:rStyle w:val="VerbatimChar"/>
-        </w:rPr>
-        <w:t xml:space="preserve">[46] desc_1.4.3            gtable_0.3.6          pillar_1.11.1        </w:t>
-      </w:r>
-      <w:r>
-        <w:br/>
-      </w:r>
-      <w:r>
-        <w:rPr>
-          <w:rStyle w:val="VerbatimChar"/>
-        </w:rPr>
-        <w:t xml:space="preserve">[49] glue_1.8.0            gh_1.5.0              xfun_0.57            </w:t>
-      </w:r>
-      <w:r>
-        <w:br/>
-      </w:r>
-      <w:r>
-        <w:rPr>
-          <w:rStyle w:val="VerbatimChar"/>
-        </w:rPr>
-        <w:t xml:space="preserve">[52] tibble_3.3.1          tidyselect_1.2.1      knitr_1.51           </w:t>
-      </w:r>
-      <w:r>
-        <w:br/>
-      </w:r>
-      <w:r>
-        <w:rPr>
-          <w:rStyle w:val="VerbatimChar"/>
-        </w:rPr>
-        <w:t xml:space="preserve">[55] farver_2.1.2          htmltools_0.5.9       rmarkdown_2.31       </w:t>
-      </w:r>
-      <w:r>
-        <w:br/>
-      </w:r>
-      <w:r>
-        <w:rPr>
-          <w:rStyle w:val="VerbatimChar"/>
-        </w:rPr>
-        <w:t xml:space="preserve">[58] readr_2.2.0           pkgsearch_3.1.5       compiler_4.5.0       </w:t>
-      </w:r>
-      <w:r>
-        <w:br/>
-      </w:r>
-      <w:r>
-        <w:rPr>
-          <w:rStyle w:val="VerbatimChar"/>
-        </w:rPr>
-        <w:t xml:space="preserve">[61] S7_0.2.1             </w:t>
+        <w:t xml:space="preserve"> [4] praise_1.0.0          stringi_1.8.7         hms_1.1.4            </w:t>
+      </w:r>
+      <w:r>
+        <w:br/>
+      </w:r>
+      <w:r>
+        <w:rPr>
+          <w:rStyle w:val="VerbatimChar"/>
+        </w:rPr>
+        <w:t xml:space="preserve"> [7] digest_0.6.39         magrittr_2.0.4        RColorBrewer_1.1-3   </w:t>
+      </w:r>
+      <w:r>
+        <w:br/>
+      </w:r>
+      <w:r>
+        <w:rPr>
+          <w:rStyle w:val="VerbatimChar"/>
+        </w:rPr>
+        <w:t xml:space="preserve">[10] grid_4.5.0            evaluate_1.0.5        timechange_0.4.0     </w:t>
+      </w:r>
+      <w:r>
+        <w:br/>
+      </w:r>
+      <w:r>
+        <w:rPr>
+          <w:rStyle w:val="VerbatimChar"/>
+        </w:rPr>
+        <w:t xml:space="preserve">[13] pkgload_1.5.0         fastmap_1.2.0         rprojroot_2.1.1      </w:t>
+      </w:r>
+      <w:r>
+        <w:br/>
+      </w:r>
+      <w:r>
+        <w:rPr>
+          <w:rStyle w:val="VerbatimChar"/>
+        </w:rPr>
+        <w:t xml:space="preserve">[16] jsonlite_2.0.0        sessioninfo_1.2.3     cranlogs_2.1.1       </w:t>
+      </w:r>
+      <w:r>
+        <w:br/>
+      </w:r>
+      <w:r>
+        <w:rPr>
+          <w:rStyle w:val="VerbatimChar"/>
+        </w:rPr>
+        <w:t xml:space="preserve">[19] brio_1.1.5            conflicted_1.2.0      SCTORvalidation_0.4.5</w:t>
+      </w:r>
+      <w:r>
+        <w:br/>
+      </w:r>
+      <w:r>
+        <w:rPr>
+          <w:rStyle w:val="VerbatimChar"/>
+        </w:rPr>
+        <w:t xml:space="preserve">[22] httr_1.4.8            purrr_1.2.1           scales_1.4.0         </w:t>
+      </w:r>
+      <w:r>
+        <w:br/>
+      </w:r>
+      <w:r>
+        <w:rPr>
+          <w:rStyle w:val="VerbatimChar"/>
+        </w:rPr>
+        <w:t xml:space="preserve">[25] httr2_1.2.2           cli_3.6.5             rlang_1.1.7          </w:t>
+      </w:r>
+      <w:r>
+        <w:br/>
+      </w:r>
+      <w:r>
+        <w:rPr>
+          <w:rStyle w:val="VerbatimChar"/>
+        </w:rPr>
+        <w:t xml:space="preserve">[28] crayon_1.5.3          gitcreds_0.1.2        withr_3.0.2          </w:t>
+      </w:r>
+      <w:r>
+        <w:br/>
+      </w:r>
+      <w:r>
+        <w:rPr>
+          <w:rStyle w:val="VerbatimChar"/>
+        </w:rPr>
+        <w:t xml:space="preserve">[31] cachem_1.1.0          yaml_2.3.12           otel_0.2.0           </w:t>
+      </w:r>
+      <w:r>
+        <w:br/>
+      </w:r>
+      <w:r>
+        <w:rPr>
+          <w:rStyle w:val="VerbatimChar"/>
+        </w:rPr>
+        <w:t xml:space="preserve">[34] accrualPlot_1.0.10    tools_4.5.0           tzdb_0.5.0           </w:t>
+      </w:r>
+      <w:r>
+        <w:br/>
+      </w:r>
+      <w:r>
+        <w:rPr>
+          <w:rStyle w:val="VerbatimChar"/>
+        </w:rPr>
+        <w:t xml:space="preserve">[37] memoise_2.0.1         dplyr_1.2.0           ggplot2_4.0.2        </w:t>
+      </w:r>
+      <w:r>
+        <w:br/>
+      </w:r>
+      <w:r>
+        <w:rPr>
+          <w:rStyle w:val="VerbatimChar"/>
+        </w:rPr>
+        <w:t xml:space="preserve">[40] curl_7.0.0            vctrs_0.7.2           R6_2.6.1             </w:t>
+      </w:r>
+      <w:r>
+        <w:br/>
+      </w:r>
+      <w:r>
+        <w:rPr>
+          <w:rStyle w:val="VerbatimChar"/>
+        </w:rPr>
+        <w:t xml:space="preserve">[43] lifecycle_1.0.5       stringr_1.6.0         waldo_0.6.2          </w:t>
+      </w:r>
+      <w:r>
+        <w:br/>
+      </w:r>
+      <w:r>
+        <w:rPr>
+          <w:rStyle w:val="VerbatimChar"/>
+        </w:rPr>
+        <w:t xml:space="preserve">[46] pkgconfig_2.0.3       desc_1.4.3            gtable_0.3.6         </w:t>
+      </w:r>
+      <w:r>
+        <w:br/>
+      </w:r>
+      <w:r>
+        <w:rPr>
+          <w:rStyle w:val="VerbatimChar"/>
+        </w:rPr>
+        <w:t xml:space="preserve">[49] pillar_1.11.1         glue_1.8.0            gh_1.5.0             </w:t>
+      </w:r>
+      <w:r>
+        <w:br/>
+      </w:r>
+      <w:r>
+        <w:rPr>
+          <w:rStyle w:val="VerbatimChar"/>
+        </w:rPr>
+        <w:t xml:space="preserve">[52] xfun_0.57             tibble_3.3.1          tidyselect_1.2.1     </w:t>
+      </w:r>
+      <w:r>
+        <w:br/>
+      </w:r>
+      <w:r>
+        <w:rPr>
+          <w:rStyle w:val="VerbatimChar"/>
+        </w:rPr>
+        <w:t xml:space="preserve">[55] knitr_1.51            farver_2.1.2          htmltools_0.5.9      </w:t>
+      </w:r>
+      <w:r>
+        <w:br/>
+      </w:r>
+      <w:r>
+        <w:rPr>
+          <w:rStyle w:val="VerbatimChar"/>
+        </w:rPr>
+        <w:t xml:space="preserve">[58] rmarkdown_2.31        readr_2.2.0           pkgsearch_3.1.5      </w:t>
+      </w:r>
+      <w:r>
+        <w:br/>
+      </w:r>
+      <w:r>
+        <w:rPr>
+          <w:rStyle w:val="VerbatimChar"/>
+        </w:rPr>
+        <w:t xml:space="preserve">[61] compiler_4.5.0        S7_0.2.1             </w:t>
       </w:r>
       <w:r>
         <w:br/>

--- a/wi/running_tests.docx
+++ b/wi/running_tests.docx
@@ -1105,18 +1105,6 @@
         </w:rPr>
         <w:t xml:space="preserve">[ FAIL 0 | WARN 0 | SKIP 0 | PASS 18 ]</w:t>
       </w:r>
-      <w:r>
-        <w:br/>
-      </w:r>
-      <w:r>
-        <w:br/>
-      </w:r>
-      <w:r>
-        <w:rPr>
-          <w:rStyle w:val="VerbatimChar"/>
-        </w:rPr>
-        <w:t xml:space="preserve">Woot!</w:t>
-      </w:r>
     </w:p>
     <w:p>
       <w:pPr>
@@ -1322,7 +1310,7 @@
         <w:rPr>
           <w:rStyle w:val="VerbatimChar"/>
         </w:rPr>
-        <w:t xml:space="preserve">2026-03-30 </w:t>
+        <w:t xml:space="preserve">2026-03-31 </w:t>
       </w:r>
       <w:r>
         <w:br/>
@@ -1700,178 +1688,178 @@
         <w:rPr>
           <w:rStyle w:val="VerbatimChar"/>
         </w:rPr>
-        <w:t xml:space="preserve"> [4] praise_1.0.0          stringi_1.8.7         hms_1.1.4            </w:t>
-      </w:r>
-      <w:r>
-        <w:br/>
-      </w:r>
-      <w:r>
-        <w:rPr>
-          <w:rStyle w:val="VerbatimChar"/>
-        </w:rPr>
-        <w:t xml:space="preserve"> [7] digest_0.6.39         magrittr_2.0.4        RColorBrewer_1.1-3   </w:t>
-      </w:r>
-      <w:r>
-        <w:br/>
-      </w:r>
-      <w:r>
-        <w:rPr>
-          <w:rStyle w:val="VerbatimChar"/>
-        </w:rPr>
-        <w:t xml:space="preserve">[10] grid_4.5.0            evaluate_1.0.5        timechange_0.4.0     </w:t>
-      </w:r>
-      <w:r>
-        <w:br/>
-      </w:r>
-      <w:r>
-        <w:rPr>
-          <w:rStyle w:val="VerbatimChar"/>
-        </w:rPr>
-        <w:t xml:space="preserve">[13] pkgload_1.5.0         fastmap_1.2.0         rprojroot_2.1.1      </w:t>
-      </w:r>
-      <w:r>
-        <w:br/>
-      </w:r>
-      <w:r>
-        <w:rPr>
-          <w:rStyle w:val="VerbatimChar"/>
-        </w:rPr>
-        <w:t xml:space="preserve">[16] jsonlite_2.0.0        sessioninfo_1.2.3     cranlogs_2.1.1       </w:t>
-      </w:r>
-      <w:r>
-        <w:br/>
-      </w:r>
-      <w:r>
-        <w:rPr>
-          <w:rStyle w:val="VerbatimChar"/>
-        </w:rPr>
-        <w:t xml:space="preserve">[19] brio_1.1.5            conflicted_1.2.0      SCTORvalidation_0.4.5</w:t>
-      </w:r>
-      <w:r>
-        <w:br/>
-      </w:r>
-      <w:r>
-        <w:rPr>
-          <w:rStyle w:val="VerbatimChar"/>
-        </w:rPr>
-        <w:t xml:space="preserve">[22] httr_1.4.8            purrr_1.2.1           scales_1.4.0         </w:t>
-      </w:r>
-      <w:r>
-        <w:br/>
-      </w:r>
-      <w:r>
-        <w:rPr>
-          <w:rStyle w:val="VerbatimChar"/>
-        </w:rPr>
-        <w:t xml:space="preserve">[25] httr2_1.2.2           cli_3.6.5             rlang_1.1.7          </w:t>
-      </w:r>
-      <w:r>
-        <w:br/>
-      </w:r>
-      <w:r>
-        <w:rPr>
-          <w:rStyle w:val="VerbatimChar"/>
-        </w:rPr>
-        <w:t xml:space="preserve">[28] crayon_1.5.3          gitcreds_0.1.2        withr_3.0.2          </w:t>
-      </w:r>
-      <w:r>
-        <w:br/>
-      </w:r>
-      <w:r>
-        <w:rPr>
-          <w:rStyle w:val="VerbatimChar"/>
-        </w:rPr>
-        <w:t xml:space="preserve">[31] cachem_1.1.0          yaml_2.3.12           otel_0.2.0           </w:t>
-      </w:r>
-      <w:r>
-        <w:br/>
-      </w:r>
-      <w:r>
-        <w:rPr>
-          <w:rStyle w:val="VerbatimChar"/>
-        </w:rPr>
-        <w:t xml:space="preserve">[34] accrualPlot_1.0.10    tools_4.5.0           tzdb_0.5.0           </w:t>
-      </w:r>
-      <w:r>
-        <w:br/>
-      </w:r>
-      <w:r>
-        <w:rPr>
-          <w:rStyle w:val="VerbatimChar"/>
-        </w:rPr>
-        <w:t xml:space="preserve">[37] memoise_2.0.1         dplyr_1.2.0           ggplot2_4.0.2        </w:t>
-      </w:r>
-      <w:r>
-        <w:br/>
-      </w:r>
-      <w:r>
-        <w:rPr>
-          <w:rStyle w:val="VerbatimChar"/>
-        </w:rPr>
-        <w:t xml:space="preserve">[40] curl_7.0.0            vctrs_0.7.2           R6_2.6.1             </w:t>
-      </w:r>
-      <w:r>
-        <w:br/>
-      </w:r>
-      <w:r>
-        <w:rPr>
-          <w:rStyle w:val="VerbatimChar"/>
-        </w:rPr>
-        <w:t xml:space="preserve">[43] lifecycle_1.0.5       stringr_1.6.0         waldo_0.6.2          </w:t>
-      </w:r>
-      <w:r>
-        <w:br/>
-      </w:r>
-      <w:r>
-        <w:rPr>
-          <w:rStyle w:val="VerbatimChar"/>
-        </w:rPr>
-        <w:t xml:space="preserve">[46] pkgconfig_2.0.3       desc_1.4.3            gtable_0.3.6         </w:t>
-      </w:r>
-      <w:r>
-        <w:br/>
-      </w:r>
-      <w:r>
-        <w:rPr>
-          <w:rStyle w:val="VerbatimChar"/>
-        </w:rPr>
-        <w:t xml:space="preserve">[49] pillar_1.11.1         glue_1.8.0            gh_1.5.0             </w:t>
-      </w:r>
-      <w:r>
-        <w:br/>
-      </w:r>
-      <w:r>
-        <w:rPr>
-          <w:rStyle w:val="VerbatimChar"/>
-        </w:rPr>
-        <w:t xml:space="preserve">[52] xfun_0.57             tibble_3.3.1          tidyselect_1.2.1     </w:t>
-      </w:r>
-      <w:r>
-        <w:br/>
-      </w:r>
-      <w:r>
-        <w:rPr>
-          <w:rStyle w:val="VerbatimChar"/>
-        </w:rPr>
-        <w:t xml:space="preserve">[55] knitr_1.51            farver_2.1.2          htmltools_0.5.9      </w:t>
-      </w:r>
-      <w:r>
-        <w:br/>
-      </w:r>
-      <w:r>
-        <w:rPr>
-          <w:rStyle w:val="VerbatimChar"/>
-        </w:rPr>
-        <w:t xml:space="preserve">[58] rmarkdown_2.31        readr_2.2.0           pkgsearch_3.1.5      </w:t>
-      </w:r>
-      <w:r>
-        <w:br/>
-      </w:r>
-      <w:r>
-        <w:rPr>
-          <w:rStyle w:val="VerbatimChar"/>
-        </w:rPr>
-        <w:t xml:space="preserve">[61] compiler_4.5.0        S7_0.2.1             </w:t>
+        <w:t xml:space="preserve"> [4] stringi_1.8.7         hms_1.1.4             digest_0.6.39        </w:t>
+      </w:r>
+      <w:r>
+        <w:br/>
+      </w:r>
+      <w:r>
+        <w:rPr>
+          <w:rStyle w:val="VerbatimChar"/>
+        </w:rPr>
+        <w:t xml:space="preserve"> [7] magrittr_2.0.4        RColorBrewer_1.1-3    grid_4.5.0           </w:t>
+      </w:r>
+      <w:r>
+        <w:br/>
+      </w:r>
+      <w:r>
+        <w:rPr>
+          <w:rStyle w:val="VerbatimChar"/>
+        </w:rPr>
+        <w:t xml:space="preserve">[10] evaluate_1.0.5        timechange_0.4.0      pkgload_1.5.0        </w:t>
+      </w:r>
+      <w:r>
+        <w:br/>
+      </w:r>
+      <w:r>
+        <w:rPr>
+          <w:rStyle w:val="VerbatimChar"/>
+        </w:rPr>
+        <w:t xml:space="preserve">[13] fastmap_1.2.0         rprojroot_2.1.1       jsonlite_2.0.0       </w:t>
+      </w:r>
+      <w:r>
+        <w:br/>
+      </w:r>
+      <w:r>
+        <w:rPr>
+          <w:rStyle w:val="VerbatimChar"/>
+        </w:rPr>
+        <w:t xml:space="preserve">[16] sessioninfo_1.2.3     cranlogs_2.1.1        brio_1.1.5           </w:t>
+      </w:r>
+      <w:r>
+        <w:br/>
+      </w:r>
+      <w:r>
+        <w:rPr>
+          <w:rStyle w:val="VerbatimChar"/>
+        </w:rPr>
+        <w:t xml:space="preserve">[19] conflicted_1.2.0      SCTORvalidation_0.4.5 httr_1.4.8           </w:t>
+      </w:r>
+      <w:r>
+        <w:br/>
+      </w:r>
+      <w:r>
+        <w:rPr>
+          <w:rStyle w:val="VerbatimChar"/>
+        </w:rPr>
+        <w:t xml:space="preserve">[22] purrr_1.2.1           scales_1.4.0          httr2_1.2.2          </w:t>
+      </w:r>
+      <w:r>
+        <w:br/>
+      </w:r>
+      <w:r>
+        <w:rPr>
+          <w:rStyle w:val="VerbatimChar"/>
+        </w:rPr>
+        <w:t xml:space="preserve">[25] cli_3.6.5             rlang_1.1.7           crayon_1.5.3         </w:t>
+      </w:r>
+      <w:r>
+        <w:br/>
+      </w:r>
+      <w:r>
+        <w:rPr>
+          <w:rStyle w:val="VerbatimChar"/>
+        </w:rPr>
+        <w:t xml:space="preserve">[28] gitcreds_0.1.2        withr_3.0.2           cachem_1.1.0         </w:t>
+      </w:r>
+      <w:r>
+        <w:br/>
+      </w:r>
+      <w:r>
+        <w:rPr>
+          <w:rStyle w:val="VerbatimChar"/>
+        </w:rPr>
+        <w:t xml:space="preserve">[31] yaml_2.3.12           otel_0.2.0            accrualPlot_1.0.10   </w:t>
+      </w:r>
+      <w:r>
+        <w:br/>
+      </w:r>
+      <w:r>
+        <w:rPr>
+          <w:rStyle w:val="VerbatimChar"/>
+        </w:rPr>
+        <w:t xml:space="preserve">[34] tools_4.5.0           tzdb_0.5.0            memoise_2.0.1        </w:t>
+      </w:r>
+      <w:r>
+        <w:br/>
+      </w:r>
+      <w:r>
+        <w:rPr>
+          <w:rStyle w:val="VerbatimChar"/>
+        </w:rPr>
+        <w:t xml:space="preserve">[37] dplyr_1.2.0           ggplot2_4.0.2         curl_7.0.0           </w:t>
+      </w:r>
+      <w:r>
+        <w:br/>
+      </w:r>
+      <w:r>
+        <w:rPr>
+          <w:rStyle w:val="VerbatimChar"/>
+        </w:rPr>
+        <w:t xml:space="preserve">[40] vctrs_0.7.2           R6_2.6.1              lifecycle_1.0.5      </w:t>
+      </w:r>
+      <w:r>
+        <w:br/>
+      </w:r>
+      <w:r>
+        <w:rPr>
+          <w:rStyle w:val="VerbatimChar"/>
+        </w:rPr>
+        <w:t xml:space="preserve">[43] stringr_1.6.0         waldo_0.6.2           pkgconfig_2.0.3      </w:t>
+      </w:r>
+      <w:r>
+        <w:br/>
+      </w:r>
+      <w:r>
+        <w:rPr>
+          <w:rStyle w:val="VerbatimChar"/>
+        </w:rPr>
+        <w:t xml:space="preserve">[46] desc_1.4.3            gtable_0.3.6          pillar_1.11.1        </w:t>
+      </w:r>
+      <w:r>
+        <w:br/>
+      </w:r>
+      <w:r>
+        <w:rPr>
+          <w:rStyle w:val="VerbatimChar"/>
+        </w:rPr>
+        <w:t xml:space="preserve">[49] glue_1.8.0            gh_1.5.0              xfun_0.57            </w:t>
+      </w:r>
+      <w:r>
+        <w:br/>
+      </w:r>
+      <w:r>
+        <w:rPr>
+          <w:rStyle w:val="VerbatimChar"/>
+        </w:rPr>
+        <w:t xml:space="preserve">[52] tibble_3.3.1          tidyselect_1.2.1      knitr_1.51           </w:t>
+      </w:r>
+      <w:r>
+        <w:br/>
+      </w:r>
+      <w:r>
+        <w:rPr>
+          <w:rStyle w:val="VerbatimChar"/>
+        </w:rPr>
+        <w:t xml:space="preserve">[55] farver_2.1.2          htmltools_0.5.9       rmarkdown_2.31       </w:t>
+      </w:r>
+      <w:r>
+        <w:br/>
+      </w:r>
+      <w:r>
+        <w:rPr>
+          <w:rStyle w:val="VerbatimChar"/>
+        </w:rPr>
+        <w:t xml:space="preserve">[58] readr_2.2.0           pkgsearch_3.1.5       compiler_4.5.0       </w:t>
+      </w:r>
+      <w:r>
+        <w:br/>
+      </w:r>
+      <w:r>
+        <w:rPr>
+          <w:rStyle w:val="VerbatimChar"/>
+        </w:rPr>
+        <w:t xml:space="preserve">[61] S7_0.2.1             </w:t>
       </w:r>
       <w:r>
         <w:br/>

--- a/wi/running_tests.docx
+++ b/wi/running_tests.docx
@@ -1310,7 +1310,7 @@
         <w:rPr>
           <w:rStyle w:val="VerbatimChar"/>
         </w:rPr>
-        <w:t xml:space="preserve">2026-03-31 </w:t>
+        <w:t xml:space="preserve">2026-04-01 </w:t>
       </w:r>
       <w:r>
         <w:br/>
@@ -1706,7 +1706,7 @@
         <w:rPr>
           <w:rStyle w:val="VerbatimChar"/>
         </w:rPr>
-        <w:t xml:space="preserve">[10] evaluate_1.0.5        timechange_0.4.0      pkgload_1.5.0        </w:t>
+        <w:t xml:space="preserve">[10] evaluate_1.0.5        timechange_0.4.0      pkgload_1.5.1        </w:t>
       </w:r>
       <w:r>
         <w:br/>

--- a/wi/running_tests.docx
+++ b/wi/running_tests.docx
@@ -1310,7 +1310,7 @@
         <w:rPr>
           <w:rStyle w:val="VerbatimChar"/>
         </w:rPr>
-        <w:t xml:space="preserve">2026-04-01 </w:t>
+        <w:t xml:space="preserve">2026-04-02 </w:t>
       </w:r>
       <w:r>
         <w:br/>

--- a/wi/running_tests.docx
+++ b/wi/running_tests.docx
@@ -1310,7 +1310,7 @@
         <w:rPr>
           <w:rStyle w:val="VerbatimChar"/>
         </w:rPr>
-        <w:t xml:space="preserve">2026-04-02 </w:t>
+        <w:t xml:space="preserve">2026-04-03 </w:t>
       </w:r>
       <w:r>
         <w:br/>
@@ -1787,7 +1787,7 @@
         <w:rPr>
           <w:rStyle w:val="VerbatimChar"/>
         </w:rPr>
-        <w:t xml:space="preserve">[37] dplyr_1.2.0           ggplot2_4.0.2         curl_7.0.0           </w:t>
+        <w:t xml:space="preserve">[37] dplyr_1.2.1           ggplot2_4.0.2         curl_7.0.0           </w:t>
       </w:r>
       <w:r>
         <w:br/>

--- a/wi/running_tests.docx
+++ b/wi/running_tests.docx
@@ -1310,7 +1310,7 @@
         <w:rPr>
           <w:rStyle w:val="VerbatimChar"/>
         </w:rPr>
-        <w:t xml:space="preserve">2026-04-03 </w:t>
+        <w:t xml:space="preserve">2026-04-06 </w:t>
       </w:r>
       <w:r>
         <w:br/>
@@ -1697,7 +1697,7 @@
         <w:rPr>
           <w:rStyle w:val="VerbatimChar"/>
         </w:rPr>
-        <w:t xml:space="preserve"> [7] magrittr_2.0.4        RColorBrewer_1.1-3    grid_4.5.0           </w:t>
+        <w:t xml:space="preserve"> [7] magrittr_2.0.5        RColorBrewer_1.1-3    grid_4.5.0           </w:t>
       </w:r>
       <w:r>
         <w:br/>
@@ -1751,7 +1751,7 @@
         <w:rPr>
           <w:rStyle w:val="VerbatimChar"/>
         </w:rPr>
-        <w:t xml:space="preserve">[25] cli_3.6.5             rlang_1.1.7           crayon_1.5.3         </w:t>
+        <w:t xml:space="preserve">[25] cli_3.6.5             rlang_1.2.0           crayon_1.5.3         </w:t>
       </w:r>
       <w:r>
         <w:br/>

--- a/wi/running_tests.docx
+++ b/wi/running_tests.docx
@@ -1310,7 +1310,7 @@
         <w:rPr>
           <w:rStyle w:val="VerbatimChar"/>
         </w:rPr>
-        <w:t xml:space="preserve">2026-04-06 </w:t>
+        <w:t xml:space="preserve">2026-04-07 </w:t>
       </w:r>
       <w:r>
         <w:br/>

--- a/wi/running_tests.docx
+++ b/wi/running_tests.docx
@@ -1310,7 +1310,7 @@
         <w:rPr>
           <w:rStyle w:val="VerbatimChar"/>
         </w:rPr>
-        <w:t xml:space="preserve">2026-04-07 </w:t>
+        <w:t xml:space="preserve">2026-04-08 </w:t>
       </w:r>
       <w:r>
         <w:br/>

--- a/wi/running_tests.docx
+++ b/wi/running_tests.docx
@@ -1310,7 +1310,7 @@
         <w:rPr>
           <w:rStyle w:val="VerbatimChar"/>
         </w:rPr>
-        <w:t xml:space="preserve">2026-04-08 </w:t>
+        <w:t xml:space="preserve">2026-04-09 </w:t>
       </w:r>
       <w:r>
         <w:br/>
@@ -1751,7 +1751,7 @@
         <w:rPr>
           <w:rStyle w:val="VerbatimChar"/>
         </w:rPr>
-        <w:t xml:space="preserve">[25] cli_3.6.5             rlang_1.2.0           crayon_1.5.3         </w:t>
+        <w:t xml:space="preserve">[25] cli_3.6.6             rlang_1.2.0           crayon_1.5.3         </w:t>
       </w:r>
       <w:r>
         <w:br/>

--- a/wi/running_tests.docx
+++ b/wi/running_tests.docx
@@ -1061,6 +1061,15 @@
         <w:rPr>
           <w:rStyle w:val="VerbatimChar"/>
         </w:rPr>
+        <w:t xml:space="preserve">⠼ |          5 | accrual_create_df                                              </w:t>
+      </w:r>
+      <w:r>
+        <w:br/>
+      </w:r>
+      <w:r>
+        <w:rPr>
+          <w:rStyle w:val="VerbatimChar"/>
+        </w:rPr>
         <w:t xml:space="preserve">✔ |          8 | accrual_create_df</w:t>
       </w:r>
       <w:r>
@@ -1310,7 +1319,7 @@
         <w:rPr>
           <w:rStyle w:val="VerbatimChar"/>
         </w:rPr>
-        <w:t xml:space="preserve">2026-04-09 </w:t>
+        <w:t xml:space="preserve">2026-04-10 </w:t>
       </w:r>
       <w:r>
         <w:br/>

--- a/wi/running_tests.docx
+++ b/wi/running_tests.docx
@@ -1061,15 +1061,6 @@
         <w:rPr>
           <w:rStyle w:val="VerbatimChar"/>
         </w:rPr>
-        <w:t xml:space="preserve">⠼ |          5 | accrual_create_df                                              </w:t>
-      </w:r>
-      <w:r>
-        <w:br/>
-      </w:r>
-      <w:r>
-        <w:rPr>
-          <w:rStyle w:val="VerbatimChar"/>
-        </w:rPr>
         <w:t xml:space="preserve">✔ |          8 | accrual_create_df</w:t>
       </w:r>
       <w:r>
@@ -1319,7 +1310,7 @@
         <w:rPr>
           <w:rStyle w:val="VerbatimChar"/>
         </w:rPr>
-        <w:t xml:space="preserve">2026-04-10 </w:t>
+        <w:t xml:space="preserve">2026-04-13 </w:t>
       </w:r>
       <w:r>
         <w:br/>
@@ -1751,7 +1742,7 @@
         <w:rPr>
           <w:rStyle w:val="VerbatimChar"/>
         </w:rPr>
-        <w:t xml:space="preserve">[22] purrr_1.2.1           scales_1.4.0          httr2_1.2.2          </w:t>
+        <w:t xml:space="preserve">[22] purrr_1.2.2           scales_1.4.0          httr2_1.2.2          </w:t>
       </w:r>
       <w:r>
         <w:br/>
@@ -1805,7 +1796,7 @@
         <w:rPr>
           <w:rStyle w:val="VerbatimChar"/>
         </w:rPr>
-        <w:t xml:space="preserve">[40] vctrs_0.7.2           R6_2.6.1              lifecycle_1.0.5      </w:t>
+        <w:t xml:space="preserve">[40] vctrs_0.7.3           R6_2.6.1              lifecycle_1.0.5      </w:t>
       </w:r>
       <w:r>
         <w:br/>

--- a/wi/running_tests.docx
+++ b/wi/running_tests.docx
@@ -1310,7 +1310,7 @@
         <w:rPr>
           <w:rStyle w:val="VerbatimChar"/>
         </w:rPr>
-        <w:t xml:space="preserve">2026-04-13 </w:t>
+        <w:t xml:space="preserve">2026-04-14 </w:t>
       </w:r>
       <w:r>
         <w:br/>

--- a/wi/running_tests.docx
+++ b/wi/running_tests.docx
@@ -1310,7 +1310,7 @@
         <w:rPr>
           <w:rStyle w:val="VerbatimChar"/>
         </w:rPr>
-        <w:t xml:space="preserve">2026-04-14 </w:t>
+        <w:t xml:space="preserve">2026-04-15 </w:t>
       </w:r>
       <w:r>
         <w:br/>
@@ -1859,7 +1859,7 @@
         <w:rPr>
           <w:rStyle w:val="VerbatimChar"/>
         </w:rPr>
-        <w:t xml:space="preserve">[61] S7_0.2.1             </w:t>
+        <w:t xml:space="preserve">[61] S7_0.2.1-1           </w:t>
       </w:r>
       <w:r>
         <w:br/>

--- a/wi/running_tests.docx
+++ b/wi/running_tests.docx
@@ -1310,7 +1310,7 @@
         <w:rPr>
           <w:rStyle w:val="VerbatimChar"/>
         </w:rPr>
-        <w:t xml:space="preserve">2026-04-15 </w:t>
+        <w:t xml:space="preserve">2026-04-16 </w:t>
       </w:r>
       <w:r>
         <w:br/>

--- a/wi/running_tests.docx
+++ b/wi/running_tests.docx
@@ -1310,7 +1310,7 @@
         <w:rPr>
           <w:rStyle w:val="VerbatimChar"/>
         </w:rPr>
-        <w:t xml:space="preserve">2026-04-16 </w:t>
+        <w:t xml:space="preserve">2026-04-17 </w:t>
       </w:r>
       <w:r>
         <w:br/>
@@ -1823,7 +1823,7 @@
         <w:rPr>
           <w:rStyle w:val="VerbatimChar"/>
         </w:rPr>
-        <w:t xml:space="preserve">[49] glue_1.8.0            gh_1.5.0              xfun_0.57            </w:t>
+        <w:t xml:space="preserve">[49] glue_1.8.1            gh_1.5.0              xfun_0.57            </w:t>
       </w:r>
       <w:r>
         <w:br/>

--- a/wi/running_tests.docx
+++ b/wi/running_tests.docx
@@ -1310,7 +1310,7 @@
         <w:rPr>
           <w:rStyle w:val="VerbatimChar"/>
         </w:rPr>
-        <w:t xml:space="preserve">2026-04-17 </w:t>
+        <w:t xml:space="preserve">2026-04-20 </w:t>
       </w:r>
       <w:r>
         <w:br/>

--- a/wi/running_tests.docx
+++ b/wi/running_tests.docx
@@ -1310,7 +1310,7 @@
         <w:rPr>
           <w:rStyle w:val="VerbatimChar"/>
         </w:rPr>
-        <w:t xml:space="preserve">2026-04-20 </w:t>
+        <w:t xml:space="preserve">2026-04-21 </w:t>
       </w:r>
       <w:r>
         <w:br/>

--- a/wi/running_tests.docx
+++ b/wi/running_tests.docx
@@ -1310,7 +1310,7 @@
         <w:rPr>
           <w:rStyle w:val="VerbatimChar"/>
         </w:rPr>
-        <w:t xml:space="preserve">2026-04-21 </w:t>
+        <w:t xml:space="preserve">2026-04-22 </w:t>
       </w:r>
       <w:r>
         <w:br/>
@@ -1706,7 +1706,7 @@
         <w:rPr>
           <w:rStyle w:val="VerbatimChar"/>
         </w:rPr>
-        <w:t xml:space="preserve">[10] evaluate_1.0.5        timechange_0.4.0      pkgload_1.5.1        </w:t>
+        <w:t xml:space="preserve">[10] evaluate_1.0.5        timechange_0.4.0      pkgload_1.5.2        </w:t>
       </w:r>
       <w:r>
         <w:br/>
@@ -1787,7 +1787,7 @@
         <w:rPr>
           <w:rStyle w:val="VerbatimChar"/>
         </w:rPr>
-        <w:t xml:space="preserve">[37] dplyr_1.2.1           ggplot2_4.0.2         curl_7.0.0           </w:t>
+        <w:t xml:space="preserve">[37] dplyr_1.2.1           ggplot2_4.0.3         curl_7.1.0           </w:t>
       </w:r>
       <w:r>
         <w:br/>
@@ -1859,7 +1859,7 @@
         <w:rPr>
           <w:rStyle w:val="VerbatimChar"/>
         </w:rPr>
-        <w:t xml:space="preserve">[61] S7_0.2.1-1           </w:t>
+        <w:t xml:space="preserve">[61] S7_0.2.2             </w:t>
       </w:r>
       <w:r>
         <w:br/>

--- a/wi/running_tests.docx
+++ b/wi/running_tests.docx
@@ -1310,7 +1310,7 @@
         <w:rPr>
           <w:rStyle w:val="VerbatimChar"/>
         </w:rPr>
-        <w:t xml:space="preserve">2026-04-22 </w:t>
+        <w:t xml:space="preserve">2026-04-23 </w:t>
       </w:r>
       <w:r>
         <w:br/>

--- a/wi/running_tests.docx
+++ b/wi/running_tests.docx
@@ -1310,7 +1310,7 @@
         <w:rPr>
           <w:rStyle w:val="VerbatimChar"/>
         </w:rPr>
-        <w:t xml:space="preserve">2026-04-23 </w:t>
+        <w:t xml:space="preserve">2026-04-24 </w:t>
       </w:r>
       <w:r>
         <w:br/>

--- a/wi/running_tests.docx
+++ b/wi/running_tests.docx
@@ -1310,7 +1310,7 @@
         <w:rPr>
           <w:rStyle w:val="VerbatimChar"/>
         </w:rPr>
-        <w:t xml:space="preserve">2026-04-24 </w:t>
+        <w:t xml:space="preserve">2026-04-27 </w:t>
       </w:r>
       <w:r>
         <w:br/>

--- a/wi/running_tests.docx
+++ b/wi/running_tests.docx
@@ -1105,6 +1105,18 @@
         </w:rPr>
         <w:t xml:space="preserve">[ FAIL 0 | WARN 0 | SKIP 0 | PASS 18 ]</w:t>
       </w:r>
+      <w:r>
+        <w:br/>
+      </w:r>
+      <w:r>
+        <w:br/>
+      </w:r>
+      <w:r>
+        <w:rPr>
+          <w:rStyle w:val="VerbatimChar"/>
+        </w:rPr>
+        <w:t xml:space="preserve">👏 Your tests get an ovation 👏</w:t>
+      </w:r>
     </w:p>
     <w:p>
       <w:pPr>
@@ -1310,7 +1322,7 @@
         <w:rPr>
           <w:rStyle w:val="VerbatimChar"/>
         </w:rPr>
-        <w:t xml:space="preserve">2026-04-27 </w:t>
+        <w:t xml:space="preserve">2026-04-28 </w:t>
       </w:r>
       <w:r>
         <w:br/>
@@ -1688,178 +1700,178 @@
         <w:rPr>
           <w:rStyle w:val="VerbatimChar"/>
         </w:rPr>
-        <w:t xml:space="preserve"> [4] stringi_1.8.7         hms_1.1.4             digest_0.6.39        </w:t>
-      </w:r>
-      <w:r>
-        <w:br/>
-      </w:r>
-      <w:r>
-        <w:rPr>
-          <w:rStyle w:val="VerbatimChar"/>
-        </w:rPr>
-        <w:t xml:space="preserve"> [7] magrittr_2.0.5        RColorBrewer_1.1-3    grid_4.5.0           </w:t>
-      </w:r>
-      <w:r>
-        <w:br/>
-      </w:r>
-      <w:r>
-        <w:rPr>
-          <w:rStyle w:val="VerbatimChar"/>
-        </w:rPr>
-        <w:t xml:space="preserve">[10] evaluate_1.0.5        timechange_0.4.0      pkgload_1.5.2        </w:t>
-      </w:r>
-      <w:r>
-        <w:br/>
-      </w:r>
-      <w:r>
-        <w:rPr>
-          <w:rStyle w:val="VerbatimChar"/>
-        </w:rPr>
-        <w:t xml:space="preserve">[13] fastmap_1.2.0         rprojroot_2.1.1       jsonlite_2.0.0       </w:t>
-      </w:r>
-      <w:r>
-        <w:br/>
-      </w:r>
-      <w:r>
-        <w:rPr>
-          <w:rStyle w:val="VerbatimChar"/>
-        </w:rPr>
-        <w:t xml:space="preserve">[16] sessioninfo_1.2.3     cranlogs_2.1.1        brio_1.1.5           </w:t>
-      </w:r>
-      <w:r>
-        <w:br/>
-      </w:r>
-      <w:r>
-        <w:rPr>
-          <w:rStyle w:val="VerbatimChar"/>
-        </w:rPr>
-        <w:t xml:space="preserve">[19] conflicted_1.2.0      SCTORvalidation_0.4.5 httr_1.4.8           </w:t>
-      </w:r>
-      <w:r>
-        <w:br/>
-      </w:r>
-      <w:r>
-        <w:rPr>
-          <w:rStyle w:val="VerbatimChar"/>
-        </w:rPr>
-        <w:t xml:space="preserve">[22] purrr_1.2.2           scales_1.4.0          httr2_1.2.2          </w:t>
-      </w:r>
-      <w:r>
-        <w:br/>
-      </w:r>
-      <w:r>
-        <w:rPr>
-          <w:rStyle w:val="VerbatimChar"/>
-        </w:rPr>
-        <w:t xml:space="preserve">[25] cli_3.6.6             rlang_1.2.0           crayon_1.5.3         </w:t>
-      </w:r>
-      <w:r>
-        <w:br/>
-      </w:r>
-      <w:r>
-        <w:rPr>
-          <w:rStyle w:val="VerbatimChar"/>
-        </w:rPr>
-        <w:t xml:space="preserve">[28] gitcreds_0.1.2        withr_3.0.2           cachem_1.1.0         </w:t>
-      </w:r>
-      <w:r>
-        <w:br/>
-      </w:r>
-      <w:r>
-        <w:rPr>
-          <w:rStyle w:val="VerbatimChar"/>
-        </w:rPr>
-        <w:t xml:space="preserve">[31] yaml_2.3.12           otel_0.2.0            accrualPlot_1.0.10   </w:t>
-      </w:r>
-      <w:r>
-        <w:br/>
-      </w:r>
-      <w:r>
-        <w:rPr>
-          <w:rStyle w:val="VerbatimChar"/>
-        </w:rPr>
-        <w:t xml:space="preserve">[34] tools_4.5.0           tzdb_0.5.0            memoise_2.0.1        </w:t>
-      </w:r>
-      <w:r>
-        <w:br/>
-      </w:r>
-      <w:r>
-        <w:rPr>
-          <w:rStyle w:val="VerbatimChar"/>
-        </w:rPr>
-        <w:t xml:space="preserve">[37] dplyr_1.2.1           ggplot2_4.0.3         curl_7.1.0           </w:t>
-      </w:r>
-      <w:r>
-        <w:br/>
-      </w:r>
-      <w:r>
-        <w:rPr>
-          <w:rStyle w:val="VerbatimChar"/>
-        </w:rPr>
-        <w:t xml:space="preserve">[40] vctrs_0.7.3           R6_2.6.1              lifecycle_1.0.5      </w:t>
-      </w:r>
-      <w:r>
-        <w:br/>
-      </w:r>
-      <w:r>
-        <w:rPr>
-          <w:rStyle w:val="VerbatimChar"/>
-        </w:rPr>
-        <w:t xml:space="preserve">[43] stringr_1.6.0         waldo_0.6.2           pkgconfig_2.0.3      </w:t>
-      </w:r>
-      <w:r>
-        <w:br/>
-      </w:r>
-      <w:r>
-        <w:rPr>
-          <w:rStyle w:val="VerbatimChar"/>
-        </w:rPr>
-        <w:t xml:space="preserve">[46] desc_1.4.3            gtable_0.3.6          pillar_1.11.1        </w:t>
-      </w:r>
-      <w:r>
-        <w:br/>
-      </w:r>
-      <w:r>
-        <w:rPr>
-          <w:rStyle w:val="VerbatimChar"/>
-        </w:rPr>
-        <w:t xml:space="preserve">[49] glue_1.8.1            gh_1.5.0              xfun_0.57            </w:t>
-      </w:r>
-      <w:r>
-        <w:br/>
-      </w:r>
-      <w:r>
-        <w:rPr>
-          <w:rStyle w:val="VerbatimChar"/>
-        </w:rPr>
-        <w:t xml:space="preserve">[52] tibble_3.3.1          tidyselect_1.2.1      knitr_1.51           </w:t>
-      </w:r>
-      <w:r>
-        <w:br/>
-      </w:r>
-      <w:r>
-        <w:rPr>
-          <w:rStyle w:val="VerbatimChar"/>
-        </w:rPr>
-        <w:t xml:space="preserve">[55] farver_2.1.2          htmltools_0.5.9       rmarkdown_2.31       </w:t>
-      </w:r>
-      <w:r>
-        <w:br/>
-      </w:r>
-      <w:r>
-        <w:rPr>
-          <w:rStyle w:val="VerbatimChar"/>
-        </w:rPr>
-        <w:t xml:space="preserve">[58] readr_2.2.0           pkgsearch_3.1.5       compiler_4.5.0       </w:t>
-      </w:r>
-      <w:r>
-        <w:br/>
-      </w:r>
-      <w:r>
-        <w:rPr>
-          <w:rStyle w:val="VerbatimChar"/>
-        </w:rPr>
-        <w:t xml:space="preserve">[61] S7_0.2.2             </w:t>
+        <w:t xml:space="preserve"> [4] praise_1.0.0          stringi_1.8.7         hms_1.1.4            </w:t>
+      </w:r>
+      <w:r>
+        <w:br/>
+      </w:r>
+      <w:r>
+        <w:rPr>
+          <w:rStyle w:val="VerbatimChar"/>
+        </w:rPr>
+        <w:t xml:space="preserve"> [7] digest_0.6.39         magrittr_2.0.5        RColorBrewer_1.1-3   </w:t>
+      </w:r>
+      <w:r>
+        <w:br/>
+      </w:r>
+      <w:r>
+        <w:rPr>
+          <w:rStyle w:val="VerbatimChar"/>
+        </w:rPr>
+        <w:t xml:space="preserve">[10] grid_4.5.0            evaluate_1.0.5        timechange_0.4.0     </w:t>
+      </w:r>
+      <w:r>
+        <w:br/>
+      </w:r>
+      <w:r>
+        <w:rPr>
+          <w:rStyle w:val="VerbatimChar"/>
+        </w:rPr>
+        <w:t xml:space="preserve">[13] pkgload_1.5.2         fastmap_1.2.0         rprojroot_2.1.1      </w:t>
+      </w:r>
+      <w:r>
+        <w:br/>
+      </w:r>
+      <w:r>
+        <w:rPr>
+          <w:rStyle w:val="VerbatimChar"/>
+        </w:rPr>
+        <w:t xml:space="preserve">[16] jsonlite_2.0.0        sessioninfo_1.2.3     cranlogs_2.1.1       </w:t>
+      </w:r>
+      <w:r>
+        <w:br/>
+      </w:r>
+      <w:r>
+        <w:rPr>
+          <w:rStyle w:val="VerbatimChar"/>
+        </w:rPr>
+        <w:t xml:space="preserve">[19] brio_1.1.5            conflicted_1.2.0      SCTORvalidation_0.4.5</w:t>
+      </w:r>
+      <w:r>
+        <w:br/>
+      </w:r>
+      <w:r>
+        <w:rPr>
+          <w:rStyle w:val="VerbatimChar"/>
+        </w:rPr>
+        <w:t xml:space="preserve">[22] httr_1.4.8            purrr_1.2.2           scales_1.4.0         </w:t>
+      </w:r>
+      <w:r>
+        <w:br/>
+      </w:r>
+      <w:r>
+        <w:rPr>
+          <w:rStyle w:val="VerbatimChar"/>
+        </w:rPr>
+        <w:t xml:space="preserve">[25] httr2_1.2.2           cli_3.6.6             rlang_1.2.0          </w:t>
+      </w:r>
+      <w:r>
+        <w:br/>
+      </w:r>
+      <w:r>
+        <w:rPr>
+          <w:rStyle w:val="VerbatimChar"/>
+        </w:rPr>
+        <w:t xml:space="preserve">[28] crayon_1.5.3          gitcreds_0.1.2        withr_3.0.2          </w:t>
+      </w:r>
+      <w:r>
+        <w:br/>
+      </w:r>
+      <w:r>
+        <w:rPr>
+          <w:rStyle w:val="VerbatimChar"/>
+        </w:rPr>
+        <w:t xml:space="preserve">[31] cachem_1.1.0          yaml_2.3.12           otel_0.2.0           </w:t>
+      </w:r>
+      <w:r>
+        <w:br/>
+      </w:r>
+      <w:r>
+        <w:rPr>
+          <w:rStyle w:val="VerbatimChar"/>
+        </w:rPr>
+        <w:t xml:space="preserve">[34] accrualPlot_1.0.10    tools_4.5.0           tzdb_0.5.0           </w:t>
+      </w:r>
+      <w:r>
+        <w:br/>
+      </w:r>
+      <w:r>
+        <w:rPr>
+          <w:rStyle w:val="VerbatimChar"/>
+        </w:rPr>
+        <w:t xml:space="preserve">[37] memoise_2.0.1         dplyr_1.2.1           ggplot2_4.0.3        </w:t>
+      </w:r>
+      <w:r>
+        <w:br/>
+      </w:r>
+      <w:r>
+        <w:rPr>
+          <w:rStyle w:val="VerbatimChar"/>
+        </w:rPr>
+        <w:t xml:space="preserve">[40] curl_7.1.0            vctrs_0.7.3           R6_2.6.1             </w:t>
+      </w:r>
+      <w:r>
+        <w:br/>
+      </w:r>
+      <w:r>
+        <w:rPr>
+          <w:rStyle w:val="VerbatimChar"/>
+        </w:rPr>
+        <w:t xml:space="preserve">[43] lifecycle_1.0.5       stringr_1.6.0         waldo_0.6.2          </w:t>
+      </w:r>
+      <w:r>
+        <w:br/>
+      </w:r>
+      <w:r>
+        <w:rPr>
+          <w:rStyle w:val="VerbatimChar"/>
+        </w:rPr>
+        <w:t xml:space="preserve">[46] pkgconfig_2.0.3       desc_1.4.3            gtable_0.3.6         </w:t>
+      </w:r>
+      <w:r>
+        <w:br/>
+      </w:r>
+      <w:r>
+        <w:rPr>
+          <w:rStyle w:val="VerbatimChar"/>
+        </w:rPr>
+        <w:t xml:space="preserve">[49] pillar_1.11.1         glue_1.8.1            gh_1.5.0             </w:t>
+      </w:r>
+      <w:r>
+        <w:br/>
+      </w:r>
+      <w:r>
+        <w:rPr>
+          <w:rStyle w:val="VerbatimChar"/>
+        </w:rPr>
+        <w:t xml:space="preserve">[52] xfun_0.57             tibble_3.3.1          tidyselect_1.2.1     </w:t>
+      </w:r>
+      <w:r>
+        <w:br/>
+      </w:r>
+      <w:r>
+        <w:rPr>
+          <w:rStyle w:val="VerbatimChar"/>
+        </w:rPr>
+        <w:t xml:space="preserve">[55] knitr_1.51            farver_2.1.2          htmltools_0.5.9      </w:t>
+      </w:r>
+      <w:r>
+        <w:br/>
+      </w:r>
+      <w:r>
+        <w:rPr>
+          <w:rStyle w:val="VerbatimChar"/>
+        </w:rPr>
+        <w:t xml:space="preserve">[58] rmarkdown_2.31        readr_2.2.0           pkgsearch_3.1.5      </w:t>
+      </w:r>
+      <w:r>
+        <w:br/>
+      </w:r>
+      <w:r>
+        <w:rPr>
+          <w:rStyle w:val="VerbatimChar"/>
+        </w:rPr>
+        <w:t xml:space="preserve">[61] compiler_4.5.0        S7_0.2.2             </w:t>
       </w:r>
       <w:r>
         <w:br/>

--- a/wi/running_tests.docx
+++ b/wi/running_tests.docx
@@ -948,7 +948,7 @@
         <w:rPr>
           <w:rStyle w:val="VerbatimChar"/>
         </w:rPr>
-        <w:t xml:space="preserve">Warning: package 'testthat' was built under R version 4.5.3</w:t>
+        <w:t xml:space="preserve">Loading required package: accrualPlot</w:t>
       </w:r>
     </w:p>
     <w:p>
@@ -959,7 +959,7 @@
         <w:rPr>
           <w:rStyle w:val="VerbatimChar"/>
         </w:rPr>
-        <w:t xml:space="preserve">Loading required package: accrualPlot</w:t>
+        <w:t xml:space="preserve">Warning: package 'accrualPlot' was built under R version 4.5.3</w:t>
       </w:r>
     </w:p>
     <w:p>
@@ -970,7 +970,7 @@
         <w:rPr>
           <w:rStyle w:val="VerbatimChar"/>
         </w:rPr>
-        <w:t xml:space="preserve">Warning: package 'accrualPlot' was built under R version 4.5.3</w:t>
+        <w:t xml:space="preserve">Loading required package: lubridate</w:t>
       </w:r>
     </w:p>
     <w:p>
@@ -978,10 +978,13 @@
         <w:pStyle w:val="SourceCode"/>
       </w:pPr>
       <w:r>
-        <w:rPr>
-          <w:rStyle w:val="VerbatimChar"/>
-        </w:rPr>
-        <w:t xml:space="preserve">Loading required package: lubridate</w:t>
+        <w:br/>
+      </w:r>
+      <w:r>
+        <w:rPr>
+          <w:rStyle w:val="VerbatimChar"/>
+        </w:rPr>
+        <w:t xml:space="preserve">Attaching package: 'lubridate'</w:t>
       </w:r>
     </w:p>
     <w:p>
@@ -992,7 +995,19 @@
         <w:rPr>
           <w:rStyle w:val="VerbatimChar"/>
         </w:rPr>
-        <w:t xml:space="preserve">Warning: package 'lubridate' was built under R version 4.5.3</w:t>
+        <w:t xml:space="preserve">The following objects are masked from 'package:base':</w:t>
+      </w:r>
+      <w:r>
+        <w:br/>
+      </w:r>
+      <w:r>
+        <w:br/>
+      </w:r>
+      <w:r>
+        <w:rPr>
+          <w:rStyle w:val="VerbatimChar"/>
+        </w:rPr>
+        <w:t xml:space="preserve">    date, intersect, setdiff, union</w:t>
       </w:r>
     </w:p>
     <w:p>
@@ -1000,13 +1015,85 @@
         <w:pStyle w:val="SourceCode"/>
       </w:pPr>
       <w:r>
-        <w:br/>
-      </w:r>
-      <w:r>
-        <w:rPr>
-          <w:rStyle w:val="VerbatimChar"/>
-        </w:rPr>
-        <w:t xml:space="preserve">Attaching package: 'lubridate'</w:t>
+        <w:rPr>
+          <w:rStyle w:val="VerbatimChar"/>
+        </w:rPr>
+        <w:t xml:space="preserve">✔ | F W  S  OK | Context</w:t>
+      </w:r>
+      <w:r>
+        <w:br/>
+      </w:r>
+      <w:r>
+        <w:br/>
+      </w:r>
+      <w:r>
+        <w:rPr>
+          <w:rStyle w:val="VerbatimChar"/>
+        </w:rPr>
+        <w:t xml:space="preserve">⠏ |          0 | accrual_create_df                                              </w:t>
+      </w:r>
+      <w:r>
+        <w:br/>
+      </w:r>
+      <w:r>
+        <w:rPr>
+          <w:rStyle w:val="VerbatimChar"/>
+        </w:rPr>
+        <w:t xml:space="preserve">✔ |          8 | accrual_create_df</w:t>
+      </w:r>
+      <w:r>
+        <w:br/>
+      </w:r>
+      <w:r>
+        <w:br/>
+      </w:r>
+      <w:r>
+        <w:rPr>
+          <w:rStyle w:val="VerbatimChar"/>
+        </w:rPr>
+        <w:t xml:space="preserve">⠏ |          0 | summary                                                        </w:t>
+      </w:r>
+      <w:r>
+        <w:br/>
+      </w:r>
+      <w:r>
+        <w:rPr>
+          <w:rStyle w:val="VerbatimChar"/>
+        </w:rPr>
+        <w:t xml:space="preserve">✔ |         10 | summary</w:t>
+      </w:r>
+      <w:r>
+        <w:br/>
+      </w:r>
+      <w:r>
+        <w:br/>
+      </w:r>
+      <w:r>
+        <w:rPr>
+          <w:rStyle w:val="VerbatimChar"/>
+        </w:rPr>
+        <w:t xml:space="preserve">══ Results ═════════════════════════════════════════════════════════════════════</w:t>
+      </w:r>
+      <w:r>
+        <w:br/>
+      </w:r>
+      <w:r>
+        <w:rPr>
+          <w:rStyle w:val="VerbatimChar"/>
+        </w:rPr>
+        <w:t xml:space="preserve">[ FAIL 0 | WARN 0 | SKIP 0 | PASS 18 ]</w:t>
+      </w:r>
+      <w:r>
+        <w:br/>
+      </w:r>
+      <w:r>
+        <w:br/>
+      </w:r>
+      <w:r>
+        <w:rPr>
+          <w:rStyle w:val="VerbatimChar"/>
+        </w:rPr>
+        <w:t xml:space="preserve">🌈 Your tests are over the rainbow 🌈</w:t>
       </w:r>
     </w:p>
     <w:p>
@@ -1017,19 +1104,7 @@
         <w:rPr>
           <w:rStyle w:val="VerbatimChar"/>
         </w:rPr>
-        <w:t xml:space="preserve">The following objects are masked from 'package:base':</w:t>
-      </w:r>
-      <w:r>
-        <w:br/>
-      </w:r>
-      <w:r>
-        <w:br/>
-      </w:r>
-      <w:r>
-        <w:rPr>
-          <w:rStyle w:val="VerbatimChar"/>
-        </w:rPr>
-        <w:t xml:space="preserve">    date, intersect, setdiff, union</w:t>
+        <w:t xml:space="preserve">Warning in rm(accrualdemo): object 'accrualdemo' not found</w:t>
       </w:r>
     </w:p>
     <w:p>
@@ -1040,82 +1115,34 @@
         <w:rPr>
           <w:rStyle w:val="VerbatimChar"/>
         </w:rPr>
-        <w:t xml:space="preserve">✔ | F W  S  OK | Context</w:t>
-      </w:r>
-      <w:r>
-        <w:br/>
-      </w:r>
-      <w:r>
-        <w:br/>
-      </w:r>
-      <w:r>
-        <w:rPr>
-          <w:rStyle w:val="VerbatimChar"/>
-        </w:rPr>
-        <w:t xml:space="preserve">⠏ |          0 | accrual_create_df                                              </w:t>
-      </w:r>
-      <w:r>
-        <w:br/>
-      </w:r>
-      <w:r>
-        <w:rPr>
-          <w:rStyle w:val="VerbatimChar"/>
-        </w:rPr>
-        <w:t xml:space="preserve">✔ |          8 | accrual_create_df</w:t>
-      </w:r>
-      <w:r>
-        <w:br/>
-      </w:r>
-      <w:r>
-        <w:br/>
-      </w:r>
-      <w:r>
-        <w:rPr>
-          <w:rStyle w:val="VerbatimChar"/>
-        </w:rPr>
-        <w:t xml:space="preserve">⠏ |          0 | summary                                                        </w:t>
-      </w:r>
-      <w:r>
-        <w:br/>
-      </w:r>
-      <w:r>
-        <w:rPr>
-          <w:rStyle w:val="VerbatimChar"/>
-        </w:rPr>
-        <w:t xml:space="preserve">✔ |         10 | summary</w:t>
-      </w:r>
-      <w:r>
-        <w:br/>
-      </w:r>
-      <w:r>
-        <w:br/>
-      </w:r>
-      <w:r>
-        <w:rPr>
-          <w:rStyle w:val="VerbatimChar"/>
-        </w:rPr>
-        <w:t xml:space="preserve">══ Results ═════════════════════════════════════════════════════════════════════</w:t>
-      </w:r>
-      <w:r>
-        <w:br/>
-      </w:r>
-      <w:r>
-        <w:rPr>
-          <w:rStyle w:val="VerbatimChar"/>
-        </w:rPr>
-        <w:t xml:space="preserve">[ FAIL 0 | WARN 0 | SKIP 0 | PASS 18 ]</w:t>
-      </w:r>
-      <w:r>
-        <w:br/>
-      </w:r>
-      <w:r>
-        <w:br/>
-      </w:r>
-      <w:r>
-        <w:rPr>
-          <w:rStyle w:val="VerbatimChar"/>
-        </w:rPr>
-        <w:t xml:space="preserve">👏 Your tests get an ovation 👏</w:t>
+        <w:t xml:space="preserve">Error in gh(endpoint = "/user", .token = .token, .api_url = .api_url,  : </w:t>
+      </w:r>
+      <w:r>
+        <w:br/>
+      </w:r>
+      <w:r>
+        <w:rPr>
+          <w:rStyle w:val="VerbatimChar"/>
+        </w:rPr>
+        <w:t xml:space="preserve">  GitHub API error (403): Resource not accessible by integration</w:t>
+      </w:r>
+      <w:r>
+        <w:br/>
+      </w:r>
+      <w:r>
+        <w:rPr>
+          <w:rStyle w:val="VerbatimChar"/>
+        </w:rPr>
+        <w:t xml:space="preserve">ℹ Read more at</w:t>
+      </w:r>
+      <w:r>
+        <w:br/>
+      </w:r>
+      <w:r>
+        <w:rPr>
+          <w:rStyle w:val="VerbatimChar"/>
+        </w:rPr>
+        <w:t xml:space="preserve">  &lt;https://docs.github.com/rest/users/users#get-the-authenticated-user&gt;</w:t>
       </w:r>
     </w:p>
     <w:p>
@@ -1126,55 +1153,6 @@
         <w:rPr>
           <w:rStyle w:val="VerbatimChar"/>
         </w:rPr>
-        <w:t xml:space="preserve">Warning in rm(accrualdemo): object 'accrualdemo' not found</w:t>
-      </w:r>
-    </w:p>
-    <w:p>
-      <w:pPr>
-        <w:pStyle w:val="SourceCode"/>
-      </w:pPr>
-      <w:r>
-        <w:rPr>
-          <w:rStyle w:val="VerbatimChar"/>
-        </w:rPr>
-        <w:t xml:space="preserve">Error in gh(endpoint = "/user", .token = .token, .api_url = .api_url,  : </w:t>
-      </w:r>
-      <w:r>
-        <w:br/>
-      </w:r>
-      <w:r>
-        <w:rPr>
-          <w:rStyle w:val="VerbatimChar"/>
-        </w:rPr>
-        <w:t xml:space="preserve">  GitHub API error (403): Resource not accessible by integration</w:t>
-      </w:r>
-      <w:r>
-        <w:br/>
-      </w:r>
-      <w:r>
-        <w:rPr>
-          <w:rStyle w:val="VerbatimChar"/>
-        </w:rPr>
-        <w:t xml:space="preserve">ℹ Read more at</w:t>
-      </w:r>
-      <w:r>
-        <w:br/>
-      </w:r>
-      <w:r>
-        <w:rPr>
-          <w:rStyle w:val="VerbatimChar"/>
-        </w:rPr>
-        <w:t xml:space="preserve">  &lt;https://docs.github.com/rest/users/users#get-the-authenticated-user&gt;</w:t>
-      </w:r>
-    </w:p>
-    <w:p>
-      <w:pPr>
-        <w:pStyle w:val="SourceCode"/>
-      </w:pPr>
-      <w:r>
-        <w:rPr>
-          <w:rStyle w:val="VerbatimChar"/>
-        </w:rPr>
         <w:t xml:space="preserve">## Copy and paste the following output into the indicated sections of a new issue</w:t>
       </w:r>
       <w:r>
@@ -1322,7 +1300,7 @@
         <w:rPr>
           <w:rStyle w:val="VerbatimChar"/>
         </w:rPr>
-        <w:t xml:space="preserve">2026-04-28 </w:t>
+        <w:t xml:space="preserve">2026-04-30 </w:t>
       </w:r>
       <w:r>
         <w:br/>

--- a/wi/running_tests.docx
+++ b/wi/running_tests.docx
@@ -1083,18 +1083,6 @@
         </w:rPr>
         <w:t xml:space="preserve">[ FAIL 0 | WARN 0 | SKIP 0 | PASS 18 ]</w:t>
       </w:r>
-      <w:r>
-        <w:br/>
-      </w:r>
-      <w:r>
-        <w:br/>
-      </w:r>
-      <w:r>
-        <w:rPr>
-          <w:rStyle w:val="VerbatimChar"/>
-        </w:rPr>
-        <w:t xml:space="preserve">🌈 Your tests are over the rainbow 🌈</w:t>
-      </w:r>
     </w:p>
     <w:p>
       <w:pPr>
@@ -1300,7 +1288,7 @@
         <w:rPr>
           <w:rStyle w:val="VerbatimChar"/>
         </w:rPr>
-        <w:t xml:space="preserve">2026-04-30 </w:t>
+        <w:t xml:space="preserve">2026-05-01 </w:t>
       </w:r>
       <w:r>
         <w:br/>
@@ -1678,178 +1666,178 @@
         <w:rPr>
           <w:rStyle w:val="VerbatimChar"/>
         </w:rPr>
-        <w:t xml:space="preserve"> [4] praise_1.0.0          stringi_1.8.7         hms_1.1.4            </w:t>
-      </w:r>
-      <w:r>
-        <w:br/>
-      </w:r>
-      <w:r>
-        <w:rPr>
-          <w:rStyle w:val="VerbatimChar"/>
-        </w:rPr>
-        <w:t xml:space="preserve"> [7] digest_0.6.39         magrittr_2.0.5        RColorBrewer_1.1-3   </w:t>
-      </w:r>
-      <w:r>
-        <w:br/>
-      </w:r>
-      <w:r>
-        <w:rPr>
-          <w:rStyle w:val="VerbatimChar"/>
-        </w:rPr>
-        <w:t xml:space="preserve">[10] grid_4.5.0            evaluate_1.0.5        timechange_0.4.0     </w:t>
-      </w:r>
-      <w:r>
-        <w:br/>
-      </w:r>
-      <w:r>
-        <w:rPr>
-          <w:rStyle w:val="VerbatimChar"/>
-        </w:rPr>
-        <w:t xml:space="preserve">[13] pkgload_1.5.2         fastmap_1.2.0         rprojroot_2.1.1      </w:t>
-      </w:r>
-      <w:r>
-        <w:br/>
-      </w:r>
-      <w:r>
-        <w:rPr>
-          <w:rStyle w:val="VerbatimChar"/>
-        </w:rPr>
-        <w:t xml:space="preserve">[16] jsonlite_2.0.0        sessioninfo_1.2.3     cranlogs_2.1.1       </w:t>
-      </w:r>
-      <w:r>
-        <w:br/>
-      </w:r>
-      <w:r>
-        <w:rPr>
-          <w:rStyle w:val="VerbatimChar"/>
-        </w:rPr>
-        <w:t xml:space="preserve">[19] brio_1.1.5            conflicted_1.2.0      SCTORvalidation_0.4.5</w:t>
-      </w:r>
-      <w:r>
-        <w:br/>
-      </w:r>
-      <w:r>
-        <w:rPr>
-          <w:rStyle w:val="VerbatimChar"/>
-        </w:rPr>
-        <w:t xml:space="preserve">[22] httr_1.4.8            purrr_1.2.2           scales_1.4.0         </w:t>
-      </w:r>
-      <w:r>
-        <w:br/>
-      </w:r>
-      <w:r>
-        <w:rPr>
-          <w:rStyle w:val="VerbatimChar"/>
-        </w:rPr>
-        <w:t xml:space="preserve">[25] httr2_1.2.2           cli_3.6.6             rlang_1.2.0          </w:t>
-      </w:r>
-      <w:r>
-        <w:br/>
-      </w:r>
-      <w:r>
-        <w:rPr>
-          <w:rStyle w:val="VerbatimChar"/>
-        </w:rPr>
-        <w:t xml:space="preserve">[28] crayon_1.5.3          gitcreds_0.1.2        withr_3.0.2          </w:t>
-      </w:r>
-      <w:r>
-        <w:br/>
-      </w:r>
-      <w:r>
-        <w:rPr>
-          <w:rStyle w:val="VerbatimChar"/>
-        </w:rPr>
-        <w:t xml:space="preserve">[31] cachem_1.1.0          yaml_2.3.12           otel_0.2.0           </w:t>
-      </w:r>
-      <w:r>
-        <w:br/>
-      </w:r>
-      <w:r>
-        <w:rPr>
-          <w:rStyle w:val="VerbatimChar"/>
-        </w:rPr>
-        <w:t xml:space="preserve">[34] accrualPlot_1.0.10    tools_4.5.0           tzdb_0.5.0           </w:t>
-      </w:r>
-      <w:r>
-        <w:br/>
-      </w:r>
-      <w:r>
-        <w:rPr>
-          <w:rStyle w:val="VerbatimChar"/>
-        </w:rPr>
-        <w:t xml:space="preserve">[37] memoise_2.0.1         dplyr_1.2.1           ggplot2_4.0.3        </w:t>
-      </w:r>
-      <w:r>
-        <w:br/>
-      </w:r>
-      <w:r>
-        <w:rPr>
-          <w:rStyle w:val="VerbatimChar"/>
-        </w:rPr>
-        <w:t xml:space="preserve">[40] curl_7.1.0            vctrs_0.7.3           R6_2.6.1             </w:t>
-      </w:r>
-      <w:r>
-        <w:br/>
-      </w:r>
-      <w:r>
-        <w:rPr>
-          <w:rStyle w:val="VerbatimChar"/>
-        </w:rPr>
-        <w:t xml:space="preserve">[43] lifecycle_1.0.5       stringr_1.6.0         waldo_0.6.2          </w:t>
-      </w:r>
-      <w:r>
-        <w:br/>
-      </w:r>
-      <w:r>
-        <w:rPr>
-          <w:rStyle w:val="VerbatimChar"/>
-        </w:rPr>
-        <w:t xml:space="preserve">[46] pkgconfig_2.0.3       desc_1.4.3            gtable_0.3.6         </w:t>
-      </w:r>
-      <w:r>
-        <w:br/>
-      </w:r>
-      <w:r>
-        <w:rPr>
-          <w:rStyle w:val="VerbatimChar"/>
-        </w:rPr>
-        <w:t xml:space="preserve">[49] pillar_1.11.1         glue_1.8.1            gh_1.5.0             </w:t>
-      </w:r>
-      <w:r>
-        <w:br/>
-      </w:r>
-      <w:r>
-        <w:rPr>
-          <w:rStyle w:val="VerbatimChar"/>
-        </w:rPr>
-        <w:t xml:space="preserve">[52] xfun_0.57             tibble_3.3.1          tidyselect_1.2.1     </w:t>
-      </w:r>
-      <w:r>
-        <w:br/>
-      </w:r>
-      <w:r>
-        <w:rPr>
-          <w:rStyle w:val="VerbatimChar"/>
-        </w:rPr>
-        <w:t xml:space="preserve">[55] knitr_1.51            farver_2.1.2          htmltools_0.5.9      </w:t>
-      </w:r>
-      <w:r>
-        <w:br/>
-      </w:r>
-      <w:r>
-        <w:rPr>
-          <w:rStyle w:val="VerbatimChar"/>
-        </w:rPr>
-        <w:t xml:space="preserve">[58] rmarkdown_2.31        readr_2.2.0           pkgsearch_3.1.5      </w:t>
-      </w:r>
-      <w:r>
-        <w:br/>
-      </w:r>
-      <w:r>
-        <w:rPr>
-          <w:rStyle w:val="VerbatimChar"/>
-        </w:rPr>
-        <w:t xml:space="preserve">[61] compiler_4.5.0        S7_0.2.2             </w:t>
+        <w:t xml:space="preserve"> [4] stringi_1.8.7         hms_1.1.4             digest_0.6.39        </w:t>
+      </w:r>
+      <w:r>
+        <w:br/>
+      </w:r>
+      <w:r>
+        <w:rPr>
+          <w:rStyle w:val="VerbatimChar"/>
+        </w:rPr>
+        <w:t xml:space="preserve"> [7] magrittr_2.0.5        RColorBrewer_1.1-3    grid_4.5.0           </w:t>
+      </w:r>
+      <w:r>
+        <w:br/>
+      </w:r>
+      <w:r>
+        <w:rPr>
+          <w:rStyle w:val="VerbatimChar"/>
+        </w:rPr>
+        <w:t xml:space="preserve">[10] evaluate_1.0.5        timechange_0.4.0      pkgload_1.5.2        </w:t>
+      </w:r>
+      <w:r>
+        <w:br/>
+      </w:r>
+      <w:r>
+        <w:rPr>
+          <w:rStyle w:val="VerbatimChar"/>
+        </w:rPr>
+        <w:t xml:space="preserve">[13] fastmap_1.2.0         rprojroot_2.1.1       jsonlite_2.0.0       </w:t>
+      </w:r>
+      <w:r>
+        <w:br/>
+      </w:r>
+      <w:r>
+        <w:rPr>
+          <w:rStyle w:val="VerbatimChar"/>
+        </w:rPr>
+        <w:t xml:space="preserve">[16] sessioninfo_1.2.3     cranlogs_2.1.1        brio_1.1.5           </w:t>
+      </w:r>
+      <w:r>
+        <w:br/>
+      </w:r>
+      <w:r>
+        <w:rPr>
+          <w:rStyle w:val="VerbatimChar"/>
+        </w:rPr>
+        <w:t xml:space="preserve">[19] conflicted_1.2.0      SCTORvalidation_0.4.5 httr_1.4.8           </w:t>
+      </w:r>
+      <w:r>
+        <w:br/>
+      </w:r>
+      <w:r>
+        <w:rPr>
+          <w:rStyle w:val="VerbatimChar"/>
+        </w:rPr>
+        <w:t xml:space="preserve">[22] purrr_1.2.2           scales_1.4.0          httr2_1.2.2          </w:t>
+      </w:r>
+      <w:r>
+        <w:br/>
+      </w:r>
+      <w:r>
+        <w:rPr>
+          <w:rStyle w:val="VerbatimChar"/>
+        </w:rPr>
+        <w:t xml:space="preserve">[25] cli_3.6.6             rlang_1.2.0           crayon_1.5.3         </w:t>
+      </w:r>
+      <w:r>
+        <w:br/>
+      </w:r>
+      <w:r>
+        <w:rPr>
+          <w:rStyle w:val="VerbatimChar"/>
+        </w:rPr>
+        <w:t xml:space="preserve">[28] gitcreds_0.1.2        withr_3.0.2           cachem_1.1.0         </w:t>
+      </w:r>
+      <w:r>
+        <w:br/>
+      </w:r>
+      <w:r>
+        <w:rPr>
+          <w:rStyle w:val="VerbatimChar"/>
+        </w:rPr>
+        <w:t xml:space="preserve">[31] yaml_2.3.12           otel_0.2.0            accrualPlot_1.0.10   </w:t>
+      </w:r>
+      <w:r>
+        <w:br/>
+      </w:r>
+      <w:r>
+        <w:rPr>
+          <w:rStyle w:val="VerbatimChar"/>
+        </w:rPr>
+        <w:t xml:space="preserve">[34] tools_4.5.0           tzdb_0.5.0            memoise_2.0.1        </w:t>
+      </w:r>
+      <w:r>
+        <w:br/>
+      </w:r>
+      <w:r>
+        <w:rPr>
+          <w:rStyle w:val="VerbatimChar"/>
+        </w:rPr>
+        <w:t xml:space="preserve">[37] dplyr_1.2.1           ggplot2_4.0.3         curl_7.1.0           </w:t>
+      </w:r>
+      <w:r>
+        <w:br/>
+      </w:r>
+      <w:r>
+        <w:rPr>
+          <w:rStyle w:val="VerbatimChar"/>
+        </w:rPr>
+        <w:t xml:space="preserve">[40] vctrs_0.7.3           R6_2.6.1              lifecycle_1.0.5      </w:t>
+      </w:r>
+      <w:r>
+        <w:br/>
+      </w:r>
+      <w:r>
+        <w:rPr>
+          <w:rStyle w:val="VerbatimChar"/>
+        </w:rPr>
+        <w:t xml:space="preserve">[43] stringr_1.6.0         waldo_0.6.2           pkgconfig_2.0.3      </w:t>
+      </w:r>
+      <w:r>
+        <w:br/>
+      </w:r>
+      <w:r>
+        <w:rPr>
+          <w:rStyle w:val="VerbatimChar"/>
+        </w:rPr>
+        <w:t xml:space="preserve">[46] desc_1.4.3            gtable_0.3.6          pillar_1.11.1        </w:t>
+      </w:r>
+      <w:r>
+        <w:br/>
+      </w:r>
+      <w:r>
+        <w:rPr>
+          <w:rStyle w:val="VerbatimChar"/>
+        </w:rPr>
+        <w:t xml:space="preserve">[49] glue_1.8.1            gh_1.5.0              xfun_0.57            </w:t>
+      </w:r>
+      <w:r>
+        <w:br/>
+      </w:r>
+      <w:r>
+        <w:rPr>
+          <w:rStyle w:val="VerbatimChar"/>
+        </w:rPr>
+        <w:t xml:space="preserve">[52] tibble_3.3.1          tidyselect_1.2.1      knitr_1.51           </w:t>
+      </w:r>
+      <w:r>
+        <w:br/>
+      </w:r>
+      <w:r>
+        <w:rPr>
+          <w:rStyle w:val="VerbatimChar"/>
+        </w:rPr>
+        <w:t xml:space="preserve">[55] farver_2.1.2          htmltools_0.5.9       rmarkdown_2.31       </w:t>
+      </w:r>
+      <w:r>
+        <w:br/>
+      </w:r>
+      <w:r>
+        <w:rPr>
+          <w:rStyle w:val="VerbatimChar"/>
+        </w:rPr>
+        <w:t xml:space="preserve">[58] readr_2.2.0           pkgsearch_3.1.5       compiler_4.5.0       </w:t>
+      </w:r>
+      <w:r>
+        <w:br/>
+      </w:r>
+      <w:r>
+        <w:rPr>
+          <w:rStyle w:val="VerbatimChar"/>
+        </w:rPr>
+        <w:t xml:space="preserve">[61] S7_0.2.2             </w:t>
       </w:r>
       <w:r>
         <w:br/>

--- a/wi/running_tests.docx
+++ b/wi/running_tests.docx
@@ -1288,7 +1288,7 @@
         <w:rPr>
           <w:rStyle w:val="VerbatimChar"/>
         </w:rPr>
-        <w:t xml:space="preserve">2026-05-01 </w:t>
+        <w:t xml:space="preserve">2026-05-04 </w:t>
       </w:r>
       <w:r>
         <w:br/>

--- a/wi/running_tests.docx
+++ b/wi/running_tests.docx
@@ -1288,7 +1288,7 @@
         <w:rPr>
           <w:rStyle w:val="VerbatimChar"/>
         </w:rPr>
-        <w:t xml:space="preserve">2026-05-04 </w:t>
+        <w:t xml:space="preserve">2026-05-05 </w:t>
       </w:r>
       <w:r>
         <w:br/>

--- a/wi/running_tests.docx
+++ b/wi/running_tests.docx
@@ -1288,7 +1288,7 @@
         <w:rPr>
           <w:rStyle w:val="VerbatimChar"/>
         </w:rPr>
-        <w:t xml:space="preserve">2026-05-05 </w:t>
+        <w:t xml:space="preserve">2026-05-06 </w:t>
       </w:r>
       <w:r>
         <w:br/>

--- a/wi/running_tests.docx
+++ b/wi/running_tests.docx
@@ -1083,6 +1083,18 @@
         </w:rPr>
         <w:t xml:space="preserve">[ FAIL 0 | WARN 0 | SKIP 0 | PASS 18 ]</w:t>
       </w:r>
+      <w:r>
+        <w:br/>
+      </w:r>
+      <w:r>
+        <w:br/>
+      </w:r>
+      <w:r>
+        <w:rPr>
+          <w:rStyle w:val="VerbatimChar"/>
+        </w:rPr>
+        <w:t xml:space="preserve">🥳</w:t>
+      </w:r>
     </w:p>
     <w:p>
       <w:pPr>
@@ -1288,7 +1300,7 @@
         <w:rPr>
           <w:rStyle w:val="VerbatimChar"/>
         </w:rPr>
-        <w:t xml:space="preserve">2026-05-06 </w:t>
+        <w:t xml:space="preserve">2026-05-07 </w:t>
       </w:r>
       <w:r>
         <w:br/>
@@ -1666,178 +1678,178 @@
         <w:rPr>
           <w:rStyle w:val="VerbatimChar"/>
         </w:rPr>
-        <w:t xml:space="preserve"> [4] stringi_1.8.7         hms_1.1.4             digest_0.6.39        </w:t>
-      </w:r>
-      <w:r>
-        <w:br/>
-      </w:r>
-      <w:r>
-        <w:rPr>
-          <w:rStyle w:val="VerbatimChar"/>
-        </w:rPr>
-        <w:t xml:space="preserve"> [7] magrittr_2.0.5        RColorBrewer_1.1-3    grid_4.5.0           </w:t>
-      </w:r>
-      <w:r>
-        <w:br/>
-      </w:r>
-      <w:r>
-        <w:rPr>
-          <w:rStyle w:val="VerbatimChar"/>
-        </w:rPr>
-        <w:t xml:space="preserve">[10] evaluate_1.0.5        timechange_0.4.0      pkgload_1.5.2        </w:t>
-      </w:r>
-      <w:r>
-        <w:br/>
-      </w:r>
-      <w:r>
-        <w:rPr>
-          <w:rStyle w:val="VerbatimChar"/>
-        </w:rPr>
-        <w:t xml:space="preserve">[13] fastmap_1.2.0         rprojroot_2.1.1       jsonlite_2.0.0       </w:t>
-      </w:r>
-      <w:r>
-        <w:br/>
-      </w:r>
-      <w:r>
-        <w:rPr>
-          <w:rStyle w:val="VerbatimChar"/>
-        </w:rPr>
-        <w:t xml:space="preserve">[16] sessioninfo_1.2.3     cranlogs_2.1.1        brio_1.1.5           </w:t>
-      </w:r>
-      <w:r>
-        <w:br/>
-      </w:r>
-      <w:r>
-        <w:rPr>
-          <w:rStyle w:val="VerbatimChar"/>
-        </w:rPr>
-        <w:t xml:space="preserve">[19] conflicted_1.2.0      SCTORvalidation_0.4.5 httr_1.4.8           </w:t>
-      </w:r>
-      <w:r>
-        <w:br/>
-      </w:r>
-      <w:r>
-        <w:rPr>
-          <w:rStyle w:val="VerbatimChar"/>
-        </w:rPr>
-        <w:t xml:space="preserve">[22] purrr_1.2.2           scales_1.4.0          httr2_1.2.2          </w:t>
-      </w:r>
-      <w:r>
-        <w:br/>
-      </w:r>
-      <w:r>
-        <w:rPr>
-          <w:rStyle w:val="VerbatimChar"/>
-        </w:rPr>
-        <w:t xml:space="preserve">[25] cli_3.6.6             rlang_1.2.0           crayon_1.5.3         </w:t>
-      </w:r>
-      <w:r>
-        <w:br/>
-      </w:r>
-      <w:r>
-        <w:rPr>
-          <w:rStyle w:val="VerbatimChar"/>
-        </w:rPr>
-        <w:t xml:space="preserve">[28] gitcreds_0.1.2        withr_3.0.2           cachem_1.1.0         </w:t>
-      </w:r>
-      <w:r>
-        <w:br/>
-      </w:r>
-      <w:r>
-        <w:rPr>
-          <w:rStyle w:val="VerbatimChar"/>
-        </w:rPr>
-        <w:t xml:space="preserve">[31] yaml_2.3.12           otel_0.2.0            accrualPlot_1.0.10   </w:t>
-      </w:r>
-      <w:r>
-        <w:br/>
-      </w:r>
-      <w:r>
-        <w:rPr>
-          <w:rStyle w:val="VerbatimChar"/>
-        </w:rPr>
-        <w:t xml:space="preserve">[34] tools_4.5.0           tzdb_0.5.0            memoise_2.0.1        </w:t>
-      </w:r>
-      <w:r>
-        <w:br/>
-      </w:r>
-      <w:r>
-        <w:rPr>
-          <w:rStyle w:val="VerbatimChar"/>
-        </w:rPr>
-        <w:t xml:space="preserve">[37] dplyr_1.2.1           ggplot2_4.0.3         curl_7.1.0           </w:t>
-      </w:r>
-      <w:r>
-        <w:br/>
-      </w:r>
-      <w:r>
-        <w:rPr>
-          <w:rStyle w:val="VerbatimChar"/>
-        </w:rPr>
-        <w:t xml:space="preserve">[40] vctrs_0.7.3           R6_2.6.1              lifecycle_1.0.5      </w:t>
-      </w:r>
-      <w:r>
-        <w:br/>
-      </w:r>
-      <w:r>
-        <w:rPr>
-          <w:rStyle w:val="VerbatimChar"/>
-        </w:rPr>
-        <w:t xml:space="preserve">[43] stringr_1.6.0         waldo_0.6.2           pkgconfig_2.0.3      </w:t>
-      </w:r>
-      <w:r>
-        <w:br/>
-      </w:r>
-      <w:r>
-        <w:rPr>
-          <w:rStyle w:val="VerbatimChar"/>
-        </w:rPr>
-        <w:t xml:space="preserve">[46] desc_1.4.3            gtable_0.3.6          pillar_1.11.1        </w:t>
-      </w:r>
-      <w:r>
-        <w:br/>
-      </w:r>
-      <w:r>
-        <w:rPr>
-          <w:rStyle w:val="VerbatimChar"/>
-        </w:rPr>
-        <w:t xml:space="preserve">[49] glue_1.8.1            gh_1.5.0              xfun_0.57            </w:t>
-      </w:r>
-      <w:r>
-        <w:br/>
-      </w:r>
-      <w:r>
-        <w:rPr>
-          <w:rStyle w:val="VerbatimChar"/>
-        </w:rPr>
-        <w:t xml:space="preserve">[52] tibble_3.3.1          tidyselect_1.2.1      knitr_1.51           </w:t>
-      </w:r>
-      <w:r>
-        <w:br/>
-      </w:r>
-      <w:r>
-        <w:rPr>
-          <w:rStyle w:val="VerbatimChar"/>
-        </w:rPr>
-        <w:t xml:space="preserve">[55] farver_2.1.2          htmltools_0.5.9       rmarkdown_2.31       </w:t>
-      </w:r>
-      <w:r>
-        <w:br/>
-      </w:r>
-      <w:r>
-        <w:rPr>
-          <w:rStyle w:val="VerbatimChar"/>
-        </w:rPr>
-        <w:t xml:space="preserve">[58] readr_2.2.0           pkgsearch_3.1.5       compiler_4.5.0       </w:t>
-      </w:r>
-      <w:r>
-        <w:br/>
-      </w:r>
-      <w:r>
-        <w:rPr>
-          <w:rStyle w:val="VerbatimChar"/>
-        </w:rPr>
-        <w:t xml:space="preserve">[61] S7_0.2.2             </w:t>
+        <w:t xml:space="preserve"> [4] praise_1.0.0          stringi_1.8.7         hms_1.1.4            </w:t>
+      </w:r>
+      <w:r>
+        <w:br/>
+      </w:r>
+      <w:r>
+        <w:rPr>
+          <w:rStyle w:val="VerbatimChar"/>
+        </w:rPr>
+        <w:t xml:space="preserve"> [7] digest_0.6.39         magrittr_2.0.5        RColorBrewer_1.1-3   </w:t>
+      </w:r>
+      <w:r>
+        <w:br/>
+      </w:r>
+      <w:r>
+        <w:rPr>
+          <w:rStyle w:val="VerbatimChar"/>
+        </w:rPr>
+        <w:t xml:space="preserve">[10] grid_4.5.0            evaluate_1.0.5        timechange_0.4.0     </w:t>
+      </w:r>
+      <w:r>
+        <w:br/>
+      </w:r>
+      <w:r>
+        <w:rPr>
+          <w:rStyle w:val="VerbatimChar"/>
+        </w:rPr>
+        <w:t xml:space="preserve">[13] pkgload_1.5.2         fastmap_1.2.0         rprojroot_2.1.1      </w:t>
+      </w:r>
+      <w:r>
+        <w:br/>
+      </w:r>
+      <w:r>
+        <w:rPr>
+          <w:rStyle w:val="VerbatimChar"/>
+        </w:rPr>
+        <w:t xml:space="preserve">[16] jsonlite_2.0.0        sessioninfo_1.2.3     cranlogs_2.1.1       </w:t>
+      </w:r>
+      <w:r>
+        <w:br/>
+      </w:r>
+      <w:r>
+        <w:rPr>
+          <w:rStyle w:val="VerbatimChar"/>
+        </w:rPr>
+        <w:t xml:space="preserve">[19] brio_1.1.5            conflicted_1.2.0      SCTORvalidation_0.4.5</w:t>
+      </w:r>
+      <w:r>
+        <w:br/>
+      </w:r>
+      <w:r>
+        <w:rPr>
+          <w:rStyle w:val="VerbatimChar"/>
+        </w:rPr>
+        <w:t xml:space="preserve">[22] httr_1.4.8            purrr_1.2.2           scales_1.4.0         </w:t>
+      </w:r>
+      <w:r>
+        <w:br/>
+      </w:r>
+      <w:r>
+        <w:rPr>
+          <w:rStyle w:val="VerbatimChar"/>
+        </w:rPr>
+        <w:t xml:space="preserve">[25] httr2_1.2.2           cli_3.6.6             rlang_1.2.0          </w:t>
+      </w:r>
+      <w:r>
+        <w:br/>
+      </w:r>
+      <w:r>
+        <w:rPr>
+          <w:rStyle w:val="VerbatimChar"/>
+        </w:rPr>
+        <w:t xml:space="preserve">[28] crayon_1.5.3          gitcreds_0.1.2        withr_3.0.2          </w:t>
+      </w:r>
+      <w:r>
+        <w:br/>
+      </w:r>
+      <w:r>
+        <w:rPr>
+          <w:rStyle w:val="VerbatimChar"/>
+        </w:rPr>
+        <w:t xml:space="preserve">[31] cachem_1.1.0          yaml_2.3.12           otel_0.2.0           </w:t>
+      </w:r>
+      <w:r>
+        <w:br/>
+      </w:r>
+      <w:r>
+        <w:rPr>
+          <w:rStyle w:val="VerbatimChar"/>
+        </w:rPr>
+        <w:t xml:space="preserve">[34] accrualPlot_1.0.10    tools_4.5.0           tzdb_0.5.0           </w:t>
+      </w:r>
+      <w:r>
+        <w:br/>
+      </w:r>
+      <w:r>
+        <w:rPr>
+          <w:rStyle w:val="VerbatimChar"/>
+        </w:rPr>
+        <w:t xml:space="preserve">[37] memoise_2.0.1         dplyr_1.2.1           ggplot2_4.0.3        </w:t>
+      </w:r>
+      <w:r>
+        <w:br/>
+      </w:r>
+      <w:r>
+        <w:rPr>
+          <w:rStyle w:val="VerbatimChar"/>
+        </w:rPr>
+        <w:t xml:space="preserve">[40] curl_7.1.0            vctrs_0.7.3           R6_2.6.1             </w:t>
+      </w:r>
+      <w:r>
+        <w:br/>
+      </w:r>
+      <w:r>
+        <w:rPr>
+          <w:rStyle w:val="VerbatimChar"/>
+        </w:rPr>
+        <w:t xml:space="preserve">[43] lifecycle_1.0.5       stringr_1.6.0         waldo_0.6.2          </w:t>
+      </w:r>
+      <w:r>
+        <w:br/>
+      </w:r>
+      <w:r>
+        <w:rPr>
+          <w:rStyle w:val="VerbatimChar"/>
+        </w:rPr>
+        <w:t xml:space="preserve">[46] pkgconfig_2.0.3       desc_1.4.3            gtable_0.3.6         </w:t>
+      </w:r>
+      <w:r>
+        <w:br/>
+      </w:r>
+      <w:r>
+        <w:rPr>
+          <w:rStyle w:val="VerbatimChar"/>
+        </w:rPr>
+        <w:t xml:space="preserve">[49] pillar_1.11.1         glue_1.8.1            gh_1.5.0             </w:t>
+      </w:r>
+      <w:r>
+        <w:br/>
+      </w:r>
+      <w:r>
+        <w:rPr>
+          <w:rStyle w:val="VerbatimChar"/>
+        </w:rPr>
+        <w:t xml:space="preserve">[52] xfun_0.57             tibble_3.3.1          tidyselect_1.2.1     </w:t>
+      </w:r>
+      <w:r>
+        <w:br/>
+      </w:r>
+      <w:r>
+        <w:rPr>
+          <w:rStyle w:val="VerbatimChar"/>
+        </w:rPr>
+        <w:t xml:space="preserve">[55] knitr_1.51            farver_2.1.2          htmltools_0.5.9      </w:t>
+      </w:r>
+      <w:r>
+        <w:br/>
+      </w:r>
+      <w:r>
+        <w:rPr>
+          <w:rStyle w:val="VerbatimChar"/>
+        </w:rPr>
+        <w:t xml:space="preserve">[58] rmarkdown_2.31        readr_2.2.0           pkgsearch_3.1.5      </w:t>
+      </w:r>
+      <w:r>
+        <w:br/>
+      </w:r>
+      <w:r>
+        <w:rPr>
+          <w:rStyle w:val="VerbatimChar"/>
+        </w:rPr>
+        <w:t xml:space="preserve">[61] compiler_4.5.0        S7_0.2.2             </w:t>
       </w:r>
       <w:r>
         <w:br/>

--- a/wi/running_tests.docx
+++ b/wi/running_tests.docx
@@ -1083,18 +1083,6 @@
         </w:rPr>
         <w:t xml:space="preserve">[ FAIL 0 | WARN 0 | SKIP 0 | PASS 18 ]</w:t>
       </w:r>
-      <w:r>
-        <w:br/>
-      </w:r>
-      <w:r>
-        <w:br/>
-      </w:r>
-      <w:r>
-        <w:rPr>
-          <w:rStyle w:val="VerbatimChar"/>
-        </w:rPr>
-        <w:t xml:space="preserve">🥳</w:t>
-      </w:r>
     </w:p>
     <w:p>
       <w:pPr>
@@ -1300,7 +1288,7 @@
         <w:rPr>
           <w:rStyle w:val="VerbatimChar"/>
         </w:rPr>
-        <w:t xml:space="preserve">2026-05-07 </w:t>
+        <w:t xml:space="preserve">2026-05-08 </w:t>
       </w:r>
       <w:r>
         <w:br/>
@@ -1678,178 +1666,178 @@
         <w:rPr>
           <w:rStyle w:val="VerbatimChar"/>
         </w:rPr>
-        <w:t xml:space="preserve"> [4] praise_1.0.0          stringi_1.8.7         hms_1.1.4            </w:t>
-      </w:r>
-      <w:r>
-        <w:br/>
-      </w:r>
-      <w:r>
-        <w:rPr>
-          <w:rStyle w:val="VerbatimChar"/>
-        </w:rPr>
-        <w:t xml:space="preserve"> [7] digest_0.6.39         magrittr_2.0.5        RColorBrewer_1.1-3   </w:t>
-      </w:r>
-      <w:r>
-        <w:br/>
-      </w:r>
-      <w:r>
-        <w:rPr>
-          <w:rStyle w:val="VerbatimChar"/>
-        </w:rPr>
-        <w:t xml:space="preserve">[10] grid_4.5.0            evaluate_1.0.5        timechange_0.4.0     </w:t>
-      </w:r>
-      <w:r>
-        <w:br/>
-      </w:r>
-      <w:r>
-        <w:rPr>
-          <w:rStyle w:val="VerbatimChar"/>
-        </w:rPr>
-        <w:t xml:space="preserve">[13] pkgload_1.5.2         fastmap_1.2.0         rprojroot_2.1.1      </w:t>
-      </w:r>
-      <w:r>
-        <w:br/>
-      </w:r>
-      <w:r>
-        <w:rPr>
-          <w:rStyle w:val="VerbatimChar"/>
-        </w:rPr>
-        <w:t xml:space="preserve">[16] jsonlite_2.0.0        sessioninfo_1.2.3     cranlogs_2.1.1       </w:t>
-      </w:r>
-      <w:r>
-        <w:br/>
-      </w:r>
-      <w:r>
-        <w:rPr>
-          <w:rStyle w:val="VerbatimChar"/>
-        </w:rPr>
-        <w:t xml:space="preserve">[19] brio_1.1.5            conflicted_1.2.0      SCTORvalidation_0.4.5</w:t>
-      </w:r>
-      <w:r>
-        <w:br/>
-      </w:r>
-      <w:r>
-        <w:rPr>
-          <w:rStyle w:val="VerbatimChar"/>
-        </w:rPr>
-        <w:t xml:space="preserve">[22] httr_1.4.8            purrr_1.2.2           scales_1.4.0         </w:t>
-      </w:r>
-      <w:r>
-        <w:br/>
-      </w:r>
-      <w:r>
-        <w:rPr>
-          <w:rStyle w:val="VerbatimChar"/>
-        </w:rPr>
-        <w:t xml:space="preserve">[25] httr2_1.2.2           cli_3.6.6             rlang_1.2.0          </w:t>
-      </w:r>
-      <w:r>
-        <w:br/>
-      </w:r>
-      <w:r>
-        <w:rPr>
-          <w:rStyle w:val="VerbatimChar"/>
-        </w:rPr>
-        <w:t xml:space="preserve">[28] crayon_1.5.3          gitcreds_0.1.2        withr_3.0.2          </w:t>
-      </w:r>
-      <w:r>
-        <w:br/>
-      </w:r>
-      <w:r>
-        <w:rPr>
-          <w:rStyle w:val="VerbatimChar"/>
-        </w:rPr>
-        <w:t xml:space="preserve">[31] cachem_1.1.0          yaml_2.3.12           otel_0.2.0           </w:t>
-      </w:r>
-      <w:r>
-        <w:br/>
-      </w:r>
-      <w:r>
-        <w:rPr>
-          <w:rStyle w:val="VerbatimChar"/>
-        </w:rPr>
-        <w:t xml:space="preserve">[34] accrualPlot_1.0.10    tools_4.5.0           tzdb_0.5.0           </w:t>
-      </w:r>
-      <w:r>
-        <w:br/>
-      </w:r>
-      <w:r>
-        <w:rPr>
-          <w:rStyle w:val="VerbatimChar"/>
-        </w:rPr>
-        <w:t xml:space="preserve">[37] memoise_2.0.1         dplyr_1.2.1           ggplot2_4.0.3        </w:t>
-      </w:r>
-      <w:r>
-        <w:br/>
-      </w:r>
-      <w:r>
-        <w:rPr>
-          <w:rStyle w:val="VerbatimChar"/>
-        </w:rPr>
-        <w:t xml:space="preserve">[40] curl_7.1.0            vctrs_0.7.3           R6_2.6.1             </w:t>
-      </w:r>
-      <w:r>
-        <w:br/>
-      </w:r>
-      <w:r>
-        <w:rPr>
-          <w:rStyle w:val="VerbatimChar"/>
-        </w:rPr>
-        <w:t xml:space="preserve">[43] lifecycle_1.0.5       stringr_1.6.0         waldo_0.6.2          </w:t>
-      </w:r>
-      <w:r>
-        <w:br/>
-      </w:r>
-      <w:r>
-        <w:rPr>
-          <w:rStyle w:val="VerbatimChar"/>
-        </w:rPr>
-        <w:t xml:space="preserve">[46] pkgconfig_2.0.3       desc_1.4.3            gtable_0.3.6         </w:t>
-      </w:r>
-      <w:r>
-        <w:br/>
-      </w:r>
-      <w:r>
-        <w:rPr>
-          <w:rStyle w:val="VerbatimChar"/>
-        </w:rPr>
-        <w:t xml:space="preserve">[49] pillar_1.11.1         glue_1.8.1            gh_1.5.0             </w:t>
-      </w:r>
-      <w:r>
-        <w:br/>
-      </w:r>
-      <w:r>
-        <w:rPr>
-          <w:rStyle w:val="VerbatimChar"/>
-        </w:rPr>
-        <w:t xml:space="preserve">[52] xfun_0.57             tibble_3.3.1          tidyselect_1.2.1     </w:t>
-      </w:r>
-      <w:r>
-        <w:br/>
-      </w:r>
-      <w:r>
-        <w:rPr>
-          <w:rStyle w:val="VerbatimChar"/>
-        </w:rPr>
-        <w:t xml:space="preserve">[55] knitr_1.51            farver_2.1.2          htmltools_0.5.9      </w:t>
-      </w:r>
-      <w:r>
-        <w:br/>
-      </w:r>
-      <w:r>
-        <w:rPr>
-          <w:rStyle w:val="VerbatimChar"/>
-        </w:rPr>
-        <w:t xml:space="preserve">[58] rmarkdown_2.31        readr_2.2.0           pkgsearch_3.1.5      </w:t>
-      </w:r>
-      <w:r>
-        <w:br/>
-      </w:r>
-      <w:r>
-        <w:rPr>
-          <w:rStyle w:val="VerbatimChar"/>
-        </w:rPr>
-        <w:t xml:space="preserve">[61] compiler_4.5.0        S7_0.2.2             </w:t>
+        <w:t xml:space="preserve"> [4] stringi_1.8.7         hms_1.1.4             digest_0.6.39        </w:t>
+      </w:r>
+      <w:r>
+        <w:br/>
+      </w:r>
+      <w:r>
+        <w:rPr>
+          <w:rStyle w:val="VerbatimChar"/>
+        </w:rPr>
+        <w:t xml:space="preserve"> [7] magrittr_2.0.5        RColorBrewer_1.1-3    grid_4.5.0           </w:t>
+      </w:r>
+      <w:r>
+        <w:br/>
+      </w:r>
+      <w:r>
+        <w:rPr>
+          <w:rStyle w:val="VerbatimChar"/>
+        </w:rPr>
+        <w:t xml:space="preserve">[10] evaluate_1.0.5        timechange_0.4.0      pkgload_1.5.2        </w:t>
+      </w:r>
+      <w:r>
+        <w:br/>
+      </w:r>
+      <w:r>
+        <w:rPr>
+          <w:rStyle w:val="VerbatimChar"/>
+        </w:rPr>
+        <w:t xml:space="preserve">[13] fastmap_1.2.0         rprojroot_2.1.1       jsonlite_2.0.0       </w:t>
+      </w:r>
+      <w:r>
+        <w:br/>
+      </w:r>
+      <w:r>
+        <w:rPr>
+          <w:rStyle w:val="VerbatimChar"/>
+        </w:rPr>
+        <w:t xml:space="preserve">[16] sessioninfo_1.2.3     cranlogs_2.1.1        brio_1.1.5           </w:t>
+      </w:r>
+      <w:r>
+        <w:br/>
+      </w:r>
+      <w:r>
+        <w:rPr>
+          <w:rStyle w:val="VerbatimChar"/>
+        </w:rPr>
+        <w:t xml:space="preserve">[19] conflicted_1.2.0      SCTORvalidation_0.4.5 httr_1.4.8           </w:t>
+      </w:r>
+      <w:r>
+        <w:br/>
+      </w:r>
+      <w:r>
+        <w:rPr>
+          <w:rStyle w:val="VerbatimChar"/>
+        </w:rPr>
+        <w:t xml:space="preserve">[22] purrr_1.2.2           scales_1.4.0          httr2_1.2.2          </w:t>
+      </w:r>
+      <w:r>
+        <w:br/>
+      </w:r>
+      <w:r>
+        <w:rPr>
+          <w:rStyle w:val="VerbatimChar"/>
+        </w:rPr>
+        <w:t xml:space="preserve">[25] cli_3.6.6             rlang_1.2.0           crayon_1.5.3         </w:t>
+      </w:r>
+      <w:r>
+        <w:br/>
+      </w:r>
+      <w:r>
+        <w:rPr>
+          <w:rStyle w:val="VerbatimChar"/>
+        </w:rPr>
+        <w:t xml:space="preserve">[28] gitcreds_0.1.2        withr_3.0.2           cachem_1.1.0         </w:t>
+      </w:r>
+      <w:r>
+        <w:br/>
+      </w:r>
+      <w:r>
+        <w:rPr>
+          <w:rStyle w:val="VerbatimChar"/>
+        </w:rPr>
+        <w:t xml:space="preserve">[31] yaml_2.3.12           otel_0.2.0            accrualPlot_1.0.10   </w:t>
+      </w:r>
+      <w:r>
+        <w:br/>
+      </w:r>
+      <w:r>
+        <w:rPr>
+          <w:rStyle w:val="VerbatimChar"/>
+        </w:rPr>
+        <w:t xml:space="preserve">[34] tools_4.5.0           tzdb_0.5.0            memoise_2.0.1        </w:t>
+      </w:r>
+      <w:r>
+        <w:br/>
+      </w:r>
+      <w:r>
+        <w:rPr>
+          <w:rStyle w:val="VerbatimChar"/>
+        </w:rPr>
+        <w:t xml:space="preserve">[37] dplyr_1.2.1           ggplot2_4.0.3         curl_7.1.0           </w:t>
+      </w:r>
+      <w:r>
+        <w:br/>
+      </w:r>
+      <w:r>
+        <w:rPr>
+          <w:rStyle w:val="VerbatimChar"/>
+        </w:rPr>
+        <w:t xml:space="preserve">[40] vctrs_0.7.3           R6_2.6.1              lifecycle_1.0.5      </w:t>
+      </w:r>
+      <w:r>
+        <w:br/>
+      </w:r>
+      <w:r>
+        <w:rPr>
+          <w:rStyle w:val="VerbatimChar"/>
+        </w:rPr>
+        <w:t xml:space="preserve">[43] stringr_1.6.0         waldo_0.6.2           pkgconfig_2.0.3      </w:t>
+      </w:r>
+      <w:r>
+        <w:br/>
+      </w:r>
+      <w:r>
+        <w:rPr>
+          <w:rStyle w:val="VerbatimChar"/>
+        </w:rPr>
+        <w:t xml:space="preserve">[46] desc_1.4.3            gtable_0.3.6          pillar_1.11.1        </w:t>
+      </w:r>
+      <w:r>
+        <w:br/>
+      </w:r>
+      <w:r>
+        <w:rPr>
+          <w:rStyle w:val="VerbatimChar"/>
+        </w:rPr>
+        <w:t xml:space="preserve">[49] glue_1.8.1            gh_1.5.0              xfun_0.57            </w:t>
+      </w:r>
+      <w:r>
+        <w:br/>
+      </w:r>
+      <w:r>
+        <w:rPr>
+          <w:rStyle w:val="VerbatimChar"/>
+        </w:rPr>
+        <w:t xml:space="preserve">[52] tibble_3.3.1          tidyselect_1.2.1      knitr_1.51           </w:t>
+      </w:r>
+      <w:r>
+        <w:br/>
+      </w:r>
+      <w:r>
+        <w:rPr>
+          <w:rStyle w:val="VerbatimChar"/>
+        </w:rPr>
+        <w:t xml:space="preserve">[55] farver_2.1.2          htmltools_0.5.9       rmarkdown_2.31       </w:t>
+      </w:r>
+      <w:r>
+        <w:br/>
+      </w:r>
+      <w:r>
+        <w:rPr>
+          <w:rStyle w:val="VerbatimChar"/>
+        </w:rPr>
+        <w:t xml:space="preserve">[58] readr_2.2.0           pkgsearch_3.1.5       compiler_4.5.0       </w:t>
+      </w:r>
+      <w:r>
+        <w:br/>
+      </w:r>
+      <w:r>
+        <w:rPr>
+          <w:rStyle w:val="VerbatimChar"/>
+        </w:rPr>
+        <w:t xml:space="preserve">[61] S7_0.2.2             </w:t>
       </w:r>
       <w:r>
         <w:br/>

--- a/wi/running_tests.docx
+++ b/wi/running_tests.docx
@@ -1288,7 +1288,7 @@
         <w:rPr>
           <w:rStyle w:val="VerbatimChar"/>
         </w:rPr>
-        <w:t xml:space="preserve">2026-05-08 </w:t>
+        <w:t xml:space="preserve">2026-05-11 </w:t>
       </w:r>
       <w:r>
         <w:br/>

--- a/wi/running_tests.docx
+++ b/wi/running_tests.docx
@@ -1288,7 +1288,7 @@
         <w:rPr>
           <w:rStyle w:val="VerbatimChar"/>
         </w:rPr>
-        <w:t xml:space="preserve">2026-05-11 </w:t>
+        <w:t xml:space="preserve">2026-05-12 </w:t>
       </w:r>
       <w:r>
         <w:br/>

--- a/wi/running_tests.docx
+++ b/wi/running_tests.docx
@@ -1288,7 +1288,7 @@
         <w:rPr>
           <w:rStyle w:val="VerbatimChar"/>
         </w:rPr>
-        <w:t xml:space="preserve">2026-05-12 </w:t>
+        <w:t xml:space="preserve">2026-05-13 </w:t>
       </w:r>
       <w:r>
         <w:br/>

--- a/wi/running_tests.docx
+++ b/wi/running_tests.docx
@@ -1288,7 +1288,7 @@
         <w:rPr>
           <w:rStyle w:val="VerbatimChar"/>
         </w:rPr>
-        <w:t xml:space="preserve">2026-05-13 </w:t>
+        <w:t xml:space="preserve">2026-05-14 </w:t>
       </w:r>
       <w:r>
         <w:br/>

--- a/wi/running_tests.docx
+++ b/wi/running_tests.docx
@@ -1288,7 +1288,7 @@
         <w:rPr>
           <w:rStyle w:val="VerbatimChar"/>
         </w:rPr>
-        <w:t xml:space="preserve">2026-05-14 </w:t>
+        <w:t xml:space="preserve">2026-05-15 </w:t>
       </w:r>
       <w:r>
         <w:br/>

--- a/wi/running_tests.docx
+++ b/wi/running_tests.docx
@@ -1288,7 +1288,7 @@
         <w:rPr>
           <w:rStyle w:val="VerbatimChar"/>
         </w:rPr>
-        <w:t xml:space="preserve">2026-05-15 </w:t>
+        <w:t xml:space="preserve">2026-05-18 </w:t>
       </w:r>
       <w:r>
         <w:br/>

--- a/wi/running_tests.docx
+++ b/wi/running_tests.docx
@@ -1288,7 +1288,7 @@
         <w:rPr>
           <w:rStyle w:val="VerbatimChar"/>
         </w:rPr>
-        <w:t xml:space="preserve">2026-05-18 </w:t>
+        <w:t xml:space="preserve">2026-05-19 </w:t>
       </w:r>
       <w:r>
         <w:br/>

--- a/wi/running_tests.docx
+++ b/wi/running_tests.docx
@@ -1288,7 +1288,7 @@
         <w:rPr>
           <w:rStyle w:val="VerbatimChar"/>
         </w:rPr>
-        <w:t xml:space="preserve">2026-05-19 </w:t>
+        <w:t xml:space="preserve">2026-05-20 </w:t>
       </w:r>
       <w:r>
         <w:br/>

--- a/wi/running_tests.docx
+++ b/wi/running_tests.docx
@@ -1083,6 +1083,18 @@
         </w:rPr>
         <w:t xml:space="preserve">[ FAIL 0 | WARN 0 | SKIP 0 | PASS 18 ]</w:t>
       </w:r>
+      <w:r>
+        <w:br/>
+      </w:r>
+      <w:r>
+        <w:br/>
+      </w:r>
+      <w:r>
+        <w:rPr>
+          <w:rStyle w:val="VerbatimChar"/>
+        </w:rPr>
+        <w:t xml:space="preserve">😸</w:t>
+      </w:r>
     </w:p>
     <w:p>
       <w:pPr>
@@ -1288,7 +1300,7 @@
         <w:rPr>
           <w:rStyle w:val="VerbatimChar"/>
         </w:rPr>
-        <w:t xml:space="preserve">2026-05-20 </w:t>
+        <w:t xml:space="preserve">2026-05-21 </w:t>
       </w:r>
       <w:r>
         <w:br/>
@@ -1666,178 +1678,178 @@
         <w:rPr>
           <w:rStyle w:val="VerbatimChar"/>
         </w:rPr>
-        <w:t xml:space="preserve"> [4] stringi_1.8.7         hms_1.1.4             digest_0.6.39        </w:t>
-      </w:r>
-      <w:r>
-        <w:br/>
-      </w:r>
-      <w:r>
-        <w:rPr>
-          <w:rStyle w:val="VerbatimChar"/>
-        </w:rPr>
-        <w:t xml:space="preserve"> [7] magrittr_2.0.5        RColorBrewer_1.1-3    grid_4.5.0           </w:t>
-      </w:r>
-      <w:r>
-        <w:br/>
-      </w:r>
-      <w:r>
-        <w:rPr>
-          <w:rStyle w:val="VerbatimChar"/>
-        </w:rPr>
-        <w:t xml:space="preserve">[10] evaluate_1.0.5        timechange_0.4.0      pkgload_1.5.2        </w:t>
-      </w:r>
-      <w:r>
-        <w:br/>
-      </w:r>
-      <w:r>
-        <w:rPr>
-          <w:rStyle w:val="VerbatimChar"/>
-        </w:rPr>
-        <w:t xml:space="preserve">[13] fastmap_1.2.0         rprojroot_2.1.1       jsonlite_2.0.0       </w:t>
-      </w:r>
-      <w:r>
-        <w:br/>
-      </w:r>
-      <w:r>
-        <w:rPr>
-          <w:rStyle w:val="VerbatimChar"/>
-        </w:rPr>
-        <w:t xml:space="preserve">[16] sessioninfo_1.2.3     cranlogs_2.1.1        brio_1.1.5           </w:t>
-      </w:r>
-      <w:r>
-        <w:br/>
-      </w:r>
-      <w:r>
-        <w:rPr>
-          <w:rStyle w:val="VerbatimChar"/>
-        </w:rPr>
-        <w:t xml:space="preserve">[19] conflicted_1.2.0      SCTORvalidation_0.4.5 httr_1.4.8           </w:t>
-      </w:r>
-      <w:r>
-        <w:br/>
-      </w:r>
-      <w:r>
-        <w:rPr>
-          <w:rStyle w:val="VerbatimChar"/>
-        </w:rPr>
-        <w:t xml:space="preserve">[22] purrr_1.2.2           scales_1.4.0          httr2_1.2.2          </w:t>
-      </w:r>
-      <w:r>
-        <w:br/>
-      </w:r>
-      <w:r>
-        <w:rPr>
-          <w:rStyle w:val="VerbatimChar"/>
-        </w:rPr>
-        <w:t xml:space="preserve">[25] cli_3.6.6             rlang_1.2.0           crayon_1.5.3         </w:t>
-      </w:r>
-      <w:r>
-        <w:br/>
-      </w:r>
-      <w:r>
-        <w:rPr>
-          <w:rStyle w:val="VerbatimChar"/>
-        </w:rPr>
-        <w:t xml:space="preserve">[28] gitcreds_0.1.2        withr_3.0.2           cachem_1.1.0         </w:t>
-      </w:r>
-      <w:r>
-        <w:br/>
-      </w:r>
-      <w:r>
-        <w:rPr>
-          <w:rStyle w:val="VerbatimChar"/>
-        </w:rPr>
-        <w:t xml:space="preserve">[31] yaml_2.3.12           otel_0.2.0            accrualPlot_1.0.10   </w:t>
-      </w:r>
-      <w:r>
-        <w:br/>
-      </w:r>
-      <w:r>
-        <w:rPr>
-          <w:rStyle w:val="VerbatimChar"/>
-        </w:rPr>
-        <w:t xml:space="preserve">[34] tools_4.5.0           tzdb_0.5.0            memoise_2.0.1        </w:t>
-      </w:r>
-      <w:r>
-        <w:br/>
-      </w:r>
-      <w:r>
-        <w:rPr>
-          <w:rStyle w:val="VerbatimChar"/>
-        </w:rPr>
-        <w:t xml:space="preserve">[37] dplyr_1.2.1           ggplot2_4.0.3         curl_7.1.0           </w:t>
-      </w:r>
-      <w:r>
-        <w:br/>
-      </w:r>
-      <w:r>
-        <w:rPr>
-          <w:rStyle w:val="VerbatimChar"/>
-        </w:rPr>
-        <w:t xml:space="preserve">[40] vctrs_0.7.3           R6_2.6.1              lifecycle_1.0.5      </w:t>
-      </w:r>
-      <w:r>
-        <w:br/>
-      </w:r>
-      <w:r>
-        <w:rPr>
-          <w:rStyle w:val="VerbatimChar"/>
-        </w:rPr>
-        <w:t xml:space="preserve">[43] stringr_1.6.0         waldo_0.6.2           pkgconfig_2.0.3      </w:t>
-      </w:r>
-      <w:r>
-        <w:br/>
-      </w:r>
-      <w:r>
-        <w:rPr>
-          <w:rStyle w:val="VerbatimChar"/>
-        </w:rPr>
-        <w:t xml:space="preserve">[46] desc_1.4.3            gtable_0.3.6          pillar_1.11.1        </w:t>
-      </w:r>
-      <w:r>
-        <w:br/>
-      </w:r>
-      <w:r>
-        <w:rPr>
-          <w:rStyle w:val="VerbatimChar"/>
-        </w:rPr>
-        <w:t xml:space="preserve">[49] glue_1.8.1            gh_1.5.0              xfun_0.57            </w:t>
-      </w:r>
-      <w:r>
-        <w:br/>
-      </w:r>
-      <w:r>
-        <w:rPr>
-          <w:rStyle w:val="VerbatimChar"/>
-        </w:rPr>
-        <w:t xml:space="preserve">[52] tibble_3.3.1          tidyselect_1.2.1      knitr_1.51           </w:t>
-      </w:r>
-      <w:r>
-        <w:br/>
-      </w:r>
-      <w:r>
-        <w:rPr>
-          <w:rStyle w:val="VerbatimChar"/>
-        </w:rPr>
-        <w:t xml:space="preserve">[55] farver_2.1.2          htmltools_0.5.9       rmarkdown_2.31       </w:t>
-      </w:r>
-      <w:r>
-        <w:br/>
-      </w:r>
-      <w:r>
-        <w:rPr>
-          <w:rStyle w:val="VerbatimChar"/>
-        </w:rPr>
-        <w:t xml:space="preserve">[58] readr_2.2.0           pkgsearch_3.1.5       compiler_4.5.0       </w:t>
-      </w:r>
-      <w:r>
-        <w:br/>
-      </w:r>
-      <w:r>
-        <w:rPr>
-          <w:rStyle w:val="VerbatimChar"/>
-        </w:rPr>
-        <w:t xml:space="preserve">[61] S7_0.2.2             </w:t>
+        <w:t xml:space="preserve"> [4] praise_1.0.0          stringi_1.8.7         hms_1.1.4            </w:t>
+      </w:r>
+      <w:r>
+        <w:br/>
+      </w:r>
+      <w:r>
+        <w:rPr>
+          <w:rStyle w:val="VerbatimChar"/>
+        </w:rPr>
+        <w:t xml:space="preserve"> [7] digest_0.6.39         magrittr_2.0.5        RColorBrewer_1.1-3   </w:t>
+      </w:r>
+      <w:r>
+        <w:br/>
+      </w:r>
+      <w:r>
+        <w:rPr>
+          <w:rStyle w:val="VerbatimChar"/>
+        </w:rPr>
+        <w:t xml:space="preserve">[10] grid_4.5.0            evaluate_1.0.5        timechange_0.4.0     </w:t>
+      </w:r>
+      <w:r>
+        <w:br/>
+      </w:r>
+      <w:r>
+        <w:rPr>
+          <w:rStyle w:val="VerbatimChar"/>
+        </w:rPr>
+        <w:t xml:space="preserve">[13] pkgload_1.5.2         fastmap_1.2.0         rprojroot_2.1.1      </w:t>
+      </w:r>
+      <w:r>
+        <w:br/>
+      </w:r>
+      <w:r>
+        <w:rPr>
+          <w:rStyle w:val="VerbatimChar"/>
+        </w:rPr>
+        <w:t xml:space="preserve">[16] jsonlite_2.0.0        sessioninfo_1.2.3     cranlogs_2.1.1       </w:t>
+      </w:r>
+      <w:r>
+        <w:br/>
+      </w:r>
+      <w:r>
+        <w:rPr>
+          <w:rStyle w:val="VerbatimChar"/>
+        </w:rPr>
+        <w:t xml:space="preserve">[19] brio_1.1.5            conflicted_1.2.0      SCTORvalidation_0.4.5</w:t>
+      </w:r>
+      <w:r>
+        <w:br/>
+      </w:r>
+      <w:r>
+        <w:rPr>
+          <w:rStyle w:val="VerbatimChar"/>
+        </w:rPr>
+        <w:t xml:space="preserve">[22] httr_1.4.8            purrr_1.2.2           scales_1.4.0         </w:t>
+      </w:r>
+      <w:r>
+        <w:br/>
+      </w:r>
+      <w:r>
+        <w:rPr>
+          <w:rStyle w:val="VerbatimChar"/>
+        </w:rPr>
+        <w:t xml:space="preserve">[25] httr2_1.2.2           cli_3.6.6             rlang_1.2.0          </w:t>
+      </w:r>
+      <w:r>
+        <w:br/>
+      </w:r>
+      <w:r>
+        <w:rPr>
+          <w:rStyle w:val="VerbatimChar"/>
+        </w:rPr>
+        <w:t xml:space="preserve">[28] crayon_1.5.3          gitcreds_0.1.2        withr_3.0.2          </w:t>
+      </w:r>
+      <w:r>
+        <w:br/>
+      </w:r>
+      <w:r>
+        <w:rPr>
+          <w:rStyle w:val="VerbatimChar"/>
+        </w:rPr>
+        <w:t xml:space="preserve">[31] cachem_1.1.0          yaml_2.3.12           otel_0.2.0           </w:t>
+      </w:r>
+      <w:r>
+        <w:br/>
+      </w:r>
+      <w:r>
+        <w:rPr>
+          <w:rStyle w:val="VerbatimChar"/>
+        </w:rPr>
+        <w:t xml:space="preserve">[34] accrualPlot_1.0.10    tools_4.5.0           tzdb_0.5.0           </w:t>
+      </w:r>
+      <w:r>
+        <w:br/>
+      </w:r>
+      <w:r>
+        <w:rPr>
+          <w:rStyle w:val="VerbatimChar"/>
+        </w:rPr>
+        <w:t xml:space="preserve">[37] memoise_2.0.1         dplyr_1.2.1           ggplot2_4.0.3        </w:t>
+      </w:r>
+      <w:r>
+        <w:br/>
+      </w:r>
+      <w:r>
+        <w:rPr>
+          <w:rStyle w:val="VerbatimChar"/>
+        </w:rPr>
+        <w:t xml:space="preserve">[40] curl_7.1.0            vctrs_0.7.3           R6_2.6.1             </w:t>
+      </w:r>
+      <w:r>
+        <w:br/>
+      </w:r>
+      <w:r>
+        <w:rPr>
+          <w:rStyle w:val="VerbatimChar"/>
+        </w:rPr>
+        <w:t xml:space="preserve">[43] lifecycle_1.0.5       stringr_1.6.0         waldo_0.6.2          </w:t>
+      </w:r>
+      <w:r>
+        <w:br/>
+      </w:r>
+      <w:r>
+        <w:rPr>
+          <w:rStyle w:val="VerbatimChar"/>
+        </w:rPr>
+        <w:t xml:space="preserve">[46] pkgconfig_2.0.3       desc_1.4.3            gtable_0.3.6         </w:t>
+      </w:r>
+      <w:r>
+        <w:br/>
+      </w:r>
+      <w:r>
+        <w:rPr>
+          <w:rStyle w:val="VerbatimChar"/>
+        </w:rPr>
+        <w:t xml:space="preserve">[49] pillar_1.11.1         glue_1.8.1            gh_1.5.0             </w:t>
+      </w:r>
+      <w:r>
+        <w:br/>
+      </w:r>
+      <w:r>
+        <w:rPr>
+          <w:rStyle w:val="VerbatimChar"/>
+        </w:rPr>
+        <w:t xml:space="preserve">[52] xfun_0.57             tibble_3.3.1          tidyselect_1.2.1     </w:t>
+      </w:r>
+      <w:r>
+        <w:br/>
+      </w:r>
+      <w:r>
+        <w:rPr>
+          <w:rStyle w:val="VerbatimChar"/>
+        </w:rPr>
+        <w:t xml:space="preserve">[55] knitr_1.51            farver_2.1.2          htmltools_0.5.9      </w:t>
+      </w:r>
+      <w:r>
+        <w:br/>
+      </w:r>
+      <w:r>
+        <w:rPr>
+          <w:rStyle w:val="VerbatimChar"/>
+        </w:rPr>
+        <w:t xml:space="preserve">[58] rmarkdown_2.31        readr_2.2.0           pkgsearch_3.1.5      </w:t>
+      </w:r>
+      <w:r>
+        <w:br/>
+      </w:r>
+      <w:r>
+        <w:rPr>
+          <w:rStyle w:val="VerbatimChar"/>
+        </w:rPr>
+        <w:t xml:space="preserve">[61] compiler_4.5.0        S7_0.2.2             </w:t>
       </w:r>
       <w:r>
         <w:br/>

--- a/wi/running_tests.docx
+++ b/wi/running_tests.docx
@@ -1083,18 +1083,6 @@
         </w:rPr>
         <w:t xml:space="preserve">[ FAIL 0 | WARN 0 | SKIP 0 | PASS 18 ]</w:t>
       </w:r>
-      <w:r>
-        <w:br/>
-      </w:r>
-      <w:r>
-        <w:br/>
-      </w:r>
-      <w:r>
-        <w:rPr>
-          <w:rStyle w:val="VerbatimChar"/>
-        </w:rPr>
-        <w:t xml:space="preserve">😸</w:t>
-      </w:r>
     </w:p>
     <w:p>
       <w:pPr>
@@ -1300,7 +1288,7 @@
         <w:rPr>
           <w:rStyle w:val="VerbatimChar"/>
         </w:rPr>
-        <w:t xml:space="preserve">2026-05-21 </w:t>
+        <w:t xml:space="preserve">2026-05-22 </w:t>
       </w:r>
       <w:r>
         <w:br/>
@@ -1678,178 +1666,178 @@
         <w:rPr>
           <w:rStyle w:val="VerbatimChar"/>
         </w:rPr>
-        <w:t xml:space="preserve"> [4] praise_1.0.0          stringi_1.8.7         hms_1.1.4            </w:t>
-      </w:r>
-      <w:r>
-        <w:br/>
-      </w:r>
-      <w:r>
-        <w:rPr>
-          <w:rStyle w:val="VerbatimChar"/>
-        </w:rPr>
-        <w:t xml:space="preserve"> [7] digest_0.6.39         magrittr_2.0.5        RColorBrewer_1.1-3   </w:t>
-      </w:r>
-      <w:r>
-        <w:br/>
-      </w:r>
-      <w:r>
-        <w:rPr>
-          <w:rStyle w:val="VerbatimChar"/>
-        </w:rPr>
-        <w:t xml:space="preserve">[10] grid_4.5.0            evaluate_1.0.5        timechange_0.4.0     </w:t>
-      </w:r>
-      <w:r>
-        <w:br/>
-      </w:r>
-      <w:r>
-        <w:rPr>
-          <w:rStyle w:val="VerbatimChar"/>
-        </w:rPr>
-        <w:t xml:space="preserve">[13] pkgload_1.5.2         fastmap_1.2.0         rprojroot_2.1.1      </w:t>
-      </w:r>
-      <w:r>
-        <w:br/>
-      </w:r>
-      <w:r>
-        <w:rPr>
-          <w:rStyle w:val="VerbatimChar"/>
-        </w:rPr>
-        <w:t xml:space="preserve">[16] jsonlite_2.0.0        sessioninfo_1.2.3     cranlogs_2.1.1       </w:t>
-      </w:r>
-      <w:r>
-        <w:br/>
-      </w:r>
-      <w:r>
-        <w:rPr>
-          <w:rStyle w:val="VerbatimChar"/>
-        </w:rPr>
-        <w:t xml:space="preserve">[19] brio_1.1.5            conflicted_1.2.0      SCTORvalidation_0.4.5</w:t>
-      </w:r>
-      <w:r>
-        <w:br/>
-      </w:r>
-      <w:r>
-        <w:rPr>
-          <w:rStyle w:val="VerbatimChar"/>
-        </w:rPr>
-        <w:t xml:space="preserve">[22] httr_1.4.8            purrr_1.2.2           scales_1.4.0         </w:t>
-      </w:r>
-      <w:r>
-        <w:br/>
-      </w:r>
-      <w:r>
-        <w:rPr>
-          <w:rStyle w:val="VerbatimChar"/>
-        </w:rPr>
-        <w:t xml:space="preserve">[25] httr2_1.2.2           cli_3.6.6             rlang_1.2.0          </w:t>
-      </w:r>
-      <w:r>
-        <w:br/>
-      </w:r>
-      <w:r>
-        <w:rPr>
-          <w:rStyle w:val="VerbatimChar"/>
-        </w:rPr>
-        <w:t xml:space="preserve">[28] crayon_1.5.3          gitcreds_0.1.2        withr_3.0.2          </w:t>
-      </w:r>
-      <w:r>
-        <w:br/>
-      </w:r>
-      <w:r>
-        <w:rPr>
-          <w:rStyle w:val="VerbatimChar"/>
-        </w:rPr>
-        <w:t xml:space="preserve">[31] cachem_1.1.0          yaml_2.3.12           otel_0.2.0           </w:t>
-      </w:r>
-      <w:r>
-        <w:br/>
-      </w:r>
-      <w:r>
-        <w:rPr>
-          <w:rStyle w:val="VerbatimChar"/>
-        </w:rPr>
-        <w:t xml:space="preserve">[34] accrualPlot_1.0.10    tools_4.5.0           tzdb_0.5.0           </w:t>
-      </w:r>
-      <w:r>
-        <w:br/>
-      </w:r>
-      <w:r>
-        <w:rPr>
-          <w:rStyle w:val="VerbatimChar"/>
-        </w:rPr>
-        <w:t xml:space="preserve">[37] memoise_2.0.1         dplyr_1.2.1           ggplot2_4.0.3        </w:t>
-      </w:r>
-      <w:r>
-        <w:br/>
-      </w:r>
-      <w:r>
-        <w:rPr>
-          <w:rStyle w:val="VerbatimChar"/>
-        </w:rPr>
-        <w:t xml:space="preserve">[40] curl_7.1.0            vctrs_0.7.3           R6_2.6.1             </w:t>
-      </w:r>
-      <w:r>
-        <w:br/>
-      </w:r>
-      <w:r>
-        <w:rPr>
-          <w:rStyle w:val="VerbatimChar"/>
-        </w:rPr>
-        <w:t xml:space="preserve">[43] lifecycle_1.0.5       stringr_1.6.0         waldo_0.6.2          </w:t>
-      </w:r>
-      <w:r>
-        <w:br/>
-      </w:r>
-      <w:r>
-        <w:rPr>
-          <w:rStyle w:val="VerbatimChar"/>
-        </w:rPr>
-        <w:t xml:space="preserve">[46] pkgconfig_2.0.3       desc_1.4.3            gtable_0.3.6         </w:t>
-      </w:r>
-      <w:r>
-        <w:br/>
-      </w:r>
-      <w:r>
-        <w:rPr>
-          <w:rStyle w:val="VerbatimChar"/>
-        </w:rPr>
-        <w:t xml:space="preserve">[49] pillar_1.11.1         glue_1.8.1            gh_1.5.0             </w:t>
-      </w:r>
-      <w:r>
-        <w:br/>
-      </w:r>
-      <w:r>
-        <w:rPr>
-          <w:rStyle w:val="VerbatimChar"/>
-        </w:rPr>
-        <w:t xml:space="preserve">[52] xfun_0.57             tibble_3.3.1          tidyselect_1.2.1     </w:t>
-      </w:r>
-      <w:r>
-        <w:br/>
-      </w:r>
-      <w:r>
-        <w:rPr>
-          <w:rStyle w:val="VerbatimChar"/>
-        </w:rPr>
-        <w:t xml:space="preserve">[55] knitr_1.51            farver_2.1.2          htmltools_0.5.9      </w:t>
-      </w:r>
-      <w:r>
-        <w:br/>
-      </w:r>
-      <w:r>
-        <w:rPr>
-          <w:rStyle w:val="VerbatimChar"/>
-        </w:rPr>
-        <w:t xml:space="preserve">[58] rmarkdown_2.31        readr_2.2.0           pkgsearch_3.1.5      </w:t>
-      </w:r>
-      <w:r>
-        <w:br/>
-      </w:r>
-      <w:r>
-        <w:rPr>
-          <w:rStyle w:val="VerbatimChar"/>
-        </w:rPr>
-        <w:t xml:space="preserve">[61] compiler_4.5.0        S7_0.2.2             </w:t>
+        <w:t xml:space="preserve"> [4] stringi_1.8.7         hms_1.1.4             digest_0.6.39        </w:t>
+      </w:r>
+      <w:r>
+        <w:br/>
+      </w:r>
+      <w:r>
+        <w:rPr>
+          <w:rStyle w:val="VerbatimChar"/>
+        </w:rPr>
+        <w:t xml:space="preserve"> [7] magrittr_2.0.5        RColorBrewer_1.1-3    grid_4.5.0           </w:t>
+      </w:r>
+      <w:r>
+        <w:br/>
+      </w:r>
+      <w:r>
+        <w:rPr>
+          <w:rStyle w:val="VerbatimChar"/>
+        </w:rPr>
+        <w:t xml:space="preserve">[10] evaluate_1.0.5        timechange_0.4.0      pkgload_1.5.2        </w:t>
+      </w:r>
+      <w:r>
+        <w:br/>
+      </w:r>
+      <w:r>
+        <w:rPr>
+          <w:rStyle w:val="VerbatimChar"/>
+        </w:rPr>
+        <w:t xml:space="preserve">[13] fastmap_1.2.0         rprojroot_2.1.1       jsonlite_2.0.0       </w:t>
+      </w:r>
+      <w:r>
+        <w:br/>
+      </w:r>
+      <w:r>
+        <w:rPr>
+          <w:rStyle w:val="VerbatimChar"/>
+        </w:rPr>
+        <w:t xml:space="preserve">[16] sessioninfo_1.2.3     cranlogs_2.1.1        brio_1.1.5           </w:t>
+      </w:r>
+      <w:r>
+        <w:br/>
+      </w:r>
+      <w:r>
+        <w:rPr>
+          <w:rStyle w:val="VerbatimChar"/>
+        </w:rPr>
+        <w:t xml:space="preserve">[19] conflicted_1.2.0      SCTORvalidation_0.4.5 httr_1.4.8           </w:t>
+      </w:r>
+      <w:r>
+        <w:br/>
+      </w:r>
+      <w:r>
+        <w:rPr>
+          <w:rStyle w:val="VerbatimChar"/>
+        </w:rPr>
+        <w:t xml:space="preserve">[22] purrr_1.2.2           scales_1.4.0          httr2_1.2.2          </w:t>
+      </w:r>
+      <w:r>
+        <w:br/>
+      </w:r>
+      <w:r>
+        <w:rPr>
+          <w:rStyle w:val="VerbatimChar"/>
+        </w:rPr>
+        <w:t xml:space="preserve">[25] cli_3.6.6             rlang_1.2.0           crayon_1.5.3         </w:t>
+      </w:r>
+      <w:r>
+        <w:br/>
+      </w:r>
+      <w:r>
+        <w:rPr>
+          <w:rStyle w:val="VerbatimChar"/>
+        </w:rPr>
+        <w:t xml:space="preserve">[28] gitcreds_0.1.2        withr_3.0.2           cachem_1.1.0         </w:t>
+      </w:r>
+      <w:r>
+        <w:br/>
+      </w:r>
+      <w:r>
+        <w:rPr>
+          <w:rStyle w:val="VerbatimChar"/>
+        </w:rPr>
+        <w:t xml:space="preserve">[31] yaml_2.3.12           otel_0.2.0            accrualPlot_1.0.10   </w:t>
+      </w:r>
+      <w:r>
+        <w:br/>
+      </w:r>
+      <w:r>
+        <w:rPr>
+          <w:rStyle w:val="VerbatimChar"/>
+        </w:rPr>
+        <w:t xml:space="preserve">[34] tools_4.5.0           tzdb_0.5.0            memoise_2.0.1        </w:t>
+      </w:r>
+      <w:r>
+        <w:br/>
+      </w:r>
+      <w:r>
+        <w:rPr>
+          <w:rStyle w:val="VerbatimChar"/>
+        </w:rPr>
+        <w:t xml:space="preserve">[37] dplyr_1.2.1           ggplot2_4.0.3         curl_7.1.0           </w:t>
+      </w:r>
+      <w:r>
+        <w:br/>
+      </w:r>
+      <w:r>
+        <w:rPr>
+          <w:rStyle w:val="VerbatimChar"/>
+        </w:rPr>
+        <w:t xml:space="preserve">[40] vctrs_0.7.3           R6_2.6.1              lifecycle_1.0.5      </w:t>
+      </w:r>
+      <w:r>
+        <w:br/>
+      </w:r>
+      <w:r>
+        <w:rPr>
+          <w:rStyle w:val="VerbatimChar"/>
+        </w:rPr>
+        <w:t xml:space="preserve">[43] stringr_1.6.0         waldo_0.6.2           pkgconfig_2.0.3      </w:t>
+      </w:r>
+      <w:r>
+        <w:br/>
+      </w:r>
+      <w:r>
+        <w:rPr>
+          <w:rStyle w:val="VerbatimChar"/>
+        </w:rPr>
+        <w:t xml:space="preserve">[46] desc_1.4.3            gtable_0.3.6          pillar_1.11.1        </w:t>
+      </w:r>
+      <w:r>
+        <w:br/>
+      </w:r>
+      <w:r>
+        <w:rPr>
+          <w:rStyle w:val="VerbatimChar"/>
+        </w:rPr>
+        <w:t xml:space="preserve">[49] glue_1.8.1            gh_1.5.0              xfun_0.57            </w:t>
+      </w:r>
+      <w:r>
+        <w:br/>
+      </w:r>
+      <w:r>
+        <w:rPr>
+          <w:rStyle w:val="VerbatimChar"/>
+        </w:rPr>
+        <w:t xml:space="preserve">[52] tibble_3.3.1          tidyselect_1.2.1      knitr_1.51           </w:t>
+      </w:r>
+      <w:r>
+        <w:br/>
+      </w:r>
+      <w:r>
+        <w:rPr>
+          <w:rStyle w:val="VerbatimChar"/>
+        </w:rPr>
+        <w:t xml:space="preserve">[55] farver_2.1.2          htmltools_0.5.9       rmarkdown_2.31       </w:t>
+      </w:r>
+      <w:r>
+        <w:br/>
+      </w:r>
+      <w:r>
+        <w:rPr>
+          <w:rStyle w:val="VerbatimChar"/>
+        </w:rPr>
+        <w:t xml:space="preserve">[58] readr_2.2.0           pkgsearch_3.1.5       compiler_4.5.0       </w:t>
+      </w:r>
+      <w:r>
+        <w:br/>
+      </w:r>
+      <w:r>
+        <w:rPr>
+          <w:rStyle w:val="VerbatimChar"/>
+        </w:rPr>
+        <w:t xml:space="preserve">[61] S7_0.2.2             </w:t>
       </w:r>
       <w:r>
         <w:br/>

--- a/wi/running_tests.docx
+++ b/wi/running_tests.docx
@@ -1288,7 +1288,7 @@
         <w:rPr>
           <w:rStyle w:val="VerbatimChar"/>
         </w:rPr>
-        <w:t xml:space="preserve">2026-05-22 </w:t>
+        <w:t xml:space="preserve">2026-05-25 </w:t>
       </w:r>
       <w:r>
         <w:br/>

--- a/wi/running_tests.docx
+++ b/wi/running_tests.docx
@@ -1288,7 +1288,7 @@
         <w:rPr>
           <w:rStyle w:val="VerbatimChar"/>
         </w:rPr>
-        <w:t xml:space="preserve">2026-05-25 </w:t>
+        <w:t xml:space="preserve">2026-05-26 </w:t>
       </w:r>
       <w:r>
         <w:br/>

--- a/wi/running_tests.docx
+++ b/wi/running_tests.docx
@@ -1288,7 +1288,7 @@
         <w:rPr>
           <w:rStyle w:val="VerbatimChar"/>
         </w:rPr>
-        <w:t xml:space="preserve">2026-05-26 </w:t>
+        <w:t xml:space="preserve">2026-05-29 </w:t>
       </w:r>
       <w:r>
         <w:br/>
@@ -1801,7 +1801,7 @@
         <w:rPr>
           <w:rStyle w:val="VerbatimChar"/>
         </w:rPr>
-        <w:t xml:space="preserve">[49] glue_1.8.1            gh_1.5.0              xfun_0.57            </w:t>
+        <w:t xml:space="preserve">[49] glue_1.8.1            gh_1.6.0              xfun_0.57            </w:t>
       </w:r>
       <w:r>
         <w:br/>

--- a/wi/running_tests.docx
+++ b/wi/running_tests.docx
@@ -1288,7 +1288,7 @@
         <w:rPr>
           <w:rStyle w:val="VerbatimChar"/>
         </w:rPr>
-        <w:t xml:space="preserve">2026-05-29 </w:t>
+        <w:t xml:space="preserve">2026-06-01 </w:t>
       </w:r>
       <w:r>
         <w:br/>
@@ -1801,7 +1801,7 @@
         <w:rPr>
           <w:rStyle w:val="VerbatimChar"/>
         </w:rPr>
-        <w:t xml:space="preserve">[49] glue_1.8.1            gh_1.6.0              xfun_0.57            </w:t>
+        <w:t xml:space="preserve">[49] glue_1.8.1            gh_1.6.0              xfun_0.58            </w:t>
       </w:r>
       <w:r>
         <w:br/>

--- a/wi/running_tests.docx
+++ b/wi/running_tests.docx
@@ -1288,7 +1288,7 @@
         <w:rPr>
           <w:rStyle w:val="VerbatimChar"/>
         </w:rPr>
-        <w:t xml:space="preserve">2026-06-01 </w:t>
+        <w:t xml:space="preserve">2026-06-02 </w:t>
       </w:r>
       <w:r>
         <w:br/>

--- a/wi/running_tests.docx
+++ b/wi/running_tests.docx
@@ -1288,7 +1288,7 @@
         <w:rPr>
           <w:rStyle w:val="VerbatimChar"/>
         </w:rPr>
-        <w:t xml:space="preserve">2026-06-02 </w:t>
+        <w:t xml:space="preserve">2026-06-03 </w:t>
       </w:r>
       <w:r>
         <w:br/>

--- a/wi/running_tests.docx
+++ b/wi/running_tests.docx
@@ -1288,7 +1288,7 @@
         <w:rPr>
           <w:rStyle w:val="VerbatimChar"/>
         </w:rPr>
-        <w:t xml:space="preserve">2026-06-03 </w:t>
+        <w:t xml:space="preserve">2026-06-04 </w:t>
       </w:r>
       <w:r>
         <w:br/>
@@ -1702,7 +1702,7 @@
         <w:rPr>
           <w:rStyle w:val="VerbatimChar"/>
         </w:rPr>
-        <w:t xml:space="preserve">[16] sessioninfo_1.2.3     cranlogs_2.1.1        brio_1.1.5           </w:t>
+        <w:t xml:space="preserve">[16] sessioninfo_1.2.4     cranlogs_2.1.1        brio_1.1.5           </w:t>
       </w:r>
       <w:r>
         <w:br/>

--- a/wi/running_tests.docx
+++ b/wi/running_tests.docx
@@ -1288,7 +1288,7 @@
         <w:rPr>
           <w:rStyle w:val="VerbatimChar"/>
         </w:rPr>
-        <w:t xml:space="preserve">2026-06-04 </w:t>
+        <w:t xml:space="preserve">2026-06-05 </w:t>
       </w:r>
       <w:r>
         <w:br/>

--- a/wi/running_tests.docx
+++ b/wi/running_tests.docx
@@ -1288,7 +1288,7 @@
         <w:rPr>
           <w:rStyle w:val="VerbatimChar"/>
         </w:rPr>
-        <w:t xml:space="preserve">2026-06-05 </w:t>
+        <w:t xml:space="preserve">2026-06-08 </w:t>
       </w:r>
       <w:r>
         <w:br/>

--- a/wi/running_tests.docx
+++ b/wi/running_tests.docx
@@ -1288,7 +1288,7 @@
         <w:rPr>
           <w:rStyle w:val="VerbatimChar"/>
         </w:rPr>
-        <w:t xml:space="preserve">2026-06-08 </w:t>
+        <w:t xml:space="preserve">2026-06-09 </w:t>
       </w:r>
       <w:r>
         <w:br/>

--- a/wi/running_tests.docx
+++ b/wi/running_tests.docx
@@ -1288,7 +1288,7 @@
         <w:rPr>
           <w:rStyle w:val="VerbatimChar"/>
         </w:rPr>
-        <w:t xml:space="preserve">2026-06-09 </w:t>
+        <w:t xml:space="preserve">2026-06-10 </w:t>
       </w:r>
       <w:r>
         <w:br/>

--- a/wi/running_tests.docx
+++ b/wi/running_tests.docx
@@ -1288,7 +1288,7 @@
         <w:rPr>
           <w:rStyle w:val="VerbatimChar"/>
         </w:rPr>
-        <w:t xml:space="preserve">2026-06-10 </w:t>
+        <w:t xml:space="preserve">2026-06-11 </w:t>
       </w:r>
       <w:r>
         <w:br/>

--- a/wi/running_tests.docx
+++ b/wi/running_tests.docx
@@ -1288,7 +1288,7 @@
         <w:rPr>
           <w:rStyle w:val="VerbatimChar"/>
         </w:rPr>
-        <w:t xml:space="preserve">2026-06-11 </w:t>
+        <w:t xml:space="preserve">2026-06-12 </w:t>
       </w:r>
       <w:r>
         <w:br/>

--- a/wi/running_tests.docx
+++ b/wi/running_tests.docx
@@ -1288,7 +1288,7 @@
         <w:rPr>
           <w:rStyle w:val="VerbatimChar"/>
         </w:rPr>
-        <w:t xml:space="preserve">2026-06-12 </w:t>
+        <w:t xml:space="preserve">2026-06-15 </w:t>
       </w:r>
       <w:r>
         <w:br/>
@@ -1684,7 +1684,7 @@
         <w:rPr>
           <w:rStyle w:val="VerbatimChar"/>
         </w:rPr>
-        <w:t xml:space="preserve">[10] evaluate_1.0.5        timechange_0.4.0      pkgload_1.5.2        </w:t>
+        <w:t xml:space="preserve">[10] evaluate_1.0.5        timechange_0.4.0      pkgload_1.5.3        </w:t>
       </w:r>
       <w:r>
         <w:br/>

--- a/wi/running_tests.docx
+++ b/wi/running_tests.docx
@@ -1288,7 +1288,7 @@
         <w:rPr>
           <w:rStyle w:val="VerbatimChar"/>
         </w:rPr>
-        <w:t xml:space="preserve">2026-06-15 </w:t>
+        <w:t xml:space="preserve">2026-06-16 </w:t>
       </w:r>
       <w:r>
         <w:br/>

--- a/wi/running_tests.docx
+++ b/wi/running_tests.docx
@@ -1288,7 +1288,7 @@
         <w:rPr>
           <w:rStyle w:val="VerbatimChar"/>
         </w:rPr>
-        <w:t xml:space="preserve">2026-06-16 </w:t>
+        <w:t xml:space="preserve">2026-06-17 </w:t>
       </w:r>
       <w:r>
         <w:br/>

--- a/wi/running_tests.docx
+++ b/wi/running_tests.docx
@@ -1288,7 +1288,7 @@
         <w:rPr>
           <w:rStyle w:val="VerbatimChar"/>
         </w:rPr>
-        <w:t xml:space="preserve">2026-06-17 </w:t>
+        <w:t xml:space="preserve">2026-06-18 </w:t>
       </w:r>
       <w:r>
         <w:br/>

--- a/wi/running_tests.docx
+++ b/wi/running_tests.docx
@@ -1288,7 +1288,7 @@
         <w:rPr>
           <w:rStyle w:val="VerbatimChar"/>
         </w:rPr>
-        <w:t xml:space="preserve">2026-06-18 </w:t>
+        <w:t xml:space="preserve">2026-06-19 </w:t>
       </w:r>
       <w:r>
         <w:br/>
@@ -1738,7 +1738,7 @@
         <w:rPr>
           <w:rStyle w:val="VerbatimChar"/>
         </w:rPr>
-        <w:t xml:space="preserve">[28] gitcreds_0.1.2        withr_3.0.2           cachem_1.1.0         </w:t>
+        <w:t xml:space="preserve">[28] gitcreds_0.1.2        withr_3.0.3           cachem_1.1.0         </w:t>
       </w:r>
       <w:r>
         <w:br/>
@@ -1801,7 +1801,7 @@
         <w:rPr>
           <w:rStyle w:val="VerbatimChar"/>
         </w:rPr>
-        <w:t xml:space="preserve">[49] glue_1.8.1            gh_1.6.0              xfun_0.58            </w:t>
+        <w:t xml:space="preserve">[49] glue_1.8.1            gh_1.6.0              xfun_0.59            </w:t>
       </w:r>
       <w:r>
         <w:br/>

--- a/wi/running_tests.docx
+++ b/wi/running_tests.docx
@@ -1288,7 +1288,7 @@
         <w:rPr>
           <w:rStyle w:val="VerbatimChar"/>
         </w:rPr>
-        <w:t xml:space="preserve">2026-06-19 </w:t>
+        <w:t xml:space="preserve">2026-06-22 </w:t>
       </w:r>
       <w:r>
         <w:br/>

--- a/wi/running_tests.docx
+++ b/wi/running_tests.docx
@@ -1288,7 +1288,7 @@
         <w:rPr>
           <w:rStyle w:val="VerbatimChar"/>
         </w:rPr>
-        <w:t xml:space="preserve">2026-06-22 </w:t>
+        <w:t xml:space="preserve">2026-06-23 </w:t>
       </w:r>
       <w:r>
         <w:br/>
@@ -1720,7 +1720,7 @@
         <w:rPr>
           <w:rStyle w:val="VerbatimChar"/>
         </w:rPr>
-        <w:t xml:space="preserve">[22] purrr_1.2.2           scales_1.4.0          httr2_1.2.2          </w:t>
+        <w:t xml:space="preserve">[22] purrr_1.2.2           scales_1.4.0          httr2_1.2.3          </w:t>
       </w:r>
       <w:r>
         <w:br/>

--- a/wi/running_tests.docx
+++ b/wi/running_tests.docx
@@ -1288,7 +1288,7 @@
         <w:rPr>
           <w:rStyle w:val="VerbatimChar"/>
         </w:rPr>
-        <w:t xml:space="preserve">2026-06-23 </w:t>
+        <w:t xml:space="preserve">2026-06-24 </w:t>
       </w:r>
       <w:r>
         <w:br/>

--- a/wi/running_tests.docx
+++ b/wi/running_tests.docx
@@ -1288,7 +1288,7 @@
         <w:rPr>
           <w:rStyle w:val="VerbatimChar"/>
         </w:rPr>
-        <w:t xml:space="preserve">2026-06-24 </w:t>
+        <w:t xml:space="preserve">2026-06-25 </w:t>
       </w:r>
       <w:r>
         <w:br/>

--- a/wi/running_tests.docx
+++ b/wi/running_tests.docx
@@ -1288,7 +1288,7 @@
         <w:rPr>
           <w:rStyle w:val="VerbatimChar"/>
         </w:rPr>
-        <w:t xml:space="preserve">2026-06-25 </w:t>
+        <w:t xml:space="preserve">2026-06-26 </w:t>
       </w:r>
       <w:r>
         <w:br/>

--- a/wi/running_tests.docx
+++ b/wi/running_tests.docx
@@ -1288,7 +1288,7 @@
         <w:rPr>
           <w:rStyle w:val="VerbatimChar"/>
         </w:rPr>
-        <w:t xml:space="preserve">2026-06-26 </w:t>
+        <w:t xml:space="preserve">2026-06-29 </w:t>
       </w:r>
       <w:r>
         <w:br/>

--- a/wi/running_tests.docx
+++ b/wi/running_tests.docx
@@ -1288,7 +1288,7 @@
         <w:rPr>
           <w:rStyle w:val="VerbatimChar"/>
         </w:rPr>
-        <w:t xml:space="preserve">2026-06-29 </w:t>
+        <w:t xml:space="preserve">2026-06-30 </w:t>
       </w:r>
       <w:r>
         <w:br/>

--- a/wi/running_tests.docx
+++ b/wi/running_tests.docx
@@ -1288,7 +1288,7 @@
         <w:rPr>
           <w:rStyle w:val="VerbatimChar"/>
         </w:rPr>
-        <w:t xml:space="preserve">2026-06-30 </w:t>
+        <w:t xml:space="preserve">2026-07-01 </w:t>
       </w:r>
       <w:r>
         <w:br/>

--- a/wi/running_tests.docx
+++ b/wi/running_tests.docx
@@ -1288,7 +1288,7 @@
         <w:rPr>
           <w:rStyle w:val="VerbatimChar"/>
         </w:rPr>
-        <w:t xml:space="preserve">2026-07-01 </w:t>
+        <w:t xml:space="preserve">2026-07-02 </w:t>
       </w:r>
       <w:r>
         <w:br/>

--- a/wi/running_tests.docx
+++ b/wi/running_tests.docx
@@ -1288,7 +1288,7 @@
         <w:rPr>
           <w:rStyle w:val="VerbatimChar"/>
         </w:rPr>
-        <w:t xml:space="preserve">2026-07-02 </w:t>
+        <w:t xml:space="preserve">2026-07-03 </w:t>
       </w:r>
       <w:r>
         <w:br/>

--- a/wi/running_tests.docx
+++ b/wi/running_tests.docx
@@ -1083,6 +1083,18 @@
         </w:rPr>
         <w:t xml:space="preserve">[ FAIL 0 | WARN 0 | SKIP 0 | PASS 18 ]</w:t>
       </w:r>
+      <w:r>
+        <w:br/>
+      </w:r>
+      <w:r>
+        <w:br/>
+      </w:r>
+      <w:r>
+        <w:rPr>
+          <w:rStyle w:val="VerbatimChar"/>
+        </w:rPr>
+        <w:t xml:space="preserve">😸</w:t>
+      </w:r>
     </w:p>
     <w:p>
       <w:pPr>
@@ -1288,7 +1300,7 @@
         <w:rPr>
           <w:rStyle w:val="VerbatimChar"/>
         </w:rPr>
-        <w:t xml:space="preserve">2026-07-03 </w:t>
+        <w:t xml:space="preserve">2026-07-06 </w:t>
       </w:r>
       <w:r>
         <w:br/>
@@ -1666,178 +1678,178 @@
         <w:rPr>
           <w:rStyle w:val="VerbatimChar"/>
         </w:rPr>
-        <w:t xml:space="preserve"> [4] stringi_1.8.7         hms_1.1.4             digest_0.6.39        </w:t>
-      </w:r>
-      <w:r>
-        <w:br/>
-      </w:r>
-      <w:r>
-        <w:rPr>
-          <w:rStyle w:val="VerbatimChar"/>
-        </w:rPr>
-        <w:t xml:space="preserve"> [7] magrittr_2.0.5        RColorBrewer_1.1-3    grid_4.5.0           </w:t>
-      </w:r>
-      <w:r>
-        <w:br/>
-      </w:r>
-      <w:r>
-        <w:rPr>
-          <w:rStyle w:val="VerbatimChar"/>
-        </w:rPr>
-        <w:t xml:space="preserve">[10] evaluate_1.0.5        timechange_0.4.0      pkgload_1.5.3        </w:t>
-      </w:r>
-      <w:r>
-        <w:br/>
-      </w:r>
-      <w:r>
-        <w:rPr>
-          <w:rStyle w:val="VerbatimChar"/>
-        </w:rPr>
-        <w:t xml:space="preserve">[13] fastmap_1.2.0         rprojroot_2.1.1       jsonlite_2.0.0       </w:t>
-      </w:r>
-      <w:r>
-        <w:br/>
-      </w:r>
-      <w:r>
-        <w:rPr>
-          <w:rStyle w:val="VerbatimChar"/>
-        </w:rPr>
-        <w:t xml:space="preserve">[16] sessioninfo_1.2.4     cranlogs_2.1.1        brio_1.1.5           </w:t>
-      </w:r>
-      <w:r>
-        <w:br/>
-      </w:r>
-      <w:r>
-        <w:rPr>
-          <w:rStyle w:val="VerbatimChar"/>
-        </w:rPr>
-        <w:t xml:space="preserve">[19] conflicted_1.2.0      SCTORvalidation_0.4.5 httr_1.4.8           </w:t>
-      </w:r>
-      <w:r>
-        <w:br/>
-      </w:r>
-      <w:r>
-        <w:rPr>
-          <w:rStyle w:val="VerbatimChar"/>
-        </w:rPr>
-        <w:t xml:space="preserve">[22] purrr_1.2.2           scales_1.4.0          httr2_1.2.3          </w:t>
-      </w:r>
-      <w:r>
-        <w:br/>
-      </w:r>
-      <w:r>
-        <w:rPr>
-          <w:rStyle w:val="VerbatimChar"/>
-        </w:rPr>
-        <w:t xml:space="preserve">[25] cli_3.6.6             rlang_1.2.0           crayon_1.5.3         </w:t>
-      </w:r>
-      <w:r>
-        <w:br/>
-      </w:r>
-      <w:r>
-        <w:rPr>
-          <w:rStyle w:val="VerbatimChar"/>
-        </w:rPr>
-        <w:t xml:space="preserve">[28] gitcreds_0.1.2        withr_3.0.3           cachem_1.1.0         </w:t>
-      </w:r>
-      <w:r>
-        <w:br/>
-      </w:r>
-      <w:r>
-        <w:rPr>
-          <w:rStyle w:val="VerbatimChar"/>
-        </w:rPr>
-        <w:t xml:space="preserve">[31] yaml_2.3.12           otel_0.2.0            accrualPlot_1.0.10   </w:t>
-      </w:r>
-      <w:r>
-        <w:br/>
-      </w:r>
-      <w:r>
-        <w:rPr>
-          <w:rStyle w:val="VerbatimChar"/>
-        </w:rPr>
-        <w:t xml:space="preserve">[34] tools_4.5.0           tzdb_0.5.0            memoise_2.0.1        </w:t>
-      </w:r>
-      <w:r>
-        <w:br/>
-      </w:r>
-      <w:r>
-        <w:rPr>
-          <w:rStyle w:val="VerbatimChar"/>
-        </w:rPr>
-        <w:t xml:space="preserve">[37] dplyr_1.2.1           ggplot2_4.0.3         curl_7.1.0           </w:t>
-      </w:r>
-      <w:r>
-        <w:br/>
-      </w:r>
-      <w:r>
-        <w:rPr>
-          <w:rStyle w:val="VerbatimChar"/>
-        </w:rPr>
-        <w:t xml:space="preserve">[40] vctrs_0.7.3           R6_2.6.1              lifecycle_1.0.5      </w:t>
-      </w:r>
-      <w:r>
-        <w:br/>
-      </w:r>
-      <w:r>
-        <w:rPr>
-          <w:rStyle w:val="VerbatimChar"/>
-        </w:rPr>
-        <w:t xml:space="preserve">[43] stringr_1.6.0         waldo_0.6.2           pkgconfig_2.0.3      </w:t>
-      </w:r>
-      <w:r>
-        <w:br/>
-      </w:r>
-      <w:r>
-        <w:rPr>
-          <w:rStyle w:val="VerbatimChar"/>
-        </w:rPr>
-        <w:t xml:space="preserve">[46] desc_1.4.3            gtable_0.3.6          pillar_1.11.1        </w:t>
-      </w:r>
-      <w:r>
-        <w:br/>
-      </w:r>
-      <w:r>
-        <w:rPr>
-          <w:rStyle w:val="VerbatimChar"/>
-        </w:rPr>
-        <w:t xml:space="preserve">[49] glue_1.8.1            gh_1.6.0              xfun_0.59            </w:t>
-      </w:r>
-      <w:r>
-        <w:br/>
-      </w:r>
-      <w:r>
-        <w:rPr>
-          <w:rStyle w:val="VerbatimChar"/>
-        </w:rPr>
-        <w:t xml:space="preserve">[52] tibble_3.3.1          tidyselect_1.2.1      knitr_1.51           </w:t>
-      </w:r>
-      <w:r>
-        <w:br/>
-      </w:r>
-      <w:r>
-        <w:rPr>
-          <w:rStyle w:val="VerbatimChar"/>
-        </w:rPr>
-        <w:t xml:space="preserve">[55] farver_2.1.2          htmltools_0.5.9       rmarkdown_2.31       </w:t>
-      </w:r>
-      <w:r>
-        <w:br/>
-      </w:r>
-      <w:r>
-        <w:rPr>
-          <w:rStyle w:val="VerbatimChar"/>
-        </w:rPr>
-        <w:t xml:space="preserve">[58] readr_2.2.0           pkgsearch_3.1.5       compiler_4.5.0       </w:t>
-      </w:r>
-      <w:r>
-        <w:br/>
-      </w:r>
-      <w:r>
-        <w:rPr>
-          <w:rStyle w:val="VerbatimChar"/>
-        </w:rPr>
-        <w:t xml:space="preserve">[61] S7_0.2.2             </w:t>
+        <w:t xml:space="preserve"> [4] praise_1.0.0          stringi_1.8.7         hms_1.1.4            </w:t>
+      </w:r>
+      <w:r>
+        <w:br/>
+      </w:r>
+      <w:r>
+        <w:rPr>
+          <w:rStyle w:val="VerbatimChar"/>
+        </w:rPr>
+        <w:t xml:space="preserve"> [7] digest_0.6.39         magrittr_2.0.5        RColorBrewer_1.1-3   </w:t>
+      </w:r>
+      <w:r>
+        <w:br/>
+      </w:r>
+      <w:r>
+        <w:rPr>
+          <w:rStyle w:val="VerbatimChar"/>
+        </w:rPr>
+        <w:t xml:space="preserve">[10] grid_4.5.0            evaluate_1.0.5        timechange_0.4.0     </w:t>
+      </w:r>
+      <w:r>
+        <w:br/>
+      </w:r>
+      <w:r>
+        <w:rPr>
+          <w:rStyle w:val="VerbatimChar"/>
+        </w:rPr>
+        <w:t xml:space="preserve">[13] pkgload_1.5.3         fastmap_1.2.0         rprojroot_2.1.1      </w:t>
+      </w:r>
+      <w:r>
+        <w:br/>
+      </w:r>
+      <w:r>
+        <w:rPr>
+          <w:rStyle w:val="VerbatimChar"/>
+        </w:rPr>
+        <w:t xml:space="preserve">[16] jsonlite_2.0.0        sessioninfo_1.2.4     cranlogs_2.1.1       </w:t>
+      </w:r>
+      <w:r>
+        <w:br/>
+      </w:r>
+      <w:r>
+        <w:rPr>
+          <w:rStyle w:val="VerbatimChar"/>
+        </w:rPr>
+        <w:t xml:space="preserve">[19] brio_1.1.5            conflicted_1.2.0      SCTORvalidation_0.4.5</w:t>
+      </w:r>
+      <w:r>
+        <w:br/>
+      </w:r>
+      <w:r>
+        <w:rPr>
+          <w:rStyle w:val="VerbatimChar"/>
+        </w:rPr>
+        <w:t xml:space="preserve">[22] httr_1.4.8            purrr_1.2.2           scales_1.4.0         </w:t>
+      </w:r>
+      <w:r>
+        <w:br/>
+      </w:r>
+      <w:r>
+        <w:rPr>
+          <w:rStyle w:val="VerbatimChar"/>
+        </w:rPr>
+        <w:t xml:space="preserve">[25] httr2_1.2.3           cli_3.6.6             rlang_1.3.0          </w:t>
+      </w:r>
+      <w:r>
+        <w:br/>
+      </w:r>
+      <w:r>
+        <w:rPr>
+          <w:rStyle w:val="VerbatimChar"/>
+        </w:rPr>
+        <w:t xml:space="preserve">[28] crayon_1.5.3          gitcreds_0.1.2        withr_3.0.3          </w:t>
+      </w:r>
+      <w:r>
+        <w:br/>
+      </w:r>
+      <w:r>
+        <w:rPr>
+          <w:rStyle w:val="VerbatimChar"/>
+        </w:rPr>
+        <w:t xml:space="preserve">[31] cachem_1.1.0          yaml_2.3.12           otel_0.2.0           </w:t>
+      </w:r>
+      <w:r>
+        <w:br/>
+      </w:r>
+      <w:r>
+        <w:rPr>
+          <w:rStyle w:val="VerbatimChar"/>
+        </w:rPr>
+        <w:t xml:space="preserve">[34] accrualPlot_1.0.10    tools_4.5.0           tzdb_0.5.0           </w:t>
+      </w:r>
+      <w:r>
+        <w:br/>
+      </w:r>
+      <w:r>
+        <w:rPr>
+          <w:rStyle w:val="VerbatimChar"/>
+        </w:rPr>
+        <w:t xml:space="preserve">[37] memoise_2.0.1         dplyr_1.2.1           ggplot2_4.0.3        </w:t>
+      </w:r>
+      <w:r>
+        <w:br/>
+      </w:r>
+      <w:r>
+        <w:rPr>
+          <w:rStyle w:val="VerbatimChar"/>
+        </w:rPr>
+        <w:t xml:space="preserve">[40] curl_7.1.0            vctrs_0.7.3           R6_2.6.1             </w:t>
+      </w:r>
+      <w:r>
+        <w:br/>
+      </w:r>
+      <w:r>
+        <w:rPr>
+          <w:rStyle w:val="VerbatimChar"/>
+        </w:rPr>
+        <w:t xml:space="preserve">[43] lifecycle_1.0.5       stringr_1.6.0         waldo_0.6.2          </w:t>
+      </w:r>
+      <w:r>
+        <w:br/>
+      </w:r>
+      <w:r>
+        <w:rPr>
+          <w:rStyle w:val="VerbatimChar"/>
+        </w:rPr>
+        <w:t xml:space="preserve">[46] pkgconfig_2.0.3       desc_1.4.3            gtable_0.3.6         </w:t>
+      </w:r>
+      <w:r>
+        <w:br/>
+      </w:r>
+      <w:r>
+        <w:rPr>
+          <w:rStyle w:val="VerbatimChar"/>
+        </w:rPr>
+        <w:t xml:space="preserve">[49] pillar_1.11.1         glue_1.8.1            gh_1.6.0             </w:t>
+      </w:r>
+      <w:r>
+        <w:br/>
+      </w:r>
+      <w:r>
+        <w:rPr>
+          <w:rStyle w:val="VerbatimChar"/>
+        </w:rPr>
+        <w:t xml:space="preserve">[52] xfun_0.59             tibble_3.3.1          tidyselect_1.2.1     </w:t>
+      </w:r>
+      <w:r>
+        <w:br/>
+      </w:r>
+      <w:r>
+        <w:rPr>
+          <w:rStyle w:val="VerbatimChar"/>
+        </w:rPr>
+        <w:t xml:space="preserve">[55] knitr_1.51            farver_2.1.2          htmltools_0.5.9      </w:t>
+      </w:r>
+      <w:r>
+        <w:br/>
+      </w:r>
+      <w:r>
+        <w:rPr>
+          <w:rStyle w:val="VerbatimChar"/>
+        </w:rPr>
+        <w:t xml:space="preserve">[58] rmarkdown_2.31        readr_2.2.0           pkgsearch_3.1.5      </w:t>
+      </w:r>
+      <w:r>
+        <w:br/>
+      </w:r>
+      <w:r>
+        <w:rPr>
+          <w:rStyle w:val="VerbatimChar"/>
+        </w:rPr>
+        <w:t xml:space="preserve">[61] compiler_4.5.0        S7_0.2.2             </w:t>
       </w:r>
       <w:r>
         <w:br/>

--- a/wi/running_tests.docx
+++ b/wi/running_tests.docx
@@ -1083,18 +1083,6 @@
         </w:rPr>
         <w:t xml:space="preserve">[ FAIL 0 | WARN 0 | SKIP 0 | PASS 18 ]</w:t>
       </w:r>
-      <w:r>
-        <w:br/>
-      </w:r>
-      <w:r>
-        <w:br/>
-      </w:r>
-      <w:r>
-        <w:rPr>
-          <w:rStyle w:val="VerbatimChar"/>
-        </w:rPr>
-        <w:t xml:space="preserve">😸</w:t>
-      </w:r>
     </w:p>
     <w:p>
       <w:pPr>
@@ -1300,7 +1288,7 @@
         <w:rPr>
           <w:rStyle w:val="VerbatimChar"/>
         </w:rPr>
-        <w:t xml:space="preserve">2026-07-06 </w:t>
+        <w:t xml:space="preserve">2026-07-07 </w:t>
       </w:r>
       <w:r>
         <w:br/>
@@ -1678,178 +1666,178 @@
         <w:rPr>
           <w:rStyle w:val="VerbatimChar"/>
         </w:rPr>
-        <w:t xml:space="preserve"> [4] praise_1.0.0          stringi_1.8.7         hms_1.1.4            </w:t>
-      </w:r>
-      <w:r>
-        <w:br/>
-      </w:r>
-      <w:r>
-        <w:rPr>
-          <w:rStyle w:val="VerbatimChar"/>
-        </w:rPr>
-        <w:t xml:space="preserve"> [7] digest_0.6.39         magrittr_2.0.5        RColorBrewer_1.1-3   </w:t>
-      </w:r>
-      <w:r>
-        <w:br/>
-      </w:r>
-      <w:r>
-        <w:rPr>
-          <w:rStyle w:val="VerbatimChar"/>
-        </w:rPr>
-        <w:t xml:space="preserve">[10] grid_4.5.0            evaluate_1.0.5        timechange_0.4.0     </w:t>
-      </w:r>
-      <w:r>
-        <w:br/>
-      </w:r>
-      <w:r>
-        <w:rPr>
-          <w:rStyle w:val="VerbatimChar"/>
-        </w:rPr>
-        <w:t xml:space="preserve">[13] pkgload_1.5.3         fastmap_1.2.0         rprojroot_2.1.1      </w:t>
-      </w:r>
-      <w:r>
-        <w:br/>
-      </w:r>
-      <w:r>
-        <w:rPr>
-          <w:rStyle w:val="VerbatimChar"/>
-        </w:rPr>
-        <w:t xml:space="preserve">[16] jsonlite_2.0.0        sessioninfo_1.2.4     cranlogs_2.1.1       </w:t>
-      </w:r>
-      <w:r>
-        <w:br/>
-      </w:r>
-      <w:r>
-        <w:rPr>
-          <w:rStyle w:val="VerbatimChar"/>
-        </w:rPr>
-        <w:t xml:space="preserve">[19] brio_1.1.5            conflicted_1.2.0      SCTORvalidation_0.4.5</w:t>
-      </w:r>
-      <w:r>
-        <w:br/>
-      </w:r>
-      <w:r>
-        <w:rPr>
-          <w:rStyle w:val="VerbatimChar"/>
-        </w:rPr>
-        <w:t xml:space="preserve">[22] httr_1.4.8            purrr_1.2.2           scales_1.4.0         </w:t>
-      </w:r>
-      <w:r>
-        <w:br/>
-      </w:r>
-      <w:r>
-        <w:rPr>
-          <w:rStyle w:val="VerbatimChar"/>
-        </w:rPr>
-        <w:t xml:space="preserve">[25] httr2_1.2.3           cli_3.6.6             rlang_1.3.0          </w:t>
-      </w:r>
-      <w:r>
-        <w:br/>
-      </w:r>
-      <w:r>
-        <w:rPr>
-          <w:rStyle w:val="VerbatimChar"/>
-        </w:rPr>
-        <w:t xml:space="preserve">[28] crayon_1.5.3          gitcreds_0.1.2        withr_3.0.3          </w:t>
-      </w:r>
-      <w:r>
-        <w:br/>
-      </w:r>
-      <w:r>
-        <w:rPr>
-          <w:rStyle w:val="VerbatimChar"/>
-        </w:rPr>
-        <w:t xml:space="preserve">[31] cachem_1.1.0          yaml_2.3.12           otel_0.2.0           </w:t>
-      </w:r>
-      <w:r>
-        <w:br/>
-      </w:r>
-      <w:r>
-        <w:rPr>
-          <w:rStyle w:val="VerbatimChar"/>
-        </w:rPr>
-        <w:t xml:space="preserve">[34] accrualPlot_1.0.10    tools_4.5.0           tzdb_0.5.0           </w:t>
-      </w:r>
-      <w:r>
-        <w:br/>
-      </w:r>
-      <w:r>
-        <w:rPr>
-          <w:rStyle w:val="VerbatimChar"/>
-        </w:rPr>
-        <w:t xml:space="preserve">[37] memoise_2.0.1         dplyr_1.2.1           ggplot2_4.0.3        </w:t>
-      </w:r>
-      <w:r>
-        <w:br/>
-      </w:r>
-      <w:r>
-        <w:rPr>
-          <w:rStyle w:val="VerbatimChar"/>
-        </w:rPr>
-        <w:t xml:space="preserve">[40] curl_7.1.0            vctrs_0.7.3           R6_2.6.1             </w:t>
-      </w:r>
-      <w:r>
-        <w:br/>
-      </w:r>
-      <w:r>
-        <w:rPr>
-          <w:rStyle w:val="VerbatimChar"/>
-        </w:rPr>
-        <w:t xml:space="preserve">[43] lifecycle_1.0.5       stringr_1.6.0         waldo_0.6.2          </w:t>
-      </w:r>
-      <w:r>
-        <w:br/>
-      </w:r>
-      <w:r>
-        <w:rPr>
-          <w:rStyle w:val="VerbatimChar"/>
-        </w:rPr>
-        <w:t xml:space="preserve">[46] pkgconfig_2.0.3       desc_1.4.3            gtable_0.3.6         </w:t>
-      </w:r>
-      <w:r>
-        <w:br/>
-      </w:r>
-      <w:r>
-        <w:rPr>
-          <w:rStyle w:val="VerbatimChar"/>
-        </w:rPr>
-        <w:t xml:space="preserve">[49] pillar_1.11.1         glue_1.8.1            gh_1.6.0             </w:t>
-      </w:r>
-      <w:r>
-        <w:br/>
-      </w:r>
-      <w:r>
-        <w:rPr>
-          <w:rStyle w:val="VerbatimChar"/>
-        </w:rPr>
-        <w:t xml:space="preserve">[52] xfun_0.59             tibble_3.3.1          tidyselect_1.2.1     </w:t>
-      </w:r>
-      <w:r>
-        <w:br/>
-      </w:r>
-      <w:r>
-        <w:rPr>
-          <w:rStyle w:val="VerbatimChar"/>
-        </w:rPr>
-        <w:t xml:space="preserve">[55] knitr_1.51            farver_2.1.2          htmltools_0.5.9      </w:t>
-      </w:r>
-      <w:r>
-        <w:br/>
-      </w:r>
-      <w:r>
-        <w:rPr>
-          <w:rStyle w:val="VerbatimChar"/>
-        </w:rPr>
-        <w:t xml:space="preserve">[58] rmarkdown_2.31        readr_2.2.0           pkgsearch_3.1.5      </w:t>
-      </w:r>
-      <w:r>
-        <w:br/>
-      </w:r>
-      <w:r>
-        <w:rPr>
-          <w:rStyle w:val="VerbatimChar"/>
-        </w:rPr>
-        <w:t xml:space="preserve">[61] compiler_4.5.0        S7_0.2.2             </w:t>
+        <w:t xml:space="preserve"> [4] stringi_1.8.7         hms_1.1.4             digest_0.6.39        </w:t>
+      </w:r>
+      <w:r>
+        <w:br/>
+      </w:r>
+      <w:r>
+        <w:rPr>
+          <w:rStyle w:val="VerbatimChar"/>
+        </w:rPr>
+        <w:t xml:space="preserve"> [7] magrittr_2.0.5        RColorBrewer_1.1-3    grid_4.5.0           </w:t>
+      </w:r>
+      <w:r>
+        <w:br/>
+      </w:r>
+      <w:r>
+        <w:rPr>
+          <w:rStyle w:val="VerbatimChar"/>
+        </w:rPr>
+        <w:t xml:space="preserve">[10] evaluate_1.0.5        timechange_0.4.0      pkgload_1.5.3        </w:t>
+      </w:r>
+      <w:r>
+        <w:br/>
+      </w:r>
+      <w:r>
+        <w:rPr>
+          <w:rStyle w:val="VerbatimChar"/>
+        </w:rPr>
+        <w:t xml:space="preserve">[13] fastmap_1.2.0         rprojroot_2.1.1       jsonlite_2.0.0       </w:t>
+      </w:r>
+      <w:r>
+        <w:br/>
+      </w:r>
+      <w:r>
+        <w:rPr>
+          <w:rStyle w:val="VerbatimChar"/>
+        </w:rPr>
+        <w:t xml:space="preserve">[16] sessioninfo_1.2.4     cranlogs_2.1.1        brio_1.1.5           </w:t>
+      </w:r>
+      <w:r>
+        <w:br/>
+      </w:r>
+      <w:r>
+        <w:rPr>
+          <w:rStyle w:val="VerbatimChar"/>
+        </w:rPr>
+        <w:t xml:space="preserve">[19] conflicted_1.2.0      SCTORvalidation_0.4.5 httr_1.4.8           </w:t>
+      </w:r>
+      <w:r>
+        <w:br/>
+      </w:r>
+      <w:r>
+        <w:rPr>
+          <w:rStyle w:val="VerbatimChar"/>
+        </w:rPr>
+        <w:t xml:space="preserve">[22] purrr_1.2.2           scales_1.4.0          httr2_1.2.3          </w:t>
+      </w:r>
+      <w:r>
+        <w:br/>
+      </w:r>
+      <w:r>
+        <w:rPr>
+          <w:rStyle w:val="VerbatimChar"/>
+        </w:rPr>
+        <w:t xml:space="preserve">[25] cli_3.6.6             rlang_1.3.0           crayon_1.5.3         </w:t>
+      </w:r>
+      <w:r>
+        <w:br/>
+      </w:r>
+      <w:r>
+        <w:rPr>
+          <w:rStyle w:val="VerbatimChar"/>
+        </w:rPr>
+        <w:t xml:space="preserve">[28] gitcreds_0.1.2        withr_3.0.3           cachem_1.1.0         </w:t>
+      </w:r>
+      <w:r>
+        <w:br/>
+      </w:r>
+      <w:r>
+        <w:rPr>
+          <w:rStyle w:val="VerbatimChar"/>
+        </w:rPr>
+        <w:t xml:space="preserve">[31] yaml_2.3.12           otel_0.2.0            accrualPlot_1.0.10   </w:t>
+      </w:r>
+      <w:r>
+        <w:br/>
+      </w:r>
+      <w:r>
+        <w:rPr>
+          <w:rStyle w:val="VerbatimChar"/>
+        </w:rPr>
+        <w:t xml:space="preserve">[34] tools_4.5.0           tzdb_0.5.0            memoise_2.0.1        </w:t>
+      </w:r>
+      <w:r>
+        <w:br/>
+      </w:r>
+      <w:r>
+        <w:rPr>
+          <w:rStyle w:val="VerbatimChar"/>
+        </w:rPr>
+        <w:t xml:space="preserve">[37] dplyr_1.2.1           ggplot2_4.0.3         curl_7.1.0           </w:t>
+      </w:r>
+      <w:r>
+        <w:br/>
+      </w:r>
+      <w:r>
+        <w:rPr>
+          <w:rStyle w:val="VerbatimChar"/>
+        </w:rPr>
+        <w:t xml:space="preserve">[40] vctrs_0.7.3           R6_2.6.1              lifecycle_1.0.5      </w:t>
+      </w:r>
+      <w:r>
+        <w:br/>
+      </w:r>
+      <w:r>
+        <w:rPr>
+          <w:rStyle w:val="VerbatimChar"/>
+        </w:rPr>
+        <w:t xml:space="preserve">[43] stringr_1.6.0         waldo_0.6.2           pkgconfig_2.0.3      </w:t>
+      </w:r>
+      <w:r>
+        <w:br/>
+      </w:r>
+      <w:r>
+        <w:rPr>
+          <w:rStyle w:val="VerbatimChar"/>
+        </w:rPr>
+        <w:t xml:space="preserve">[46] desc_1.4.3            gtable_0.3.6          pillar_1.11.1        </w:t>
+      </w:r>
+      <w:r>
+        <w:br/>
+      </w:r>
+      <w:r>
+        <w:rPr>
+          <w:rStyle w:val="VerbatimChar"/>
+        </w:rPr>
+        <w:t xml:space="preserve">[49] glue_1.8.1            gh_1.6.0              xfun_0.59            </w:t>
+      </w:r>
+      <w:r>
+        <w:br/>
+      </w:r>
+      <w:r>
+        <w:rPr>
+          <w:rStyle w:val="VerbatimChar"/>
+        </w:rPr>
+        <w:t xml:space="preserve">[52] tibble_3.3.1          tidyselect_1.2.1      knitr_1.51           </w:t>
+      </w:r>
+      <w:r>
+        <w:br/>
+      </w:r>
+      <w:r>
+        <w:rPr>
+          <w:rStyle w:val="VerbatimChar"/>
+        </w:rPr>
+        <w:t xml:space="preserve">[55] farver_2.1.2          htmltools_0.5.9       rmarkdown_2.31       </w:t>
+      </w:r>
+      <w:r>
+        <w:br/>
+      </w:r>
+      <w:r>
+        <w:rPr>
+          <w:rStyle w:val="VerbatimChar"/>
+        </w:rPr>
+        <w:t xml:space="preserve">[58] readr_2.2.0           pkgsearch_3.1.5       compiler_4.5.0       </w:t>
+      </w:r>
+      <w:r>
+        <w:br/>
+      </w:r>
+      <w:r>
+        <w:rPr>
+          <w:rStyle w:val="VerbatimChar"/>
+        </w:rPr>
+        <w:t xml:space="preserve">[61] S7_0.2.2             </w:t>
       </w:r>
       <w:r>
         <w:br/>

--- a/wi/running_tests.docx
+++ b/wi/running_tests.docx
@@ -1288,7 +1288,7 @@
         <w:rPr>
           <w:rStyle w:val="VerbatimChar"/>
         </w:rPr>
-        <w:t xml:space="preserve">2026-07-07 </w:t>
+        <w:t xml:space="preserve">2026-07-08 </w:t>
       </w:r>
       <w:r>
         <w:br/>

--- a/wi/running_tests.docx
+++ b/wi/running_tests.docx
@@ -1288,7 +1288,7 @@
         <w:rPr>
           <w:rStyle w:val="VerbatimChar"/>
         </w:rPr>
-        <w:t xml:space="preserve">2026-07-08 </w:t>
+        <w:t xml:space="preserve">2026-07-09 </w:t>
       </w:r>
       <w:r>
         <w:br/>
@@ -1801,7 +1801,7 @@
         <w:rPr>
           <w:rStyle w:val="VerbatimChar"/>
         </w:rPr>
-        <w:t xml:space="preserve">[49] glue_1.8.1            gh_1.6.0              xfun_0.59            </w:t>
+        <w:t xml:space="preserve">[49] glue_1.8.1            gh_1.6.0              xfun_0.60            </w:t>
       </w:r>
       <w:r>
         <w:br/>

--- a/wi/running_tests.docx
+++ b/wi/running_tests.docx
@@ -1288,7 +1288,7 @@
         <w:rPr>
           <w:rStyle w:val="VerbatimChar"/>
         </w:rPr>
-        <w:t xml:space="preserve">2026-07-09 </w:t>
+        <w:t xml:space="preserve">2026-07-10 </w:t>
       </w:r>
       <w:r>
         <w:br/>

--- a/wi/running_tests.docx
+++ b/wi/running_tests.docx
@@ -1288,7 +1288,7 @@
         <w:rPr>
           <w:rStyle w:val="VerbatimChar"/>
         </w:rPr>
-        <w:t xml:space="preserve">2026-07-10 </w:t>
+        <w:t xml:space="preserve">2026-07-13 </w:t>
       </w:r>
       <w:r>
         <w:br/>

--- a/wi/running_tests.docx
+++ b/wi/running_tests.docx
@@ -1288,7 +1288,7 @@
         <w:rPr>
           <w:rStyle w:val="VerbatimChar"/>
         </w:rPr>
-        <w:t xml:space="preserve">2026-07-13 </w:t>
+        <w:t xml:space="preserve">2026-07-14 </w:t>
       </w:r>
       <w:r>
         <w:br/>
@@ -1657,187 +1657,178 @@
         <w:rPr>
           <w:rStyle w:val="VerbatimChar"/>
         </w:rPr>
-        <w:t xml:space="preserve"> [1] rappdirs_0.3.4        generics_0.1.4        tidyr_1.3.2          </w:t>
-      </w:r>
-      <w:r>
-        <w:br/>
-      </w:r>
-      <w:r>
-        <w:rPr>
-          <w:rStyle w:val="VerbatimChar"/>
-        </w:rPr>
-        <w:t xml:space="preserve"> [4] stringi_1.8.7         hms_1.1.4             digest_0.6.39        </w:t>
-      </w:r>
-      <w:r>
-        <w:br/>
-      </w:r>
-      <w:r>
-        <w:rPr>
-          <w:rStyle w:val="VerbatimChar"/>
-        </w:rPr>
-        <w:t xml:space="preserve"> [7] magrittr_2.0.5        RColorBrewer_1.1-3    grid_4.5.0           </w:t>
-      </w:r>
-      <w:r>
-        <w:br/>
-      </w:r>
-      <w:r>
-        <w:rPr>
-          <w:rStyle w:val="VerbatimChar"/>
-        </w:rPr>
-        <w:t xml:space="preserve">[10] evaluate_1.0.5        timechange_0.4.0      pkgload_1.5.3        </w:t>
-      </w:r>
-      <w:r>
-        <w:br/>
-      </w:r>
-      <w:r>
-        <w:rPr>
-          <w:rStyle w:val="VerbatimChar"/>
-        </w:rPr>
-        <w:t xml:space="preserve">[13] fastmap_1.2.0         rprojroot_2.1.1       jsonlite_2.0.0       </w:t>
-      </w:r>
-      <w:r>
-        <w:br/>
-      </w:r>
-      <w:r>
-        <w:rPr>
-          <w:rStyle w:val="VerbatimChar"/>
-        </w:rPr>
-        <w:t xml:space="preserve">[16] sessioninfo_1.2.4     cranlogs_2.1.1        brio_1.1.5           </w:t>
-      </w:r>
-      <w:r>
-        <w:br/>
-      </w:r>
-      <w:r>
-        <w:rPr>
-          <w:rStyle w:val="VerbatimChar"/>
-        </w:rPr>
-        <w:t xml:space="preserve">[19] conflicted_1.2.0      SCTORvalidation_0.4.5 httr_1.4.8           </w:t>
-      </w:r>
-      <w:r>
-        <w:br/>
-      </w:r>
-      <w:r>
-        <w:rPr>
-          <w:rStyle w:val="VerbatimChar"/>
-        </w:rPr>
-        <w:t xml:space="preserve">[22] purrr_1.2.2           scales_1.4.0          httr2_1.2.3          </w:t>
-      </w:r>
-      <w:r>
-        <w:br/>
-      </w:r>
-      <w:r>
-        <w:rPr>
-          <w:rStyle w:val="VerbatimChar"/>
-        </w:rPr>
-        <w:t xml:space="preserve">[25] cli_3.6.6             rlang_1.3.0           crayon_1.5.3         </w:t>
-      </w:r>
-      <w:r>
-        <w:br/>
-      </w:r>
-      <w:r>
-        <w:rPr>
-          <w:rStyle w:val="VerbatimChar"/>
-        </w:rPr>
-        <w:t xml:space="preserve">[28] gitcreds_0.1.2        withr_3.0.3           cachem_1.1.0         </w:t>
-      </w:r>
-      <w:r>
-        <w:br/>
-      </w:r>
-      <w:r>
-        <w:rPr>
-          <w:rStyle w:val="VerbatimChar"/>
-        </w:rPr>
-        <w:t xml:space="preserve">[31] yaml_2.3.12           otel_0.2.0            accrualPlot_1.0.10   </w:t>
-      </w:r>
-      <w:r>
-        <w:br/>
-      </w:r>
-      <w:r>
-        <w:rPr>
-          <w:rStyle w:val="VerbatimChar"/>
-        </w:rPr>
-        <w:t xml:space="preserve">[34] tools_4.5.0           tzdb_0.5.0            memoise_2.0.1        </w:t>
-      </w:r>
-      <w:r>
-        <w:br/>
-      </w:r>
-      <w:r>
-        <w:rPr>
-          <w:rStyle w:val="VerbatimChar"/>
-        </w:rPr>
-        <w:t xml:space="preserve">[37] dplyr_1.2.1           ggplot2_4.0.3         curl_7.1.0           </w:t>
-      </w:r>
-      <w:r>
-        <w:br/>
-      </w:r>
-      <w:r>
-        <w:rPr>
-          <w:rStyle w:val="VerbatimChar"/>
-        </w:rPr>
-        <w:t xml:space="preserve">[40] vctrs_0.7.3           R6_2.6.1              lifecycle_1.0.5      </w:t>
-      </w:r>
-      <w:r>
-        <w:br/>
-      </w:r>
-      <w:r>
-        <w:rPr>
-          <w:rStyle w:val="VerbatimChar"/>
-        </w:rPr>
-        <w:t xml:space="preserve">[43] stringr_1.6.0         waldo_0.6.2           pkgconfig_2.0.3      </w:t>
-      </w:r>
-      <w:r>
-        <w:br/>
-      </w:r>
-      <w:r>
-        <w:rPr>
-          <w:rStyle w:val="VerbatimChar"/>
-        </w:rPr>
-        <w:t xml:space="preserve">[46] desc_1.4.3            gtable_0.3.6          pillar_1.11.1        </w:t>
-      </w:r>
-      <w:r>
-        <w:br/>
-      </w:r>
-      <w:r>
-        <w:rPr>
-          <w:rStyle w:val="VerbatimChar"/>
-        </w:rPr>
-        <w:t xml:space="preserve">[49] glue_1.8.1            gh_1.6.0              xfun_0.60            </w:t>
-      </w:r>
-      <w:r>
-        <w:br/>
-      </w:r>
-      <w:r>
-        <w:rPr>
-          <w:rStyle w:val="VerbatimChar"/>
-        </w:rPr>
-        <w:t xml:space="preserve">[52] tibble_3.3.1          tidyselect_1.2.1      knitr_1.51           </w:t>
-      </w:r>
-      <w:r>
-        <w:br/>
-      </w:r>
-      <w:r>
-        <w:rPr>
-          <w:rStyle w:val="VerbatimChar"/>
-        </w:rPr>
-        <w:t xml:space="preserve">[55] farver_2.1.2          htmltools_0.5.9       rmarkdown_2.31       </w:t>
-      </w:r>
-      <w:r>
-        <w:br/>
-      </w:r>
-      <w:r>
-        <w:rPr>
-          <w:rStyle w:val="VerbatimChar"/>
-        </w:rPr>
-        <w:t xml:space="preserve">[58] readr_2.2.0           pkgsearch_3.1.5       compiler_4.5.0       </w:t>
-      </w:r>
-      <w:r>
-        <w:br/>
-      </w:r>
-      <w:r>
-        <w:rPr>
-          <w:rStyle w:val="VerbatimChar"/>
-        </w:rPr>
-        <w:t xml:space="preserve">[61] S7_0.2.2             </w:t>
+        <w:t xml:space="preserve"> [1] generics_0.1.4        tidyr_1.3.2           stringi_1.8.7        </w:t>
+      </w:r>
+      <w:r>
+        <w:br/>
+      </w:r>
+      <w:r>
+        <w:rPr>
+          <w:rStyle w:val="VerbatimChar"/>
+        </w:rPr>
+        <w:t xml:space="preserve"> [4] hms_1.1.4             digest_0.6.39         magrittr_2.0.5       </w:t>
+      </w:r>
+      <w:r>
+        <w:br/>
+      </w:r>
+      <w:r>
+        <w:rPr>
+          <w:rStyle w:val="VerbatimChar"/>
+        </w:rPr>
+        <w:t xml:space="preserve"> [7] RColorBrewer_1.1-3    grid_4.5.0            evaluate_1.0.5       </w:t>
+      </w:r>
+      <w:r>
+        <w:br/>
+      </w:r>
+      <w:r>
+        <w:rPr>
+          <w:rStyle w:val="VerbatimChar"/>
+        </w:rPr>
+        <w:t xml:space="preserve">[10] timechange_0.4.0      pkgload_1.5.3         fastmap_1.2.0        </w:t>
+      </w:r>
+      <w:r>
+        <w:br/>
+      </w:r>
+      <w:r>
+        <w:rPr>
+          <w:rStyle w:val="VerbatimChar"/>
+        </w:rPr>
+        <w:t xml:space="preserve">[13] rprojroot_2.1.1       jsonlite_2.0.0        sessioninfo_1.2.4    </w:t>
+      </w:r>
+      <w:r>
+        <w:br/>
+      </w:r>
+      <w:r>
+        <w:rPr>
+          <w:rStyle w:val="VerbatimChar"/>
+        </w:rPr>
+        <w:t xml:space="preserve">[16] cranlogs_2.1.1        brio_1.1.5            conflicted_1.2.0     </w:t>
+      </w:r>
+      <w:r>
+        <w:br/>
+      </w:r>
+      <w:r>
+        <w:rPr>
+          <w:rStyle w:val="VerbatimChar"/>
+        </w:rPr>
+        <w:t xml:space="preserve">[19] SCTORvalidation_0.4.5 httr_1.4.8            purrr_1.2.2          </w:t>
+      </w:r>
+      <w:r>
+        <w:br/>
+      </w:r>
+      <w:r>
+        <w:rPr>
+          <w:rStyle w:val="VerbatimChar"/>
+        </w:rPr>
+        <w:t xml:space="preserve">[22] scales_1.4.0          httr2_1.3.0           cli_3.6.6            </w:t>
+      </w:r>
+      <w:r>
+        <w:br/>
+      </w:r>
+      <w:r>
+        <w:rPr>
+          <w:rStyle w:val="VerbatimChar"/>
+        </w:rPr>
+        <w:t xml:space="preserve">[25] rlang_1.3.0           crayon_1.5.3          gitcreds_0.1.2       </w:t>
+      </w:r>
+      <w:r>
+        <w:br/>
+      </w:r>
+      <w:r>
+        <w:rPr>
+          <w:rStyle w:val="VerbatimChar"/>
+        </w:rPr>
+        <w:t xml:space="preserve">[28] withr_3.0.3           cachem_1.1.0          yaml_2.3.12          </w:t>
+      </w:r>
+      <w:r>
+        <w:br/>
+      </w:r>
+      <w:r>
+        <w:rPr>
+          <w:rStyle w:val="VerbatimChar"/>
+        </w:rPr>
+        <w:t xml:space="preserve">[31] otel_0.2.0            tools_4.5.0           accrualPlot_1.0.10   </w:t>
+      </w:r>
+      <w:r>
+        <w:br/>
+      </w:r>
+      <w:r>
+        <w:rPr>
+          <w:rStyle w:val="VerbatimChar"/>
+        </w:rPr>
+        <w:t xml:space="preserve">[34] tzdb_0.5.0            memoise_2.0.1         dplyr_1.2.1          </w:t>
+      </w:r>
+      <w:r>
+        <w:br/>
+      </w:r>
+      <w:r>
+        <w:rPr>
+          <w:rStyle w:val="VerbatimChar"/>
+        </w:rPr>
+        <w:t xml:space="preserve">[37] ggplot2_4.0.3         curl_7.1.0            vctrs_0.7.3          </w:t>
+      </w:r>
+      <w:r>
+        <w:br/>
+      </w:r>
+      <w:r>
+        <w:rPr>
+          <w:rStyle w:val="VerbatimChar"/>
+        </w:rPr>
+        <w:t xml:space="preserve">[40] R6_2.6.1              lifecycle_1.0.5       stringr_1.6.0        </w:t>
+      </w:r>
+      <w:r>
+        <w:br/>
+      </w:r>
+      <w:r>
+        <w:rPr>
+          <w:rStyle w:val="VerbatimChar"/>
+        </w:rPr>
+        <w:t xml:space="preserve">[43] waldo_0.6.2           pkgconfig_2.0.3       desc_1.4.3           </w:t>
+      </w:r>
+      <w:r>
+        <w:br/>
+      </w:r>
+      <w:r>
+        <w:rPr>
+          <w:rStyle w:val="VerbatimChar"/>
+        </w:rPr>
+        <w:t xml:space="preserve">[46] gtable_0.3.6          pillar_1.11.1         glue_1.8.1           </w:t>
+      </w:r>
+      <w:r>
+        <w:br/>
+      </w:r>
+      <w:r>
+        <w:rPr>
+          <w:rStyle w:val="VerbatimChar"/>
+        </w:rPr>
+        <w:t xml:space="preserve">[49] gh_1.6.0              xfun_0.60             tibble_3.3.1         </w:t>
+      </w:r>
+      <w:r>
+        <w:br/>
+      </w:r>
+      <w:r>
+        <w:rPr>
+          <w:rStyle w:val="VerbatimChar"/>
+        </w:rPr>
+        <w:t xml:space="preserve">[52] tidyselect_1.2.1      knitr_1.51            farver_2.1.2         </w:t>
+      </w:r>
+      <w:r>
+        <w:br/>
+      </w:r>
+      <w:r>
+        <w:rPr>
+          <w:rStyle w:val="VerbatimChar"/>
+        </w:rPr>
+        <w:t xml:space="preserve">[55] htmltools_0.5.9       rmarkdown_2.31        readr_2.2.0          </w:t>
+      </w:r>
+      <w:r>
+        <w:br/>
+      </w:r>
+      <w:r>
+        <w:rPr>
+          <w:rStyle w:val="VerbatimChar"/>
+        </w:rPr>
+        <w:t xml:space="preserve">[58] pkgsearch_3.1.5       compiler_4.5.0        S7_0.2.2             </w:t>
       </w:r>
       <w:r>
         <w:br/>

--- a/wi/running_tests.docx
+++ b/wi/running_tests.docx
@@ -1083,6 +1083,18 @@
         </w:rPr>
         <w:t xml:space="preserve">[ FAIL 0 | WARN 0 | SKIP 0 | PASS 18 ]</w:t>
       </w:r>
+      <w:r>
+        <w:br/>
+      </w:r>
+      <w:r>
+        <w:br/>
+      </w:r>
+      <w:r>
+        <w:rPr>
+          <w:rStyle w:val="VerbatimChar"/>
+        </w:rPr>
+        <w:t xml:space="preserve">🌈 Your tests are over the rainbow 🌈</w:t>
+      </w:r>
     </w:p>
     <w:p>
       <w:pPr>
@@ -1288,7 +1300,7 @@
         <w:rPr>
           <w:rStyle w:val="VerbatimChar"/>
         </w:rPr>
-        <w:t xml:space="preserve">2026-07-14 </w:t>
+        <w:t xml:space="preserve">2026-07-15 </w:t>
       </w:r>
       <w:r>
         <w:br/>
@@ -1657,178 +1669,187 @@
         <w:rPr>
           <w:rStyle w:val="VerbatimChar"/>
         </w:rPr>
-        <w:t xml:space="preserve"> [1] generics_0.1.4        tidyr_1.3.2           stringi_1.8.7        </w:t>
-      </w:r>
-      <w:r>
-        <w:br/>
-      </w:r>
-      <w:r>
-        <w:rPr>
-          <w:rStyle w:val="VerbatimChar"/>
-        </w:rPr>
-        <w:t xml:space="preserve"> [4] hms_1.1.4             digest_0.6.39         magrittr_2.0.5       </w:t>
-      </w:r>
-      <w:r>
-        <w:br/>
-      </w:r>
-      <w:r>
-        <w:rPr>
-          <w:rStyle w:val="VerbatimChar"/>
-        </w:rPr>
-        <w:t xml:space="preserve"> [7] RColorBrewer_1.1-3    grid_4.5.0            evaluate_1.0.5       </w:t>
-      </w:r>
-      <w:r>
-        <w:br/>
-      </w:r>
-      <w:r>
-        <w:rPr>
-          <w:rStyle w:val="VerbatimChar"/>
-        </w:rPr>
-        <w:t xml:space="preserve">[10] timechange_0.4.0      pkgload_1.5.3         fastmap_1.2.0        </w:t>
-      </w:r>
-      <w:r>
-        <w:br/>
-      </w:r>
-      <w:r>
-        <w:rPr>
-          <w:rStyle w:val="VerbatimChar"/>
-        </w:rPr>
-        <w:t xml:space="preserve">[13] rprojroot_2.1.1       jsonlite_2.0.0        sessioninfo_1.2.4    </w:t>
-      </w:r>
-      <w:r>
-        <w:br/>
-      </w:r>
-      <w:r>
-        <w:rPr>
-          <w:rStyle w:val="VerbatimChar"/>
-        </w:rPr>
-        <w:t xml:space="preserve">[16] cranlogs_2.1.1        brio_1.1.5            conflicted_1.2.0     </w:t>
-      </w:r>
-      <w:r>
-        <w:br/>
-      </w:r>
-      <w:r>
-        <w:rPr>
-          <w:rStyle w:val="VerbatimChar"/>
-        </w:rPr>
-        <w:t xml:space="preserve">[19] SCTORvalidation_0.4.5 httr_1.4.8            purrr_1.2.2          </w:t>
-      </w:r>
-      <w:r>
-        <w:br/>
-      </w:r>
-      <w:r>
-        <w:rPr>
-          <w:rStyle w:val="VerbatimChar"/>
-        </w:rPr>
-        <w:t xml:space="preserve">[22] scales_1.4.0          httr2_1.3.0           cli_3.6.6            </w:t>
-      </w:r>
-      <w:r>
-        <w:br/>
-      </w:r>
-      <w:r>
-        <w:rPr>
-          <w:rStyle w:val="VerbatimChar"/>
-        </w:rPr>
-        <w:t xml:space="preserve">[25] rlang_1.3.0           crayon_1.5.3          gitcreds_0.1.2       </w:t>
-      </w:r>
-      <w:r>
-        <w:br/>
-      </w:r>
-      <w:r>
-        <w:rPr>
-          <w:rStyle w:val="VerbatimChar"/>
-        </w:rPr>
-        <w:t xml:space="preserve">[28] withr_3.0.3           cachem_1.1.0          yaml_2.3.12          </w:t>
-      </w:r>
-      <w:r>
-        <w:br/>
-      </w:r>
-      <w:r>
-        <w:rPr>
-          <w:rStyle w:val="VerbatimChar"/>
-        </w:rPr>
-        <w:t xml:space="preserve">[31] otel_0.2.0            tools_4.5.0           accrualPlot_1.0.10   </w:t>
-      </w:r>
-      <w:r>
-        <w:br/>
-      </w:r>
-      <w:r>
-        <w:rPr>
-          <w:rStyle w:val="VerbatimChar"/>
-        </w:rPr>
-        <w:t xml:space="preserve">[34] tzdb_0.5.0            memoise_2.0.1         dplyr_1.2.1          </w:t>
-      </w:r>
-      <w:r>
-        <w:br/>
-      </w:r>
-      <w:r>
-        <w:rPr>
-          <w:rStyle w:val="VerbatimChar"/>
-        </w:rPr>
-        <w:t xml:space="preserve">[37] ggplot2_4.0.3         curl_7.1.0            vctrs_0.7.3          </w:t>
-      </w:r>
-      <w:r>
-        <w:br/>
-      </w:r>
-      <w:r>
-        <w:rPr>
-          <w:rStyle w:val="VerbatimChar"/>
-        </w:rPr>
-        <w:t xml:space="preserve">[40] R6_2.6.1              lifecycle_1.0.5       stringr_1.6.0        </w:t>
-      </w:r>
-      <w:r>
-        <w:br/>
-      </w:r>
-      <w:r>
-        <w:rPr>
-          <w:rStyle w:val="VerbatimChar"/>
-        </w:rPr>
-        <w:t xml:space="preserve">[43] waldo_0.6.2           pkgconfig_2.0.3       desc_1.4.3           </w:t>
-      </w:r>
-      <w:r>
-        <w:br/>
-      </w:r>
-      <w:r>
-        <w:rPr>
-          <w:rStyle w:val="VerbatimChar"/>
-        </w:rPr>
-        <w:t xml:space="preserve">[46] gtable_0.3.6          pillar_1.11.1         glue_1.8.1           </w:t>
-      </w:r>
-      <w:r>
-        <w:br/>
-      </w:r>
-      <w:r>
-        <w:rPr>
-          <w:rStyle w:val="VerbatimChar"/>
-        </w:rPr>
-        <w:t xml:space="preserve">[49] gh_1.6.0              xfun_0.60             tibble_3.3.1         </w:t>
-      </w:r>
-      <w:r>
-        <w:br/>
-      </w:r>
-      <w:r>
-        <w:rPr>
-          <w:rStyle w:val="VerbatimChar"/>
-        </w:rPr>
-        <w:t xml:space="preserve">[52] tidyselect_1.2.1      knitr_1.51            farver_2.1.2         </w:t>
-      </w:r>
-      <w:r>
-        <w:br/>
-      </w:r>
-      <w:r>
-        <w:rPr>
-          <w:rStyle w:val="VerbatimChar"/>
-        </w:rPr>
-        <w:t xml:space="preserve">[55] htmltools_0.5.9       rmarkdown_2.31        readr_2.2.0          </w:t>
-      </w:r>
-      <w:r>
-        <w:br/>
-      </w:r>
-      <w:r>
-        <w:rPr>
-          <w:rStyle w:val="VerbatimChar"/>
-        </w:rPr>
-        <w:t xml:space="preserve">[58] pkgsearch_3.1.5       compiler_4.5.0        S7_0.2.2             </w:t>
+        <w:t xml:space="preserve"> [1] generics_0.1.4        tidyr_1.3.2           praise_1.0.0         </w:t>
+      </w:r>
+      <w:r>
+        <w:br/>
+      </w:r>
+      <w:r>
+        <w:rPr>
+          <w:rStyle w:val="VerbatimChar"/>
+        </w:rPr>
+        <w:t xml:space="preserve"> [4] stringi_1.8.7         hms_1.1.4             digest_0.6.39        </w:t>
+      </w:r>
+      <w:r>
+        <w:br/>
+      </w:r>
+      <w:r>
+        <w:rPr>
+          <w:rStyle w:val="VerbatimChar"/>
+        </w:rPr>
+        <w:t xml:space="preserve"> [7] magrittr_2.0.5        RColorBrewer_1.1-3    grid_4.5.0           </w:t>
+      </w:r>
+      <w:r>
+        <w:br/>
+      </w:r>
+      <w:r>
+        <w:rPr>
+          <w:rStyle w:val="VerbatimChar"/>
+        </w:rPr>
+        <w:t xml:space="preserve">[10] evaluate_1.0.5        timechange_0.4.0      pkgload_1.5.3        </w:t>
+      </w:r>
+      <w:r>
+        <w:br/>
+      </w:r>
+      <w:r>
+        <w:rPr>
+          <w:rStyle w:val="VerbatimChar"/>
+        </w:rPr>
+        <w:t xml:space="preserve">[13] fastmap_1.2.0         rprojroot_2.1.1       jsonlite_2.0.0       </w:t>
+      </w:r>
+      <w:r>
+        <w:br/>
+      </w:r>
+      <w:r>
+        <w:rPr>
+          <w:rStyle w:val="VerbatimChar"/>
+        </w:rPr>
+        <w:t xml:space="preserve">[16] sessioninfo_1.2.4     cranlogs_2.1.1        brio_1.1.5           </w:t>
+      </w:r>
+      <w:r>
+        <w:br/>
+      </w:r>
+      <w:r>
+        <w:rPr>
+          <w:rStyle w:val="VerbatimChar"/>
+        </w:rPr>
+        <w:t xml:space="preserve">[19] conflicted_1.2.0      SCTORvalidation_0.4.5 httr_1.4.8           </w:t>
+      </w:r>
+      <w:r>
+        <w:br/>
+      </w:r>
+      <w:r>
+        <w:rPr>
+          <w:rStyle w:val="VerbatimChar"/>
+        </w:rPr>
+        <w:t xml:space="preserve">[22] purrr_1.2.2           scales_1.4.0          httr2_1.3.0          </w:t>
+      </w:r>
+      <w:r>
+        <w:br/>
+      </w:r>
+      <w:r>
+        <w:rPr>
+          <w:rStyle w:val="VerbatimChar"/>
+        </w:rPr>
+        <w:t xml:space="preserve">[25] cli_3.6.6             rlang_1.3.0           crayon_1.5.3         </w:t>
+      </w:r>
+      <w:r>
+        <w:br/>
+      </w:r>
+      <w:r>
+        <w:rPr>
+          <w:rStyle w:val="VerbatimChar"/>
+        </w:rPr>
+        <w:t xml:space="preserve">[28] gitcreds_0.1.2        withr_3.0.3           cachem_1.1.0         </w:t>
+      </w:r>
+      <w:r>
+        <w:br/>
+      </w:r>
+      <w:r>
+        <w:rPr>
+          <w:rStyle w:val="VerbatimChar"/>
+        </w:rPr>
+        <w:t xml:space="preserve">[31] yaml_2.3.12           otel_0.2.0            tools_4.5.0          </w:t>
+      </w:r>
+      <w:r>
+        <w:br/>
+      </w:r>
+      <w:r>
+        <w:rPr>
+          <w:rStyle w:val="VerbatimChar"/>
+        </w:rPr>
+        <w:t xml:space="preserve">[34] accrualPlot_1.0.10    tzdb_0.5.0            memoise_2.0.1        </w:t>
+      </w:r>
+      <w:r>
+        <w:br/>
+      </w:r>
+      <w:r>
+        <w:rPr>
+          <w:rStyle w:val="VerbatimChar"/>
+        </w:rPr>
+        <w:t xml:space="preserve">[37] dplyr_1.2.1           ggplot2_4.0.3         curl_7.1.0           </w:t>
+      </w:r>
+      <w:r>
+        <w:br/>
+      </w:r>
+      <w:r>
+        <w:rPr>
+          <w:rStyle w:val="VerbatimChar"/>
+        </w:rPr>
+        <w:t xml:space="preserve">[40] vctrs_0.7.3           R6_2.6.1              lifecycle_1.0.5      </w:t>
+      </w:r>
+      <w:r>
+        <w:br/>
+      </w:r>
+      <w:r>
+        <w:rPr>
+          <w:rStyle w:val="VerbatimChar"/>
+        </w:rPr>
+        <w:t xml:space="preserve">[43] stringr_1.6.0         waldo_0.6.2           pkgconfig_2.0.3      </w:t>
+      </w:r>
+      <w:r>
+        <w:br/>
+      </w:r>
+      <w:r>
+        <w:rPr>
+          <w:rStyle w:val="VerbatimChar"/>
+        </w:rPr>
+        <w:t xml:space="preserve">[46] desc_1.4.3            gtable_0.3.6          pillar_1.11.1        </w:t>
+      </w:r>
+      <w:r>
+        <w:br/>
+      </w:r>
+      <w:r>
+        <w:rPr>
+          <w:rStyle w:val="VerbatimChar"/>
+        </w:rPr>
+        <w:t xml:space="preserve">[49] glue_1.8.1            gh_1.6.0              xfun_0.60            </w:t>
+      </w:r>
+      <w:r>
+        <w:br/>
+      </w:r>
+      <w:r>
+        <w:rPr>
+          <w:rStyle w:val="VerbatimChar"/>
+        </w:rPr>
+        <w:t xml:space="preserve">[52] tibble_3.3.1          tidyselect_1.2.1      knitr_1.51           </w:t>
+      </w:r>
+      <w:r>
+        <w:br/>
+      </w:r>
+      <w:r>
+        <w:rPr>
+          <w:rStyle w:val="VerbatimChar"/>
+        </w:rPr>
+        <w:t xml:space="preserve">[55] farver_2.1.2          htmltools_0.5.9       rmarkdown_2.31       </w:t>
+      </w:r>
+      <w:r>
+        <w:br/>
+      </w:r>
+      <w:r>
+        <w:rPr>
+          <w:rStyle w:val="VerbatimChar"/>
+        </w:rPr>
+        <w:t xml:space="preserve">[58] readr_2.2.0           pkgsearch_3.1.5       compiler_4.5.0       </w:t>
+      </w:r>
+      <w:r>
+        <w:br/>
+      </w:r>
+      <w:r>
+        <w:rPr>
+          <w:rStyle w:val="VerbatimChar"/>
+        </w:rPr>
+        <w:t xml:space="preserve">[61] S7_0.2.2             </w:t>
       </w:r>
       <w:r>
         <w:br/>

--- a/wi/running_tests.docx
+++ b/wi/running_tests.docx
@@ -1083,18 +1083,6 @@
         </w:rPr>
         <w:t xml:space="preserve">[ FAIL 0 | WARN 0 | SKIP 0 | PASS 18 ]</w:t>
       </w:r>
-      <w:r>
-        <w:br/>
-      </w:r>
-      <w:r>
-        <w:br/>
-      </w:r>
-      <w:r>
-        <w:rPr>
-          <w:rStyle w:val="VerbatimChar"/>
-        </w:rPr>
-        <w:t xml:space="preserve">🌈 Your tests are over the rainbow 🌈</w:t>
-      </w:r>
     </w:p>
     <w:p>
       <w:pPr>
@@ -1300,7 +1288,7 @@
         <w:rPr>
           <w:rStyle w:val="VerbatimChar"/>
         </w:rPr>
-        <w:t xml:space="preserve">2026-07-15 </w:t>
+        <w:t xml:space="preserve">2026-07-16 </w:t>
       </w:r>
       <w:r>
         <w:br/>
@@ -1669,187 +1657,178 @@
         <w:rPr>
           <w:rStyle w:val="VerbatimChar"/>
         </w:rPr>
-        <w:t xml:space="preserve"> [1] generics_0.1.4        tidyr_1.3.2           praise_1.0.0         </w:t>
-      </w:r>
-      <w:r>
-        <w:br/>
-      </w:r>
-      <w:r>
-        <w:rPr>
-          <w:rStyle w:val="VerbatimChar"/>
-        </w:rPr>
-        <w:t xml:space="preserve"> [4] stringi_1.8.7         hms_1.1.4             digest_0.6.39        </w:t>
-      </w:r>
-      <w:r>
-        <w:br/>
-      </w:r>
-      <w:r>
-        <w:rPr>
-          <w:rStyle w:val="VerbatimChar"/>
-        </w:rPr>
-        <w:t xml:space="preserve"> [7] magrittr_2.0.5        RColorBrewer_1.1-3    grid_4.5.0           </w:t>
-      </w:r>
-      <w:r>
-        <w:br/>
-      </w:r>
-      <w:r>
-        <w:rPr>
-          <w:rStyle w:val="VerbatimChar"/>
-        </w:rPr>
-        <w:t xml:space="preserve">[10] evaluate_1.0.5        timechange_0.4.0      pkgload_1.5.3        </w:t>
-      </w:r>
-      <w:r>
-        <w:br/>
-      </w:r>
-      <w:r>
-        <w:rPr>
-          <w:rStyle w:val="VerbatimChar"/>
-        </w:rPr>
-        <w:t xml:space="preserve">[13] fastmap_1.2.0         rprojroot_2.1.1       jsonlite_2.0.0       </w:t>
-      </w:r>
-      <w:r>
-        <w:br/>
-      </w:r>
-      <w:r>
-        <w:rPr>
-          <w:rStyle w:val="VerbatimChar"/>
-        </w:rPr>
-        <w:t xml:space="preserve">[16] sessioninfo_1.2.4     cranlogs_2.1.1        brio_1.1.5           </w:t>
-      </w:r>
-      <w:r>
-        <w:br/>
-      </w:r>
-      <w:r>
-        <w:rPr>
-          <w:rStyle w:val="VerbatimChar"/>
-        </w:rPr>
-        <w:t xml:space="preserve">[19] conflicted_1.2.0      SCTORvalidation_0.4.5 httr_1.4.8           </w:t>
-      </w:r>
-      <w:r>
-        <w:br/>
-      </w:r>
-      <w:r>
-        <w:rPr>
-          <w:rStyle w:val="VerbatimChar"/>
-        </w:rPr>
-        <w:t xml:space="preserve">[22] purrr_1.2.2           scales_1.4.0          httr2_1.3.0          </w:t>
-      </w:r>
-      <w:r>
-        <w:br/>
-      </w:r>
-      <w:r>
-        <w:rPr>
-          <w:rStyle w:val="VerbatimChar"/>
-        </w:rPr>
-        <w:t xml:space="preserve">[25] cli_3.6.6             rlang_1.3.0           crayon_1.5.3         </w:t>
-      </w:r>
-      <w:r>
-        <w:br/>
-      </w:r>
-      <w:r>
-        <w:rPr>
-          <w:rStyle w:val="VerbatimChar"/>
-        </w:rPr>
-        <w:t xml:space="preserve">[28] gitcreds_0.1.2        withr_3.0.3           cachem_1.1.0         </w:t>
-      </w:r>
-      <w:r>
-        <w:br/>
-      </w:r>
-      <w:r>
-        <w:rPr>
-          <w:rStyle w:val="VerbatimChar"/>
-        </w:rPr>
-        <w:t xml:space="preserve">[31] yaml_2.3.12           otel_0.2.0            tools_4.5.0          </w:t>
-      </w:r>
-      <w:r>
-        <w:br/>
-      </w:r>
-      <w:r>
-        <w:rPr>
-          <w:rStyle w:val="VerbatimChar"/>
-        </w:rPr>
-        <w:t xml:space="preserve">[34] accrualPlot_1.0.10    tzdb_0.5.0            memoise_2.0.1        </w:t>
-      </w:r>
-      <w:r>
-        <w:br/>
-      </w:r>
-      <w:r>
-        <w:rPr>
-          <w:rStyle w:val="VerbatimChar"/>
-        </w:rPr>
-        <w:t xml:space="preserve">[37] dplyr_1.2.1           ggplot2_4.0.3         curl_7.1.0           </w:t>
-      </w:r>
-      <w:r>
-        <w:br/>
-      </w:r>
-      <w:r>
-        <w:rPr>
-          <w:rStyle w:val="VerbatimChar"/>
-        </w:rPr>
-        <w:t xml:space="preserve">[40] vctrs_0.7.3           R6_2.6.1              lifecycle_1.0.5      </w:t>
-      </w:r>
-      <w:r>
-        <w:br/>
-      </w:r>
-      <w:r>
-        <w:rPr>
-          <w:rStyle w:val="VerbatimChar"/>
-        </w:rPr>
-        <w:t xml:space="preserve">[43] stringr_1.6.0         waldo_0.6.2           pkgconfig_2.0.3      </w:t>
-      </w:r>
-      <w:r>
-        <w:br/>
-      </w:r>
-      <w:r>
-        <w:rPr>
-          <w:rStyle w:val="VerbatimChar"/>
-        </w:rPr>
-        <w:t xml:space="preserve">[46] desc_1.4.3            gtable_0.3.6          pillar_1.11.1        </w:t>
-      </w:r>
-      <w:r>
-        <w:br/>
-      </w:r>
-      <w:r>
-        <w:rPr>
-          <w:rStyle w:val="VerbatimChar"/>
-        </w:rPr>
-        <w:t xml:space="preserve">[49] glue_1.8.1            gh_1.6.0              xfun_0.60            </w:t>
-      </w:r>
-      <w:r>
-        <w:br/>
-      </w:r>
-      <w:r>
-        <w:rPr>
-          <w:rStyle w:val="VerbatimChar"/>
-        </w:rPr>
-        <w:t xml:space="preserve">[52] tibble_3.3.1          tidyselect_1.2.1      knitr_1.51           </w:t>
-      </w:r>
-      <w:r>
-        <w:br/>
-      </w:r>
-      <w:r>
-        <w:rPr>
-          <w:rStyle w:val="VerbatimChar"/>
-        </w:rPr>
-        <w:t xml:space="preserve">[55] farver_2.1.2          htmltools_0.5.9       rmarkdown_2.31       </w:t>
-      </w:r>
-      <w:r>
-        <w:br/>
-      </w:r>
-      <w:r>
-        <w:rPr>
-          <w:rStyle w:val="VerbatimChar"/>
-        </w:rPr>
-        <w:t xml:space="preserve">[58] readr_2.2.0           pkgsearch_3.1.5       compiler_4.5.0       </w:t>
-      </w:r>
-      <w:r>
-        <w:br/>
-      </w:r>
-      <w:r>
-        <w:rPr>
-          <w:rStyle w:val="VerbatimChar"/>
-        </w:rPr>
-        <w:t xml:space="preserve">[61] S7_0.2.2             </w:t>
+        <w:t xml:space="preserve"> [1] generics_0.1.4        tidyr_1.3.2           stringi_1.8.7        </w:t>
+      </w:r>
+      <w:r>
+        <w:br/>
+      </w:r>
+      <w:r>
+        <w:rPr>
+          <w:rStyle w:val="VerbatimChar"/>
+        </w:rPr>
+        <w:t xml:space="preserve"> [4] hms_1.1.4             digest_0.6.39         magrittr_2.0.5       </w:t>
+      </w:r>
+      <w:r>
+        <w:br/>
+      </w:r>
+      <w:r>
+        <w:rPr>
+          <w:rStyle w:val="VerbatimChar"/>
+        </w:rPr>
+        <w:t xml:space="preserve"> [7] RColorBrewer_1.1-3    grid_4.5.0            evaluate_1.0.5       </w:t>
+      </w:r>
+      <w:r>
+        <w:br/>
+      </w:r>
+      <w:r>
+        <w:rPr>
+          <w:rStyle w:val="VerbatimChar"/>
+        </w:rPr>
+        <w:t xml:space="preserve">[10] timechange_0.4.0      pkgload_1.5.3         fastmap_1.2.0        </w:t>
+      </w:r>
+      <w:r>
+        <w:br/>
+      </w:r>
+      <w:r>
+        <w:rPr>
+          <w:rStyle w:val="VerbatimChar"/>
+        </w:rPr>
+        <w:t xml:space="preserve">[13] rprojroot_2.1.1       jsonlite_2.0.0        sessioninfo_1.2.4    </w:t>
+      </w:r>
+      <w:r>
+        <w:br/>
+      </w:r>
+      <w:r>
+        <w:rPr>
+          <w:rStyle w:val="VerbatimChar"/>
+        </w:rPr>
+        <w:t xml:space="preserve">[16] cranlogs_2.1.1        brio_1.1.5            conflicted_1.2.0     </w:t>
+      </w:r>
+      <w:r>
+        <w:br/>
+      </w:r>
+      <w:r>
+        <w:rPr>
+          <w:rStyle w:val="VerbatimChar"/>
+        </w:rPr>
+        <w:t xml:space="preserve">[19] SCTORvalidation_0.4.5 httr_1.4.8            purrr_1.2.2          </w:t>
+      </w:r>
+      <w:r>
+        <w:br/>
+      </w:r>
+      <w:r>
+        <w:rPr>
+          <w:rStyle w:val="VerbatimChar"/>
+        </w:rPr>
+        <w:t xml:space="preserve">[22] scales_1.4.0          httr2_1.3.0           cli_3.6.6            </w:t>
+      </w:r>
+      <w:r>
+        <w:br/>
+      </w:r>
+      <w:r>
+        <w:rPr>
+          <w:rStyle w:val="VerbatimChar"/>
+        </w:rPr>
+        <w:t xml:space="preserve">[25] rlang_1.3.0           crayon_1.5.3          gitcreds_0.1.2       </w:t>
+      </w:r>
+      <w:r>
+        <w:br/>
+      </w:r>
+      <w:r>
+        <w:rPr>
+          <w:rStyle w:val="VerbatimChar"/>
+        </w:rPr>
+        <w:t xml:space="preserve">[28] withr_3.0.3           cachem_1.1.0          yaml_2.3.12          </w:t>
+      </w:r>
+      <w:r>
+        <w:br/>
+      </w:r>
+      <w:r>
+        <w:rPr>
+          <w:rStyle w:val="VerbatimChar"/>
+        </w:rPr>
+        <w:t xml:space="preserve">[31] otel_0.2.0            tools_4.5.0           accrualPlot_1.0.10   </w:t>
+      </w:r>
+      <w:r>
+        <w:br/>
+      </w:r>
+      <w:r>
+        <w:rPr>
+          <w:rStyle w:val="VerbatimChar"/>
+        </w:rPr>
+        <w:t xml:space="preserve">[34] tzdb_0.5.0            memoise_2.0.1         dplyr_1.2.1          </w:t>
+      </w:r>
+      <w:r>
+        <w:br/>
+      </w:r>
+      <w:r>
+        <w:rPr>
+          <w:rStyle w:val="VerbatimChar"/>
+        </w:rPr>
+        <w:t xml:space="preserve">[37] ggplot2_4.0.3         curl_7.1.0            vctrs_0.7.3          </w:t>
+      </w:r>
+      <w:r>
+        <w:br/>
+      </w:r>
+      <w:r>
+        <w:rPr>
+          <w:rStyle w:val="VerbatimChar"/>
+        </w:rPr>
+        <w:t xml:space="preserve">[40] R6_2.6.1              lifecycle_1.0.5       stringr_1.6.0        </w:t>
+      </w:r>
+      <w:r>
+        <w:br/>
+      </w:r>
+      <w:r>
+        <w:rPr>
+          <w:rStyle w:val="VerbatimChar"/>
+        </w:rPr>
+        <w:t xml:space="preserve">[43] waldo_0.6.2           pkgconfig_2.0.3       desc_1.4.3           </w:t>
+      </w:r>
+      <w:r>
+        <w:br/>
+      </w:r>
+      <w:r>
+        <w:rPr>
+          <w:rStyle w:val="VerbatimChar"/>
+        </w:rPr>
+        <w:t xml:space="preserve">[46] gtable_0.3.6          pillar_1.11.1         glue_1.8.1           </w:t>
+      </w:r>
+      <w:r>
+        <w:br/>
+      </w:r>
+      <w:r>
+        <w:rPr>
+          <w:rStyle w:val="VerbatimChar"/>
+        </w:rPr>
+        <w:t xml:space="preserve">[49] gh_1.6.0              xfun_0.60             tibble_3.3.1         </w:t>
+      </w:r>
+      <w:r>
+        <w:br/>
+      </w:r>
+      <w:r>
+        <w:rPr>
+          <w:rStyle w:val="VerbatimChar"/>
+        </w:rPr>
+        <w:t xml:space="preserve">[52] tidyselect_1.2.1      knitr_1.51            farver_2.1.2         </w:t>
+      </w:r>
+      <w:r>
+        <w:br/>
+      </w:r>
+      <w:r>
+        <w:rPr>
+          <w:rStyle w:val="VerbatimChar"/>
+        </w:rPr>
+        <w:t xml:space="preserve">[55] htmltools_0.5.9       rmarkdown_2.31        readr_2.2.0          </w:t>
+      </w:r>
+      <w:r>
+        <w:br/>
+      </w:r>
+      <w:r>
+        <w:rPr>
+          <w:rStyle w:val="VerbatimChar"/>
+        </w:rPr>
+        <w:t xml:space="preserve">[58] pkgsearch_3.1.5       compiler_4.5.0        S7_0.2.2             </w:t>
       </w:r>
       <w:r>
         <w:br/>

--- a/wi/running_tests.docx
+++ b/wi/running_tests.docx
@@ -1288,7 +1288,7 @@
         <w:rPr>
           <w:rStyle w:val="VerbatimChar"/>
         </w:rPr>
-        <w:t xml:space="preserve">2026-07-16 </w:t>
+        <w:t xml:space="preserve">2026-07-17 </w:t>
       </w:r>
       <w:r>
         <w:br/>

--- a/wi/running_tests.docx
+++ b/wi/running_tests.docx
@@ -1288,7 +1288,7 @@
         <w:rPr>
           <w:rStyle w:val="VerbatimChar"/>
         </w:rPr>
-        <w:t xml:space="preserve">2026-07-17 </w:t>
+        <w:t xml:space="preserve">2026-07-20 </w:t>
       </w:r>
       <w:r>
         <w:br/>
@@ -1801,7 +1801,7 @@
         <w:rPr>
           <w:rStyle w:val="VerbatimChar"/>
         </w:rPr>
-        <w:t xml:space="preserve">[49] gh_1.6.0              xfun_0.60             tibble_3.3.1         </w:t>
+        <w:t xml:space="preserve">[49] gh_1.6.1              xfun_0.60             tibble_3.3.1         </w:t>
       </w:r>
       <w:r>
         <w:br/>

--- a/wi/running_tests.docx
+++ b/wi/running_tests.docx
@@ -1288,7 +1288,7 @@
         <w:rPr>
           <w:rStyle w:val="VerbatimChar"/>
         </w:rPr>
-        <w:t xml:space="preserve">2026-07-20 </w:t>
+        <w:t xml:space="preserve">2026-07-21 </w:t>
       </w:r>
       <w:r>
         <w:br/>

--- a/wi/running_tests.docx
+++ b/wi/running_tests.docx
@@ -1288,7 +1288,7 @@
         <w:rPr>
           <w:rStyle w:val="VerbatimChar"/>
         </w:rPr>
-        <w:t xml:space="preserve">2026-07-21 </w:t>
+        <w:t xml:space="preserve">2026-07-22 </w:t>
       </w:r>
       <w:r>
         <w:br/>

--- a/wi/running_tests.docx
+++ b/wi/running_tests.docx
@@ -1288,7 +1288,7 @@
         <w:rPr>
           <w:rStyle w:val="VerbatimChar"/>
         </w:rPr>
-        <w:t xml:space="preserve">2026-07-22 </w:t>
+        <w:t xml:space="preserve">2026-07-23 </w:t>
       </w:r>
       <w:r>
         <w:br/>

--- a/wi/running_tests.docx
+++ b/wi/running_tests.docx
@@ -1288,7 +1288,7 @@
         <w:rPr>
           <w:rStyle w:val="VerbatimChar"/>
         </w:rPr>
-        <w:t xml:space="preserve">2026-07-23 </w:t>
+        <w:t xml:space="preserve">2026-07-24 </w:t>
       </w:r>
       <w:r>
         <w:br/>

--- a/wi/running_tests.docx
+++ b/wi/running_tests.docx
@@ -1288,7 +1288,7 @@
         <w:rPr>
           <w:rStyle w:val="VerbatimChar"/>
         </w:rPr>
-        <w:t xml:space="preserve">2026-07-24 </w:t>
+        <w:t xml:space="preserve">2026-07-27 </w:t>
       </w:r>
       <w:r>
         <w:br/>

--- a/wi/running_tests.docx
+++ b/wi/running_tests.docx
@@ -1288,7 +1288,7 @@
         <w:rPr>
           <w:rStyle w:val="VerbatimChar"/>
         </w:rPr>
-        <w:t xml:space="preserve">2026-07-27 </w:t>
+        <w:t xml:space="preserve">2026-07-28 </w:t>
       </w:r>
       <w:r>
         <w:br/>

--- a/wi/running_tests.docx
+++ b/wi/running_tests.docx
@@ -1288,7 +1288,7 @@
         <w:rPr>
           <w:rStyle w:val="VerbatimChar"/>
         </w:rPr>
-        <w:t xml:space="preserve">2026-07-28 </w:t>
+        <w:t xml:space="preserve">2026-07-29 </w:t>
       </w:r>
       <w:r>
         <w:br/>

--- a/wi/running_tests.docx
+++ b/wi/running_tests.docx
@@ -1083,6 +1083,18 @@
         </w:rPr>
         <w:t xml:space="preserve">[ FAIL 0 | WARN 0 | SKIP 0 | PASS 18 ]</w:t>
       </w:r>
+      <w:r>
+        <w:br/>
+      </w:r>
+      <w:r>
+        <w:br/>
+      </w:r>
+      <w:r>
+        <w:rPr>
+          <w:rStyle w:val="VerbatimChar"/>
+        </w:rPr>
+        <w:t xml:space="preserve">Way to go!</w:t>
+      </w:r>
     </w:p>
     <w:p>
       <w:pPr>
@@ -1288,7 +1300,7 @@
         <w:rPr>
           <w:rStyle w:val="VerbatimChar"/>
         </w:rPr>
-        <w:t xml:space="preserve">2026-07-29 </w:t>
+        <w:t xml:space="preserve">2026-07-30 </w:t>
       </w:r>
       <w:r>
         <w:br/>
@@ -1657,178 +1669,187 @@
         <w:rPr>
           <w:rStyle w:val="VerbatimChar"/>
         </w:rPr>
-        <w:t xml:space="preserve"> [1] generics_0.1.4        tidyr_1.3.2           stringi_1.8.7        </w:t>
-      </w:r>
-      <w:r>
-        <w:br/>
-      </w:r>
-      <w:r>
-        <w:rPr>
-          <w:rStyle w:val="VerbatimChar"/>
-        </w:rPr>
-        <w:t xml:space="preserve"> [4] hms_1.1.4             digest_0.6.39         magrittr_2.0.5       </w:t>
-      </w:r>
-      <w:r>
-        <w:br/>
-      </w:r>
-      <w:r>
-        <w:rPr>
-          <w:rStyle w:val="VerbatimChar"/>
-        </w:rPr>
-        <w:t xml:space="preserve"> [7] RColorBrewer_1.1-3    grid_4.5.0            evaluate_1.0.5       </w:t>
-      </w:r>
-      <w:r>
-        <w:br/>
-      </w:r>
-      <w:r>
-        <w:rPr>
-          <w:rStyle w:val="VerbatimChar"/>
-        </w:rPr>
-        <w:t xml:space="preserve">[10] timechange_0.4.0      pkgload_1.5.3         fastmap_1.2.0        </w:t>
-      </w:r>
-      <w:r>
-        <w:br/>
-      </w:r>
-      <w:r>
-        <w:rPr>
-          <w:rStyle w:val="VerbatimChar"/>
-        </w:rPr>
-        <w:t xml:space="preserve">[13] rprojroot_2.1.1       jsonlite_2.0.0        sessioninfo_1.2.4    </w:t>
-      </w:r>
-      <w:r>
-        <w:br/>
-      </w:r>
-      <w:r>
-        <w:rPr>
-          <w:rStyle w:val="VerbatimChar"/>
-        </w:rPr>
-        <w:t xml:space="preserve">[16] cranlogs_2.1.1        brio_1.1.5            conflicted_1.2.0     </w:t>
-      </w:r>
-      <w:r>
-        <w:br/>
-      </w:r>
-      <w:r>
-        <w:rPr>
-          <w:rStyle w:val="VerbatimChar"/>
-        </w:rPr>
-        <w:t xml:space="preserve">[19] SCTORvalidation_0.4.5 httr_1.4.8            purrr_1.2.2          </w:t>
-      </w:r>
-      <w:r>
-        <w:br/>
-      </w:r>
-      <w:r>
-        <w:rPr>
-          <w:rStyle w:val="VerbatimChar"/>
-        </w:rPr>
-        <w:t xml:space="preserve">[22] scales_1.4.0          httr2_1.3.0           cli_3.6.6            </w:t>
-      </w:r>
-      <w:r>
-        <w:br/>
-      </w:r>
-      <w:r>
-        <w:rPr>
-          <w:rStyle w:val="VerbatimChar"/>
-        </w:rPr>
-        <w:t xml:space="preserve">[25] rlang_1.3.0           crayon_1.5.3          gitcreds_0.1.2       </w:t>
-      </w:r>
-      <w:r>
-        <w:br/>
-      </w:r>
-      <w:r>
-        <w:rPr>
-          <w:rStyle w:val="VerbatimChar"/>
-        </w:rPr>
-        <w:t xml:space="preserve">[28] withr_3.0.3           cachem_1.1.0          yaml_2.3.12          </w:t>
-      </w:r>
-      <w:r>
-        <w:br/>
-      </w:r>
-      <w:r>
-        <w:rPr>
-          <w:rStyle w:val="VerbatimChar"/>
-        </w:rPr>
-        <w:t xml:space="preserve">[31] otel_0.2.0            tools_4.5.0           accrualPlot_1.0.10   </w:t>
-      </w:r>
-      <w:r>
-        <w:br/>
-      </w:r>
-      <w:r>
-        <w:rPr>
-          <w:rStyle w:val="VerbatimChar"/>
-        </w:rPr>
-        <w:t xml:space="preserve">[34] tzdb_0.5.0            memoise_2.0.1         dplyr_1.2.1          </w:t>
-      </w:r>
-      <w:r>
-        <w:br/>
-      </w:r>
-      <w:r>
-        <w:rPr>
-          <w:rStyle w:val="VerbatimChar"/>
-        </w:rPr>
-        <w:t xml:space="preserve">[37] ggplot2_4.0.3         curl_7.1.0            vctrs_0.7.3          </w:t>
-      </w:r>
-      <w:r>
-        <w:br/>
-      </w:r>
-      <w:r>
-        <w:rPr>
-          <w:rStyle w:val="VerbatimChar"/>
-        </w:rPr>
-        <w:t xml:space="preserve">[40] R6_2.6.1              lifecycle_1.0.5       stringr_1.6.0        </w:t>
-      </w:r>
-      <w:r>
-        <w:br/>
-      </w:r>
-      <w:r>
-        <w:rPr>
-          <w:rStyle w:val="VerbatimChar"/>
-        </w:rPr>
-        <w:t xml:space="preserve">[43] waldo_0.6.2           pkgconfig_2.0.3       desc_1.4.3           </w:t>
-      </w:r>
-      <w:r>
-        <w:br/>
-      </w:r>
-      <w:r>
-        <w:rPr>
-          <w:rStyle w:val="VerbatimChar"/>
-        </w:rPr>
-        <w:t xml:space="preserve">[46] gtable_0.3.6          pillar_1.11.1         glue_1.8.1           </w:t>
-      </w:r>
-      <w:r>
-        <w:br/>
-      </w:r>
-      <w:r>
-        <w:rPr>
-          <w:rStyle w:val="VerbatimChar"/>
-        </w:rPr>
-        <w:t xml:space="preserve">[49] gh_1.6.1              xfun_0.60             tibble_3.3.1         </w:t>
-      </w:r>
-      <w:r>
-        <w:br/>
-      </w:r>
-      <w:r>
-        <w:rPr>
-          <w:rStyle w:val="VerbatimChar"/>
-        </w:rPr>
-        <w:t xml:space="preserve">[52] tidyselect_1.2.1      knitr_1.51            farver_2.1.2         </w:t>
-      </w:r>
-      <w:r>
-        <w:br/>
-      </w:r>
-      <w:r>
-        <w:rPr>
-          <w:rStyle w:val="VerbatimChar"/>
-        </w:rPr>
-        <w:t xml:space="preserve">[55] htmltools_0.5.9       rmarkdown_2.31        readr_2.2.0          </w:t>
-      </w:r>
-      <w:r>
-        <w:br/>
-      </w:r>
-      <w:r>
-        <w:rPr>
-          <w:rStyle w:val="VerbatimChar"/>
-        </w:rPr>
-        <w:t xml:space="preserve">[58] pkgsearch_3.1.5       compiler_4.5.0        S7_0.2.2             </w:t>
+        <w:t xml:space="preserve"> [1] generics_0.1.4        tidyr_1.3.2           praise_1.0.0         </w:t>
+      </w:r>
+      <w:r>
+        <w:br/>
+      </w:r>
+      <w:r>
+        <w:rPr>
+          <w:rStyle w:val="VerbatimChar"/>
+        </w:rPr>
+        <w:t xml:space="preserve"> [4] stringi_1.8.7         hms_1.1.4             digest_0.6.39        </w:t>
+      </w:r>
+      <w:r>
+        <w:br/>
+      </w:r>
+      <w:r>
+        <w:rPr>
+          <w:rStyle w:val="VerbatimChar"/>
+        </w:rPr>
+        <w:t xml:space="preserve"> [7] magrittr_2.0.5        RColorBrewer_1.1-3    grid_4.5.0           </w:t>
+      </w:r>
+      <w:r>
+        <w:br/>
+      </w:r>
+      <w:r>
+        <w:rPr>
+          <w:rStyle w:val="VerbatimChar"/>
+        </w:rPr>
+        <w:t xml:space="preserve">[10] evaluate_1.0.5        timechange_0.4.0      pkgload_1.5.3        </w:t>
+      </w:r>
+      <w:r>
+        <w:br/>
+      </w:r>
+      <w:r>
+        <w:rPr>
+          <w:rStyle w:val="VerbatimChar"/>
+        </w:rPr>
+        <w:t xml:space="preserve">[13] fastmap_1.2.0         rprojroot_2.1.1       jsonlite_2.0.0       </w:t>
+      </w:r>
+      <w:r>
+        <w:br/>
+      </w:r>
+      <w:r>
+        <w:rPr>
+          <w:rStyle w:val="VerbatimChar"/>
+        </w:rPr>
+        <w:t xml:space="preserve">[16] sessioninfo_1.2.4     cranlogs_2.1.1        brio_1.1.5           </w:t>
+      </w:r>
+      <w:r>
+        <w:br/>
+      </w:r>
+      <w:r>
+        <w:rPr>
+          <w:rStyle w:val="VerbatimChar"/>
+        </w:rPr>
+        <w:t xml:space="preserve">[19] conflicted_1.2.0      SCTORvalidation_0.4.5 httr_1.4.8           </w:t>
+      </w:r>
+      <w:r>
+        <w:br/>
+      </w:r>
+      <w:r>
+        <w:rPr>
+          <w:rStyle w:val="VerbatimChar"/>
+        </w:rPr>
+        <w:t xml:space="preserve">[22] purrr_1.2.2           scales_1.4.0          httr2_1.3.0          </w:t>
+      </w:r>
+      <w:r>
+        <w:br/>
+      </w:r>
+      <w:r>
+        <w:rPr>
+          <w:rStyle w:val="VerbatimChar"/>
+        </w:rPr>
+        <w:t xml:space="preserve">[25] cli_3.6.6             rlang_1.3.0           crayon_1.5.3         </w:t>
+      </w:r>
+      <w:r>
+        <w:br/>
+      </w:r>
+      <w:r>
+        <w:rPr>
+          <w:rStyle w:val="VerbatimChar"/>
+        </w:rPr>
+        <w:t xml:space="preserve">[28] gitcreds_0.1.2        withr_3.0.3           cachem_1.1.0         </w:t>
+      </w:r>
+      <w:r>
+        <w:br/>
+      </w:r>
+      <w:r>
+        <w:rPr>
+          <w:rStyle w:val="VerbatimChar"/>
+        </w:rPr>
+        <w:t xml:space="preserve">[31] yaml_2.3.12           otel_0.2.0            tools_4.5.0          </w:t>
+      </w:r>
+      <w:r>
+        <w:br/>
+      </w:r>
+      <w:r>
+        <w:rPr>
+          <w:rStyle w:val="VerbatimChar"/>
+        </w:rPr>
+        <w:t xml:space="preserve">[34] accrualPlot_1.0.10    tzdb_0.5.0            memoise_2.0.1        </w:t>
+      </w:r>
+      <w:r>
+        <w:br/>
+      </w:r>
+      <w:r>
+        <w:rPr>
+          <w:rStyle w:val="VerbatimChar"/>
+        </w:rPr>
+        <w:t xml:space="preserve">[37] dplyr_1.2.1           ggplot2_4.0.3         curl_7.1.0           </w:t>
+      </w:r>
+      <w:r>
+        <w:br/>
+      </w:r>
+      <w:r>
+        <w:rPr>
+          <w:rStyle w:val="VerbatimChar"/>
+        </w:rPr>
+        <w:t xml:space="preserve">[40] vctrs_0.7.3           R6_2.6.1              lifecycle_1.0.5      </w:t>
+      </w:r>
+      <w:r>
+        <w:br/>
+      </w:r>
+      <w:r>
+        <w:rPr>
+          <w:rStyle w:val="VerbatimChar"/>
+        </w:rPr>
+        <w:t xml:space="preserve">[43] stringr_1.6.0         waldo_0.6.2           pkgconfig_2.0.3      </w:t>
+      </w:r>
+      <w:r>
+        <w:br/>
+      </w:r>
+      <w:r>
+        <w:rPr>
+          <w:rStyle w:val="VerbatimChar"/>
+        </w:rPr>
+        <w:t xml:space="preserve">[46] desc_1.4.3            gtable_0.3.6          pillar_1.11.1        </w:t>
+      </w:r>
+      <w:r>
+        <w:br/>
+      </w:r>
+      <w:r>
+        <w:rPr>
+          <w:rStyle w:val="VerbatimChar"/>
+        </w:rPr>
+        <w:t xml:space="preserve">[49] glue_1.8.1            gh_1.6.1              xfun_0.60            </w:t>
+      </w:r>
+      <w:r>
+        <w:br/>
+      </w:r>
+      <w:r>
+        <w:rPr>
+          <w:rStyle w:val="VerbatimChar"/>
+        </w:rPr>
+        <w:t xml:space="preserve">[52] tibble_3.3.1          tidyselect_1.2.1      knitr_1.51           </w:t>
+      </w:r>
+      <w:r>
+        <w:br/>
+      </w:r>
+      <w:r>
+        <w:rPr>
+          <w:rStyle w:val="VerbatimChar"/>
+        </w:rPr>
+        <w:t xml:space="preserve">[55] farver_2.1.2          htmltools_0.5.9       rmarkdown_2.31       </w:t>
+      </w:r>
+      <w:r>
+        <w:br/>
+      </w:r>
+      <w:r>
+        <w:rPr>
+          <w:rStyle w:val="VerbatimChar"/>
+        </w:rPr>
+        <w:t xml:space="preserve">[58] readr_2.2.0           pkgsearch_3.1.5       compiler_4.5.0       </w:t>
+      </w:r>
+      <w:r>
+        <w:br/>
+      </w:r>
+      <w:r>
+        <w:rPr>
+          <w:rStyle w:val="VerbatimChar"/>
+        </w:rPr>
+        <w:t xml:space="preserve">[61] S7_0.2.2             </w:t>
       </w:r>
       <w:r>
         <w:br/>

--- a/wi/running_tests.docx
+++ b/wi/running_tests.docx
@@ -1083,18 +1083,6 @@
         </w:rPr>
         <w:t xml:space="preserve">[ FAIL 0 | WARN 0 | SKIP 0 | PASS 18 ]</w:t>
       </w:r>
-      <w:r>
-        <w:br/>
-      </w:r>
-      <w:r>
-        <w:br/>
-      </w:r>
-      <w:r>
-        <w:rPr>
-          <w:rStyle w:val="VerbatimChar"/>
-        </w:rPr>
-        <w:t xml:space="preserve">Way to go!</w:t>
-      </w:r>
     </w:p>
     <w:p>
       <w:pPr>
@@ -1300,7 +1288,7 @@
         <w:rPr>
           <w:rStyle w:val="VerbatimChar"/>
         </w:rPr>
-        <w:t xml:space="preserve">2026-07-30 </w:t>
+        <w:t xml:space="preserve">2026-07-31 </w:t>
       </w:r>
       <w:r>
         <w:br/>
@@ -1669,187 +1657,178 @@
         <w:rPr>
           <w:rStyle w:val="VerbatimChar"/>
         </w:rPr>
-        <w:t xml:space="preserve"> [1] generics_0.1.4        tidyr_1.3.2           praise_1.0.0         </w:t>
-      </w:r>
-      <w:r>
-        <w:br/>
-      </w:r>
-      <w:r>
-        <w:rPr>
-          <w:rStyle w:val="VerbatimChar"/>
-        </w:rPr>
-        <w:t xml:space="preserve"> [4] stringi_1.8.7         hms_1.1.4             digest_0.6.39        </w:t>
-      </w:r>
-      <w:r>
-        <w:br/>
-      </w:r>
-      <w:r>
-        <w:rPr>
-          <w:rStyle w:val="VerbatimChar"/>
-        </w:rPr>
-        <w:t xml:space="preserve"> [7] magrittr_2.0.5        RColorBrewer_1.1-3    grid_4.5.0           </w:t>
-      </w:r>
-      <w:r>
-        <w:br/>
-      </w:r>
-      <w:r>
-        <w:rPr>
-          <w:rStyle w:val="VerbatimChar"/>
-        </w:rPr>
-        <w:t xml:space="preserve">[10] evaluate_1.0.5        timechange_0.4.0      pkgload_1.5.3        </w:t>
-      </w:r>
-      <w:r>
-        <w:br/>
-      </w:r>
-      <w:r>
-        <w:rPr>
-          <w:rStyle w:val="VerbatimChar"/>
-        </w:rPr>
-        <w:t xml:space="preserve">[13] fastmap_1.2.0         rprojroot_2.1.1       jsonlite_2.0.0       </w:t>
-      </w:r>
-      <w:r>
-        <w:br/>
-      </w:r>
-      <w:r>
-        <w:rPr>
-          <w:rStyle w:val="VerbatimChar"/>
-        </w:rPr>
-        <w:t xml:space="preserve">[16] sessioninfo_1.2.4     cranlogs_2.1.1        brio_1.1.5           </w:t>
-      </w:r>
-      <w:r>
-        <w:br/>
-      </w:r>
-      <w:r>
-        <w:rPr>
-          <w:rStyle w:val="VerbatimChar"/>
-        </w:rPr>
-        <w:t xml:space="preserve">[19] conflicted_1.2.0      SCTORvalidation_0.4.5 httr_1.4.8           </w:t>
-      </w:r>
-      <w:r>
-        <w:br/>
-      </w:r>
-      <w:r>
-        <w:rPr>
-          <w:rStyle w:val="VerbatimChar"/>
-        </w:rPr>
-        <w:t xml:space="preserve">[22] purrr_1.2.2           scales_1.4.0          httr2_1.3.0          </w:t>
-      </w:r>
-      <w:r>
-        <w:br/>
-      </w:r>
-      <w:r>
-        <w:rPr>
-          <w:rStyle w:val="VerbatimChar"/>
-        </w:rPr>
-        <w:t xml:space="preserve">[25] cli_3.6.6             rlang_1.3.0           crayon_1.5.3         </w:t>
-      </w:r>
-      <w:r>
-        <w:br/>
-      </w:r>
-      <w:r>
-        <w:rPr>
-          <w:rStyle w:val="VerbatimChar"/>
-        </w:rPr>
-        <w:t xml:space="preserve">[28] gitcreds_0.1.2        withr_3.0.3           cachem_1.1.0         </w:t>
-      </w:r>
-      <w:r>
-        <w:br/>
-      </w:r>
-      <w:r>
-        <w:rPr>
-          <w:rStyle w:val="VerbatimChar"/>
-        </w:rPr>
-        <w:t xml:space="preserve">[31] yaml_2.3.12           otel_0.2.0            tools_4.5.0          </w:t>
-      </w:r>
-      <w:r>
-        <w:br/>
-      </w:r>
-      <w:r>
-        <w:rPr>
-          <w:rStyle w:val="VerbatimChar"/>
-        </w:rPr>
-        <w:t xml:space="preserve">[34] accrualPlot_1.0.10    tzdb_0.5.0            memoise_2.0.1        </w:t>
-      </w:r>
-      <w:r>
-        <w:br/>
-      </w:r>
-      <w:r>
-        <w:rPr>
-          <w:rStyle w:val="VerbatimChar"/>
-        </w:rPr>
-        <w:t xml:space="preserve">[37] dplyr_1.2.1           ggplot2_4.0.3         curl_7.1.0           </w:t>
-      </w:r>
-      <w:r>
-        <w:br/>
-      </w:r>
-      <w:r>
-        <w:rPr>
-          <w:rStyle w:val="VerbatimChar"/>
-        </w:rPr>
-        <w:t xml:space="preserve">[40] vctrs_0.7.3           R6_2.6.1              lifecycle_1.0.5      </w:t>
-      </w:r>
-      <w:r>
-        <w:br/>
-      </w:r>
-      <w:r>
-        <w:rPr>
-          <w:rStyle w:val="VerbatimChar"/>
-        </w:rPr>
-        <w:t xml:space="preserve">[43] stringr_1.6.0         waldo_0.6.2           pkgconfig_2.0.3      </w:t>
-      </w:r>
-      <w:r>
-        <w:br/>
-      </w:r>
-      <w:r>
-        <w:rPr>
-          <w:rStyle w:val="VerbatimChar"/>
-        </w:rPr>
-        <w:t xml:space="preserve">[46] desc_1.4.3            gtable_0.3.6          pillar_1.11.1        </w:t>
-      </w:r>
-      <w:r>
-        <w:br/>
-      </w:r>
-      <w:r>
-        <w:rPr>
-          <w:rStyle w:val="VerbatimChar"/>
-        </w:rPr>
-        <w:t xml:space="preserve">[49] glue_1.8.1            gh_1.6.1              xfun_0.60            </w:t>
-      </w:r>
-      <w:r>
-        <w:br/>
-      </w:r>
-      <w:r>
-        <w:rPr>
-          <w:rStyle w:val="VerbatimChar"/>
-        </w:rPr>
-        <w:t xml:space="preserve">[52] tibble_3.3.1          tidyselect_1.2.1      knitr_1.51           </w:t>
-      </w:r>
-      <w:r>
-        <w:br/>
-      </w:r>
-      <w:r>
-        <w:rPr>
-          <w:rStyle w:val="VerbatimChar"/>
-        </w:rPr>
-        <w:t xml:space="preserve">[55] farver_2.1.2          htmltools_0.5.9       rmarkdown_2.31       </w:t>
-      </w:r>
-      <w:r>
-        <w:br/>
-      </w:r>
-      <w:r>
-        <w:rPr>
-          <w:rStyle w:val="VerbatimChar"/>
-        </w:rPr>
-        <w:t xml:space="preserve">[58] readr_2.2.0           pkgsearch_3.1.5       compiler_4.5.0       </w:t>
-      </w:r>
-      <w:r>
-        <w:br/>
-      </w:r>
-      <w:r>
-        <w:rPr>
-          <w:rStyle w:val="VerbatimChar"/>
-        </w:rPr>
-        <w:t xml:space="preserve">[61] S7_0.2.2             </w:t>
+        <w:t xml:space="preserve"> [1] generics_0.1.4        tidyr_1.3.2           stringi_1.8.7        </w:t>
+      </w:r>
+      <w:r>
+        <w:br/>
+      </w:r>
+      <w:r>
+        <w:rPr>
+          <w:rStyle w:val="VerbatimChar"/>
+        </w:rPr>
+        <w:t xml:space="preserve"> [4] hms_1.1.4             digest_0.6.39         magrittr_2.0.5       </w:t>
+      </w:r>
+      <w:r>
+        <w:br/>
+      </w:r>
+      <w:r>
+        <w:rPr>
+          <w:rStyle w:val="VerbatimChar"/>
+        </w:rPr>
+        <w:t xml:space="preserve"> [7] RColorBrewer_1.1-3    grid_4.5.0            evaluate_1.0.5       </w:t>
+      </w:r>
+      <w:r>
+        <w:br/>
+      </w:r>
+      <w:r>
+        <w:rPr>
+          <w:rStyle w:val="VerbatimChar"/>
+        </w:rPr>
+        <w:t xml:space="preserve">[10] timechange_0.4.0      pkgload_1.5.3         fastmap_1.2.0        </w:t>
+      </w:r>
+      <w:r>
+        <w:br/>
+      </w:r>
+      <w:r>
+        <w:rPr>
+          <w:rStyle w:val="VerbatimChar"/>
+        </w:rPr>
+        <w:t xml:space="preserve">[13] rprojroot_2.1.1       jsonlite_2.0.0        sessioninfo_1.2.4    </w:t>
+      </w:r>
+      <w:r>
+        <w:br/>
+      </w:r>
+      <w:r>
+        <w:rPr>
+          <w:rStyle w:val="VerbatimChar"/>
+        </w:rPr>
+        <w:t xml:space="preserve">[16] cranlogs_2.1.1        brio_1.1.5            conflicted_1.2.0     </w:t>
+      </w:r>
+      <w:r>
+        <w:br/>
+      </w:r>
+      <w:r>
+        <w:rPr>
+          <w:rStyle w:val="VerbatimChar"/>
+        </w:rPr>
+        <w:t xml:space="preserve">[19] SCTORvalidation_0.4.5 httr_1.4.8            purrr_1.2.2          </w:t>
+      </w:r>
+      <w:r>
+        <w:br/>
+      </w:r>
+      <w:r>
+        <w:rPr>
+          <w:rStyle w:val="VerbatimChar"/>
+        </w:rPr>
+        <w:t xml:space="preserve">[22] scales_1.4.0          httr2_1.3.0           cli_3.6.6            </w:t>
+      </w:r>
+      <w:r>
+        <w:br/>
+      </w:r>
+      <w:r>
+        <w:rPr>
+          <w:rStyle w:val="VerbatimChar"/>
+        </w:rPr>
+        <w:t xml:space="preserve">[25] rlang_1.3.0           crayon_1.5.3          gitcreds_0.1.2       </w:t>
+      </w:r>
+      <w:r>
+        <w:br/>
+      </w:r>
+      <w:r>
+        <w:rPr>
+          <w:rStyle w:val="VerbatimChar"/>
+        </w:rPr>
+        <w:t xml:space="preserve">[28] withr_3.0.3           cachem_1.1.0          yaml_2.3.12          </w:t>
+      </w:r>
+      <w:r>
+        <w:br/>
+      </w:r>
+      <w:r>
+        <w:rPr>
+          <w:rStyle w:val="VerbatimChar"/>
+        </w:rPr>
+        <w:t xml:space="preserve">[31] otel_0.2.0            tools_4.5.0           accrualPlot_1.0.10   </w:t>
+      </w:r>
+      <w:r>
+        <w:br/>
+      </w:r>
+      <w:r>
+        <w:rPr>
+          <w:rStyle w:val="VerbatimChar"/>
+        </w:rPr>
+        <w:t xml:space="preserve">[34] tzdb_0.5.0            memoise_2.0.1         dplyr_1.2.1          </w:t>
+      </w:r>
+      <w:r>
+        <w:br/>
+      </w:r>
+      <w:r>
+        <w:rPr>
+          <w:rStyle w:val="VerbatimChar"/>
+        </w:rPr>
+        <w:t xml:space="preserve">[37] ggplot2_4.0.3         curl_7.1.0            vctrs_0.7.3          </w:t>
+      </w:r>
+      <w:r>
+        <w:br/>
+      </w:r>
+      <w:r>
+        <w:rPr>
+          <w:rStyle w:val="VerbatimChar"/>
+        </w:rPr>
+        <w:t xml:space="preserve">[40] R6_2.6.1              lifecycle_1.0.5       stringr_1.6.0        </w:t>
+      </w:r>
+      <w:r>
+        <w:br/>
+      </w:r>
+      <w:r>
+        <w:rPr>
+          <w:rStyle w:val="VerbatimChar"/>
+        </w:rPr>
+        <w:t xml:space="preserve">[43] waldo_0.6.2           pkgconfig_2.0.3       desc_1.4.3           </w:t>
+      </w:r>
+      <w:r>
+        <w:br/>
+      </w:r>
+      <w:r>
+        <w:rPr>
+          <w:rStyle w:val="VerbatimChar"/>
+        </w:rPr>
+        <w:t xml:space="preserve">[46] gtable_0.3.6          pillar_1.11.1         glue_1.8.1           </w:t>
+      </w:r>
+      <w:r>
+        <w:br/>
+      </w:r>
+      <w:r>
+        <w:rPr>
+          <w:rStyle w:val="VerbatimChar"/>
+        </w:rPr>
+        <w:t xml:space="preserve">[49] gh_1.6.1              xfun_0.60             tibble_3.3.1         </w:t>
+      </w:r>
+      <w:r>
+        <w:br/>
+      </w:r>
+      <w:r>
+        <w:rPr>
+          <w:rStyle w:val="VerbatimChar"/>
+        </w:rPr>
+        <w:t xml:space="preserve">[52] tidyselect_1.2.1      knitr_1.51            farver_2.1.2         </w:t>
+      </w:r>
+      <w:r>
+        <w:br/>
+      </w:r>
+      <w:r>
+        <w:rPr>
+          <w:rStyle w:val="VerbatimChar"/>
+        </w:rPr>
+        <w:t xml:space="preserve">[55] htmltools_0.5.9       rmarkdown_2.31        readr_2.2.0          </w:t>
+      </w:r>
+      <w:r>
+        <w:br/>
+      </w:r>
+      <w:r>
+        <w:rPr>
+          <w:rStyle w:val="VerbatimChar"/>
+        </w:rPr>
+        <w:t xml:space="preserve">[58] pkgsearch_3.1.5       compiler_4.5.0        S7_0.2.2             </w:t>
       </w:r>
       <w:r>
         <w:br/>

--- a/wi/running_tests.docx
+++ b/wi/running_tests.docx
@@ -1288,7 +1288,7 @@
         <w:rPr>
           <w:rStyle w:val="VerbatimChar"/>
         </w:rPr>
-        <w:t xml:space="preserve">2026-07-31 </w:t>
+        <w:t xml:space="preserve">2026-08-03 </w:t>
       </w:r>
       <w:r>
         <w:br/>

--- a/wi/running_tests.docx
+++ b/wi/running_tests.docx
@@ -1288,7 +1288,7 @@
         <w:rPr>
           <w:rStyle w:val="VerbatimChar"/>
         </w:rPr>
-        <w:t xml:space="preserve">2026-08-03 </w:t>
+        <w:t xml:space="preserve">2026-08-04 </w:t>
       </w:r>
       <w:r>
         <w:br/>

--- a/wi/running_tests.docx
+++ b/wi/running_tests.docx
@@ -1288,7 +1288,7 @@
         <w:rPr>
           <w:rStyle w:val="VerbatimChar"/>
         </w:rPr>
-        <w:t xml:space="preserve">2026-08-04 </w:t>
+        <w:t xml:space="preserve">2026-08-05 </w:t>
       </w:r>
       <w:r>
         <w:br/>
@@ -1657,7 +1657,7 @@
         <w:rPr>
           <w:rStyle w:val="VerbatimChar"/>
         </w:rPr>
-        <w:t xml:space="preserve"> [1] generics_0.1.4        tidyr_1.3.2           stringi_1.8.7        </w:t>
+        <w:t xml:space="preserve"> [1] generics_0.1.4        tidyr_1.3.2           stringi_1.8.9        </w:t>
       </w:r>
       <w:r>
         <w:br/>

--- a/wi/running_tests.docx
+++ b/wi/running_tests.docx
@@ -1288,7 +1288,7 @@
         <w:rPr>
           <w:rStyle w:val="VerbatimChar"/>
         </w:rPr>
-        <w:t xml:space="preserve">2026-08-05 </w:t>
+        <w:t xml:space="preserve">2026-08-06 </w:t>
       </w:r>
       <w:r>
         <w:br/>

--- a/wi/running_tests.docx
+++ b/wi/running_tests.docx
@@ -1288,7 +1288,7 @@
         <w:rPr>
           <w:rStyle w:val="VerbatimChar"/>
         </w:rPr>
-        <w:t xml:space="preserve">2026-08-06 </w:t>
+        <w:t xml:space="preserve">2026-08-07 </w:t>
       </w:r>
       <w:r>
         <w:br/>

--- a/wi/running_tests.docx
+++ b/wi/running_tests.docx
@@ -1288,7 +1288,7 @@
         <w:rPr>
           <w:rStyle w:val="VerbatimChar"/>
         </w:rPr>
-        <w:t xml:space="preserve">2026-08-07 </w:t>
+        <w:t xml:space="preserve">2026-08-10 </w:t>
       </w:r>
       <w:r>
         <w:br/>

--- a/wi/running_tests.docx
+++ b/wi/running_tests.docx
@@ -1288,7 +1288,7 @@
         <w:rPr>
           <w:rStyle w:val="VerbatimChar"/>
         </w:rPr>
-        <w:t xml:space="preserve">2026-08-10 </w:t>
+        <w:t xml:space="preserve">2026-08-11 </w:t>
       </w:r>
       <w:r>
         <w:br/>

--- a/wi/running_tests.docx
+++ b/wi/running_tests.docx
@@ -1083,6 +1083,18 @@
         </w:rPr>
         <w:t xml:space="preserve">[ FAIL 0 | WARN 0 | SKIP 0 | PASS 18 ]</w:t>
       </w:r>
+      <w:r>
+        <w:br/>
+      </w:r>
+      <w:r>
+        <w:br/>
+      </w:r>
+      <w:r>
+        <w:rPr>
+          <w:rStyle w:val="VerbatimChar"/>
+        </w:rPr>
+        <w:t xml:space="preserve">🎉🎊🎉🎊🎉🎊🎉🎊🎉🎊🎉</w:t>
+      </w:r>
     </w:p>
     <w:p>
       <w:pPr>
@@ -1288,7 +1300,7 @@
         <w:rPr>
           <w:rStyle w:val="VerbatimChar"/>
         </w:rPr>
-        <w:t xml:space="preserve">2026-08-11 </w:t>
+        <w:t xml:space="preserve">2026-08-12 </w:t>
       </w:r>
       <w:r>
         <w:br/>
@@ -1657,178 +1669,187 @@
         <w:rPr>
           <w:rStyle w:val="VerbatimChar"/>
         </w:rPr>
-        <w:t xml:space="preserve"> [1] generics_0.1.4        tidyr_1.3.2           stringi_1.8.9        </w:t>
-      </w:r>
-      <w:r>
-        <w:br/>
-      </w:r>
-      <w:r>
-        <w:rPr>
-          <w:rStyle w:val="VerbatimChar"/>
-        </w:rPr>
-        <w:t xml:space="preserve"> [4] hms_1.1.4             digest_0.6.39         magrittr_2.0.5       </w:t>
-      </w:r>
-      <w:r>
-        <w:br/>
-      </w:r>
-      <w:r>
-        <w:rPr>
-          <w:rStyle w:val="VerbatimChar"/>
-        </w:rPr>
-        <w:t xml:space="preserve"> [7] RColorBrewer_1.1-3    grid_4.5.0            evaluate_1.0.5       </w:t>
-      </w:r>
-      <w:r>
-        <w:br/>
-      </w:r>
-      <w:r>
-        <w:rPr>
-          <w:rStyle w:val="VerbatimChar"/>
-        </w:rPr>
-        <w:t xml:space="preserve">[10] timechange_0.4.0      pkgload_1.5.3         fastmap_1.2.0        </w:t>
-      </w:r>
-      <w:r>
-        <w:br/>
-      </w:r>
-      <w:r>
-        <w:rPr>
-          <w:rStyle w:val="VerbatimChar"/>
-        </w:rPr>
-        <w:t xml:space="preserve">[13] rprojroot_2.1.1       jsonlite_2.0.0        sessioninfo_1.2.4    </w:t>
-      </w:r>
-      <w:r>
-        <w:br/>
-      </w:r>
-      <w:r>
-        <w:rPr>
-          <w:rStyle w:val="VerbatimChar"/>
-        </w:rPr>
-        <w:t xml:space="preserve">[16] cranlogs_2.1.1        brio_1.1.5            conflicted_1.2.0     </w:t>
-      </w:r>
-      <w:r>
-        <w:br/>
-      </w:r>
-      <w:r>
-        <w:rPr>
-          <w:rStyle w:val="VerbatimChar"/>
-        </w:rPr>
-        <w:t xml:space="preserve">[19] SCTORvalidation_0.4.5 httr_1.4.8            purrr_1.2.2          </w:t>
-      </w:r>
-      <w:r>
-        <w:br/>
-      </w:r>
-      <w:r>
-        <w:rPr>
-          <w:rStyle w:val="VerbatimChar"/>
-        </w:rPr>
-        <w:t xml:space="preserve">[22] scales_1.4.0          httr2_1.3.0           cli_3.6.6            </w:t>
-      </w:r>
-      <w:r>
-        <w:br/>
-      </w:r>
-      <w:r>
-        <w:rPr>
-          <w:rStyle w:val="VerbatimChar"/>
-        </w:rPr>
-        <w:t xml:space="preserve">[25] rlang_1.3.0           crayon_1.5.3          gitcreds_0.1.2       </w:t>
-      </w:r>
-      <w:r>
-        <w:br/>
-      </w:r>
-      <w:r>
-        <w:rPr>
-          <w:rStyle w:val="VerbatimChar"/>
-        </w:rPr>
-        <w:t xml:space="preserve">[28] withr_3.0.3           cachem_1.1.0          yaml_2.3.12          </w:t>
-      </w:r>
-      <w:r>
-        <w:br/>
-      </w:r>
-      <w:r>
-        <w:rPr>
-          <w:rStyle w:val="VerbatimChar"/>
-        </w:rPr>
-        <w:t xml:space="preserve">[31] otel_0.2.0            tools_4.5.0           accrualPlot_1.0.10   </w:t>
-      </w:r>
-      <w:r>
-        <w:br/>
-      </w:r>
-      <w:r>
-        <w:rPr>
-          <w:rStyle w:val="VerbatimChar"/>
-        </w:rPr>
-        <w:t xml:space="preserve">[34] tzdb_0.5.0            memoise_2.0.1         dplyr_1.2.1          </w:t>
-      </w:r>
-      <w:r>
-        <w:br/>
-      </w:r>
-      <w:r>
-        <w:rPr>
-          <w:rStyle w:val="VerbatimChar"/>
-        </w:rPr>
-        <w:t xml:space="preserve">[37] ggplot2_4.0.3         curl_7.1.0            vctrs_0.7.3          </w:t>
-      </w:r>
-      <w:r>
-        <w:br/>
-      </w:r>
-      <w:r>
-        <w:rPr>
-          <w:rStyle w:val="VerbatimChar"/>
-        </w:rPr>
-        <w:t xml:space="preserve">[40] R6_2.6.1              lifecycle_1.0.5       stringr_1.6.0        </w:t>
-      </w:r>
-      <w:r>
-        <w:br/>
-      </w:r>
-      <w:r>
-        <w:rPr>
-          <w:rStyle w:val="VerbatimChar"/>
-        </w:rPr>
-        <w:t xml:space="preserve">[43] waldo_0.6.2           pkgconfig_2.0.3       desc_1.4.3           </w:t>
-      </w:r>
-      <w:r>
-        <w:br/>
-      </w:r>
-      <w:r>
-        <w:rPr>
-          <w:rStyle w:val="VerbatimChar"/>
-        </w:rPr>
-        <w:t xml:space="preserve">[46] gtable_0.3.6          pillar_1.11.1         glue_1.8.1           </w:t>
-      </w:r>
-      <w:r>
-        <w:br/>
-      </w:r>
-      <w:r>
-        <w:rPr>
-          <w:rStyle w:val="VerbatimChar"/>
-        </w:rPr>
-        <w:t xml:space="preserve">[49] gh_1.6.1              xfun_0.60             tibble_3.3.1         </w:t>
-      </w:r>
-      <w:r>
-        <w:br/>
-      </w:r>
-      <w:r>
-        <w:rPr>
-          <w:rStyle w:val="VerbatimChar"/>
-        </w:rPr>
-        <w:t xml:space="preserve">[52] tidyselect_1.2.1      knitr_1.51            farver_2.1.2         </w:t>
-      </w:r>
-      <w:r>
-        <w:br/>
-      </w:r>
-      <w:r>
-        <w:rPr>
-          <w:rStyle w:val="VerbatimChar"/>
-        </w:rPr>
-        <w:t xml:space="preserve">[55] htmltools_0.5.9       rmarkdown_2.31        readr_2.2.0          </w:t>
-      </w:r>
-      <w:r>
-        <w:br/>
-      </w:r>
-      <w:r>
-        <w:rPr>
-          <w:rStyle w:val="VerbatimChar"/>
-        </w:rPr>
-        <w:t xml:space="preserve">[58] pkgsearch_3.1.5       compiler_4.5.0        S7_0.2.2             </w:t>
+        <w:t xml:space="preserve"> [1] generics_0.1.4        tidyr_1.3.2           praise_1.0.0         </w:t>
+      </w:r>
+      <w:r>
+        <w:br/>
+      </w:r>
+      <w:r>
+        <w:rPr>
+          <w:rStyle w:val="VerbatimChar"/>
+        </w:rPr>
+        <w:t xml:space="preserve"> [4] stringi_1.8.9         hms_1.1.4             digest_0.6.39        </w:t>
+      </w:r>
+      <w:r>
+        <w:br/>
+      </w:r>
+      <w:r>
+        <w:rPr>
+          <w:rStyle w:val="VerbatimChar"/>
+        </w:rPr>
+        <w:t xml:space="preserve"> [7] magrittr_2.0.5        RColorBrewer_1.1-3    grid_4.5.0           </w:t>
+      </w:r>
+      <w:r>
+        <w:br/>
+      </w:r>
+      <w:r>
+        <w:rPr>
+          <w:rStyle w:val="VerbatimChar"/>
+        </w:rPr>
+        <w:t xml:space="preserve">[10] evaluate_1.0.5        timechange_0.4.0      pkgload_1.5.3        </w:t>
+      </w:r>
+      <w:r>
+        <w:br/>
+      </w:r>
+      <w:r>
+        <w:rPr>
+          <w:rStyle w:val="VerbatimChar"/>
+        </w:rPr>
+        <w:t xml:space="preserve">[13] fastmap_1.2.0         rprojroot_2.1.1       jsonlite_2.0.0       </w:t>
+      </w:r>
+      <w:r>
+        <w:br/>
+      </w:r>
+      <w:r>
+        <w:rPr>
+          <w:rStyle w:val="VerbatimChar"/>
+        </w:rPr>
+        <w:t xml:space="preserve">[16] sessioninfo_1.2.4     cranlogs_2.1.1        brio_1.1.5           </w:t>
+      </w:r>
+      <w:r>
+        <w:br/>
+      </w:r>
+      <w:r>
+        <w:rPr>
+          <w:rStyle w:val="VerbatimChar"/>
+        </w:rPr>
+        <w:t xml:space="preserve">[19] conflicted_1.2.0      SCTORvalidation_0.4.5 httr_1.4.8           </w:t>
+      </w:r>
+      <w:r>
+        <w:br/>
+      </w:r>
+      <w:r>
+        <w:rPr>
+          <w:rStyle w:val="VerbatimChar"/>
+        </w:rPr>
+        <w:t xml:space="preserve">[22] purrr_1.2.2           scales_1.4.0          httr2_1.3.0          </w:t>
+      </w:r>
+      <w:r>
+        <w:br/>
+      </w:r>
+      <w:r>
+        <w:rPr>
+          <w:rStyle w:val="VerbatimChar"/>
+        </w:rPr>
+        <w:t xml:space="preserve">[25] cli_3.6.6             rlang_1.3.0           crayon_1.5.3         </w:t>
+      </w:r>
+      <w:r>
+        <w:br/>
+      </w:r>
+      <w:r>
+        <w:rPr>
+          <w:rStyle w:val="VerbatimChar"/>
+        </w:rPr>
+        <w:t xml:space="preserve">[28] gitcreds_0.1.2        withr_3.0.3           cachem_1.1.0         </w:t>
+      </w:r>
+      <w:r>
+        <w:br/>
+      </w:r>
+      <w:r>
+        <w:rPr>
+          <w:rStyle w:val="VerbatimChar"/>
+        </w:rPr>
+        <w:t xml:space="preserve">[31] yaml_2.3.12           otel_0.2.0            tools_4.5.0          </w:t>
+      </w:r>
+      <w:r>
+        <w:br/>
+      </w:r>
+      <w:r>
+        <w:rPr>
+          <w:rStyle w:val="VerbatimChar"/>
+        </w:rPr>
+        <w:t xml:space="preserve">[34] accrualPlot_1.0.10    tzdb_0.5.0            memoise_2.0.1        </w:t>
+      </w:r>
+      <w:r>
+        <w:br/>
+      </w:r>
+      <w:r>
+        <w:rPr>
+          <w:rStyle w:val="VerbatimChar"/>
+        </w:rPr>
+        <w:t xml:space="preserve">[37] dplyr_1.2.1           ggplot2_4.0.3         curl_7.1.0           </w:t>
+      </w:r>
+      <w:r>
+        <w:br/>
+      </w:r>
+      <w:r>
+        <w:rPr>
+          <w:rStyle w:val="VerbatimChar"/>
+        </w:rPr>
+        <w:t xml:space="preserve">[40] vctrs_0.7.3           R6_2.6.1              lifecycle_1.0.5      </w:t>
+      </w:r>
+      <w:r>
+        <w:br/>
+      </w:r>
+      <w:r>
+        <w:rPr>
+          <w:rStyle w:val="VerbatimChar"/>
+        </w:rPr>
+        <w:t xml:space="preserve">[43] stringr_1.6.0         waldo_0.6.2           pkgconfig_2.0.3      </w:t>
+      </w:r>
+      <w:r>
+        <w:br/>
+      </w:r>
+      <w:r>
+        <w:rPr>
+          <w:rStyle w:val="VerbatimChar"/>
+        </w:rPr>
+        <w:t xml:space="preserve">[46] desc_1.4.3            gtable_0.3.6          pillar_1.11.1        </w:t>
+      </w:r>
+      <w:r>
+        <w:br/>
+      </w:r>
+      <w:r>
+        <w:rPr>
+          <w:rStyle w:val="VerbatimChar"/>
+        </w:rPr>
+        <w:t xml:space="preserve">[49] glue_1.8.1            gh_1.6.1              xfun_0.60            </w:t>
+      </w:r>
+      <w:r>
+        <w:br/>
+      </w:r>
+      <w:r>
+        <w:rPr>
+          <w:rStyle w:val="VerbatimChar"/>
+        </w:rPr>
+        <w:t xml:space="preserve">[52] tibble_3.3.1          tidyselect_1.2.1      knitr_1.51           </w:t>
+      </w:r>
+      <w:r>
+        <w:br/>
+      </w:r>
+      <w:r>
+        <w:rPr>
+          <w:rStyle w:val="VerbatimChar"/>
+        </w:rPr>
+        <w:t xml:space="preserve">[55] farver_2.1.2          htmltools_0.5.9       rmarkdown_2.31       </w:t>
+      </w:r>
+      <w:r>
+        <w:br/>
+      </w:r>
+      <w:r>
+        <w:rPr>
+          <w:rStyle w:val="VerbatimChar"/>
+        </w:rPr>
+        <w:t xml:space="preserve">[58] readr_2.2.0           pkgsearch_3.1.5       compiler_4.5.0       </w:t>
+      </w:r>
+      <w:r>
+        <w:br/>
+      </w:r>
+      <w:r>
+        <w:rPr>
+          <w:rStyle w:val="VerbatimChar"/>
+        </w:rPr>
+        <w:t xml:space="preserve">[61] S7_0.2.2             </w:t>
       </w:r>
       <w:r>
         <w:br/>

--- a/wi/running_tests.docx
+++ b/wi/running_tests.docx
@@ -1083,18 +1083,6 @@
         </w:rPr>
         <w:t xml:space="preserve">[ FAIL 0 | WARN 0 | SKIP 0 | PASS 18 ]</w:t>
       </w:r>
-      <w:r>
-        <w:br/>
-      </w:r>
-      <w:r>
-        <w:br/>
-      </w:r>
-      <w:r>
-        <w:rPr>
-          <w:rStyle w:val="VerbatimChar"/>
-        </w:rPr>
-        <w:t xml:space="preserve">🎉🎊🎉🎊🎉🎊🎉🎊🎉🎊🎉</w:t>
-      </w:r>
     </w:p>
     <w:p>
       <w:pPr>
@@ -1300,7 +1288,7 @@
         <w:rPr>
           <w:rStyle w:val="VerbatimChar"/>
         </w:rPr>
-        <w:t xml:space="preserve">2026-08-12 </w:t>
+        <w:t xml:space="preserve">2026-08-13 </w:t>
       </w:r>
       <w:r>
         <w:br/>
@@ -1669,187 +1657,178 @@
         <w:rPr>
           <w:rStyle w:val="VerbatimChar"/>
         </w:rPr>
-        <w:t xml:space="preserve"> [1] generics_0.1.4        tidyr_1.3.2           praise_1.0.0         </w:t>
-      </w:r>
-      <w:r>
-        <w:br/>
-      </w:r>
-      <w:r>
-        <w:rPr>
-          <w:rStyle w:val="VerbatimChar"/>
-        </w:rPr>
-        <w:t xml:space="preserve"> [4] stringi_1.8.9         hms_1.1.4             digest_0.6.39        </w:t>
-      </w:r>
-      <w:r>
-        <w:br/>
-      </w:r>
-      <w:r>
-        <w:rPr>
-          <w:rStyle w:val="VerbatimChar"/>
-        </w:rPr>
-        <w:t xml:space="preserve"> [7] magrittr_2.0.5        RColorBrewer_1.1-3    grid_4.5.0           </w:t>
-      </w:r>
-      <w:r>
-        <w:br/>
-      </w:r>
-      <w:r>
-        <w:rPr>
-          <w:rStyle w:val="VerbatimChar"/>
-        </w:rPr>
-        <w:t xml:space="preserve">[10] evaluate_1.0.5        timechange_0.4.0      pkgload_1.5.3        </w:t>
-      </w:r>
-      <w:r>
-        <w:br/>
-      </w:r>
-      <w:r>
-        <w:rPr>
-          <w:rStyle w:val="VerbatimChar"/>
-        </w:rPr>
-        <w:t xml:space="preserve">[13] fastmap_1.2.0         rprojroot_2.1.1       jsonlite_2.0.0       </w:t>
-      </w:r>
-      <w:r>
-        <w:br/>
-      </w:r>
-      <w:r>
-        <w:rPr>
-          <w:rStyle w:val="VerbatimChar"/>
-        </w:rPr>
-        <w:t xml:space="preserve">[16] sessioninfo_1.2.4     cranlogs_2.1.1        brio_1.1.5           </w:t>
-      </w:r>
-      <w:r>
-        <w:br/>
-      </w:r>
-      <w:r>
-        <w:rPr>
-          <w:rStyle w:val="VerbatimChar"/>
-        </w:rPr>
-        <w:t xml:space="preserve">[19] conflicted_1.2.0      SCTORvalidation_0.4.5 httr_1.4.8           </w:t>
-      </w:r>
-      <w:r>
-        <w:br/>
-      </w:r>
-      <w:r>
-        <w:rPr>
-          <w:rStyle w:val="VerbatimChar"/>
-        </w:rPr>
-        <w:t xml:space="preserve">[22] purrr_1.2.2           scales_1.4.0          httr2_1.3.0          </w:t>
-      </w:r>
-      <w:r>
-        <w:br/>
-      </w:r>
-      <w:r>
-        <w:rPr>
-          <w:rStyle w:val="VerbatimChar"/>
-        </w:rPr>
-        <w:t xml:space="preserve">[25] cli_3.6.6             rlang_1.3.0           crayon_1.5.3         </w:t>
-      </w:r>
-      <w:r>
-        <w:br/>
-      </w:r>
-      <w:r>
-        <w:rPr>
-          <w:rStyle w:val="VerbatimChar"/>
-        </w:rPr>
-        <w:t xml:space="preserve">[28] gitcreds_0.1.2        withr_3.0.3           cachem_1.1.0         </w:t>
-      </w:r>
-      <w:r>
-        <w:br/>
-      </w:r>
-      <w:r>
-        <w:rPr>
-          <w:rStyle w:val="VerbatimChar"/>
-        </w:rPr>
-        <w:t xml:space="preserve">[31] yaml_2.3.12           otel_0.2.0            tools_4.5.0          </w:t>
-      </w:r>
-      <w:r>
-        <w:br/>
-      </w:r>
-      <w:r>
-        <w:rPr>
-          <w:rStyle w:val="VerbatimChar"/>
-        </w:rPr>
-        <w:t xml:space="preserve">[34] accrualPlot_1.0.10    tzdb_0.5.0            memoise_2.0.1        </w:t>
-      </w:r>
-      <w:r>
-        <w:br/>
-      </w:r>
-      <w:r>
-        <w:rPr>
-          <w:rStyle w:val="VerbatimChar"/>
-        </w:rPr>
-        <w:t xml:space="preserve">[37] dplyr_1.2.1           ggplot2_4.0.3         curl_7.1.0           </w:t>
-      </w:r>
-      <w:r>
-        <w:br/>
-      </w:r>
-      <w:r>
-        <w:rPr>
-          <w:rStyle w:val="VerbatimChar"/>
-        </w:rPr>
-        <w:t xml:space="preserve">[40] vctrs_0.7.3           R6_2.6.1              lifecycle_1.0.5      </w:t>
-      </w:r>
-      <w:r>
-        <w:br/>
-      </w:r>
-      <w:r>
-        <w:rPr>
-          <w:rStyle w:val="VerbatimChar"/>
-        </w:rPr>
-        <w:t xml:space="preserve">[43] stringr_1.6.0         waldo_0.6.2           pkgconfig_2.0.3      </w:t>
-      </w:r>
-      <w:r>
-        <w:br/>
-      </w:r>
-      <w:r>
-        <w:rPr>
-          <w:rStyle w:val="VerbatimChar"/>
-        </w:rPr>
-        <w:t xml:space="preserve">[46] desc_1.4.3            gtable_0.3.6          pillar_1.11.1        </w:t>
-      </w:r>
-      <w:r>
-        <w:br/>
-      </w:r>
-      <w:r>
-        <w:rPr>
-          <w:rStyle w:val="VerbatimChar"/>
-        </w:rPr>
-        <w:t xml:space="preserve">[49] glue_1.8.1            gh_1.6.1              xfun_0.60            </w:t>
-      </w:r>
-      <w:r>
-        <w:br/>
-      </w:r>
-      <w:r>
-        <w:rPr>
-          <w:rStyle w:val="VerbatimChar"/>
-        </w:rPr>
-        <w:t xml:space="preserve">[52] tibble_3.3.1          tidyselect_1.2.1      knitr_1.51           </w:t>
-      </w:r>
-      <w:r>
-        <w:br/>
-      </w:r>
-      <w:r>
-        <w:rPr>
-          <w:rStyle w:val="VerbatimChar"/>
-        </w:rPr>
-        <w:t xml:space="preserve">[55] farver_2.1.2          htmltools_0.5.9       rmarkdown_2.31       </w:t>
-      </w:r>
-      <w:r>
-        <w:br/>
-      </w:r>
-      <w:r>
-        <w:rPr>
-          <w:rStyle w:val="VerbatimChar"/>
-        </w:rPr>
-        <w:t xml:space="preserve">[58] readr_2.2.0           pkgsearch_3.1.5       compiler_4.5.0       </w:t>
-      </w:r>
-      <w:r>
-        <w:br/>
-      </w:r>
-      <w:r>
-        <w:rPr>
-          <w:rStyle w:val="VerbatimChar"/>
-        </w:rPr>
-        <w:t xml:space="preserve">[61] S7_0.2.2             </w:t>
+        <w:t xml:space="preserve"> [1] generics_0.1.4        tidyr_1.3.2           stringi_1.8.9        </w:t>
+      </w:r>
+      <w:r>
+        <w:br/>
+      </w:r>
+      <w:r>
+        <w:rPr>
+          <w:rStyle w:val="VerbatimChar"/>
+        </w:rPr>
+        <w:t xml:space="preserve"> [4] hms_1.1.4             digest_0.6.39         magrittr_2.0.5       </w:t>
+      </w:r>
+      <w:r>
+        <w:br/>
+      </w:r>
+      <w:r>
+        <w:rPr>
+          <w:rStyle w:val="VerbatimChar"/>
+        </w:rPr>
+        <w:t xml:space="preserve"> [7] RColorBrewer_1.1-3    grid_4.5.0            evaluate_1.0.5       </w:t>
+      </w:r>
+      <w:r>
+        <w:br/>
+      </w:r>
+      <w:r>
+        <w:rPr>
+          <w:rStyle w:val="VerbatimChar"/>
+        </w:rPr>
+        <w:t xml:space="preserve">[10] timechange_0.4.0      pkgload_1.5.3         fastmap_1.2.0        </w:t>
+      </w:r>
+      <w:r>
+        <w:br/>
+      </w:r>
+      <w:r>
+        <w:rPr>
+          <w:rStyle w:val="VerbatimChar"/>
+        </w:rPr>
+        <w:t xml:space="preserve">[13] rprojroot_2.1.1       jsonlite_2.0.0        sessioninfo_1.2.4    </w:t>
+      </w:r>
+      <w:r>
+        <w:br/>
+      </w:r>
+      <w:r>
+        <w:rPr>
+          <w:rStyle w:val="VerbatimChar"/>
+        </w:rPr>
+        <w:t xml:space="preserve">[16] cranlogs_2.1.1        brio_1.1.5            conflicted_1.2.0     </w:t>
+      </w:r>
+      <w:r>
+        <w:br/>
+      </w:r>
+      <w:r>
+        <w:rPr>
+          <w:rStyle w:val="VerbatimChar"/>
+        </w:rPr>
+        <w:t xml:space="preserve">[19] SCTORvalidation_0.4.5 httr_1.4.8            purrr_1.2.2          </w:t>
+      </w:r>
+      <w:r>
+        <w:br/>
+      </w:r>
+      <w:r>
+        <w:rPr>
+          <w:rStyle w:val="VerbatimChar"/>
+        </w:rPr>
+        <w:t xml:space="preserve">[22] scales_1.4.0          httr2_1.3.0           cli_3.6.6            </w:t>
+      </w:r>
+      <w:r>
+        <w:br/>
+      </w:r>
+      <w:r>
+        <w:rPr>
+          <w:rStyle w:val="VerbatimChar"/>
+        </w:rPr>
+        <w:t xml:space="preserve">[25] rlang_1.3.0           crayon_1.5.3          gitcreds_0.1.2       </w:t>
+      </w:r>
+      <w:r>
+        <w:br/>
+      </w:r>
+      <w:r>
+        <w:rPr>
+          <w:rStyle w:val="VerbatimChar"/>
+        </w:rPr>
+        <w:t xml:space="preserve">[28] withr_3.0.3           cachem_1.1.0          yaml_2.3.12          </w:t>
+      </w:r>
+      <w:r>
+        <w:br/>
+      </w:r>
+      <w:r>
+        <w:rPr>
+          <w:rStyle w:val="VerbatimChar"/>
+        </w:rPr>
+        <w:t xml:space="preserve">[31] otel_0.2.0            tools_4.5.0           accrualPlot_1.0.10   </w:t>
+      </w:r>
+      <w:r>
+        <w:br/>
+      </w:r>
+      <w:r>
+        <w:rPr>
+          <w:rStyle w:val="VerbatimChar"/>
+        </w:rPr>
+        <w:t xml:space="preserve">[34] tzdb_0.5.0            memoise_2.0.1         dplyr_1.2.1          </w:t>
+      </w:r>
+      <w:r>
+        <w:br/>
+      </w:r>
+      <w:r>
+        <w:rPr>
+          <w:rStyle w:val="VerbatimChar"/>
+        </w:rPr>
+        <w:t xml:space="preserve">[37] ggplot2_4.0.3         curl_7.1.0            vctrs_0.7.3          </w:t>
+      </w:r>
+      <w:r>
+        <w:br/>
+      </w:r>
+      <w:r>
+        <w:rPr>
+          <w:rStyle w:val="VerbatimChar"/>
+        </w:rPr>
+        <w:t xml:space="preserve">[40] R6_2.6.1              lifecycle_1.0.5       stringr_1.6.0        </w:t>
+      </w:r>
+      <w:r>
+        <w:br/>
+      </w:r>
+      <w:r>
+        <w:rPr>
+          <w:rStyle w:val="VerbatimChar"/>
+        </w:rPr>
+        <w:t xml:space="preserve">[43] waldo_0.6.2           pkgconfig_2.0.3       desc_1.4.3           </w:t>
+      </w:r>
+      <w:r>
+        <w:br/>
+      </w:r>
+      <w:r>
+        <w:rPr>
+          <w:rStyle w:val="VerbatimChar"/>
+        </w:rPr>
+        <w:t xml:space="preserve">[46] gtable_0.3.6          pillar_1.11.1         glue_1.8.1           </w:t>
+      </w:r>
+      <w:r>
+        <w:br/>
+      </w:r>
+      <w:r>
+        <w:rPr>
+          <w:rStyle w:val="VerbatimChar"/>
+        </w:rPr>
+        <w:t xml:space="preserve">[49] gh_1.6.1              xfun_0.60             tibble_3.3.1         </w:t>
+      </w:r>
+      <w:r>
+        <w:br/>
+      </w:r>
+      <w:r>
+        <w:rPr>
+          <w:rStyle w:val="VerbatimChar"/>
+        </w:rPr>
+        <w:t xml:space="preserve">[52] tidyselect_1.2.1      knitr_1.51            farver_2.1.2         </w:t>
+      </w:r>
+      <w:r>
+        <w:br/>
+      </w:r>
+      <w:r>
+        <w:rPr>
+          <w:rStyle w:val="VerbatimChar"/>
+        </w:rPr>
+        <w:t xml:space="preserve">[55] htmltools_0.5.9       rmarkdown_2.31        readr_2.2.0          </w:t>
+      </w:r>
+      <w:r>
+        <w:br/>
+      </w:r>
+      <w:r>
+        <w:rPr>
+          <w:rStyle w:val="VerbatimChar"/>
+        </w:rPr>
+        <w:t xml:space="preserve">[58] pkgsearch_3.1.5       compiler_4.5.0        S7_0.2.2             </w:t>
       </w:r>
       <w:r>
         <w:br/>

--- a/wi/running_tests.docx
+++ b/wi/running_tests.docx
@@ -1288,7 +1288,7 @@
         <w:rPr>
           <w:rStyle w:val="VerbatimChar"/>
         </w:rPr>
-        <w:t xml:space="preserve">2026-08-13 </w:t>
+        <w:t xml:space="preserve">2026-08-14 </w:t>
       </w:r>
       <w:r>
         <w:br/>

--- a/wi/running_tests.docx
+++ b/wi/running_tests.docx
@@ -1288,7 +1288,7 @@
         <w:rPr>
           <w:rStyle w:val="VerbatimChar"/>
         </w:rPr>
-        <w:t xml:space="preserve">2026-08-14 </w:t>
+        <w:t xml:space="preserve">2026-08-18 </w:t>
       </w:r>
       <w:r>
         <w:br/>

--- a/wi/running_tests.docx
+++ b/wi/running_tests.docx
@@ -1288,7 +1288,7 @@
         <w:rPr>
           <w:rStyle w:val="VerbatimChar"/>
         </w:rPr>
-        <w:t xml:space="preserve">2026-08-18 </w:t>
+        <w:t xml:space="preserve">2026-08-19 </w:t>
       </w:r>
       <w:r>
         <w:br/>

--- a/wi/running_tests.docx
+++ b/wi/running_tests.docx
@@ -1288,7 +1288,7 @@
         <w:rPr>
           <w:rStyle w:val="VerbatimChar"/>
         </w:rPr>
-        <w:t xml:space="preserve">2026-08-19 </w:t>
+        <w:t xml:space="preserve">2026-08-20 </w:t>
       </w:r>
       <w:r>
         <w:br/>

--- a/wi/running_tests.docx
+++ b/wi/running_tests.docx
@@ -1288,7 +1288,7 @@
         <w:rPr>
           <w:rStyle w:val="VerbatimChar"/>
         </w:rPr>
-        <w:t xml:space="preserve">2026-08-20 </w:t>
+        <w:t xml:space="preserve">2026-08-21 </w:t>
       </w:r>
       <w:r>
         <w:br/>

--- a/wi/running_tests.docx
+++ b/wi/running_tests.docx
@@ -1083,6 +1083,18 @@
         </w:rPr>
         <w:t xml:space="preserve">[ FAIL 0 | WARN 0 | SKIP 0 | PASS 18 ]</w:t>
       </w:r>
+      <w:r>
+        <w:br/>
+      </w:r>
+      <w:r>
+        <w:br/>
+      </w:r>
+      <w:r>
+        <w:rPr>
+          <w:rStyle w:val="VerbatimChar"/>
+        </w:rPr>
+        <w:t xml:space="preserve">😀</w:t>
+      </w:r>
     </w:p>
     <w:p>
       <w:pPr>
@@ -1288,7 +1300,7 @@
         <w:rPr>
           <w:rStyle w:val="VerbatimChar"/>
         </w:rPr>
-        <w:t xml:space="preserve">2026-08-21 </w:t>
+        <w:t xml:space="preserve">2026-08-24 </w:t>
       </w:r>
       <w:r>
         <w:br/>
@@ -1657,178 +1669,187 @@
         <w:rPr>
           <w:rStyle w:val="VerbatimChar"/>
         </w:rPr>
-        <w:t xml:space="preserve"> [1] generics_0.1.4        tidyr_1.3.2           stringi_1.8.9        </w:t>
-      </w:r>
-      <w:r>
-        <w:br/>
-      </w:r>
-      <w:r>
-        <w:rPr>
-          <w:rStyle w:val="VerbatimChar"/>
-        </w:rPr>
-        <w:t xml:space="preserve"> [4] hms_1.1.4             digest_0.6.39         magrittr_2.0.5       </w:t>
-      </w:r>
-      <w:r>
-        <w:br/>
-      </w:r>
-      <w:r>
-        <w:rPr>
-          <w:rStyle w:val="VerbatimChar"/>
-        </w:rPr>
-        <w:t xml:space="preserve"> [7] RColorBrewer_1.1-3    grid_4.5.0            evaluate_1.0.5       </w:t>
-      </w:r>
-      <w:r>
-        <w:br/>
-      </w:r>
-      <w:r>
-        <w:rPr>
-          <w:rStyle w:val="VerbatimChar"/>
-        </w:rPr>
-        <w:t xml:space="preserve">[10] timechange_0.4.0      pkgload_1.5.3         fastmap_1.2.0        </w:t>
-      </w:r>
-      <w:r>
-        <w:br/>
-      </w:r>
-      <w:r>
-        <w:rPr>
-          <w:rStyle w:val="VerbatimChar"/>
-        </w:rPr>
-        <w:t xml:space="preserve">[13] rprojroot_2.1.1       jsonlite_2.0.0        sessioninfo_1.2.4    </w:t>
-      </w:r>
-      <w:r>
-        <w:br/>
-      </w:r>
-      <w:r>
-        <w:rPr>
-          <w:rStyle w:val="VerbatimChar"/>
-        </w:rPr>
-        <w:t xml:space="preserve">[16] cranlogs_2.1.1        brio_1.1.5            conflicted_1.2.0     </w:t>
-      </w:r>
-      <w:r>
-        <w:br/>
-      </w:r>
-      <w:r>
-        <w:rPr>
-          <w:rStyle w:val="VerbatimChar"/>
-        </w:rPr>
-        <w:t xml:space="preserve">[19] SCTORvalidation_0.4.5 httr_1.4.8            purrr_1.2.2          </w:t>
-      </w:r>
-      <w:r>
-        <w:br/>
-      </w:r>
-      <w:r>
-        <w:rPr>
-          <w:rStyle w:val="VerbatimChar"/>
-        </w:rPr>
-        <w:t xml:space="preserve">[22] scales_1.4.0          httr2_1.3.0           cli_3.6.6            </w:t>
-      </w:r>
-      <w:r>
-        <w:br/>
-      </w:r>
-      <w:r>
-        <w:rPr>
-          <w:rStyle w:val="VerbatimChar"/>
-        </w:rPr>
-        <w:t xml:space="preserve">[25] rlang_1.3.0           crayon_1.5.3          gitcreds_0.1.2       </w:t>
-      </w:r>
-      <w:r>
-        <w:br/>
-      </w:r>
-      <w:r>
-        <w:rPr>
-          <w:rStyle w:val="VerbatimChar"/>
-        </w:rPr>
-        <w:t xml:space="preserve">[28] withr_3.0.3           cachem_1.1.0          yaml_2.3.12          </w:t>
-      </w:r>
-      <w:r>
-        <w:br/>
-      </w:r>
-      <w:r>
-        <w:rPr>
-          <w:rStyle w:val="VerbatimChar"/>
-        </w:rPr>
-        <w:t xml:space="preserve">[31] otel_0.2.0            tools_4.5.0           accrualPlot_1.0.10   </w:t>
-      </w:r>
-      <w:r>
-        <w:br/>
-      </w:r>
-      <w:r>
-        <w:rPr>
-          <w:rStyle w:val="VerbatimChar"/>
-        </w:rPr>
-        <w:t xml:space="preserve">[34] tzdb_0.5.0            memoise_2.0.1         dplyr_1.2.1          </w:t>
-      </w:r>
-      <w:r>
-        <w:br/>
-      </w:r>
-      <w:r>
-        <w:rPr>
-          <w:rStyle w:val="VerbatimChar"/>
-        </w:rPr>
-        <w:t xml:space="preserve">[37] ggplot2_4.0.3         curl_7.1.0            vctrs_0.7.3          </w:t>
-      </w:r>
-      <w:r>
-        <w:br/>
-      </w:r>
-      <w:r>
-        <w:rPr>
-          <w:rStyle w:val="VerbatimChar"/>
-        </w:rPr>
-        <w:t xml:space="preserve">[40] R6_2.6.1              lifecycle_1.0.5       stringr_1.6.0        </w:t>
-      </w:r>
-      <w:r>
-        <w:br/>
-      </w:r>
-      <w:r>
-        <w:rPr>
-          <w:rStyle w:val="VerbatimChar"/>
-        </w:rPr>
-        <w:t xml:space="preserve">[43] waldo_0.6.2           pkgconfig_2.0.3       desc_1.4.3           </w:t>
-      </w:r>
-      <w:r>
-        <w:br/>
-      </w:r>
-      <w:r>
-        <w:rPr>
-          <w:rStyle w:val="VerbatimChar"/>
-        </w:rPr>
-        <w:t xml:space="preserve">[46] gtable_0.3.6          pillar_1.11.1         glue_1.8.1           </w:t>
-      </w:r>
-      <w:r>
-        <w:br/>
-      </w:r>
-      <w:r>
-        <w:rPr>
-          <w:rStyle w:val="VerbatimChar"/>
-        </w:rPr>
-        <w:t xml:space="preserve">[49] gh_1.6.1              xfun_0.60             tibble_3.3.1         </w:t>
-      </w:r>
-      <w:r>
-        <w:br/>
-      </w:r>
-      <w:r>
-        <w:rPr>
-          <w:rStyle w:val="VerbatimChar"/>
-        </w:rPr>
-        <w:t xml:space="preserve">[52] tidyselect_1.2.1      knitr_1.51            farver_2.1.2         </w:t>
-      </w:r>
-      <w:r>
-        <w:br/>
-      </w:r>
-      <w:r>
-        <w:rPr>
-          <w:rStyle w:val="VerbatimChar"/>
-        </w:rPr>
-        <w:t xml:space="preserve">[55] htmltools_0.5.9       rmarkdown_2.31        readr_2.2.0          </w:t>
-      </w:r>
-      <w:r>
-        <w:br/>
-      </w:r>
-      <w:r>
-        <w:rPr>
-          <w:rStyle w:val="VerbatimChar"/>
-        </w:rPr>
-        <w:t xml:space="preserve">[58] pkgsearch_3.1.5       compiler_4.5.0        S7_0.2.2             </w:t>
+        <w:t xml:space="preserve"> [1] generics_0.1.4        tidyr_1.3.2           praise_1.0.0         </w:t>
+      </w:r>
+      <w:r>
+        <w:br/>
+      </w:r>
+      <w:r>
+        <w:rPr>
+          <w:rStyle w:val="VerbatimChar"/>
+        </w:rPr>
+        <w:t xml:space="preserve"> [4] stringi_1.8.9         hms_1.1.4             digest_0.6.39        </w:t>
+      </w:r>
+      <w:r>
+        <w:br/>
+      </w:r>
+      <w:r>
+        <w:rPr>
+          <w:rStyle w:val="VerbatimChar"/>
+        </w:rPr>
+        <w:t xml:space="preserve"> [7] magrittr_2.0.5        RColorBrewer_1.1-3    grid_4.5.0           </w:t>
+      </w:r>
+      <w:r>
+        <w:br/>
+      </w:r>
+      <w:r>
+        <w:rPr>
+          <w:rStyle w:val="VerbatimChar"/>
+        </w:rPr>
+        <w:t xml:space="preserve">[10] evaluate_1.0.5        timechange_0.4.0      pkgload_1.5.3        </w:t>
+      </w:r>
+      <w:r>
+        <w:br/>
+      </w:r>
+      <w:r>
+        <w:rPr>
+          <w:rStyle w:val="VerbatimChar"/>
+        </w:rPr>
+        <w:t xml:space="preserve">[13] fastmap_1.2.0         rprojroot_2.1.1       jsonlite_2.0.0       </w:t>
+      </w:r>
+      <w:r>
+        <w:br/>
+      </w:r>
+      <w:r>
+        <w:rPr>
+          <w:rStyle w:val="VerbatimChar"/>
+        </w:rPr>
+        <w:t xml:space="preserve">[16] sessioninfo_1.2.4     cranlogs_2.1.1        brio_1.1.5           </w:t>
+      </w:r>
+      <w:r>
+        <w:br/>
+      </w:r>
+      <w:r>
+        <w:rPr>
+          <w:rStyle w:val="VerbatimChar"/>
+        </w:rPr>
+        <w:t xml:space="preserve">[19] conflicted_1.2.0      SCTORvalidation_0.4.5 httr_1.4.8           </w:t>
+      </w:r>
+      <w:r>
+        <w:br/>
+      </w:r>
+      <w:r>
+        <w:rPr>
+          <w:rStyle w:val="VerbatimChar"/>
+        </w:rPr>
+        <w:t xml:space="preserve">[22] purrr_1.2.2           scales_1.4.0          httr2_1.3.0          </w:t>
+      </w:r>
+      <w:r>
+        <w:br/>
+      </w:r>
+      <w:r>
+        <w:rPr>
+          <w:rStyle w:val="VerbatimChar"/>
+        </w:rPr>
+        <w:t xml:space="preserve">[25] cli_3.6.6             rlang_1.3.0           crayon_1.5.3         </w:t>
+      </w:r>
+      <w:r>
+        <w:br/>
+      </w:r>
+      <w:r>
+        <w:rPr>
+          <w:rStyle w:val="VerbatimChar"/>
+        </w:rPr>
+        <w:t xml:space="preserve">[28] gitcreds_0.1.2        withr_3.0.3           cachem_1.1.0         </w:t>
+      </w:r>
+      <w:r>
+        <w:br/>
+      </w:r>
+      <w:r>
+        <w:rPr>
+          <w:rStyle w:val="VerbatimChar"/>
+        </w:rPr>
+        <w:t xml:space="preserve">[31] yaml_2.3.12           otel_0.2.0            tools_4.5.0          </w:t>
+      </w:r>
+      <w:r>
+        <w:br/>
+      </w:r>
+      <w:r>
+        <w:rPr>
+          <w:rStyle w:val="VerbatimChar"/>
+        </w:rPr>
+        <w:t xml:space="preserve">[34] accrualPlot_1.0.10    tzdb_0.5.0            memoise_2.0.1        </w:t>
+      </w:r>
+      <w:r>
+        <w:br/>
+      </w:r>
+      <w:r>
+        <w:rPr>
+          <w:rStyle w:val="VerbatimChar"/>
+        </w:rPr>
+        <w:t xml:space="preserve">[37] dplyr_1.2.1           ggplot2_4.0.3         curl_7.1.0           </w:t>
+      </w:r>
+      <w:r>
+        <w:br/>
+      </w:r>
+      <w:r>
+        <w:rPr>
+          <w:rStyle w:val="VerbatimChar"/>
+        </w:rPr>
+        <w:t xml:space="preserve">[40] vctrs_0.7.3           R6_2.6.1              lifecycle_1.0.5      </w:t>
+      </w:r>
+      <w:r>
+        <w:br/>
+      </w:r>
+      <w:r>
+        <w:rPr>
+          <w:rStyle w:val="VerbatimChar"/>
+        </w:rPr>
+        <w:t xml:space="preserve">[43] stringr_1.6.0         waldo_0.6.2           pkgconfig_2.0.3      </w:t>
+      </w:r>
+      <w:r>
+        <w:br/>
+      </w:r>
+      <w:r>
+        <w:rPr>
+          <w:rStyle w:val="VerbatimChar"/>
+        </w:rPr>
+        <w:t xml:space="preserve">[46] desc_1.4.3            gtable_0.3.6          pillar_1.11.1        </w:t>
+      </w:r>
+      <w:r>
+        <w:br/>
+      </w:r>
+      <w:r>
+        <w:rPr>
+          <w:rStyle w:val="VerbatimChar"/>
+        </w:rPr>
+        <w:t xml:space="preserve">[49] glue_1.8.1            gh_1.6.1              xfun_0.60            </w:t>
+      </w:r>
+      <w:r>
+        <w:br/>
+      </w:r>
+      <w:r>
+        <w:rPr>
+          <w:rStyle w:val="VerbatimChar"/>
+        </w:rPr>
+        <w:t xml:space="preserve">[52] tibble_3.3.1          tidyselect_1.2.1      knitr_1.51           </w:t>
+      </w:r>
+      <w:r>
+        <w:br/>
+      </w:r>
+      <w:r>
+        <w:rPr>
+          <w:rStyle w:val="VerbatimChar"/>
+        </w:rPr>
+        <w:t xml:space="preserve">[55] farver_2.1.2          htmltools_0.5.9       rmarkdown_2.31       </w:t>
+      </w:r>
+      <w:r>
+        <w:br/>
+      </w:r>
+      <w:r>
+        <w:rPr>
+          <w:rStyle w:val="VerbatimChar"/>
+        </w:rPr>
+        <w:t xml:space="preserve">[58] readr_2.2.0           pkgsearch_3.1.5       compiler_4.5.0       </w:t>
+      </w:r>
+      <w:r>
+        <w:br/>
+      </w:r>
+      <w:r>
+        <w:rPr>
+          <w:rStyle w:val="VerbatimChar"/>
+        </w:rPr>
+        <w:t xml:space="preserve">[61] S7_0.2.2             </w:t>
       </w:r>
       <w:r>
         <w:br/>

--- a/wi/running_tests.docx
+++ b/wi/running_tests.docx
@@ -1083,18 +1083,6 @@
         </w:rPr>
         <w:t xml:space="preserve">[ FAIL 0 | WARN 0 | SKIP 0 | PASS 18 ]</w:t>
       </w:r>
-      <w:r>
-        <w:br/>
-      </w:r>
-      <w:r>
-        <w:br/>
-      </w:r>
-      <w:r>
-        <w:rPr>
-          <w:rStyle w:val="VerbatimChar"/>
-        </w:rPr>
-        <w:t xml:space="preserve">😀</w:t>
-      </w:r>
     </w:p>
     <w:p>
       <w:pPr>
@@ -1300,7 +1288,7 @@
         <w:rPr>
           <w:rStyle w:val="VerbatimChar"/>
         </w:rPr>
-        <w:t xml:space="preserve">2026-08-24 </w:t>
+        <w:t xml:space="preserve">2026-08-25 </w:t>
       </w:r>
       <w:r>
         <w:br/>
@@ -1669,187 +1657,178 @@
         <w:rPr>
           <w:rStyle w:val="VerbatimChar"/>
         </w:rPr>
-        <w:t xml:space="preserve"> [1] generics_0.1.4        tidyr_1.3.2           praise_1.0.0         </w:t>
-      </w:r>
-      <w:r>
-        <w:br/>
-      </w:r>
-      <w:r>
-        <w:rPr>
-          <w:rStyle w:val="VerbatimChar"/>
-        </w:rPr>
-        <w:t xml:space="preserve"> [4] stringi_1.8.9         hms_1.1.4             digest_0.6.39        </w:t>
-      </w:r>
-      <w:r>
-        <w:br/>
-      </w:r>
-      <w:r>
-        <w:rPr>
-          <w:rStyle w:val="VerbatimChar"/>
-        </w:rPr>
-        <w:t xml:space="preserve"> [7] magrittr_2.0.5        RColorBrewer_1.1-3    grid_4.5.0           </w:t>
-      </w:r>
-      <w:r>
-        <w:br/>
-      </w:r>
-      <w:r>
-        <w:rPr>
-          <w:rStyle w:val="VerbatimChar"/>
-        </w:rPr>
-        <w:t xml:space="preserve">[10] evaluate_1.0.5        timechange_0.4.0      pkgload_1.5.3        </w:t>
-      </w:r>
-      <w:r>
-        <w:br/>
-      </w:r>
-      <w:r>
-        <w:rPr>
-          <w:rStyle w:val="VerbatimChar"/>
-        </w:rPr>
-        <w:t xml:space="preserve">[13] fastmap_1.2.0         rprojroot_2.1.1       jsonlite_2.0.0       </w:t>
-      </w:r>
-      <w:r>
-        <w:br/>
-      </w:r>
-      <w:r>
-        <w:rPr>
-          <w:rStyle w:val="VerbatimChar"/>
-        </w:rPr>
-        <w:t xml:space="preserve">[16] sessioninfo_1.2.4     cranlogs_2.1.1        brio_1.1.5           </w:t>
-      </w:r>
-      <w:r>
-        <w:br/>
-      </w:r>
-      <w:r>
-        <w:rPr>
-          <w:rStyle w:val="VerbatimChar"/>
-        </w:rPr>
-        <w:t xml:space="preserve">[19] conflicted_1.2.0      SCTORvalidation_0.4.5 httr_1.4.8           </w:t>
-      </w:r>
-      <w:r>
-        <w:br/>
-      </w:r>
-      <w:r>
-        <w:rPr>
-          <w:rStyle w:val="VerbatimChar"/>
-        </w:rPr>
-        <w:t xml:space="preserve">[22] purrr_1.2.2           scales_1.4.0          httr2_1.3.0          </w:t>
-      </w:r>
-      <w:r>
-        <w:br/>
-      </w:r>
-      <w:r>
-        <w:rPr>
-          <w:rStyle w:val="VerbatimChar"/>
-        </w:rPr>
-        <w:t xml:space="preserve">[25] cli_3.6.6             rlang_1.3.0           crayon_1.5.3         </w:t>
-      </w:r>
-      <w:r>
-        <w:br/>
-      </w:r>
-      <w:r>
-        <w:rPr>
-          <w:rStyle w:val="VerbatimChar"/>
-        </w:rPr>
-        <w:t xml:space="preserve">[28] gitcreds_0.1.2        withr_3.0.3           cachem_1.1.0         </w:t>
-      </w:r>
-      <w:r>
-        <w:br/>
-      </w:r>
-      <w:r>
-        <w:rPr>
-          <w:rStyle w:val="VerbatimChar"/>
-        </w:rPr>
-        <w:t xml:space="preserve">[31] yaml_2.3.12           otel_0.2.0            tools_4.5.0          </w:t>
-      </w:r>
-      <w:r>
-        <w:br/>
-      </w:r>
-      <w:r>
-        <w:rPr>
-          <w:rStyle w:val="VerbatimChar"/>
-        </w:rPr>
-        <w:t xml:space="preserve">[34] accrualPlot_1.0.10    tzdb_0.5.0            memoise_2.0.1        </w:t>
-      </w:r>
-      <w:r>
-        <w:br/>
-      </w:r>
-      <w:r>
-        <w:rPr>
-          <w:rStyle w:val="VerbatimChar"/>
-        </w:rPr>
-        <w:t xml:space="preserve">[37] dplyr_1.2.1           ggplot2_4.0.3         curl_7.1.0           </w:t>
-      </w:r>
-      <w:r>
-        <w:br/>
-      </w:r>
-      <w:r>
-        <w:rPr>
-          <w:rStyle w:val="VerbatimChar"/>
-        </w:rPr>
-        <w:t xml:space="preserve">[40] vctrs_0.7.3           R6_2.6.1              lifecycle_1.0.5      </w:t>
-      </w:r>
-      <w:r>
-        <w:br/>
-      </w:r>
-      <w:r>
-        <w:rPr>
-          <w:rStyle w:val="VerbatimChar"/>
-        </w:rPr>
-        <w:t xml:space="preserve">[43] stringr_1.6.0         waldo_0.6.2           pkgconfig_2.0.3      </w:t>
-      </w:r>
-      <w:r>
-        <w:br/>
-      </w:r>
-      <w:r>
-        <w:rPr>
-          <w:rStyle w:val="VerbatimChar"/>
-        </w:rPr>
-        <w:t xml:space="preserve">[46] desc_1.4.3            gtable_0.3.6          pillar_1.11.1        </w:t>
-      </w:r>
-      <w:r>
-        <w:br/>
-      </w:r>
-      <w:r>
-        <w:rPr>
-          <w:rStyle w:val="VerbatimChar"/>
-        </w:rPr>
-        <w:t xml:space="preserve">[49] glue_1.8.1            gh_1.6.1              xfun_0.60            </w:t>
-      </w:r>
-      <w:r>
-        <w:br/>
-      </w:r>
-      <w:r>
-        <w:rPr>
-          <w:rStyle w:val="VerbatimChar"/>
-        </w:rPr>
-        <w:t xml:space="preserve">[52] tibble_3.3.1          tidyselect_1.2.1      knitr_1.51           </w:t>
-      </w:r>
-      <w:r>
-        <w:br/>
-      </w:r>
-      <w:r>
-        <w:rPr>
-          <w:rStyle w:val="VerbatimChar"/>
-        </w:rPr>
-        <w:t xml:space="preserve">[55] farver_2.1.2          htmltools_0.5.9       rmarkdown_2.31       </w:t>
-      </w:r>
-      <w:r>
-        <w:br/>
-      </w:r>
-      <w:r>
-        <w:rPr>
-          <w:rStyle w:val="VerbatimChar"/>
-        </w:rPr>
-        <w:t xml:space="preserve">[58] readr_2.2.0           pkgsearch_3.1.5       compiler_4.5.0       </w:t>
-      </w:r>
-      <w:r>
-        <w:br/>
-      </w:r>
-      <w:r>
-        <w:rPr>
-          <w:rStyle w:val="VerbatimChar"/>
-        </w:rPr>
-        <w:t xml:space="preserve">[61] S7_0.2.2             </w:t>
+        <w:t xml:space="preserve"> [1] generics_0.1.4        tidyr_1.3.2           stringi_1.8.9        </w:t>
+      </w:r>
+      <w:r>
+        <w:br/>
+      </w:r>
+      <w:r>
+        <w:rPr>
+          <w:rStyle w:val="VerbatimChar"/>
+        </w:rPr>
+        <w:t xml:space="preserve"> [4] hms_1.1.4             digest_0.6.39         magrittr_2.0.5       </w:t>
+      </w:r>
+      <w:r>
+        <w:br/>
+      </w:r>
+      <w:r>
+        <w:rPr>
+          <w:rStyle w:val="VerbatimChar"/>
+        </w:rPr>
+        <w:t xml:space="preserve"> [7] RColorBrewer_1.1-3    grid_4.5.0            evaluate_1.0.5       </w:t>
+      </w:r>
+      <w:r>
+        <w:br/>
+      </w:r>
+      <w:r>
+        <w:rPr>
+          <w:rStyle w:val="VerbatimChar"/>
+        </w:rPr>
+        <w:t xml:space="preserve">[10] timechange_0.4.0      pkgload_1.5.3         fastmap_1.2.0        </w:t>
+      </w:r>
+      <w:r>
+        <w:br/>
+      </w:r>
+      <w:r>
+        <w:rPr>
+          <w:rStyle w:val="VerbatimChar"/>
+        </w:rPr>
+        <w:t xml:space="preserve">[13] rprojroot_2.1.1       jsonlite_2.0.0        sessioninfo_1.2.4    </w:t>
+      </w:r>
+      <w:r>
+        <w:br/>
+      </w:r>
+      <w:r>
+        <w:rPr>
+          <w:rStyle w:val="VerbatimChar"/>
+        </w:rPr>
+        <w:t xml:space="preserve">[16] cranlogs_2.1.1        brio_1.1.5            conflicted_1.2.0     </w:t>
+      </w:r>
+      <w:r>
+        <w:br/>
+      </w:r>
+      <w:r>
+        <w:rPr>
+          <w:rStyle w:val="VerbatimChar"/>
+        </w:rPr>
+        <w:t xml:space="preserve">[19] SCTORvalidation_0.4.5 httr_1.4.8            purrr_1.2.2          </w:t>
+      </w:r>
+      <w:r>
+        <w:br/>
+      </w:r>
+      <w:r>
+        <w:rPr>
+          <w:rStyle w:val="VerbatimChar"/>
+        </w:rPr>
+        <w:t xml:space="preserve">[22] scales_1.4.0          httr2_1.3.0           cli_3.6.6            </w:t>
+      </w:r>
+      <w:r>
+        <w:br/>
+      </w:r>
+      <w:r>
+        <w:rPr>
+          <w:rStyle w:val="VerbatimChar"/>
+        </w:rPr>
+        <w:t xml:space="preserve">[25] rlang_1.3.0           crayon_1.5.3          gitcreds_0.1.2       </w:t>
+      </w:r>
+      <w:r>
+        <w:br/>
+      </w:r>
+      <w:r>
+        <w:rPr>
+          <w:rStyle w:val="VerbatimChar"/>
+        </w:rPr>
+        <w:t xml:space="preserve">[28] withr_3.0.3           cachem_1.1.0          yaml_2.3.12          </w:t>
+      </w:r>
+      <w:r>
+        <w:br/>
+      </w:r>
+      <w:r>
+        <w:rPr>
+          <w:rStyle w:val="VerbatimChar"/>
+        </w:rPr>
+        <w:t xml:space="preserve">[31] otel_0.2.0            tools_4.5.0           accrualPlot_1.0.10   </w:t>
+      </w:r>
+      <w:r>
+        <w:br/>
+      </w:r>
+      <w:r>
+        <w:rPr>
+          <w:rStyle w:val="VerbatimChar"/>
+        </w:rPr>
+        <w:t xml:space="preserve">[34] tzdb_0.5.0            memoise_2.0.1         dplyr_1.2.1          </w:t>
+      </w:r>
+      <w:r>
+        <w:br/>
+      </w:r>
+      <w:r>
+        <w:rPr>
+          <w:rStyle w:val="VerbatimChar"/>
+        </w:rPr>
+        <w:t xml:space="preserve">[37] ggplot2_4.0.3         curl_7.1.0            vctrs_0.7.3          </w:t>
+      </w:r>
+      <w:r>
+        <w:br/>
+      </w:r>
+      <w:r>
+        <w:rPr>
+          <w:rStyle w:val="VerbatimChar"/>
+        </w:rPr>
+        <w:t xml:space="preserve">[40] R6_2.6.1              lifecycle_1.0.5       stringr_1.6.0        </w:t>
+      </w:r>
+      <w:r>
+        <w:br/>
+      </w:r>
+      <w:r>
+        <w:rPr>
+          <w:rStyle w:val="VerbatimChar"/>
+        </w:rPr>
+        <w:t xml:space="preserve">[43] waldo_0.6.2           pkgconfig_2.0.3       desc_1.4.3           </w:t>
+      </w:r>
+      <w:r>
+        <w:br/>
+      </w:r>
+      <w:r>
+        <w:rPr>
+          <w:rStyle w:val="VerbatimChar"/>
+        </w:rPr>
+        <w:t xml:space="preserve">[46] gtable_0.3.6          pillar_1.11.1         glue_1.8.1           </w:t>
+      </w:r>
+      <w:r>
+        <w:br/>
+      </w:r>
+      <w:r>
+        <w:rPr>
+          <w:rStyle w:val="VerbatimChar"/>
+        </w:rPr>
+        <w:t xml:space="preserve">[49] gh_1.6.1              xfun_0.60             tibble_3.3.1         </w:t>
+      </w:r>
+      <w:r>
+        <w:br/>
+      </w:r>
+      <w:r>
+        <w:rPr>
+          <w:rStyle w:val="VerbatimChar"/>
+        </w:rPr>
+        <w:t xml:space="preserve">[52] tidyselect_1.2.1      knitr_1.51            farver_2.1.2         </w:t>
+      </w:r>
+      <w:r>
+        <w:br/>
+      </w:r>
+      <w:r>
+        <w:rPr>
+          <w:rStyle w:val="VerbatimChar"/>
+        </w:rPr>
+        <w:t xml:space="preserve">[55] htmltools_0.5.9       rmarkdown_2.31        readr_2.2.0          </w:t>
+      </w:r>
+      <w:r>
+        <w:br/>
+      </w:r>
+      <w:r>
+        <w:rPr>
+          <w:rStyle w:val="VerbatimChar"/>
+        </w:rPr>
+        <w:t xml:space="preserve">[58] pkgsearch_3.1.5       compiler_4.5.0        S7_0.2.2             </w:t>
       </w:r>
       <w:r>
         <w:br/>

--- a/wi/running_tests.docx
+++ b/wi/running_tests.docx
@@ -1288,7 +1288,7 @@
         <w:rPr>
           <w:rStyle w:val="VerbatimChar"/>
         </w:rPr>
-        <w:t xml:space="preserve">2026-08-25 </w:t>
+        <w:t xml:space="preserve">2026-08-26 </w:t>
       </w:r>
       <w:r>
         <w:br/>
@@ -1765,7 +1765,7 @@
         <w:rPr>
           <w:rStyle w:val="VerbatimChar"/>
         </w:rPr>
-        <w:t xml:space="preserve">[37] ggplot2_4.0.3         curl_7.1.0            vctrs_0.7.3          </w:t>
+        <w:t xml:space="preserve">[37] ggplot2_4.0.3         curl_8.0.0            vctrs_0.7.3          </w:t>
       </w:r>
       <w:r>
         <w:br/>

--- a/wi/running_tests.docx
+++ b/wi/running_tests.docx
@@ -1288,7 +1288,7 @@
         <w:rPr>
           <w:rStyle w:val="VerbatimChar"/>
         </w:rPr>
-        <w:t xml:space="preserve">2026-08-26 </w:t>
+        <w:t xml:space="preserve">2026-08-27 </w:t>
       </w:r>
       <w:r>
         <w:br/>

--- a/wi/running_tests.docx
+++ b/wi/running_tests.docx
@@ -1288,7 +1288,7 @@
         <w:rPr>
           <w:rStyle w:val="VerbatimChar"/>
         </w:rPr>
-        <w:t xml:space="preserve">2026-08-27 </w:t>
+        <w:t xml:space="preserve">2026-08-28 </w:t>
       </w:r>
       <w:r>
         <w:br/>

--- a/wi/running_tests.docx
+++ b/wi/running_tests.docx
@@ -1288,7 +1288,7 @@
         <w:rPr>
           <w:rStyle w:val="VerbatimChar"/>
         </w:rPr>
-        <w:t xml:space="preserve">2026-08-28 </w:t>
+        <w:t xml:space="preserve">2026-08-31 </w:t>
       </w:r>
       <w:r>
         <w:br/>

--- a/wi/running_tests.docx
+++ b/wi/running_tests.docx
@@ -1288,7 +1288,7 @@
         <w:rPr>
           <w:rStyle w:val="VerbatimChar"/>
         </w:rPr>
-        <w:t xml:space="preserve">2026-08-31 </w:t>
+        <w:t xml:space="preserve">2026-09-01 </w:t>
       </w:r>
       <w:r>
         <w:br/>
@@ -1711,7 +1711,7 @@
         <w:rPr>
           <w:rStyle w:val="VerbatimChar"/>
         </w:rPr>
-        <w:t xml:space="preserve">[19] SCTORvalidation_0.4.5 httr_1.4.8            purrr_1.2.2          </w:t>
+        <w:t xml:space="preserve">[19] SCTORvalidation_0.4.5 httr_1.4.9            purrr_1.2.2          </w:t>
       </w:r>
       <w:r>
         <w:br/>
@@ -1819,7 +1819,7 @@
         <w:rPr>
           <w:rStyle w:val="VerbatimChar"/>
         </w:rPr>
-        <w:t xml:space="preserve">[55] htmltools_0.5.9       rmarkdown_2.31        readr_2.2.0          </w:t>
+        <w:t xml:space="preserve">[55] htmltools_0.5.9       rmarkdown_2.32        readr_2.2.0          </w:t>
       </w:r>
       <w:r>
         <w:br/>

--- a/wi/running_tests.docx
+++ b/wi/running_tests.docx
@@ -1288,7 +1288,7 @@
         <w:rPr>
           <w:rStyle w:val="VerbatimChar"/>
         </w:rPr>
-        <w:t xml:space="preserve">2026-09-01 </w:t>
+        <w:t xml:space="preserve">2026-09-02 </w:t>
       </w:r>
       <w:r>
         <w:br/>

--- a/wi/running_tests.docx
+++ b/wi/running_tests.docx
@@ -1083,6 +1083,18 @@
         </w:rPr>
         <w:t xml:space="preserve">[ FAIL 0 | WARN 0 | SKIP 0 | PASS 18 ]</w:t>
       </w:r>
+      <w:r>
+        <w:br/>
+      </w:r>
+      <w:r>
+        <w:br/>
+      </w:r>
+      <w:r>
+        <w:rPr>
+          <w:rStyle w:val="VerbatimChar"/>
+        </w:rPr>
+        <w:t xml:space="preserve">You rock!</w:t>
+      </w:r>
     </w:p>
     <w:p>
       <w:pPr>
@@ -1288,7 +1300,7 @@
         <w:rPr>
           <w:rStyle w:val="VerbatimChar"/>
         </w:rPr>
-        <w:t xml:space="preserve">2026-09-02 </w:t>
+        <w:t xml:space="preserve">2026-09-03 </w:t>
       </w:r>
       <w:r>
         <w:br/>
@@ -1657,178 +1669,187 @@
         <w:rPr>
           <w:rStyle w:val="VerbatimChar"/>
         </w:rPr>
-        <w:t xml:space="preserve"> [1] generics_0.1.4        tidyr_1.3.2           stringi_1.8.9        </w:t>
-      </w:r>
-      <w:r>
-        <w:br/>
-      </w:r>
-      <w:r>
-        <w:rPr>
-          <w:rStyle w:val="VerbatimChar"/>
-        </w:rPr>
-        <w:t xml:space="preserve"> [4] hms_1.1.4             digest_0.6.39         magrittr_2.0.5       </w:t>
-      </w:r>
-      <w:r>
-        <w:br/>
-      </w:r>
-      <w:r>
-        <w:rPr>
-          <w:rStyle w:val="VerbatimChar"/>
-        </w:rPr>
-        <w:t xml:space="preserve"> [7] RColorBrewer_1.1-3    grid_4.5.0            evaluate_1.0.5       </w:t>
-      </w:r>
-      <w:r>
-        <w:br/>
-      </w:r>
-      <w:r>
-        <w:rPr>
-          <w:rStyle w:val="VerbatimChar"/>
-        </w:rPr>
-        <w:t xml:space="preserve">[10] timechange_0.4.0      pkgload_1.5.3         fastmap_1.2.0        </w:t>
-      </w:r>
-      <w:r>
-        <w:br/>
-      </w:r>
-      <w:r>
-        <w:rPr>
-          <w:rStyle w:val="VerbatimChar"/>
-        </w:rPr>
-        <w:t xml:space="preserve">[13] rprojroot_2.1.1       jsonlite_2.0.0        sessioninfo_1.2.4    </w:t>
-      </w:r>
-      <w:r>
-        <w:br/>
-      </w:r>
-      <w:r>
-        <w:rPr>
-          <w:rStyle w:val="VerbatimChar"/>
-        </w:rPr>
-        <w:t xml:space="preserve">[16] cranlogs_2.1.1        brio_1.1.5            conflicted_1.2.0     </w:t>
-      </w:r>
-      <w:r>
-        <w:br/>
-      </w:r>
-      <w:r>
-        <w:rPr>
-          <w:rStyle w:val="VerbatimChar"/>
-        </w:rPr>
-        <w:t xml:space="preserve">[19] SCTORvalidation_0.4.5 httr_1.4.9            purrr_1.2.2          </w:t>
-      </w:r>
-      <w:r>
-        <w:br/>
-      </w:r>
-      <w:r>
-        <w:rPr>
-          <w:rStyle w:val="VerbatimChar"/>
-        </w:rPr>
-        <w:t xml:space="preserve">[22] scales_1.4.0          httr2_1.3.0           cli_3.6.6            </w:t>
-      </w:r>
-      <w:r>
-        <w:br/>
-      </w:r>
-      <w:r>
-        <w:rPr>
-          <w:rStyle w:val="VerbatimChar"/>
-        </w:rPr>
-        <w:t xml:space="preserve">[25] rlang_1.3.0           crayon_1.5.3          gitcreds_0.1.2       </w:t>
-      </w:r>
-      <w:r>
-        <w:br/>
-      </w:r>
-      <w:r>
-        <w:rPr>
-          <w:rStyle w:val="VerbatimChar"/>
-        </w:rPr>
-        <w:t xml:space="preserve">[28] withr_3.0.3           cachem_1.1.0          yaml_2.3.12          </w:t>
-      </w:r>
-      <w:r>
-        <w:br/>
-      </w:r>
-      <w:r>
-        <w:rPr>
-          <w:rStyle w:val="VerbatimChar"/>
-        </w:rPr>
-        <w:t xml:space="preserve">[31] otel_0.2.0            tools_4.5.0           accrualPlot_1.0.10   </w:t>
-      </w:r>
-      <w:r>
-        <w:br/>
-      </w:r>
-      <w:r>
-        <w:rPr>
-          <w:rStyle w:val="VerbatimChar"/>
-        </w:rPr>
-        <w:t xml:space="preserve">[34] tzdb_0.5.0            memoise_2.0.1         dplyr_1.2.1          </w:t>
-      </w:r>
-      <w:r>
-        <w:br/>
-      </w:r>
-      <w:r>
-        <w:rPr>
-          <w:rStyle w:val="VerbatimChar"/>
-        </w:rPr>
-        <w:t xml:space="preserve">[37] ggplot2_4.0.3         curl_8.0.0            vctrs_0.7.3          </w:t>
-      </w:r>
-      <w:r>
-        <w:br/>
-      </w:r>
-      <w:r>
-        <w:rPr>
-          <w:rStyle w:val="VerbatimChar"/>
-        </w:rPr>
-        <w:t xml:space="preserve">[40] R6_2.6.1              lifecycle_1.0.5       stringr_1.6.0        </w:t>
-      </w:r>
-      <w:r>
-        <w:br/>
-      </w:r>
-      <w:r>
-        <w:rPr>
-          <w:rStyle w:val="VerbatimChar"/>
-        </w:rPr>
-        <w:t xml:space="preserve">[43] waldo_0.6.2           pkgconfig_2.0.3       desc_1.4.3           </w:t>
-      </w:r>
-      <w:r>
-        <w:br/>
-      </w:r>
-      <w:r>
-        <w:rPr>
-          <w:rStyle w:val="VerbatimChar"/>
-        </w:rPr>
-        <w:t xml:space="preserve">[46] gtable_0.3.6          pillar_1.11.1         glue_1.8.1           </w:t>
-      </w:r>
-      <w:r>
-        <w:br/>
-      </w:r>
-      <w:r>
-        <w:rPr>
-          <w:rStyle w:val="VerbatimChar"/>
-        </w:rPr>
-        <w:t xml:space="preserve">[49] gh_1.6.1              xfun_0.60             tibble_3.3.1         </w:t>
-      </w:r>
-      <w:r>
-        <w:br/>
-      </w:r>
-      <w:r>
-        <w:rPr>
-          <w:rStyle w:val="VerbatimChar"/>
-        </w:rPr>
-        <w:t xml:space="preserve">[52] tidyselect_1.2.1      knitr_1.51            farver_2.1.2         </w:t>
-      </w:r>
-      <w:r>
-        <w:br/>
-      </w:r>
-      <w:r>
-        <w:rPr>
-          <w:rStyle w:val="VerbatimChar"/>
-        </w:rPr>
-        <w:t xml:space="preserve">[55] htmltools_0.5.9       rmarkdown_2.32        readr_2.2.0          </w:t>
-      </w:r>
-      <w:r>
-        <w:br/>
-      </w:r>
-      <w:r>
-        <w:rPr>
-          <w:rStyle w:val="VerbatimChar"/>
-        </w:rPr>
-        <w:t xml:space="preserve">[58] pkgsearch_3.1.5       compiler_4.5.0        S7_0.2.2             </w:t>
+        <w:t xml:space="preserve"> [1] generics_0.1.4        tidyr_1.3.2           praise_1.0.0         </w:t>
+      </w:r>
+      <w:r>
+        <w:br/>
+      </w:r>
+      <w:r>
+        <w:rPr>
+          <w:rStyle w:val="VerbatimChar"/>
+        </w:rPr>
+        <w:t xml:space="preserve"> [4] stringi_1.8.9         hms_1.1.4             digest_0.6.39        </w:t>
+      </w:r>
+      <w:r>
+        <w:br/>
+      </w:r>
+      <w:r>
+        <w:rPr>
+          <w:rStyle w:val="VerbatimChar"/>
+        </w:rPr>
+        <w:t xml:space="preserve"> [7] magrittr_2.0.5        RColorBrewer_1.1-3    grid_4.5.0           </w:t>
+      </w:r>
+      <w:r>
+        <w:br/>
+      </w:r>
+      <w:r>
+        <w:rPr>
+          <w:rStyle w:val="VerbatimChar"/>
+        </w:rPr>
+        <w:t xml:space="preserve">[10] evaluate_1.0.5        timechange_0.4.0      pkgload_1.5.3        </w:t>
+      </w:r>
+      <w:r>
+        <w:br/>
+      </w:r>
+      <w:r>
+        <w:rPr>
+          <w:rStyle w:val="VerbatimChar"/>
+        </w:rPr>
+        <w:t xml:space="preserve">[13] fastmap_1.2.0         rprojroot_2.1.1       jsonlite_2.0.0       </w:t>
+      </w:r>
+      <w:r>
+        <w:br/>
+      </w:r>
+      <w:r>
+        <w:rPr>
+          <w:rStyle w:val="VerbatimChar"/>
+        </w:rPr>
+        <w:t xml:space="preserve">[16] sessioninfo_1.2.4     cranlogs_2.1.1        brio_1.1.5           </w:t>
+      </w:r>
+      <w:r>
+        <w:br/>
+      </w:r>
+      <w:r>
+        <w:rPr>
+          <w:rStyle w:val="VerbatimChar"/>
+        </w:rPr>
+        <w:t xml:space="preserve">[19] conflicted_1.2.0      SCTORvalidation_0.4.5 httr_1.4.9           </w:t>
+      </w:r>
+      <w:r>
+        <w:br/>
+      </w:r>
+      <w:r>
+        <w:rPr>
+          <w:rStyle w:val="VerbatimChar"/>
+        </w:rPr>
+        <w:t xml:space="preserve">[22] purrr_1.2.2           scales_1.4.0          httr2_1.3.0          </w:t>
+      </w:r>
+      <w:r>
+        <w:br/>
+      </w:r>
+      <w:r>
+        <w:rPr>
+          <w:rStyle w:val="VerbatimChar"/>
+        </w:rPr>
+        <w:t xml:space="preserve">[25] cli_3.6.6             rlang_1.3.0           crayon_1.5.3         </w:t>
+      </w:r>
+      <w:r>
+        <w:br/>
+      </w:r>
+      <w:r>
+        <w:rPr>
+          <w:rStyle w:val="VerbatimChar"/>
+        </w:rPr>
+        <w:t xml:space="preserve">[28] gitcreds_0.1.2        withr_3.0.3           cachem_1.1.0         </w:t>
+      </w:r>
+      <w:r>
+        <w:br/>
+      </w:r>
+      <w:r>
+        <w:rPr>
+          <w:rStyle w:val="VerbatimChar"/>
+        </w:rPr>
+        <w:t xml:space="preserve">[31] yaml_2.3.12           otel_0.2.0            tools_4.5.0          </w:t>
+      </w:r>
+      <w:r>
+        <w:br/>
+      </w:r>
+      <w:r>
+        <w:rPr>
+          <w:rStyle w:val="VerbatimChar"/>
+        </w:rPr>
+        <w:t xml:space="preserve">[34] accrualPlot_1.0.10    tzdb_0.5.0            memoise_2.0.1        </w:t>
+      </w:r>
+      <w:r>
+        <w:br/>
+      </w:r>
+      <w:r>
+        <w:rPr>
+          <w:rStyle w:val="VerbatimChar"/>
+        </w:rPr>
+        <w:t xml:space="preserve">[37] dplyr_1.2.1           ggplot2_4.0.3         curl_8.0.0           </w:t>
+      </w:r>
+      <w:r>
+        <w:br/>
+      </w:r>
+      <w:r>
+        <w:rPr>
+          <w:rStyle w:val="VerbatimChar"/>
+        </w:rPr>
+        <w:t xml:space="preserve">[40] vctrs_0.7.3           R6_2.6.1              lifecycle_1.0.5      </w:t>
+      </w:r>
+      <w:r>
+        <w:br/>
+      </w:r>
+      <w:r>
+        <w:rPr>
+          <w:rStyle w:val="VerbatimChar"/>
+        </w:rPr>
+        <w:t xml:space="preserve">[43] stringr_1.6.0         waldo_0.6.2           pkgconfig_2.0.3      </w:t>
+      </w:r>
+      <w:r>
+        <w:br/>
+      </w:r>
+      <w:r>
+        <w:rPr>
+          <w:rStyle w:val="VerbatimChar"/>
+        </w:rPr>
+        <w:t xml:space="preserve">[46] desc_1.4.3            gtable_0.3.6          pillar_1.11.1        </w:t>
+      </w:r>
+      <w:r>
+        <w:br/>
+      </w:r>
+      <w:r>
+        <w:rPr>
+          <w:rStyle w:val="VerbatimChar"/>
+        </w:rPr>
+        <w:t xml:space="preserve">[49] glue_1.8.1            gh_1.6.1              xfun_0.60            </w:t>
+      </w:r>
+      <w:r>
+        <w:br/>
+      </w:r>
+      <w:r>
+        <w:rPr>
+          <w:rStyle w:val="VerbatimChar"/>
+        </w:rPr>
+        <w:t xml:space="preserve">[52] tibble_3.3.1          tidyselect_1.2.1      knitr_1.51           </w:t>
+      </w:r>
+      <w:r>
+        <w:br/>
+      </w:r>
+      <w:r>
+        <w:rPr>
+          <w:rStyle w:val="VerbatimChar"/>
+        </w:rPr>
+        <w:t xml:space="preserve">[55] farver_2.1.2          htmltools_0.5.9       rmarkdown_2.32       </w:t>
+      </w:r>
+      <w:r>
+        <w:br/>
+      </w:r>
+      <w:r>
+        <w:rPr>
+          <w:rStyle w:val="VerbatimChar"/>
+        </w:rPr>
+        <w:t xml:space="preserve">[58] readr_2.2.0           pkgsearch_3.1.5       compiler_4.5.0       </w:t>
+      </w:r>
+      <w:r>
+        <w:br/>
+      </w:r>
+      <w:r>
+        <w:rPr>
+          <w:rStyle w:val="VerbatimChar"/>
+        </w:rPr>
+        <w:t xml:space="preserve">[61] S7_0.2.2             </w:t>
       </w:r>
       <w:r>
         <w:br/>

--- a/wi/running_tests.docx
+++ b/wi/running_tests.docx
@@ -1093,7 +1093,7 @@
         <w:rPr>
           <w:rStyle w:val="VerbatimChar"/>
         </w:rPr>
-        <w:t xml:space="preserve">You rock!</w:t>
+        <w:t xml:space="preserve">😀</w:t>
       </w:r>
     </w:p>
     <w:p>
@@ -1300,7 +1300,7 @@
         <w:rPr>
           <w:rStyle w:val="VerbatimChar"/>
         </w:rPr>
-        <w:t xml:space="preserve">2026-09-03 </w:t>
+        <w:t xml:space="preserve">2026-09-04 </w:t>
       </w:r>
       <w:r>
         <w:br/>

--- a/wi/running_tests.docx
+++ b/wi/running_tests.docx
@@ -1083,18 +1083,6 @@
         </w:rPr>
         <w:t xml:space="preserve">[ FAIL 0 | WARN 0 | SKIP 0 | PASS 18 ]</w:t>
       </w:r>
-      <w:r>
-        <w:br/>
-      </w:r>
-      <w:r>
-        <w:br/>
-      </w:r>
-      <w:r>
-        <w:rPr>
-          <w:rStyle w:val="VerbatimChar"/>
-        </w:rPr>
-        <w:t xml:space="preserve">😀</w:t>
-      </w:r>
     </w:p>
     <w:p>
       <w:pPr>
@@ -1300,7 +1288,7 @@
         <w:rPr>
           <w:rStyle w:val="VerbatimChar"/>
         </w:rPr>
-        <w:t xml:space="preserve">2026-09-04 </w:t>
+        <w:t xml:space="preserve">2026-09-07 </w:t>
       </w:r>
       <w:r>
         <w:br/>
@@ -1669,187 +1657,178 @@
         <w:rPr>
           <w:rStyle w:val="VerbatimChar"/>
         </w:rPr>
-        <w:t xml:space="preserve"> [1] generics_0.1.4        tidyr_1.3.2           praise_1.0.0         </w:t>
-      </w:r>
-      <w:r>
-        <w:br/>
-      </w:r>
-      <w:r>
-        <w:rPr>
-          <w:rStyle w:val="VerbatimChar"/>
-        </w:rPr>
-        <w:t xml:space="preserve"> [4] stringi_1.8.9         hms_1.1.4             digest_0.6.39        </w:t>
-      </w:r>
-      <w:r>
-        <w:br/>
-      </w:r>
-      <w:r>
-        <w:rPr>
-          <w:rStyle w:val="VerbatimChar"/>
-        </w:rPr>
-        <w:t xml:space="preserve"> [7] magrittr_2.0.5        RColorBrewer_1.1-3    grid_4.5.0           </w:t>
-      </w:r>
-      <w:r>
-        <w:br/>
-      </w:r>
-      <w:r>
-        <w:rPr>
-          <w:rStyle w:val="VerbatimChar"/>
-        </w:rPr>
-        <w:t xml:space="preserve">[10] evaluate_1.0.5        timechange_0.4.0      pkgload_1.5.3        </w:t>
-      </w:r>
-      <w:r>
-        <w:br/>
-      </w:r>
-      <w:r>
-        <w:rPr>
-          <w:rStyle w:val="VerbatimChar"/>
-        </w:rPr>
-        <w:t xml:space="preserve">[13] fastmap_1.2.0         rprojroot_2.1.1       jsonlite_2.0.0       </w:t>
-      </w:r>
-      <w:r>
-        <w:br/>
-      </w:r>
-      <w:r>
-        <w:rPr>
-          <w:rStyle w:val="VerbatimChar"/>
-        </w:rPr>
-        <w:t xml:space="preserve">[16] sessioninfo_1.2.4     cranlogs_2.1.1        brio_1.1.5           </w:t>
-      </w:r>
-      <w:r>
-        <w:br/>
-      </w:r>
-      <w:r>
-        <w:rPr>
-          <w:rStyle w:val="VerbatimChar"/>
-        </w:rPr>
-        <w:t xml:space="preserve">[19] conflicted_1.2.0      SCTORvalidation_0.4.5 httr_1.4.9           </w:t>
-      </w:r>
-      <w:r>
-        <w:br/>
-      </w:r>
-      <w:r>
-        <w:rPr>
-          <w:rStyle w:val="VerbatimChar"/>
-        </w:rPr>
-        <w:t xml:space="preserve">[22] purrr_1.2.2           scales_1.4.0          httr2_1.3.0          </w:t>
-      </w:r>
-      <w:r>
-        <w:br/>
-      </w:r>
-      <w:r>
-        <w:rPr>
-          <w:rStyle w:val="VerbatimChar"/>
-        </w:rPr>
-        <w:t xml:space="preserve">[25] cli_3.6.6             rlang_1.3.0           crayon_1.5.3         </w:t>
-      </w:r>
-      <w:r>
-        <w:br/>
-      </w:r>
-      <w:r>
-        <w:rPr>
-          <w:rStyle w:val="VerbatimChar"/>
-        </w:rPr>
-        <w:t xml:space="preserve">[28] gitcreds_0.1.2        withr_3.0.3           cachem_1.1.0         </w:t>
-      </w:r>
-      <w:r>
-        <w:br/>
-      </w:r>
-      <w:r>
-        <w:rPr>
-          <w:rStyle w:val="VerbatimChar"/>
-        </w:rPr>
-        <w:t xml:space="preserve">[31] yaml_2.3.12           otel_0.2.0            tools_4.5.0          </w:t>
-      </w:r>
-      <w:r>
-        <w:br/>
-      </w:r>
-      <w:r>
-        <w:rPr>
-          <w:rStyle w:val="VerbatimChar"/>
-        </w:rPr>
-        <w:t xml:space="preserve">[34] accrualPlot_1.0.10    tzdb_0.5.0            memoise_2.0.1        </w:t>
-      </w:r>
-      <w:r>
-        <w:br/>
-      </w:r>
-      <w:r>
-        <w:rPr>
-          <w:rStyle w:val="VerbatimChar"/>
-        </w:rPr>
-        <w:t xml:space="preserve">[37] dplyr_1.2.1           ggplot2_4.0.3         curl_8.0.0           </w:t>
-      </w:r>
-      <w:r>
-        <w:br/>
-      </w:r>
-      <w:r>
-        <w:rPr>
-          <w:rStyle w:val="VerbatimChar"/>
-        </w:rPr>
-        <w:t xml:space="preserve">[40] vctrs_0.7.3           R6_2.6.1              lifecycle_1.0.5      </w:t>
-      </w:r>
-      <w:r>
-        <w:br/>
-      </w:r>
-      <w:r>
-        <w:rPr>
-          <w:rStyle w:val="VerbatimChar"/>
-        </w:rPr>
-        <w:t xml:space="preserve">[43] stringr_1.6.0         waldo_0.6.2           pkgconfig_2.0.3      </w:t>
-      </w:r>
-      <w:r>
-        <w:br/>
-      </w:r>
-      <w:r>
-        <w:rPr>
-          <w:rStyle w:val="VerbatimChar"/>
-        </w:rPr>
-        <w:t xml:space="preserve">[46] desc_1.4.3            gtable_0.3.6          pillar_1.11.1        </w:t>
-      </w:r>
-      <w:r>
-        <w:br/>
-      </w:r>
-      <w:r>
-        <w:rPr>
-          <w:rStyle w:val="VerbatimChar"/>
-        </w:rPr>
-        <w:t xml:space="preserve">[49] glue_1.8.1            gh_1.6.1              xfun_0.60            </w:t>
-      </w:r>
-      <w:r>
-        <w:br/>
-      </w:r>
-      <w:r>
-        <w:rPr>
-          <w:rStyle w:val="VerbatimChar"/>
-        </w:rPr>
-        <w:t xml:space="preserve">[52] tibble_3.3.1          tidyselect_1.2.1      knitr_1.51           </w:t>
-      </w:r>
-      <w:r>
-        <w:br/>
-      </w:r>
-      <w:r>
-        <w:rPr>
-          <w:rStyle w:val="VerbatimChar"/>
-        </w:rPr>
-        <w:t xml:space="preserve">[55] farver_2.1.2          htmltools_0.5.9       rmarkdown_2.32       </w:t>
-      </w:r>
-      <w:r>
-        <w:br/>
-      </w:r>
-      <w:r>
-        <w:rPr>
-          <w:rStyle w:val="VerbatimChar"/>
-        </w:rPr>
-        <w:t xml:space="preserve">[58] readr_2.2.0           pkgsearch_3.1.5       compiler_4.5.0       </w:t>
-      </w:r>
-      <w:r>
-        <w:br/>
-      </w:r>
-      <w:r>
-        <w:rPr>
-          <w:rStyle w:val="VerbatimChar"/>
-        </w:rPr>
-        <w:t xml:space="preserve">[61] S7_0.2.2             </w:t>
+        <w:t xml:space="preserve"> [1] generics_0.1.4        tidyr_1.3.2           stringi_1.8.9        </w:t>
+      </w:r>
+      <w:r>
+        <w:br/>
+      </w:r>
+      <w:r>
+        <w:rPr>
+          <w:rStyle w:val="VerbatimChar"/>
+        </w:rPr>
+        <w:t xml:space="preserve"> [4] hms_1.1.4             digest_0.6.39         magrittr_2.0.5       </w:t>
+      </w:r>
+      <w:r>
+        <w:br/>
+      </w:r>
+      <w:r>
+        <w:rPr>
+          <w:rStyle w:val="VerbatimChar"/>
+        </w:rPr>
+        <w:t xml:space="preserve"> [7] RColorBrewer_1.1-3    grid_4.5.0            evaluate_1.0.5       </w:t>
+      </w:r>
+      <w:r>
+        <w:br/>
+      </w:r>
+      <w:r>
+        <w:rPr>
+          <w:rStyle w:val="VerbatimChar"/>
+        </w:rPr>
+        <w:t xml:space="preserve">[10] timechange_0.4.0      pkgload_1.5.3         fastmap_1.2.0        </w:t>
+      </w:r>
+      <w:r>
+        <w:br/>
+      </w:r>
+      <w:r>
+        <w:rPr>
+          <w:rStyle w:val="VerbatimChar"/>
+        </w:rPr>
+        <w:t xml:space="preserve">[13] rprojroot_2.1.1       jsonlite_2.0.0        sessioninfo_1.2.4    </w:t>
+      </w:r>
+      <w:r>
+        <w:br/>
+      </w:r>
+      <w:r>
+        <w:rPr>
+          <w:rStyle w:val="VerbatimChar"/>
+        </w:rPr>
+        <w:t xml:space="preserve">[16] cranlogs_2.1.1        brio_1.1.5            conflicted_1.2.0     </w:t>
+      </w:r>
+      <w:r>
+        <w:br/>
+      </w:r>
+      <w:r>
+        <w:rPr>
+          <w:rStyle w:val="VerbatimChar"/>
+        </w:rPr>
+        <w:t xml:space="preserve">[19] SCTORvalidation_0.4.5 httr_1.4.9            purrr_1.2.2          </w:t>
+      </w:r>
+      <w:r>
+        <w:br/>
+      </w:r>
+      <w:r>
+        <w:rPr>
+          <w:rStyle w:val="VerbatimChar"/>
+        </w:rPr>
+        <w:t xml:space="preserve">[22] scales_1.4.0          httr2_1.3.0           cli_3.6.6            </w:t>
+      </w:r>
+      <w:r>
+        <w:br/>
+      </w:r>
+      <w:r>
+        <w:rPr>
+          <w:rStyle w:val="VerbatimChar"/>
+        </w:rPr>
+        <w:t xml:space="preserve">[25] rlang_1.3.0           crayon_1.5.3          gitcreds_0.1.2       </w:t>
+      </w:r>
+      <w:r>
+        <w:br/>
+      </w:r>
+      <w:r>
+        <w:rPr>
+          <w:rStyle w:val="VerbatimChar"/>
+        </w:rPr>
+        <w:t xml:space="preserve">[28] withr_3.0.3           cachem_1.1.0          yaml_2.3.12          </w:t>
+      </w:r>
+      <w:r>
+        <w:br/>
+      </w:r>
+      <w:r>
+        <w:rPr>
+          <w:rStyle w:val="VerbatimChar"/>
+        </w:rPr>
+        <w:t xml:space="preserve">[31] otel_0.2.0            tools_4.5.0           accrualPlot_1.0.10   </w:t>
+      </w:r>
+      <w:r>
+        <w:br/>
+      </w:r>
+      <w:r>
+        <w:rPr>
+          <w:rStyle w:val="VerbatimChar"/>
+        </w:rPr>
+        <w:t xml:space="preserve">[34] tzdb_0.5.0            memoise_2.0.1         dplyr_1.2.1          </w:t>
+      </w:r>
+      <w:r>
+        <w:br/>
+      </w:r>
+      <w:r>
+        <w:rPr>
+          <w:rStyle w:val="VerbatimChar"/>
+        </w:rPr>
+        <w:t xml:space="preserve">[37] ggplot2_4.0.3         curl_8.0.0            vctrs_0.7.3          </w:t>
+      </w:r>
+      <w:r>
+        <w:br/>
+      </w:r>
+      <w:r>
+        <w:rPr>
+          <w:rStyle w:val="VerbatimChar"/>
+        </w:rPr>
+        <w:t xml:space="preserve">[40] R6_2.6.1              lifecycle_1.0.5       stringr_1.6.0        </w:t>
+      </w:r>
+      <w:r>
+        <w:br/>
+      </w:r>
+      <w:r>
+        <w:rPr>
+          <w:rStyle w:val="VerbatimChar"/>
+        </w:rPr>
+        <w:t xml:space="preserve">[43] waldo_0.6.2           pkgconfig_2.0.3       desc_1.4.3           </w:t>
+      </w:r>
+      <w:r>
+        <w:br/>
+      </w:r>
+      <w:r>
+        <w:rPr>
+          <w:rStyle w:val="VerbatimChar"/>
+        </w:rPr>
+        <w:t xml:space="preserve">[46] gtable_0.3.6          pillar_1.11.1         glue_1.8.1           </w:t>
+      </w:r>
+      <w:r>
+        <w:br/>
+      </w:r>
+      <w:r>
+        <w:rPr>
+          <w:rStyle w:val="VerbatimChar"/>
+        </w:rPr>
+        <w:t xml:space="preserve">[49] gh_1.6.1              xfun_0.60             tibble_3.3.1         </w:t>
+      </w:r>
+      <w:r>
+        <w:br/>
+      </w:r>
+      <w:r>
+        <w:rPr>
+          <w:rStyle w:val="VerbatimChar"/>
+        </w:rPr>
+        <w:t xml:space="preserve">[52] tidyselect_1.2.1      knitr_1.52            farver_2.1.2         </w:t>
+      </w:r>
+      <w:r>
+        <w:br/>
+      </w:r>
+      <w:r>
+        <w:rPr>
+          <w:rStyle w:val="VerbatimChar"/>
+        </w:rPr>
+        <w:t xml:space="preserve">[55] htmltools_0.5.9       rmarkdown_2.32        readr_2.2.0          </w:t>
+      </w:r>
+      <w:r>
+        <w:br/>
+      </w:r>
+      <w:r>
+        <w:rPr>
+          <w:rStyle w:val="VerbatimChar"/>
+        </w:rPr>
+        <w:t xml:space="preserve">[58] pkgsearch_3.1.5       compiler_4.5.0        S7_0.2.2             </w:t>
       </w:r>
       <w:r>
         <w:br/>

--- a/wi/running_tests.docx
+++ b/wi/running_tests.docx
@@ -1288,7 +1288,7 @@
         <w:rPr>
           <w:rStyle w:val="VerbatimChar"/>
         </w:rPr>
-        <w:t xml:space="preserve">2026-09-07 </w:t>
+        <w:t xml:space="preserve">2026-09-08 </w:t>
       </w:r>
       <w:r>
         <w:br/>

--- a/wi/running_tests.docx
+++ b/wi/running_tests.docx
@@ -145,13 +145,13 @@
           <w:tbl>
             <w:tblPr>
               <w:tblStyle w:val="Table"/>
-              <w:tblW w:type="pct" w:w="2569"/>
-              <w:tblLayout w:type="fixed"/>
+              <w:tblW w:type="auto" w:w="0"/>
               <w:tblLook w:firstRow="1" w:lastRow="0" w:firstColumn="0" w:lastColumn="0" w:noHBand="0" w:noVBand="0" w:val="0020"/>
             </w:tblPr>
             <w:tblGrid>
               <w:gridCol w:w="2640"/>
-              <w:gridCol w:w="1430"/>
+              <w:gridCol w:w="2640"/>
+              <w:gridCol w:w="2640"/>
             </w:tblGrid>
             <w:tr>
               <w:trPr>
@@ -162,7 +162,14 @@
                 <w:p>
                   <w:pPr>
                     <w:pStyle w:val="Compact"/>
-                    <w:jc w:val="left"/>
+                  </w:pPr>
+                </w:p>
+              </w:tc>
+              <w:tc>
+                <w:tcPr/>
+                <w:p>
+                  <w:pPr>
+                    <w:pStyle w:val="Compact"/>
                   </w:pPr>
                   <w:r>
                     <w:t xml:space="preserve">Name</w:t>
@@ -174,7 +181,6 @@
                 <w:p>
                   <w:pPr>
                     <w:pStyle w:val="Compact"/>
-                    <w:jc w:val="left"/>
                   </w:pPr>
                   <w:r>
                     <w:t xml:space="preserve">Date</w:t>
@@ -188,10 +194,20 @@
                 <w:p>
                   <w:pPr>
                     <w:pStyle w:val="Compact"/>
-                    <w:jc w:val="left"/>
                   </w:pPr>
                   <w:r>
-                    <w:t xml:space="preserve">Alan Haynes,</w:t>
+                    <w:t xml:space="preserve">Authored by:</w:t>
+                  </w:r>
+                </w:p>
+              </w:tc>
+              <w:tc>
+                <w:tcPr/>
+                <w:p>
+                  <w:pPr>
+                    <w:pStyle w:val="Compact"/>
+                  </w:pPr>
+                  <w:r>
+                    <w:t xml:space="preserve">Alan Haynes</w:t>
                   </w:r>
                   <w:r>
                     <w:rPr>
@@ -206,10 +222,50 @@
                 <w:p>
                   <w:pPr>
                     <w:pStyle w:val="Compact"/>
-                    <w:jc w:val="left"/>
                   </w:pPr>
                   <w:r>
-                    <w:t xml:space="preserve">2025-01-01</w:t>
+                    <w:t xml:space="preserve">2026-09-08</w:t>
+                  </w:r>
+                </w:p>
+              </w:tc>
+            </w:tr>
+            <w:tr>
+              <w:tc>
+                <w:tcPr/>
+                <w:p>
+                  <w:pPr>
+                    <w:pStyle w:val="Compact"/>
+                  </w:pPr>
+                  <w:r>
+                    <w:t xml:space="preserve">Reviewed by:</w:t>
+                  </w:r>
+                </w:p>
+              </w:tc>
+              <w:tc>
+                <w:tcPr/>
+                <w:p>
+                  <w:pPr>
+                    <w:pStyle w:val="Compact"/>
+                  </w:pPr>
+                  <w:r>
+                    <w:t xml:space="preserve">Cyril Jaksic</w:t>
+                  </w:r>
+                  <w:r>
+                    <w:rPr>
+                      <w:rStyle w:val="FootnoteReference"/>
+                    </w:rPr>
+                    <w:footnoteReference w:id="24"/>
+                  </w:r>
+                </w:p>
+              </w:tc>
+              <w:tc>
+                <w:tcPr/>
+                <w:p>
+                  <w:pPr>
+                    <w:pStyle w:val="Compact"/>
+                  </w:pPr>
+                  <w:r>
+                    <w:t xml:space="preserve">2026-09-08</w:t>
                   </w:r>
                 </w:p>
               </w:tc>
@@ -355,6 +411,56 @@
                 </w:p>
               </w:tc>
             </w:tr>
+            <w:tr>
+              <w:tc>
+                <w:tcPr/>
+                <w:p>
+                  <w:pPr>
+                    <w:pStyle w:val="Compact"/>
+                    <w:jc w:val="left"/>
+                  </w:pPr>
+                  <w:r>
+                    <w:t xml:space="preserve">1.1</w:t>
+                  </w:r>
+                </w:p>
+              </w:tc>
+              <w:tc>
+                <w:tcPr/>
+                <w:p>
+                  <w:pPr>
+                    <w:pStyle w:val="Compact"/>
+                    <w:jc w:val="left"/>
+                  </w:pPr>
+                  <w:r>
+                    <w:t xml:space="preserve">2026-09-08</w:t>
+                  </w:r>
+                </w:p>
+              </w:tc>
+              <w:tc>
+                <w:tcPr/>
+                <w:p>
+                  <w:pPr>
+                    <w:pStyle w:val="Compact"/>
+                    <w:jc w:val="left"/>
+                  </w:pPr>
+                  <w:r>
+                    <w:t xml:space="preserve">Alan Haynes,</w:t>
+                  </w:r>
+                </w:p>
+              </w:tc>
+              <w:tc>
+                <w:tcPr/>
+                <w:p>
+                  <w:pPr>
+                    <w:pStyle w:val="Compact"/>
+                    <w:jc w:val="left"/>
+                  </w:pPr>
+                  <w:r>
+                    <w:t xml:space="preserve">Correction of a link</w:t>
+                  </w:r>
+                </w:p>
+              </w:tc>
+            </w:tr>
           </w:tbl>
           <w:p>
             <w:pPr>
@@ -418,7 +524,7 @@
         <w:t xml:space="preserve">The two methods require slightly different approaches to running the tests.</w:t>
       </w:r>
     </w:p>
-    <w:bookmarkStart w:id="30" w:name="running-tests-from-within-a-package"/>
+    <w:bookmarkStart w:id="31" w:name="running-tests-from-within-a-package"/>
     <w:p>
       <w:pPr>
         <w:pStyle w:val="Heading2"/>
@@ -492,18 +598,18 @@
                 <wp:inline>
                   <wp:extent cx="152400" cy="152400"/>
                   <wp:effectExtent b="0" l="0" r="0" t="0"/>
-                  <wp:docPr descr="" title="" id="25" name="Picture"/>
+                  <wp:docPr descr="" title="" id="26" name="Picture"/>
                   <a:graphic>
                     <a:graphicData uri="http://schemas.openxmlformats.org/drawingml/2006/picture">
                       <pic:pic>
                         <pic:nvPicPr>
-                          <pic:cNvPr descr="C:\Users\runneradmin\scoop\apps\quarto\current\share\formats\docx\tip.png" id="26" name="Picture"/>
+                          <pic:cNvPr descr="C:\Users\runneradmin\scoop\apps\quarto\current\share\formats\docx\tip.png" id="27" name="Picture"/>
                           <pic:cNvPicPr>
                             <a:picLocks noChangeArrowheads="1" noChangeAspect="1"/>
                           </pic:cNvPicPr>
                         </pic:nvPicPr>
                         <pic:blipFill>
-                          <a:blip r:embed="rId24"/>
+                          <a:blip r:embed="rId25"/>
                           <a:stretch>
                             <a:fillRect/>
                           </a:stretch>
@@ -648,18 +754,18 @@
                 <wp:inline>
                   <wp:extent cx="152400" cy="152400"/>
                   <wp:effectExtent b="0" l="0" r="0" t="0"/>
-                  <wp:docPr descr="" title="" id="27" name="Picture"/>
+                  <wp:docPr descr="" title="" id="28" name="Picture"/>
                   <a:graphic>
                     <a:graphicData uri="http://schemas.openxmlformats.org/drawingml/2006/picture">
                       <pic:pic>
                         <pic:nvPicPr>
-                          <pic:cNvPr descr="C:\Users\runneradmin\scoop\apps\quarto\current\share\formats\docx\tip.png" id="28" name="Picture"/>
+                          <pic:cNvPr descr="C:\Users\runneradmin\scoop\apps\quarto\current\share\formats\docx\tip.png" id="29" name="Picture"/>
                           <pic:cNvPicPr>
                             <a:picLocks noChangeArrowheads="1" noChangeAspect="1"/>
                           </pic:cNvPicPr>
                         </pic:nvPicPr>
                         <pic:blipFill>
-                          <a:blip r:embed="rId24"/>
+                          <a:blip r:embed="rId25"/>
                           <a:stretch>
                             <a:fillRect/>
                           </a:stretch>
@@ -831,7 +937,7 @@
       <w:r>
         <w:t xml:space="preserve"> </w:t>
       </w:r>
-      <w:hyperlink r:id="rId29">
+      <w:hyperlink r:id="rId30">
         <w:r>
           <w:rPr>
             <w:rStyle w:val="Hyperlink"/>
@@ -843,8 +949,8 @@
         <w:t xml:space="preserve">. Fill out the form with the appropriate information.</w:t>
       </w:r>
     </w:p>
-    <w:bookmarkEnd w:id="30"/>
-    <w:bookmarkStart w:id="34" w:name="Xb9fc6789e7b97d659bd538b85f89704e4b541e6"/>
+    <w:bookmarkEnd w:id="31"/>
+    <w:bookmarkStart w:id="35" w:name="Xb9fc6789e7b97d659bd538b85f89704e4b541e6"/>
     <w:p>
       <w:pPr>
         <w:pStyle w:val="Heading2"/>
@@ -1288,7 +1394,7 @@
         <w:rPr>
           <w:rStyle w:val="VerbatimChar"/>
         </w:rPr>
-        <w:t xml:space="preserve">2026-09-08 </w:t>
+        <w:t xml:space="preserve">2026-09-10 </w:t>
       </w:r>
       <w:r>
         <w:br/>
@@ -1918,12 +2024,12 @@
                 <wp:inline>
                   <wp:extent cx="152400" cy="152400"/>
                   <wp:effectExtent b="0" l="0" r="0" t="0"/>
-                  <wp:docPr descr="" title="" id="31" name="Picture"/>
+                  <wp:docPr descr="" title="" id="32" name="Picture"/>
                   <a:graphic>
                     <a:graphicData uri="http://schemas.openxmlformats.org/drawingml/2006/picture">
                       <pic:pic>
                         <pic:nvPicPr>
-                          <pic:cNvPr descr="C:\Users\runneradmin\scoop\apps\quarto\current\share\formats\docx\note.png" id="32" name="Picture"/>
+                          <pic:cNvPr descr="C:\Users\runneradmin\scoop\apps\quarto\current\share\formats\docx\note.png" id="33" name="Picture"/>
                           <pic:cNvPicPr>
                             <a:picLocks noChangeArrowheads="1" noChangeAspect="1"/>
                           </pic:cNvPicPr>
@@ -2082,7 +2188,7 @@
       <w:r>
         <w:t xml:space="preserve"> </w:t>
       </w:r>
-      <w:hyperlink r:id="rId33">
+      <w:hyperlink r:id="rId34">
         <w:r>
           <w:rPr>
             <w:rStyle w:val="Hyperlink"/>
@@ -2094,7 +2200,7 @@
         <w:t xml:space="preserve">. Copy the information returned by R to the appropriate field on the report form.</w:t>
       </w:r>
     </w:p>
-    <w:bookmarkEnd w:id="34"/>
+    <w:bookmarkEnd w:id="35"/>
     <w:sectPr>
       <w:footnotePr>
         <w:numRestart w:val="eachSect"/>
@@ -2140,6 +2246,25 @@
       </w:r>
       <w:r>
         <w:t xml:space="preserve">Senior Statistician, Department of Clinical Research (DCR), University of Bern</w:t>
+      </w:r>
+    </w:p>
+  </w:footnote>
+  <w:footnote w:id="24">
+    <w:p>
+      <w:pPr>
+        <w:pStyle w:val="FootnoteText"/>
+      </w:pPr>
+      <w:r>
+        <w:rPr>
+          <w:rStyle w:val="FootnoteReference"/>
+        </w:rPr>
+        <w:footnoteRef/>
+      </w:r>
+      <w:r>
+        <w:t xml:space="preserve"> </w:t>
+      </w:r>
+      <w:r>
+        <w:t xml:space="preserve">Statistician, Clinical Research Centre, Geneva University Hospitals</w:t>
       </w:r>
     </w:p>
   </w:footnote>

--- a/wi/running_tests.docx
+++ b/wi/running_tests.docx
@@ -1189,6 +1189,18 @@
         </w:rPr>
         <w:t xml:space="preserve">[ FAIL 0 | WARN 0 | SKIP 0 | PASS 18 ]</w:t>
       </w:r>
+      <w:r>
+        <w:br/>
+      </w:r>
+      <w:r>
+        <w:br/>
+      </w:r>
+      <w:r>
+        <w:rPr>
+          <w:rStyle w:val="VerbatimChar"/>
+        </w:rPr>
+        <w:t xml:space="preserve">You rock!</w:t>
+      </w:r>
     </w:p>
     <w:p>
       <w:pPr>
@@ -1394,7 +1406,7 @@
         <w:rPr>
           <w:rStyle w:val="VerbatimChar"/>
         </w:rPr>
-        <w:t xml:space="preserve">2026-09-10 </w:t>
+        <w:t xml:space="preserve">2026-09-11 </w:t>
       </w:r>
       <w:r>
         <w:br/>
@@ -1763,178 +1775,187 @@
         <w:rPr>
           <w:rStyle w:val="VerbatimChar"/>
         </w:rPr>
-        <w:t xml:space="preserve"> [1] generics_0.1.4        tidyr_1.3.2           stringi_1.8.9        </w:t>
-      </w:r>
-      <w:r>
-        <w:br/>
-      </w:r>
-      <w:r>
-        <w:rPr>
-          <w:rStyle w:val="VerbatimChar"/>
-        </w:rPr>
-        <w:t xml:space="preserve"> [4] hms_1.1.4             digest_0.6.39         magrittr_2.0.5       </w:t>
-      </w:r>
-      <w:r>
-        <w:br/>
-      </w:r>
-      <w:r>
-        <w:rPr>
-          <w:rStyle w:val="VerbatimChar"/>
-        </w:rPr>
-        <w:t xml:space="preserve"> [7] RColorBrewer_1.1-3    grid_4.5.0            evaluate_1.0.5       </w:t>
-      </w:r>
-      <w:r>
-        <w:br/>
-      </w:r>
-      <w:r>
-        <w:rPr>
-          <w:rStyle w:val="VerbatimChar"/>
-        </w:rPr>
-        <w:t xml:space="preserve">[10] timechange_0.4.0      pkgload_1.5.3         fastmap_1.2.0        </w:t>
-      </w:r>
-      <w:r>
-        <w:br/>
-      </w:r>
-      <w:r>
-        <w:rPr>
-          <w:rStyle w:val="VerbatimChar"/>
-        </w:rPr>
-        <w:t xml:space="preserve">[13] rprojroot_2.1.1       jsonlite_2.0.0        sessioninfo_1.2.4    </w:t>
-      </w:r>
-      <w:r>
-        <w:br/>
-      </w:r>
-      <w:r>
-        <w:rPr>
-          <w:rStyle w:val="VerbatimChar"/>
-        </w:rPr>
-        <w:t xml:space="preserve">[16] cranlogs_2.1.1        brio_1.1.5            conflicted_1.2.0     </w:t>
-      </w:r>
-      <w:r>
-        <w:br/>
-      </w:r>
-      <w:r>
-        <w:rPr>
-          <w:rStyle w:val="VerbatimChar"/>
-        </w:rPr>
-        <w:t xml:space="preserve">[19] SCTORvalidation_0.4.5 httr_1.4.9            purrr_1.2.2          </w:t>
-      </w:r>
-      <w:r>
-        <w:br/>
-      </w:r>
-      <w:r>
-        <w:rPr>
-          <w:rStyle w:val="VerbatimChar"/>
-        </w:rPr>
-        <w:t xml:space="preserve">[22] scales_1.4.0          httr2_1.3.0           cli_3.6.6            </w:t>
-      </w:r>
-      <w:r>
-        <w:br/>
-      </w:r>
-      <w:r>
-        <w:rPr>
-          <w:rStyle w:val="VerbatimChar"/>
-        </w:rPr>
-        <w:t xml:space="preserve">[25] rlang_1.3.0           crayon_1.5.3          gitcreds_0.1.2       </w:t>
-      </w:r>
-      <w:r>
-        <w:br/>
-      </w:r>
-      <w:r>
-        <w:rPr>
-          <w:rStyle w:val="VerbatimChar"/>
-        </w:rPr>
-        <w:t xml:space="preserve">[28] withr_3.0.3           cachem_1.1.0          yaml_2.3.12          </w:t>
-      </w:r>
-      <w:r>
-        <w:br/>
-      </w:r>
-      <w:r>
-        <w:rPr>
-          <w:rStyle w:val="VerbatimChar"/>
-        </w:rPr>
-        <w:t xml:space="preserve">[31] otel_0.2.0            tools_4.5.0           accrualPlot_1.0.10   </w:t>
-      </w:r>
-      <w:r>
-        <w:br/>
-      </w:r>
-      <w:r>
-        <w:rPr>
-          <w:rStyle w:val="VerbatimChar"/>
-        </w:rPr>
-        <w:t xml:space="preserve">[34] tzdb_0.5.0            memoise_2.0.1         dplyr_1.2.1          </w:t>
-      </w:r>
-      <w:r>
-        <w:br/>
-      </w:r>
-      <w:r>
-        <w:rPr>
-          <w:rStyle w:val="VerbatimChar"/>
-        </w:rPr>
-        <w:t xml:space="preserve">[37] ggplot2_4.0.3         curl_8.0.0            vctrs_0.7.3          </w:t>
-      </w:r>
-      <w:r>
-        <w:br/>
-      </w:r>
-      <w:r>
-        <w:rPr>
-          <w:rStyle w:val="VerbatimChar"/>
-        </w:rPr>
-        <w:t xml:space="preserve">[40] R6_2.6.1              lifecycle_1.0.5       stringr_1.6.0        </w:t>
-      </w:r>
-      <w:r>
-        <w:br/>
-      </w:r>
-      <w:r>
-        <w:rPr>
-          <w:rStyle w:val="VerbatimChar"/>
-        </w:rPr>
-        <w:t xml:space="preserve">[43] waldo_0.6.2           pkgconfig_2.0.3       desc_1.4.3           </w:t>
-      </w:r>
-      <w:r>
-        <w:br/>
-      </w:r>
-      <w:r>
-        <w:rPr>
-          <w:rStyle w:val="VerbatimChar"/>
-        </w:rPr>
-        <w:t xml:space="preserve">[46] gtable_0.3.6          pillar_1.11.1         glue_1.8.1           </w:t>
-      </w:r>
-      <w:r>
-        <w:br/>
-      </w:r>
-      <w:r>
-        <w:rPr>
-          <w:rStyle w:val="VerbatimChar"/>
-        </w:rPr>
-        <w:t xml:space="preserve">[49] gh_1.6.1              xfun_0.60             tibble_3.3.1         </w:t>
-      </w:r>
-      <w:r>
-        <w:br/>
-      </w:r>
-      <w:r>
-        <w:rPr>
-          <w:rStyle w:val="VerbatimChar"/>
-        </w:rPr>
-        <w:t xml:space="preserve">[52] tidyselect_1.2.1      knitr_1.52            farver_2.1.2         </w:t>
-      </w:r>
-      <w:r>
-        <w:br/>
-      </w:r>
-      <w:r>
-        <w:rPr>
-          <w:rStyle w:val="VerbatimChar"/>
-        </w:rPr>
-        <w:t xml:space="preserve">[55] htmltools_0.5.9       rmarkdown_2.32        readr_2.2.0          </w:t>
-      </w:r>
-      <w:r>
-        <w:br/>
-      </w:r>
-      <w:r>
-        <w:rPr>
-          <w:rStyle w:val="VerbatimChar"/>
-        </w:rPr>
-        <w:t xml:space="preserve">[58] pkgsearch_3.1.5       compiler_4.5.0        S7_0.2.2             </w:t>
+        <w:t xml:space="preserve"> [1] generics_0.1.4        tidyr_1.3.2           praise_1.0.0         </w:t>
+      </w:r>
+      <w:r>
+        <w:br/>
+      </w:r>
+      <w:r>
+        <w:rPr>
+          <w:rStyle w:val="VerbatimChar"/>
+        </w:rPr>
+        <w:t xml:space="preserve"> [4] stringi_1.8.9         hms_1.1.4             digest_0.6.39        </w:t>
+      </w:r>
+      <w:r>
+        <w:br/>
+      </w:r>
+      <w:r>
+        <w:rPr>
+          <w:rStyle w:val="VerbatimChar"/>
+        </w:rPr>
+        <w:t xml:space="preserve"> [7] magrittr_2.0.5        RColorBrewer_1.1-3    grid_4.5.0           </w:t>
+      </w:r>
+      <w:r>
+        <w:br/>
+      </w:r>
+      <w:r>
+        <w:rPr>
+          <w:rStyle w:val="VerbatimChar"/>
+        </w:rPr>
+        <w:t xml:space="preserve">[10] evaluate_1.0.5        timechange_0.4.0      pkgload_1.5.3        </w:t>
+      </w:r>
+      <w:r>
+        <w:br/>
+      </w:r>
+      <w:r>
+        <w:rPr>
+          <w:rStyle w:val="VerbatimChar"/>
+        </w:rPr>
+        <w:t xml:space="preserve">[13] fastmap_1.2.0         rprojroot_2.1.1       jsonlite_2.0.0       </w:t>
+      </w:r>
+      <w:r>
+        <w:br/>
+      </w:r>
+      <w:r>
+        <w:rPr>
+          <w:rStyle w:val="VerbatimChar"/>
+        </w:rPr>
+        <w:t xml:space="preserve">[16] sessioninfo_1.2.4     cranlogs_2.1.1        brio_1.1.5           </w:t>
+      </w:r>
+      <w:r>
+        <w:br/>
+      </w:r>
+      <w:r>
+        <w:rPr>
+          <w:rStyle w:val="VerbatimChar"/>
+        </w:rPr>
+        <w:t xml:space="preserve">[19] conflicted_1.2.0      SCTORvalidation_0.4.5 httr_1.4.9           </w:t>
+      </w:r>
+      <w:r>
+        <w:br/>
+      </w:r>
+      <w:r>
+        <w:rPr>
+          <w:rStyle w:val="VerbatimChar"/>
+        </w:rPr>
+        <w:t xml:space="preserve">[22] purrr_1.2.2           scales_1.4.0          httr2_1.3.0          </w:t>
+      </w:r>
+      <w:r>
+        <w:br/>
+      </w:r>
+      <w:r>
+        <w:rPr>
+          <w:rStyle w:val="VerbatimChar"/>
+        </w:rPr>
+        <w:t xml:space="preserve">[25] cli_3.6.6             rlang_1.3.0           crayon_1.5.3         </w:t>
+      </w:r>
+      <w:r>
+        <w:br/>
+      </w:r>
+      <w:r>
+        <w:rPr>
+          <w:rStyle w:val="VerbatimChar"/>
+        </w:rPr>
+        <w:t xml:space="preserve">[28] gitcreds_0.1.2        withr_3.0.3           cachem_1.1.0         </w:t>
+      </w:r>
+      <w:r>
+        <w:br/>
+      </w:r>
+      <w:r>
+        <w:rPr>
+          <w:rStyle w:val="VerbatimChar"/>
+        </w:rPr>
+        <w:t xml:space="preserve">[31] yaml_2.3.12           otel_0.2.0            tools_4.5.0          </w:t>
+      </w:r>
+      <w:r>
+        <w:br/>
+      </w:r>
+      <w:r>
+        <w:rPr>
+          <w:rStyle w:val="VerbatimChar"/>
+        </w:rPr>
+        <w:t xml:space="preserve">[34] accrualPlot_1.0.10    tzdb_0.5.0            memoise_2.0.1        </w:t>
+      </w:r>
+      <w:r>
+        <w:br/>
+      </w:r>
+      <w:r>
+        <w:rPr>
+          <w:rStyle w:val="VerbatimChar"/>
+        </w:rPr>
+        <w:t xml:space="preserve">[37] dplyr_1.2.1           ggplot2_4.0.3         curl_8.0.0           </w:t>
+      </w:r>
+      <w:r>
+        <w:br/>
+      </w:r>
+      <w:r>
+        <w:rPr>
+          <w:rStyle w:val="VerbatimChar"/>
+        </w:rPr>
+        <w:t xml:space="preserve">[40] vctrs_0.7.3           R6_2.6.1              lifecycle_1.0.5      </w:t>
+      </w:r>
+      <w:r>
+        <w:br/>
+      </w:r>
+      <w:r>
+        <w:rPr>
+          <w:rStyle w:val="VerbatimChar"/>
+        </w:rPr>
+        <w:t xml:space="preserve">[43] stringr_1.6.0         waldo_0.6.2           pkgconfig_2.0.3      </w:t>
+      </w:r>
+      <w:r>
+        <w:br/>
+      </w:r>
+      <w:r>
+        <w:rPr>
+          <w:rStyle w:val="VerbatimChar"/>
+        </w:rPr>
+        <w:t xml:space="preserve">[46] desc_1.4.3            gtable_0.3.6          pillar_1.11.1        </w:t>
+      </w:r>
+      <w:r>
+        <w:br/>
+      </w:r>
+      <w:r>
+        <w:rPr>
+          <w:rStyle w:val="VerbatimChar"/>
+        </w:rPr>
+        <w:t xml:space="preserve">[49] glue_1.8.1            gh_1.6.1              xfun_0.60            </w:t>
+      </w:r>
+      <w:r>
+        <w:br/>
+      </w:r>
+      <w:r>
+        <w:rPr>
+          <w:rStyle w:val="VerbatimChar"/>
+        </w:rPr>
+        <w:t xml:space="preserve">[52] tibble_3.3.1          tidyselect_1.2.1      knitr_1.52           </w:t>
+      </w:r>
+      <w:r>
+        <w:br/>
+      </w:r>
+      <w:r>
+        <w:rPr>
+          <w:rStyle w:val="VerbatimChar"/>
+        </w:rPr>
+        <w:t xml:space="preserve">[55] farver_2.1.2          htmltools_0.5.9       rmarkdown_2.32       </w:t>
+      </w:r>
+      <w:r>
+        <w:br/>
+      </w:r>
+      <w:r>
+        <w:rPr>
+          <w:rStyle w:val="VerbatimChar"/>
+        </w:rPr>
+        <w:t xml:space="preserve">[58] readr_2.2.0           pkgsearch_3.1.5       compiler_4.5.0       </w:t>
+      </w:r>
+      <w:r>
+        <w:br/>
+      </w:r>
+      <w:r>
+        <w:rPr>
+          <w:rStyle w:val="VerbatimChar"/>
+        </w:rPr>
+        <w:t xml:space="preserve">[61] S7_0.2.2             </w:t>
       </w:r>
       <w:r>
         <w:br/>
